--- a/docx/recent-changes.docx
+++ b/docx/recent-changes.docx
@@ -44076,6 +44076,2003 @@
     <w:bookmarkEnd w:id="173"/>
     <w:bookmarkEnd w:id="174"/>
     <w:bookmarkEnd w:id="175"/>
+    <w:bookmarkStart w:id="176" w:name="sec168"/>
+    <w:p>
+      <w:pPr>
+        <w:pStyle w:val="Heading1"/>
+      </w:pPr>
+      <w:r>
+        <w:t xml:space="preserve">─── Git SSH (agent-based) ────────────────────────────────────────────────────</w:t>
+      </w:r>
+    </w:p>
+    <w:p>
+      <w:pPr>
+        <w:pStyle w:val="FirstParagraph"/>
+      </w:pPr>
+      <w:r>
+        <w:t xml:space="preserve">$gitSshPath =</w:t>
+      </w:r>
+      <w:r>
+        <w:t xml:space="preserve"> </w:t>
+      </w:r>
+      <w:r>
+        <w:t xml:space="preserve">“$env:USERPROFILE</w:t>
+      </w:r>
+      <w:r>
+        <w:t xml:space="preserve">/bin”</w:t>
+      </w:r>
+      <w:r>
+        <w:t xml:space="preserve"> </w:t>
+      </w:r>
+      <w:r>
+        <w:t xml:space="preserve">if ($env:PATH -notlike</w:t>
+      </w:r>
+      <w:r>
+        <w:t xml:space="preserve"> </w:t>
+      </w:r>
+      <w:r>
+        <w:t xml:space="preserve">“</w:t>
+      </w:r>
+      <w:r>
+        <w:rPr>
+          <w:i/>
+          <w:iCs/>
+        </w:rPr>
+        <w:t xml:space="preserve">$gitSshPath</w:t>
+      </w:r>
+      <w:r>
+        <w:t xml:space="preserve">”</w:t>
+      </w:r>
+      <w:r>
+        <w:t xml:space="preserve">) { $env:PATH +=</w:t>
+      </w:r>
+      <w:r>
+        <w:t xml:space="preserve"> </w:t>
+      </w:r>
+      <w:r>
+        <w:t xml:space="preserve">“;$gitSshPath”</w:t>
+      </w:r>
+      <w:r>
+        <w:t xml:space="preserve"> </w:t>
+      </w:r>
+      <w:r>
+        <w:t xml:space="preserve">}</w:t>
+      </w:r>
+      <w:r>
+        <w:t xml:space="preserve"> </w:t>
+      </w:r>
+      <w:r>
+        <w:t xml:space="preserve">$env:GIT_SSH =</w:t>
+      </w:r>
+      <w:r>
+        <w:t xml:space="preserve"> </w:t>
+      </w:r>
+      <w:r>
+        <w:t xml:space="preserve">“$gitSshPath/ssh.exe”</w:t>
+      </w:r>
+      <w:r>
+        <w:t xml:space="preserve"> </w:t>
+      </w:r>
+      <w:r>
+        <w:t xml:space="preserve">Remove-Item Env:GIT_SSH_COMMAND -ErrorAction SilentlyContinue</w:t>
+      </w:r>
+    </w:p>
+    <w:bookmarkEnd w:id="176"/>
+    <w:bookmarkStart w:id="177" w:name="sec169"/>
+    <w:p>
+      <w:pPr>
+        <w:pStyle w:val="Heading1"/>
+      </w:pPr>
+      <w:r>
+        <w:t xml:space="preserve">Reuse a live agent; only start one if the socket is missing/dead.</w:t>
+      </w:r>
+    </w:p>
+    <w:p>
+      <w:pPr>
+        <w:pStyle w:val="FirstParagraph"/>
+      </w:pPr>
+      <w:r>
+        <w:t xml:space="preserve">$agentAlive = $false</w:t>
+      </w:r>
+      <w:r>
+        <w:t xml:space="preserve"> </w:t>
+      </w:r>
+      <w:r>
+        <w:t xml:space="preserve">if ($env:SSH_AUTH_SOCK -and (Test-Path $env:SSH_AUTH_SOCK))</w:t>
+      </w:r>
+      <w:r>
+        <w:t xml:space="preserve"> </w:t>
+      </w:r>
+      <w:r>
+        <w:t xml:space="preserve">{</w:t>
+      </w:r>
+      <w:r>
+        <w:t xml:space="preserve"> </w:t>
+      </w:r>
+      <w:r>
+        <w:t xml:space="preserve">&amp;</w:t>
+      </w:r>
+      <w:r>
+        <w:t xml:space="preserve"> </w:t>
+      </w:r>
+      <w:r>
+        <w:t xml:space="preserve">“$gitSshPath/ssh-add.exe”</w:t>
+      </w:r>
+      <w:r>
+        <w:t xml:space="preserve"> </w:t>
+      </w:r>
+      <w:r>
+        <w:t xml:space="preserve">-l 2&gt;$null | Out-Null</w:t>
+      </w:r>
+      <w:r>
+        <w:t xml:space="preserve"> </w:t>
+      </w:r>
+      <w:r>
+        <w:t xml:space="preserve">if ($LASTEXITCODE -eq 0) { $agentAlive = $true }</w:t>
+      </w:r>
+      <w:r>
+        <w:t xml:space="preserve"> </w:t>
+      </w:r>
+      <w:r>
+        <w:t xml:space="preserve">}</w:t>
+      </w:r>
+    </w:p>
+    <w:p>
+      <w:pPr>
+        <w:pStyle w:val="BodyText"/>
+      </w:pPr>
+      <w:r>
+        <w:t xml:space="preserve">if (-not $agentAlive)</w:t>
+      </w:r>
+      <w:r>
+        <w:t xml:space="preserve"> </w:t>
+      </w:r>
+      <w:r>
+        <w:t xml:space="preserve">{</w:t>
+      </w:r>
+      <w:r>
+        <w:t xml:space="preserve"> </w:t>
+      </w:r>
+      <w:r>
+        <w:t xml:space="preserve"># -s forks to background and prints env to stdout — MUST capture+eval,</w:t>
+      </w:r>
+      <w:r>
+        <w:t xml:space="preserve"> </w:t>
+      </w:r>
+      <w:r>
+        <w:t xml:space="preserve"># never let it hit the terminal (that’s what froze new terminals).</w:t>
+      </w:r>
+      <w:r>
+        <w:t xml:space="preserve"> </w:t>
+      </w:r>
+      <w:r>
+        <w:t xml:space="preserve">$agentOutput = &amp;</w:t>
+      </w:r>
+      <w:r>
+        <w:t xml:space="preserve"> </w:t>
+      </w:r>
+      <w:r>
+        <w:t xml:space="preserve">“$gitSshPath/ssh-agent.exe”</w:t>
+      </w:r>
+      <w:r>
+        <w:t xml:space="preserve"> </w:t>
+      </w:r>
+      <w:r>
+        <w:t xml:space="preserve">-s 2&gt;$null</w:t>
+      </w:r>
+      <w:r>
+        <w:t xml:space="preserve"> </w:t>
+      </w:r>
+      <w:r>
+        <w:t xml:space="preserve">foreach ($line in $agentOutput)</w:t>
+      </w:r>
+      <w:r>
+        <w:t xml:space="preserve"> </w:t>
+      </w:r>
+      <w:r>
+        <w:t xml:space="preserve">{</w:t>
+      </w:r>
+      <w:r>
+        <w:t xml:space="preserve"> </w:t>
+      </w:r>
+      <w:r>
+        <w:t xml:space="preserve">if ($line -match</w:t>
+      </w:r>
+      <w:r>
+        <w:t xml:space="preserve"> </w:t>
+      </w:r>
+      <w:r>
+        <w:t xml:space="preserve">‘^</w:t>
+      </w:r>
+      <w:r>
+        <w:t xml:space="preserve">(?:export</w:t>
+      </w:r>
+      <w:r>
+        <w:t xml:space="preserve">+)?(</w:t>
+      </w:r>
+      <w:r>
+        <w:t xml:space="preserve">+)=(.+)$’</w:t>
+      </w:r>
+      <w:r>
+        <w:t xml:space="preserve">)</w:t>
+      </w:r>
+      <w:r>
+        <w:t xml:space="preserve"> </w:t>
+      </w:r>
+      <w:r>
+        <w:t xml:space="preserve">{</w:t>
+      </w:r>
+      <w:r>
+        <w:t xml:space="preserve"> </w:t>
+      </w:r>
+      <w:r>
+        <w:t xml:space="preserve">$val = $matches[2].Trim().TrimEnd(</w:t>
+      </w:r>
+      <w:r>
+        <w:t xml:space="preserve">‘;’</w:t>
+      </w:r>
+      <w:r>
+        <w:t xml:space="preserve">).Trim(</w:t>
+      </w:r>
+      <w:r>
+        <w:t xml:space="preserve">“</w:t>
+      </w:r>
+      <w:r>
+        <w:t xml:space="preserve">‘</w:t>
+      </w:r>
+      <w:r>
+        <w:t xml:space="preserve">“).Trim(’”</w:t>
+      </w:r>
+      <w:r>
+        <w:t xml:space="preserve">’</w:t>
+      </w:r>
+      <w:r>
+        <w:t xml:space="preserve">)</w:t>
+      </w:r>
+      <w:r>
+        <w:t xml:space="preserve"> </w:t>
+      </w:r>
+      <w:r>
+        <w:t xml:space="preserve">if ($val) { Set-Item -Path”</w:t>
+      </w:r>
+      <w:r>
+        <w:t xml:space="preserve">Env:$($matches[1])” -Value $val -ErrorAction SilentlyContinue }</w:t>
+      </w:r>
+      <w:r>
+        <w:t xml:space="preserve"> </w:t>
+      </w:r>
+      <w:r>
+        <w:t xml:space="preserve">}</w:t>
+      </w:r>
+      <w:r>
+        <w:t xml:space="preserve"> </w:t>
+      </w:r>
+      <w:r>
+        <w:t xml:space="preserve">}</w:t>
+      </w:r>
+      <w:r>
+        <w:t xml:space="preserve"> </w:t>
+      </w:r>
+      <w:r>
+        <w:t xml:space="preserve">}</w:t>
+      </w:r>
+    </w:p>
+    <w:p>
+      <w:pPr>
+        <w:pStyle w:val="BodyText"/>
+      </w:pPr>
+      <w:r>
+        <w:t xml:space="preserve">Set-MaintenanceMode 0 1s 5ms 10:50:51 </w:t>
+      </w:r>
+      <w:r>
+        <w:t xml:space="preserve"> </w:t>
+      </w:r>
+      <w:r>
+        <w:t xml:space="preserve">Name Value</w:t>
+      </w:r>
+      <w:r>
+        <w:t xml:space="preserve"> </w:t>
+      </w:r>
+      <w:r>
+        <w:t xml:space="preserve">—- —–</w:t>
+      </w:r>
+      <w:r>
+        <w:t xml:space="preserve"> </w:t>
+      </w:r>
+      <w:r>
+        <w:t xml:space="preserve">Error Mode is required and must be either</w:t>
+      </w:r>
+      <w:r>
+        <w:t xml:space="preserve"> </w:t>
+      </w:r>
+      <w:r>
+        <w:t xml:space="preserve">‘scom’</w:t>
+      </w:r>
+      <w:r>
+        <w:t xml:space="preserve"> </w:t>
+      </w:r>
+      <w:r>
+        <w:t xml:space="preserve">or</w:t>
+      </w:r>
+      <w:r>
+        <w:t xml:space="preserve"> </w:t>
+      </w:r>
+      <w:r>
+        <w:t xml:space="preserve">‘oneview’</w:t>
+      </w:r>
+      <w:r>
+        <w:t xml:space="preserve">.</w:t>
+      </w:r>
+      <w:r>
+        <w:t xml:space="preserve"> </w:t>
+      </w:r>
+      <w:r>
+        <w:t xml:space="preserve">Success False</w:t>
+      </w:r>
+    </w:p>
+    <w:p>
+      <w:pPr>
+        <w:pStyle w:val="BodyText"/>
+      </w:pPr>
+      <w:r>
+        <w:t xml:space="preserve">  image-build-automation main pwsh -File ./src/powershell/Automation/Public/Set-MaintenanceMode.ps1 -Action enable -TargetId</w:t>
+      </w:r>
+      <w:r>
+        <w:t xml:space="preserve"> </w:t>
+      </w:r>
+      <w:r>
+        <w:t xml:space="preserve">‘PROD-CLUSTER-01’</w:t>
+      </w:r>
+      <w:r>
+        <w:t xml:space="preserve"> </w:t>
+      </w:r>
+      <w:r>
+        <w:t xml:space="preserve">-Mode scom -DryRun^C 10:50:58   image-build-automation main Set-MaintenanceMode -Action enable -Mode oneview -SerialNumber CZ22420JCM 0 10:52:08 Enter OneView username:</w:t>
+      </w:r>
+      <w:r>
+        <w:t xml:space="preserve"> </w:t>
+      </w:r>
+      <w:r>
+        <w:t xml:space="preserve">adm_98253</w:t>
+      </w:r>
+      <w:r>
+        <w:t xml:space="preserve"> </w:t>
+      </w:r>
+      <w:r>
+        <w:t xml:space="preserve">Enter OneView password: ***************</w:t>
+      </w:r>
+    </w:p>
+    <w:tbl>
+      <w:tblPr>
+        <w:tblStyle w:val="Table"/>
+        <w:tblW w:type="auto" w:w="0"/>
+        <w:tblLook w:firstRow="1" w:lastRow="0" w:firstColumn="0" w:lastColumn="0" w:noHBand="0" w:noVBand="0" w:val="0020"/>
+        <w:tblBorders>
+          <w:top w:val="single" w:sz="6" w:space="0" w:color="808080"/>
+          <w:left w:val="single" w:sz="6" w:space="0" w:color="808080"/>
+          <w:bottom w:val="single" w:sz="6" w:space="0" w:color="808080"/>
+          <w:right w:val="single" w:sz="6" w:space="0" w:color="808080"/>
+          <w:insideH w:val="single" w:sz="6" w:space="0" w:color="808080"/>
+          <w:insideV w:val="single" w:sz="6" w:space="0" w:color="808080"/>
+        </w:tblBorders>
+      </w:tblPr>
+      <w:tblGrid>
+        <w:gridCol w:w="3960"/>
+        <w:gridCol w:w="3960"/>
+      </w:tblGrid>
+      <w:tr>
+        <w:trPr>
+          <w:tblHeader w:val="on"/>
+        </w:trPr>
+        <w:tc>
+          <w:tcPr/>
+          <w:p>
+            <w:pPr>
+              <w:pStyle w:val="Compact"/>
+            </w:pPr>
+            <w:r>
+              <w:t xml:space="preserve">Name</w:t>
+            </w:r>
+          </w:p>
+        </w:tc>
+        <w:tc>
+          <w:tcPr/>
+          <w:p>
+            <w:pPr>
+              <w:pStyle w:val="Compact"/>
+            </w:pPr>
+            <w:r>
+              <w:t xml:space="preserve">Value</w:t>
+            </w:r>
+          </w:p>
+        </w:tc>
+      </w:tr>
+      <w:tr>
+        <w:tc>
+          <w:tcPr/>
+          <w:p>
+            <w:pPr>
+              <w:pStyle w:val="Compact"/>
+            </w:pPr>
+            <w:r>
+              <w:t xml:space="preserve">Success</w:t>
+            </w:r>
+          </w:p>
+        </w:tc>
+        <w:tc>
+          <w:tcPr/>
+          <w:p>
+            <w:pPr>
+              <w:pStyle w:val="Compact"/>
+            </w:pPr>
+            <w:r>
+              <w:t xml:space="preserve">False</w:t>
+            </w:r>
+          </w:p>
+        </w:tc>
+      </w:tr>
+      <w:tr>
+        <w:tc>
+          <w:tcPr/>
+          <w:p>
+            <w:pPr>
+              <w:pStyle w:val="Compact"/>
+            </w:pPr>
+            <w:r>
+              <w:t xml:space="preserve">Error</w:t>
+            </w:r>
+          </w:p>
+        </w:tc>
+        <w:tc>
+          <w:tcPr/>
+          <w:p>
+            <w:pPr>
+              <w:pStyle w:val="Compact"/>
+            </w:pPr>
+            <w:r>
+              <w:t xml:space="preserve">OneView could not resolve server with serial number</w:t>
+            </w:r>
+            <w:r>
+              <w:t xml:space="preserve"> </w:t>
+            </w:r>
+            <w:r>
+              <w:t xml:space="preserve">‘CZ22420JCM’</w:t>
+            </w:r>
+            <w:r>
+              <w:t xml:space="preserve">: Resolve by serial failed: No such host is known. (oneview.ad.example.com:443)</w:t>
+            </w:r>
+          </w:p>
+        </w:tc>
+      </w:tr>
+      <w:tr>
+        <w:tc>
+          <w:tcPr/>
+          <w:p>
+            <w:pPr>
+              <w:pStyle w:val="Compact"/>
+            </w:pPr>
+            <w:r>
+              <w:t xml:space="preserve">SerialNumber</w:t>
+            </w:r>
+          </w:p>
+        </w:tc>
+        <w:tc>
+          <w:tcPr/>
+          <w:p>
+            <w:pPr>
+              <w:pStyle w:val="Compact"/>
+            </w:pPr>
+            <w:r>
+              <w:t xml:space="preserve">CZ22420JCM</w:t>
+            </w:r>
+          </w:p>
+        </w:tc>
+      </w:tr>
+    </w:tbl>
+    <w:p>
+      <w:pPr>
+        <w:pStyle w:val="BodyText"/>
+      </w:pPr>
+      <w:r>
+        <w:t xml:space="preserve">  image-build-automation main Enable-OneViewMaintenanceMode -TargetId alp-qlikview-03ilo -OneViewHost va-oneviewt-01 0 26s 931ms 10:53:17 Enable-OneViewMaintenanceMode: OneView credentials are not configured for appliance</w:t>
+      </w:r>
+      <w:r>
+        <w:t xml:space="preserve"> </w:t>
+      </w:r>
+      <w:r>
+        <w:t xml:space="preserve">‘va-oneviewt-01’</w:t>
+      </w:r>
+      <w:r>
+        <w:t xml:space="preserve">. Set the ONEVIEW_USER / ONEVIEW_PASSWORD environment variables, or populate the credentials block of oneview_config.json.</w:t>
+      </w:r>
+      <w:r>
+        <w:t xml:space="preserve"> </w:t>
+      </w:r>
+      <w:r>
+        <w:t xml:space="preserve">  image-build-automation main $ONEVIEW_USER=</w:t>
+      </w:r>
+      <w:r>
+        <w:t xml:space="preserve">“adm_98253”</w:t>
+      </w:r>
+      <w:r>
+        <w:t xml:space="preserve"> </w:t>
+      </w:r>
+      <w:r>
+        <w:t xml:space="preserve">1 519ms 10:54:26   image-build-automation main $ONEVIEW_PASSWORD=</w:t>
+      </w:r>
+      <w:r>
+        <w:t xml:space="preserve">“CribCussRev89a$$”</w:t>
+      </w:r>
+      <w:r>
+        <w:t xml:space="preserve"> </w:t>
+      </w:r>
+      <w:r>
+        <w:t xml:space="preserve">0 10:58:13   image-build-automation main Enable-OneViewMaintenanceMode -TargetId alp-qlikview-03ilo -OneViewHost va-oneviewt-01 0 10:59:05 Enable-OneViewMaintenanceMode: OneView credentials are not configured for appliance</w:t>
+      </w:r>
+      <w:r>
+        <w:t xml:space="preserve"> </w:t>
+      </w:r>
+      <w:r>
+        <w:t xml:space="preserve">‘va-oneviewt-01’</w:t>
+      </w:r>
+      <w:r>
+        <w:t xml:space="preserve">. Set the ONEVIEW_USER / ONEVIEW_PASSWORD environment variables, or populate the credentials block of oneview_config.json.</w:t>
+      </w:r>
+      <w:r>
+        <w:t xml:space="preserve"> </w:t>
+      </w:r>
+      <w:r>
+        <w:t xml:space="preserve">  image-build-automation main $env:ONEVIEW_USER=</w:t>
+      </w:r>
+      <w:r>
+        <w:t xml:space="preserve">“adm_98253”</w:t>
+      </w:r>
+      <w:r>
+        <w:t xml:space="preserve"> </w:t>
+      </w:r>
+      <w:r>
+        <w:t xml:space="preserve">1 5s 140ms 10:59:14   image-build-automation main $env:ONEVIEW_PASSWORD=</w:t>
+      </w:r>
+      <w:r>
+        <w:t xml:space="preserve">“CribCussRev89a$$”</w:t>
+      </w:r>
+      <w:r>
+        <w:t xml:space="preserve"> </w:t>
+      </w:r>
+      <w:r>
+        <w:t xml:space="preserve">0 10:59:29   image-build-automation main Enable-OneViewMaintenanceMode -TargetId alp-qlikview-03ilo -OneViewHost va-oneviewt-01 0 10:59:55 WARNING: You are already connected to va-oneviewt-01</w:t>
+      </w:r>
+    </w:p>
+    <w:tbl>
+      <w:tblPr>
+        <w:tblStyle w:val="Table"/>
+        <w:tblW w:type="auto" w:w="0"/>
+        <w:tblLook w:firstRow="1" w:lastRow="0" w:firstColumn="0" w:lastColumn="0" w:noHBand="0" w:noVBand="0" w:val="0020"/>
+        <w:tblBorders>
+          <w:top w:val="single" w:sz="6" w:space="0" w:color="808080"/>
+          <w:left w:val="single" w:sz="6" w:space="0" w:color="808080"/>
+          <w:bottom w:val="single" w:sz="6" w:space="0" w:color="808080"/>
+          <w:right w:val="single" w:sz="6" w:space="0" w:color="808080"/>
+          <w:insideH w:val="single" w:sz="6" w:space="0" w:color="808080"/>
+          <w:insideV w:val="single" w:sz="6" w:space="0" w:color="808080"/>
+        </w:tblBorders>
+      </w:tblPr>
+      <w:tblGrid>
+        <w:gridCol w:w="3960"/>
+        <w:gridCol w:w="3960"/>
+      </w:tblGrid>
+      <w:tr>
+        <w:trPr>
+          <w:tblHeader w:val="on"/>
+        </w:trPr>
+        <w:tc>
+          <w:tcPr/>
+          <w:p>
+            <w:pPr>
+              <w:pStyle w:val="Compact"/>
+            </w:pPr>
+            <w:r>
+              <w:t xml:space="preserve">Name</w:t>
+            </w:r>
+          </w:p>
+        </w:tc>
+        <w:tc>
+          <w:tcPr/>
+          <w:p>
+            <w:pPr>
+              <w:pStyle w:val="Compact"/>
+            </w:pPr>
+            <w:r>
+              <w:t xml:space="preserve">Value</w:t>
+            </w:r>
+          </w:p>
+        </w:tc>
+      </w:tr>
+      <w:tr>
+        <w:tc>
+          <w:tcPr/>
+          <w:p>
+            <w:pPr>
+              <w:pStyle w:val="Compact"/>
+            </w:pPr>
+            <w:r>
+              <w:t xml:space="preserve">Total</w:t>
+            </w:r>
+          </w:p>
+        </w:tc>
+        <w:tc>
+          <w:tcPr/>
+          <w:p>
+            <w:pPr>
+              <w:pStyle w:val="Compact"/>
+            </w:pPr>
+            <w:r>
+              <w:t xml:space="preserve">1</w:t>
+            </w:r>
+          </w:p>
+        </w:tc>
+      </w:tr>
+      <w:tr>
+        <w:tc>
+          <w:tcPr/>
+          <w:p>
+            <w:pPr>
+              <w:pStyle w:val="Compact"/>
+            </w:pPr>
+            <w:r>
+              <w:t xml:space="preserve">DryRun</w:t>
+            </w:r>
+          </w:p>
+        </w:tc>
+        <w:tc>
+          <w:tcPr/>
+          <w:p>
+            <w:pPr>
+              <w:pStyle w:val="Compact"/>
+            </w:pPr>
+            <w:r>
+              <w:t xml:space="preserve">True</w:t>
+            </w:r>
+          </w:p>
+        </w:tc>
+      </w:tr>
+      <w:tr>
+        <w:tc>
+          <w:tcPr/>
+          <w:p>
+            <w:pPr>
+              <w:pStyle w:val="Compact"/>
+            </w:pPr>
+            <w:r>
+              <w:t xml:space="preserve">TargetId</w:t>
+            </w:r>
+          </w:p>
+        </w:tc>
+        <w:tc>
+          <w:tcPr/>
+          <w:p>
+            <w:pPr>
+              <w:pStyle w:val="Compact"/>
+            </w:pPr>
+            <w:r>
+              <w:t xml:space="preserve">alp-qlikview-03ilo</w:t>
+            </w:r>
+          </w:p>
+        </w:tc>
+      </w:tr>
+      <w:tr>
+        <w:tc>
+          <w:tcPr/>
+          <w:p>
+            <w:pPr>
+              <w:pStyle w:val="Compact"/>
+            </w:pPr>
+            <w:r>
+              <w:t xml:space="preserve">Objects</w:t>
+            </w:r>
+          </w:p>
+        </w:tc>
+        <w:tc>
+          <w:tcPr/>
+          <w:p>
+            <w:pPr>
+              <w:pStyle w:val="Compact"/>
+            </w:pPr>
+            <w:r>
+              <w:t xml:space="preserve">{@{Status=already_in_maintenance; Name=alp-qlikview-03ilo; Message=Already in maintenance mode; Type=server-hardware-12}}</w:t>
+            </w:r>
+          </w:p>
+        </w:tc>
+      </w:tr>
+      <w:tr>
+        <w:tc>
+          <w:tcPr/>
+          <w:p>
+            <w:pPr>
+              <w:pStyle w:val="Compact"/>
+            </w:pPr>
+            <w:r>
+              <w:t xml:space="preserve">Success</w:t>
+            </w:r>
+          </w:p>
+        </w:tc>
+        <w:tc>
+          <w:tcPr/>
+          <w:p>
+            <w:pPr>
+              <w:pStyle w:val="Compact"/>
+            </w:pPr>
+            <w:r>
+              <w:t xml:space="preserve">True</w:t>
+            </w:r>
+          </w:p>
+        </w:tc>
+      </w:tr>
+      <w:tr>
+        <w:tc>
+          <w:tcPr/>
+          <w:p>
+            <w:pPr>
+              <w:pStyle w:val="Compact"/>
+            </w:pPr>
+            <w:r>
+              <w:t xml:space="preserve">Target</w:t>
+            </w:r>
+          </w:p>
+        </w:tc>
+        <w:tc>
+          <w:tcPr/>
+          <w:p>
+            <w:pPr>
+              <w:pStyle w:val="Compact"/>
+            </w:pPr>
+            <w:r>
+              <w:t xml:space="preserve">alp-qlikview-03ilo</w:t>
+            </w:r>
+          </w:p>
+        </w:tc>
+      </w:tr>
+      <w:tr>
+        <w:tc>
+          <w:tcPr/>
+          <w:p>
+            <w:pPr>
+              <w:pStyle w:val="Compact"/>
+            </w:pPr>
+            <w:r>
+              <w:t xml:space="preserve">FailedCount</w:t>
+            </w:r>
+          </w:p>
+        </w:tc>
+        <w:tc>
+          <w:tcPr/>
+          <w:p>
+            <w:pPr>
+              <w:pStyle w:val="Compact"/>
+            </w:pPr>
+            <w:r>
+              <w:t xml:space="preserve">0</w:t>
+            </w:r>
+          </w:p>
+        </w:tc>
+      </w:tr>
+      <w:tr>
+        <w:tc>
+          <w:tcPr/>
+          <w:p>
+            <w:pPr>
+              <w:pStyle w:val="Compact"/>
+            </w:pPr>
+            <w:r>
+              <w:t xml:space="preserve">ResolvedType</w:t>
+            </w:r>
+          </w:p>
+        </w:tc>
+        <w:tc>
+          <w:tcPr/>
+          <w:p>
+            <w:pPr>
+              <w:pStyle w:val="Compact"/>
+            </w:pPr>
+            <w:r>
+              <w:t xml:space="preserve">ServerHardware</w:t>
+            </w:r>
+          </w:p>
+        </w:tc>
+      </w:tr>
+      <w:tr>
+        <w:tc>
+          <w:tcPr/>
+          <w:p>
+            <w:pPr>
+              <w:pStyle w:val="Compact"/>
+            </w:pPr>
+            <w:r>
+              <w:t xml:space="preserve">TargetType</w:t>
+            </w:r>
+          </w:p>
+        </w:tc>
+        <w:tc>
+          <w:tcPr/>
+          <w:p>
+            <w:pPr>
+              <w:pStyle w:val="Compact"/>
+            </w:pPr>
+            <w:r>
+              <w:t xml:space="preserve">ServerHardware</w:t>
+            </w:r>
+          </w:p>
+        </w:tc>
+      </w:tr>
+      <w:tr>
+        <w:tc>
+          <w:tcPr/>
+          <w:p>
+            <w:pPr>
+              <w:pStyle w:val="Compact"/>
+            </w:pPr>
+            <w:r>
+              <w:t xml:space="preserve">StartTime</w:t>
+            </w:r>
+          </w:p>
+        </w:tc>
+        <w:tc>
+          <w:tcPr/>
+          <w:p>
+            <w:pPr>
+              <w:pStyle w:val="Compact"/>
+            </w:pPr>
+            <w:r>
+              <w:t xml:space="preserve">16/09/2026 09:59:59</w:t>
+            </w:r>
+          </w:p>
+        </w:tc>
+      </w:tr>
+      <w:tr>
+        <w:tc>
+          <w:tcPr/>
+          <w:p>
+            <w:pPr>
+              <w:pStyle w:val="Compact"/>
+            </w:pPr>
+            <w:r>
+              <w:t xml:space="preserve">Message</w:t>
+            </w:r>
+          </w:p>
+        </w:tc>
+        <w:tc>
+          <w:tcPr/>
+          <w:p>
+            <w:pPr>
+              <w:pStyle w:val="Compact"/>
+            </w:pPr>
+            <w:r>
+              <w:t xml:space="preserve">OneView maintenance mode enabled: 0 succeeded, 0 failed, 1 already in maintenance (total 1)</w:t>
+            </w:r>
+          </w:p>
+        </w:tc>
+      </w:tr>
+      <w:tr>
+        <w:tc>
+          <w:tcPr/>
+          <w:p>
+            <w:pPr>
+              <w:pStyle w:val="Compact"/>
+            </w:pPr>
+            <w:r>
+              <w:t xml:space="preserve">ResolvedTarget</w:t>
+            </w:r>
+          </w:p>
+        </w:tc>
+        <w:tc>
+          <w:tcPr/>
+          <w:p>
+            <w:pPr>
+              <w:pStyle w:val="Compact"/>
+            </w:pPr>
+            <w:r>
+              <w:t xml:space="preserve">alp-qlikview-03ilo</w:t>
+            </w:r>
+          </w:p>
+        </w:tc>
+      </w:tr>
+      <w:tr>
+        <w:tc>
+          <w:tcPr/>
+          <w:p>
+            <w:pPr>
+              <w:pStyle w:val="Compact"/>
+            </w:pPr>
+            <w:r>
+              <w:t xml:space="preserve">SuccessCount</w:t>
+            </w:r>
+          </w:p>
+        </w:tc>
+        <w:tc>
+          <w:tcPr/>
+          <w:p>
+            <w:pPr>
+              <w:pStyle w:val="Compact"/>
+            </w:pPr>
+            <w:r>
+              <w:t xml:space="preserve">0</w:t>
+            </w:r>
+          </w:p>
+        </w:tc>
+      </w:tr>
+      <w:tr>
+        <w:tc>
+          <w:tcPr/>
+          <w:p>
+            <w:pPr>
+              <w:pStyle w:val="Compact"/>
+            </w:pPr>
+            <w:r>
+              <w:t xml:space="preserve">Module</w:t>
+            </w:r>
+          </w:p>
+        </w:tc>
+        <w:tc>
+          <w:tcPr/>
+          <w:p>
+            <w:pPr>
+              <w:pStyle w:val="Compact"/>
+            </w:pPr>
+            <w:r>
+              <w:t xml:space="preserve">HPEOneView.1000</w:t>
+            </w:r>
+          </w:p>
+        </w:tc>
+      </w:tr>
+      <w:tr>
+        <w:tc>
+          <w:tcPr/>
+          <w:p>
+            <w:pPr>
+              <w:pStyle w:val="Compact"/>
+            </w:pPr>
+            <w:r>
+              <w:t xml:space="preserve">EndTime</w:t>
+            </w:r>
+          </w:p>
+        </w:tc>
+        <w:tc>
+          <w:tcPr/>
+          <w:p>
+            <w:pPr>
+              <w:pStyle w:val="Compact"/>
+            </w:pPr>
+            <w:r>
+              <w:t xml:space="preserve">16/09/2026 13:59:59</w:t>
+            </w:r>
+          </w:p>
+        </w:tc>
+      </w:tr>
+      <w:tr>
+        <w:tc>
+          <w:tcPr/>
+          <w:p>
+            <w:pPr>
+              <w:pStyle w:val="Compact"/>
+            </w:pPr>
+            <w:r>
+              <w:t xml:space="preserve">SerialNumber</w:t>
+            </w:r>
+          </w:p>
+        </w:tc>
+        <w:tc>
+          <w:tcPr/>
+          <w:p>
+            <w:pPr>
+              <w:pStyle w:val="Compact"/>
+            </w:pPr>
+          </w:p>
+        </w:tc>
+      </w:tr>
+      <w:tr>
+        <w:tc>
+          <w:tcPr/>
+          <w:p>
+            <w:pPr>
+              <w:pStyle w:val="Compact"/>
+            </w:pPr>
+            <w:r>
+              <w:t xml:space="preserve">Appliance</w:t>
+            </w:r>
+          </w:p>
+        </w:tc>
+        <w:tc>
+          <w:tcPr/>
+          <w:p>
+            <w:pPr>
+              <w:pStyle w:val="Compact"/>
+            </w:pPr>
+            <w:r>
+              <w:t xml:space="preserve">va-oneviewt-01</w:t>
+            </w:r>
+          </w:p>
+        </w:tc>
+      </w:tr>
+      <w:tr>
+        <w:tc>
+          <w:tcPr/>
+          <w:p>
+            <w:pPr>
+              <w:pStyle w:val="Compact"/>
+            </w:pPr>
+            <w:r>
+              <w:t xml:space="preserve">AlreadyCount</w:t>
+            </w:r>
+          </w:p>
+        </w:tc>
+        <w:tc>
+          <w:tcPr/>
+          <w:p>
+            <w:pPr>
+              <w:pStyle w:val="Compact"/>
+            </w:pPr>
+            <w:r>
+              <w:t xml:space="preserve">1</w:t>
+            </w:r>
+          </w:p>
+        </w:tc>
+      </w:tr>
+    </w:tbl>
+    <w:bookmarkEnd w:id="177"/>
+    <w:bookmarkStart w:id="178" w:name="X193f0319952355c431bb06b880e4849a991e6ae"/>
+    <w:p>
+      <w:pPr>
+        <w:pStyle w:val="Heading1"/>
+      </w:pPr>
+      <w:r>
+        <w:t xml:space="preserve">  image-build-automation main Get-OneViewServerList -Filter</w:t>
+      </w:r>
+      <w:r>
+        <w:t xml:space="preserve"> </w:t>
+      </w:r>
+      <w:r>
+        <w:t xml:space="preserve">‘name:03ilo’</w:t>
+      </w:r>
+      <w:r>
+        <w:t xml:space="preserve"> </w:t>
+      </w:r>
+      <w:r>
+        <w:t xml:space="preserve">0 921ms 11:00:00 </w:t>
+      </w:r>
+    </w:p>
+    <w:p>
+      <w:pPr>
+        <w:pStyle w:val="FirstParagraph"/>
+      </w:pPr>
+      <w:r>
+        <w:t xml:space="preserve">OneView Server List (6 servers)</w:t>
+      </w:r>
+      <w:r>
+        <w:t xml:space="preserve"> </w:t>
+      </w:r>
+      <w:r>
+        <w:t xml:space="preserve">Appliance: va-oneviewt-01</w:t>
+      </w:r>
+      <w:r>
+        <w:t xml:space="preserve"> </w:t>
+      </w:r>
+      <w:r>
+        <w:t xml:space="preserve">==============================================</w:t>
+      </w:r>
+    </w:p>
+    <w:tbl>
+      <w:tblPr>
+        <w:tblStyle w:val="Table"/>
+        <w:tblW w:type="pct" w:w="5000"/>
+        <w:tblLayout w:type="fixed"/>
+        <w:tblLook w:firstRow="1" w:lastRow="0" w:firstColumn="0" w:lastColumn="0" w:noHBand="0" w:noVBand="0" w:val="0020"/>
+        <w:tblBorders>
+          <w:top w:val="single" w:sz="6" w:space="0" w:color="808080"/>
+          <w:left w:val="single" w:sz="6" w:space="0" w:color="808080"/>
+          <w:bottom w:val="single" w:sz="6" w:space="0" w:color="808080"/>
+          <w:right w:val="single" w:sz="6" w:space="0" w:color="808080"/>
+          <w:insideH w:val="single" w:sz="6" w:space="0" w:color="808080"/>
+          <w:insideV w:val="single" w:sz="6" w:space="0" w:color="808080"/>
+        </w:tblBorders>
+      </w:tblPr>
+      <w:tblGrid>
+        <w:gridCol w:w="1420"/>
+        <w:gridCol w:w="731"/>
+        <w:gridCol w:w="473"/>
+        <w:gridCol w:w="774"/>
+        <w:gridCol w:w="516"/>
+        <w:gridCol w:w="430"/>
+        <w:gridCol w:w="731"/>
+        <w:gridCol w:w="1033"/>
+        <w:gridCol w:w="645"/>
+        <w:gridCol w:w="1162"/>
+      </w:tblGrid>
+      <w:tr>
+        <w:trPr>
+          <w:tblHeader w:val="on"/>
+        </w:trPr>
+        <w:tc>
+          <w:tcPr/>
+          <w:p>
+            <w:pPr>
+              <w:pStyle w:val="Compact"/>
+            </w:pPr>
+            <w:r>
+              <w:t xml:space="preserve">Server Name</w:t>
+            </w:r>
+          </w:p>
+        </w:tc>
+        <w:tc>
+          <w:tcPr/>
+          <w:p>
+            <w:pPr>
+              <w:pStyle w:val="Compact"/>
+            </w:pPr>
+            <w:r>
+              <w:t xml:space="preserve">Serial</w:t>
+            </w:r>
+          </w:p>
+        </w:tc>
+        <w:tc>
+          <w:tcPr/>
+          <w:p>
+            <w:pPr>
+              <w:pStyle w:val="Compact"/>
+            </w:pPr>
+            <w:r>
+              <w:t xml:space="preserve">MaintMode</w:t>
+            </w:r>
+          </w:p>
+        </w:tc>
+        <w:tc>
+          <w:tcPr/>
+          <w:p>
+            <w:pPr>
+              <w:pStyle w:val="Compact"/>
+            </w:pPr>
+            <w:r>
+              <w:t xml:space="preserve">State</w:t>
+            </w:r>
+          </w:p>
+        </w:tc>
+        <w:tc>
+          <w:tcPr/>
+          <w:p>
+            <w:pPr>
+              <w:pStyle w:val="Compact"/>
+            </w:pPr>
+            <w:r>
+              <w:t xml:space="preserve">Health</w:t>
+            </w:r>
+          </w:p>
+        </w:tc>
+        <w:tc>
+          <w:tcPr/>
+          <w:p>
+            <w:pPr>
+              <w:pStyle w:val="Compact"/>
+            </w:pPr>
+            <w:r>
+              <w:t xml:space="preserve">Power</w:t>
+            </w:r>
+          </w:p>
+        </w:tc>
+        <w:tc>
+          <w:tcPr/>
+          <w:p>
+            <w:pPr>
+              <w:pStyle w:val="Compact"/>
+            </w:pPr>
+            <w:r>
+              <w:t xml:space="preserve">iLO IP</w:t>
+            </w:r>
+          </w:p>
+        </w:tc>
+        <w:tc>
+          <w:tcPr/>
+          <w:p>
+            <w:pPr>
+              <w:pStyle w:val="Compact"/>
+            </w:pPr>
+            <w:r>
+              <w:t xml:space="preserve">ROM</w:t>
+            </w:r>
+          </w:p>
+        </w:tc>
+        <w:tc>
+          <w:tcPr/>
+          <w:p>
+            <w:pPr>
+              <w:pStyle w:val="Compact"/>
+            </w:pPr>
+            <w:r>
+              <w:t xml:space="preserve">State Reason</w:t>
+            </w:r>
+          </w:p>
+        </w:tc>
+        <w:tc>
+          <w:tcPr/>
+          <w:p>
+            <w:pPr>
+              <w:pStyle w:val="Compact"/>
+            </w:pPr>
+            <w:r>
+              <w:t xml:space="preserve">Model</w:t>
+            </w:r>
+          </w:p>
+        </w:tc>
+      </w:tr>
+      <w:tr>
+        <w:tc>
+          <w:tcPr/>
+          <w:p>
+            <w:pPr>
+              <w:pStyle w:val="Compact"/>
+            </w:pPr>
+            <w:r>
+              <w:t xml:space="preserve">gam-isechost-02-03ilo.ad.ad.pri</w:t>
+            </w:r>
+          </w:p>
+        </w:tc>
+        <w:tc>
+          <w:tcPr/>
+          <w:p>
+            <w:pPr>
+              <w:pStyle w:val="Compact"/>
+            </w:pPr>
+            <w:r>
+              <w:t xml:space="preserve">CZ29350B60</w:t>
+            </w:r>
+          </w:p>
+        </w:tc>
+        <w:tc>
+          <w:tcPr/>
+          <w:p>
+            <w:pPr>
+              <w:pStyle w:val="Compact"/>
+            </w:pPr>
+            <w:r>
+              <w:t xml:space="preserve">No</w:t>
+            </w:r>
+          </w:p>
+        </w:tc>
+        <w:tc>
+          <w:tcPr/>
+          <w:p>
+            <w:pPr>
+              <w:pStyle w:val="Compact"/>
+            </w:pPr>
+            <w:r>
+              <w:t xml:space="preserve">NoProfileApplied</w:t>
+            </w:r>
+          </w:p>
+        </w:tc>
+        <w:tc>
+          <w:tcPr/>
+          <w:p>
+            <w:pPr>
+              <w:pStyle w:val="Compact"/>
+            </w:pPr>
+            <w:r>
+              <w:t xml:space="preserve">OK</w:t>
+            </w:r>
+          </w:p>
+        </w:tc>
+        <w:tc>
+          <w:tcPr/>
+          <w:p>
+            <w:pPr>
+              <w:pStyle w:val="Compact"/>
+            </w:pPr>
+            <w:r>
+              <w:t xml:space="preserve">On</w:t>
+            </w:r>
+          </w:p>
+        </w:tc>
+        <w:tc>
+          <w:tcPr/>
+          <w:p>
+            <w:pPr>
+              <w:pStyle w:val="Compact"/>
+            </w:pPr>
+            <w:r>
+              <w:t xml:space="preserve">10.30.14.83</w:t>
+            </w:r>
+          </w:p>
+        </w:tc>
+        <w:tc>
+          <w:tcPr/>
+          <w:p>
+            <w:pPr>
+              <w:pStyle w:val="Compact"/>
+            </w:pPr>
+            <w:r>
+              <w:t xml:space="preserve">U30 v3.42 (02/21/2025)</w:t>
+            </w:r>
+          </w:p>
+        </w:tc>
+        <w:tc>
+          <w:tcPr/>
+          <w:p>
+            <w:pPr>
+              <w:pStyle w:val="Compact"/>
+            </w:pPr>
+          </w:p>
+        </w:tc>
+        <w:tc>
+          <w:tcPr/>
+          <w:p>
+            <w:pPr>
+              <w:pStyle w:val="Compact"/>
+            </w:pPr>
+            <w:r>
+              <w:t xml:space="preserve">ProLiant DL380 Gen10</w:t>
+            </w:r>
+          </w:p>
+        </w:tc>
+      </w:tr>
+      <w:tr>
+        <w:tc>
+          <w:tcPr/>
+          <w:p>
+            <w:pPr>
+              <w:pStyle w:val="Compact"/>
+            </w:pPr>
+            <w:r>
+              <w:t xml:space="preserve">gamdmzhost-01-03ilo.AD.AIB.PRI</w:t>
+            </w:r>
+          </w:p>
+        </w:tc>
+        <w:tc>
+          <w:tcPr/>
+          <w:p>
+            <w:pPr>
+              <w:pStyle w:val="Compact"/>
+            </w:pPr>
+            <w:r>
+              <w:t xml:space="preserve">CZ29350B5Y</w:t>
+            </w:r>
+          </w:p>
+        </w:tc>
+        <w:tc>
+          <w:tcPr/>
+          <w:p>
+            <w:pPr>
+              <w:pStyle w:val="Compact"/>
+            </w:pPr>
+            <w:r>
+              <w:t xml:space="preserve">No</w:t>
+            </w:r>
+          </w:p>
+        </w:tc>
+        <w:tc>
+          <w:tcPr/>
+          <w:p>
+            <w:pPr>
+              <w:pStyle w:val="Compact"/>
+            </w:pPr>
+            <w:r>
+              <w:t xml:space="preserve">NoProfileApplied</w:t>
+            </w:r>
+          </w:p>
+        </w:tc>
+        <w:tc>
+          <w:tcPr/>
+          <w:p>
+            <w:pPr>
+              <w:pStyle w:val="Compact"/>
+            </w:pPr>
+            <w:r>
+              <w:t xml:space="preserve">OK</w:t>
+            </w:r>
+          </w:p>
+        </w:tc>
+        <w:tc>
+          <w:tcPr/>
+          <w:p>
+            <w:pPr>
+              <w:pStyle w:val="Compact"/>
+            </w:pPr>
+            <w:r>
+              <w:t xml:space="preserve">On</w:t>
+            </w:r>
+          </w:p>
+        </w:tc>
+        <w:tc>
+          <w:tcPr/>
+          <w:p>
+            <w:pPr>
+              <w:pStyle w:val="Compact"/>
+            </w:pPr>
+            <w:r>
+              <w:t xml:space="preserve">10.30.14.80</w:t>
+            </w:r>
+          </w:p>
+        </w:tc>
+        <w:tc>
+          <w:tcPr/>
+          <w:p>
+            <w:pPr>
+              <w:pStyle w:val="Compact"/>
+            </w:pPr>
+            <w:r>
+              <w:t xml:space="preserve">U30 v3.42 (02/21/2025)</w:t>
+            </w:r>
+          </w:p>
+        </w:tc>
+        <w:tc>
+          <w:tcPr/>
+          <w:p>
+            <w:pPr>
+              <w:pStyle w:val="Compact"/>
+            </w:pPr>
+          </w:p>
+        </w:tc>
+        <w:tc>
+          <w:tcPr/>
+          <w:p>
+            <w:pPr>
+              <w:pStyle w:val="Compact"/>
+            </w:pPr>
+            <w:r>
+              <w:t xml:space="preserve">ProLiant DL380 Gen10</w:t>
+            </w:r>
+          </w:p>
+        </w:tc>
+      </w:tr>
+      <w:tr>
+        <w:tc>
+          <w:tcPr/>
+          <w:p>
+            <w:pPr>
+              <w:pStyle w:val="Compact"/>
+            </w:pPr>
+            <w:r>
+              <w:t xml:space="preserve">gamdmzhost-02-03ilo</w:t>
+            </w:r>
+          </w:p>
+        </w:tc>
+        <w:tc>
+          <w:tcPr/>
+          <w:p>
+            <w:pPr>
+              <w:pStyle w:val="Compact"/>
+            </w:pPr>
+            <w:r>
+              <w:t xml:space="preserve">CZ29350B5Z</w:t>
+            </w:r>
+          </w:p>
+        </w:tc>
+        <w:tc>
+          <w:tcPr/>
+          <w:p>
+            <w:pPr>
+              <w:pStyle w:val="Compact"/>
+            </w:pPr>
+            <w:r>
+              <w:t xml:space="preserve">No</w:t>
+            </w:r>
+          </w:p>
+        </w:tc>
+        <w:tc>
+          <w:tcPr/>
+          <w:p>
+            <w:pPr>
+              <w:pStyle w:val="Compact"/>
+            </w:pPr>
+            <w:r>
+              <w:t xml:space="preserve">NoProfileApplied</w:t>
+            </w:r>
+          </w:p>
+        </w:tc>
+        <w:tc>
+          <w:tcPr/>
+          <w:p>
+            <w:pPr>
+              <w:pStyle w:val="Compact"/>
+            </w:pPr>
+            <w:r>
+              <w:t xml:space="preserve">OK</w:t>
+            </w:r>
+          </w:p>
+        </w:tc>
+        <w:tc>
+          <w:tcPr/>
+          <w:p>
+            <w:pPr>
+              <w:pStyle w:val="Compact"/>
+            </w:pPr>
+            <w:r>
+              <w:t xml:space="preserve">On</w:t>
+            </w:r>
+          </w:p>
+        </w:tc>
+        <w:tc>
+          <w:tcPr/>
+          <w:p>
+            <w:pPr>
+              <w:pStyle w:val="Compact"/>
+            </w:pPr>
+            <w:r>
+              <w:t xml:space="preserve">10.30.14.81</w:t>
+            </w:r>
+          </w:p>
+        </w:tc>
+        <w:tc>
+          <w:tcPr/>
+          <w:p>
+            <w:pPr>
+              <w:pStyle w:val="Compact"/>
+            </w:pPr>
+            <w:r>
+              <w:t xml:space="preserve">U30 v3.42 (02/21/2025)</w:t>
+            </w:r>
+          </w:p>
+        </w:tc>
+        <w:tc>
+          <w:tcPr/>
+          <w:p>
+            <w:pPr>
+              <w:pStyle w:val="Compact"/>
+            </w:pPr>
+          </w:p>
+        </w:tc>
+        <w:tc>
+          <w:tcPr/>
+          <w:p>
+            <w:pPr>
+              <w:pStyle w:val="Compact"/>
+            </w:pPr>
+            <w:r>
+              <w:t xml:space="preserve">ProLiant DL380 Gen10</w:t>
+            </w:r>
+          </w:p>
+        </w:tc>
+      </w:tr>
+      <w:tr>
+        <w:tc>
+          <w:tcPr/>
+          <w:p>
+            <w:pPr>
+              <w:pStyle w:val="Compact"/>
+            </w:pPr>
+            <w:r>
+              <w:t xml:space="preserve">gamisechost-01-03ilo.AD.AIB.PRI</w:t>
+            </w:r>
+          </w:p>
+        </w:tc>
+        <w:tc>
+          <w:tcPr/>
+          <w:p>
+            <w:pPr>
+              <w:pStyle w:val="Compact"/>
+            </w:pPr>
+            <w:r>
+              <w:t xml:space="preserve">CZ29350B61</w:t>
+            </w:r>
+          </w:p>
+        </w:tc>
+        <w:tc>
+          <w:tcPr/>
+          <w:p>
+            <w:pPr>
+              <w:pStyle w:val="Compact"/>
+            </w:pPr>
+            <w:r>
+              <w:t xml:space="preserve">No</w:t>
+            </w:r>
+          </w:p>
+        </w:tc>
+        <w:tc>
+          <w:tcPr/>
+          <w:p>
+            <w:pPr>
+              <w:pStyle w:val="Compact"/>
+            </w:pPr>
+            <w:r>
+              <w:t xml:space="preserve">NoProfileApplied</w:t>
+            </w:r>
+          </w:p>
+        </w:tc>
+        <w:tc>
+          <w:tcPr/>
+          <w:p>
+            <w:pPr>
+              <w:pStyle w:val="Compact"/>
+            </w:pPr>
+            <w:r>
+              <w:t xml:space="preserve">Critical</w:t>
+            </w:r>
+          </w:p>
+        </w:tc>
+        <w:tc>
+          <w:tcPr/>
+          <w:p>
+            <w:pPr>
+              <w:pStyle w:val="Compact"/>
+            </w:pPr>
+            <w:r>
+              <w:t xml:space="preserve">On</w:t>
+            </w:r>
+          </w:p>
+        </w:tc>
+        <w:tc>
+          <w:tcPr/>
+          <w:p>
+            <w:pPr>
+              <w:pStyle w:val="Compact"/>
+            </w:pPr>
+            <w:r>
+              <w:t xml:space="preserve">10.30.14.82</w:t>
+            </w:r>
+          </w:p>
+        </w:tc>
+        <w:tc>
+          <w:tcPr/>
+          <w:p>
+            <w:pPr>
+              <w:pStyle w:val="Compact"/>
+            </w:pPr>
+            <w:r>
+              <w:t xml:space="preserve">U30 v3.42 (02/21/2025)</w:t>
+            </w:r>
+          </w:p>
+        </w:tc>
+        <w:tc>
+          <w:tcPr/>
+          <w:p>
+            <w:pPr>
+              <w:pStyle w:val="Compact"/>
+            </w:pPr>
+          </w:p>
+        </w:tc>
+        <w:tc>
+          <w:tcPr/>
+          <w:p>
+            <w:pPr>
+              <w:pStyle w:val="Compact"/>
+            </w:pPr>
+            <w:r>
+              <w:t xml:space="preserve">ProLiant DL380 Gen10</w:t>
+            </w:r>
+          </w:p>
+        </w:tc>
+      </w:tr>
+      <w:tr>
+        <w:tc>
+          <w:tcPr/>
+          <w:p>
+            <w:pPr>
+              <w:pStyle w:val="Compact"/>
+            </w:pPr>
+            <w:r>
+              <w:t xml:space="preserve">alp-qlikview-03ilo</w:t>
+            </w:r>
+          </w:p>
+        </w:tc>
+        <w:tc>
+          <w:tcPr/>
+          <w:p>
+            <w:pPr>
+              <w:pStyle w:val="Compact"/>
+            </w:pPr>
+            <w:r>
+              <w:t xml:space="preserve">CZ22420JCM</w:t>
+            </w:r>
+          </w:p>
+        </w:tc>
+        <w:tc>
+          <w:tcPr/>
+          <w:p>
+            <w:pPr>
+              <w:pStyle w:val="Compact"/>
+            </w:pPr>
+            <w:r>
+              <w:t xml:space="preserve">No</w:t>
+            </w:r>
+          </w:p>
+        </w:tc>
+        <w:tc>
+          <w:tcPr/>
+          <w:p>
+            <w:pPr>
+              <w:pStyle w:val="Compact"/>
+            </w:pPr>
+            <w:r>
+              <w:t xml:space="preserve">NoProfileApplied</w:t>
+            </w:r>
+          </w:p>
+        </w:tc>
+        <w:tc>
+          <w:tcPr/>
+          <w:p>
+            <w:pPr>
+              <w:pStyle w:val="Compact"/>
+            </w:pPr>
+            <w:r>
+              <w:t xml:space="preserve">OK</w:t>
+            </w:r>
+          </w:p>
+        </w:tc>
+        <w:tc>
+          <w:tcPr/>
+          <w:p>
+            <w:pPr>
+              <w:pStyle w:val="Compact"/>
+            </w:pPr>
+            <w:r>
+              <w:t xml:space="preserve">On</w:t>
+            </w:r>
+          </w:p>
+        </w:tc>
+        <w:tc>
+          <w:tcPr/>
+          <w:p>
+            <w:pPr>
+              <w:pStyle w:val="Compact"/>
+            </w:pPr>
+            <w:r>
+              <w:t xml:space="preserve">10.30.14.15</w:t>
+            </w:r>
+          </w:p>
+        </w:tc>
+        <w:tc>
+          <w:tcPr/>
+          <w:p>
+            <w:pPr>
+              <w:pStyle w:val="Compact"/>
+            </w:pPr>
+            <w:r>
+              <w:t xml:space="preserve">U46 v2.42 (06/13/2025)</w:t>
+            </w:r>
+          </w:p>
+        </w:tc>
+        <w:tc>
+          <w:tcPr/>
+          <w:p>
+            <w:pPr>
+              <w:pStyle w:val="Compact"/>
+            </w:pPr>
+          </w:p>
+        </w:tc>
+        <w:tc>
+          <w:tcPr/>
+          <w:p>
+            <w:pPr>
+              <w:pStyle w:val="Compact"/>
+            </w:pPr>
+            <w:r>
+              <w:t xml:space="preserve">ProLiant DL360 Gen10 Plus</w:t>
+            </w:r>
+          </w:p>
+        </w:tc>
+      </w:tr>
+      <w:tr>
+        <w:tc>
+          <w:tcPr/>
+          <w:p>
+            <w:pPr>
+              <w:pStyle w:val="Compact"/>
+            </w:pPr>
+            <w:r>
+              <w:t xml:space="preserve">omg-qlikview-03ilo</w:t>
+            </w:r>
+          </w:p>
+        </w:tc>
+        <w:tc>
+          <w:tcPr/>
+          <w:p>
+            <w:pPr>
+              <w:pStyle w:val="Compact"/>
+            </w:pPr>
+            <w:r>
+              <w:t xml:space="preserve">CZ22420JCN</w:t>
+            </w:r>
+          </w:p>
+        </w:tc>
+        <w:tc>
+          <w:tcPr/>
+          <w:p>
+            <w:pPr>
+              <w:pStyle w:val="Compact"/>
+            </w:pPr>
+            <w:r>
+              <w:t xml:space="preserve">No</w:t>
+            </w:r>
+          </w:p>
+        </w:tc>
+        <w:tc>
+          <w:tcPr/>
+          <w:p>
+            <w:pPr>
+              <w:pStyle w:val="Compact"/>
+            </w:pPr>
+            <w:r>
+              <w:t xml:space="preserve">NoProfileApplied</w:t>
+            </w:r>
+          </w:p>
+        </w:tc>
+        <w:tc>
+          <w:tcPr/>
+          <w:p>
+            <w:pPr>
+              <w:pStyle w:val="Compact"/>
+            </w:pPr>
+            <w:r>
+              <w:t xml:space="preserve">OK</w:t>
+            </w:r>
+          </w:p>
+        </w:tc>
+        <w:tc>
+          <w:tcPr/>
+          <w:p>
+            <w:pPr>
+              <w:pStyle w:val="Compact"/>
+            </w:pPr>
+            <w:r>
+              <w:t xml:space="preserve">On</w:t>
+            </w:r>
+          </w:p>
+        </w:tc>
+        <w:tc>
+          <w:tcPr/>
+          <w:p>
+            <w:pPr>
+              <w:pStyle w:val="Compact"/>
+            </w:pPr>
+            <w:r>
+              <w:t xml:space="preserve">10.30.54.22</w:t>
+            </w:r>
+          </w:p>
+        </w:tc>
+        <w:tc>
+          <w:tcPr/>
+          <w:p>
+            <w:pPr>
+              <w:pStyle w:val="Compact"/>
+            </w:pPr>
+            <w:r>
+              <w:t xml:space="preserve">U46 v2.42 (06/13/2025)</w:t>
+            </w:r>
+          </w:p>
+        </w:tc>
+        <w:tc>
+          <w:tcPr/>
+          <w:p>
+            <w:pPr>
+              <w:pStyle w:val="Compact"/>
+            </w:pPr>
+          </w:p>
+        </w:tc>
+        <w:tc>
+          <w:tcPr/>
+          <w:p>
+            <w:pPr>
+              <w:pStyle w:val="Compact"/>
+            </w:pPr>
+            <w:r>
+              <w:t xml:space="preserve">ProLiant DL360 Gen10 Plus</w:t>
+            </w:r>
+          </w:p>
+        </w:tc>
+      </w:tr>
+    </w:tbl>
+    <w:p>
+      <w:pPr>
+        <w:pStyle w:val="BodyText"/>
+      </w:pPr>
+      <w:r>
+        <w:t xml:space="preserve">KEY</w:t>
+      </w:r>
+      <w:r>
+        <w:t xml:space="preserve"> </w:t>
+      </w:r>
+      <w:r>
+        <w:t xml:space="preserve">MaintMode : HPE OneView maintenance mode. Yes = server is IN maintenance mode; No = NOT in maintenance mode.</w:t>
+      </w:r>
+      <w:r>
+        <w:t xml:space="preserve"> </w:t>
+      </w:r>
+      <w:r>
+        <w:t xml:space="preserve">State : server lifecycle state from OneView:</w:t>
+      </w:r>
+      <w:r>
+        <w:t xml:space="preserve"> </w:t>
+      </w:r>
+      <w:r>
+        <w:t xml:space="preserve">Monitored = normal / being monitored (not in maintenance)</w:t>
+      </w:r>
+      <w:r>
+        <w:t xml:space="preserve"> </w:t>
+      </w:r>
+      <w:r>
+        <w:t xml:space="preserve">MaintenanceMode = same as MaintMode=Yes (server placed in maintenance)</w:t>
+      </w:r>
+      <w:r>
+        <w:t xml:space="preserve"> </w:t>
+      </w:r>
+      <w:r>
+        <w:t xml:space="preserve">NoProfileApplied = no server profile assigned</w:t>
+      </w:r>
+      <w:r>
+        <w:t xml:space="preserve"> </w:t>
+      </w:r>
+      <w:r>
+        <w:t xml:space="preserve">ProfileApplying = a server profile is being applied</w:t>
+      </w:r>
+      <w:r>
+        <w:t xml:space="preserve"> </w:t>
+      </w:r>
+      <w:r>
+        <w:t xml:space="preserve">ProfileApplied = a server profile has been applied</w:t>
+      </w:r>
+      <w:r>
+        <w:t xml:space="preserve"> </w:t>
+      </w:r>
+      <w:r>
+        <w:t xml:space="preserve">ConfigureHardware = hardware configuration in progress</w:t>
+      </w:r>
+      <w:r>
+        <w:t xml:space="preserve"> </w:t>
+      </w:r>
+      <w:r>
+        <w:t xml:space="preserve">ProfileError = profile apply failed (NOT maintenance)</w:t>
+      </w:r>
+      <w:r>
+        <w:t xml:space="preserve"> </w:t>
+      </w:r>
+      <w:r>
+        <w:t xml:space="preserve">Deleting = server being removed</w:t>
+      </w:r>
+      <w:r>
+        <w:t xml:space="preserve"> </w:t>
+      </w:r>
+      <w:r>
+        <w:t xml:space="preserve">State Reason : additional context for the State value (blank when</w:t>
+      </w:r>
+      <w:r>
+        <w:t xml:space="preserve"> </w:t>
+      </w:r>
+      <w:r>
+        <w:t xml:space="preserve">‘NotApplicable’</w:t>
+      </w:r>
+      <w:r>
+        <w:t xml:space="preserve">):</w:t>
+      </w:r>
+      <w:r>
+        <w:t xml:space="preserve"> </w:t>
+      </w:r>
+      <w:r>
+        <w:t xml:space="preserve">NotApplicable = no special reason; state is self-explanatory (shown as blank)</w:t>
+      </w:r>
+      <w:r>
+        <w:t xml:space="preserve"> </w:t>
+      </w:r>
+      <w:r>
+        <w:t xml:space="preserve">UserInitiated = state change triggered by a user action</w:t>
+      </w:r>
+      <w:r>
+        <w:t xml:space="preserve"> </w:t>
+      </w:r>
+      <w:r>
+        <w:t xml:space="preserve">Unmanaged = hardware not managed by this OneView appliance</w:t>
+      </w:r>
+      <w:r>
+        <w:t xml:space="preserve"> </w:t>
+      </w:r>
+      <w:r>
+        <w:t xml:space="preserve">Removed = hardware has been removed from the appliance</w:t>
+      </w:r>
+    </w:p>
+    <w:p>
+      <w:pPr>
+        <w:pStyle w:val="BodyText"/>
+      </w:pPr>
+      <w:r>
+        <w:t xml:space="preserve">==============================================</w:t>
+      </w:r>
+    </w:p>
+    <w:bookmarkEnd w:id="178"/>
     <w:sectPr>
       <w:pgSz w:w="16838" w:h="11906" w:orient="landscape"/>
       <w:footnotePr>

--- a/docx/recent-changes.docx
+++ b/docx/recent-changes.docx
@@ -62,12 +62,824 @@
           <w:numId w:val="1002"/>
         </w:numPr>
       </w:pPr>
-      <w:hyperlink w:anchor="sec5">
+      <w:hyperlink w:anchor="sec187">
         <w:r>
           <w:rPr>
             <w:rStyle w:val="Hyperlink"/>
           </w:rPr>
-          <w:t xml:space="preserve">47)</w:t>
+          <w:t xml:space="preserve">1) Command consolidation — 2-command workflow (runbook-aligned)</w:t>
+        </w:r>
+      </w:hyperlink>
+    </w:p>
+    <w:p>
+      <w:pPr>
+        <w:pStyle w:val="Compact"/>
+        <w:numPr>
+          <w:ilvl w:val="1"/>
+          <w:numId w:val="1002"/>
+        </w:numPr>
+      </w:pPr>
+      <w:hyperlink w:anchor="sec183">
+        <w:r>
+          <w:rPr>
+            <w:rStyle w:val="Hyperlink"/>
+          </w:rPr>
+          <w:t xml:space="preserve">2) Maintenance mode progress report for DL</w:t>
+        </w:r>
+      </w:hyperlink>
+    </w:p>
+    <w:p>
+      <w:pPr>
+        <w:pStyle w:val="Compact"/>
+        <w:numPr>
+          <w:ilvl w:val="1"/>
+          <w:numId w:val="1002"/>
+        </w:numPr>
+      </w:pPr>
+      <w:hyperlink w:anchor="sec178">
+        <w:r>
+          <w:rPr>
+            <w:rStyle w:val="Hyperlink"/>
+          </w:rPr>
+          <w:t xml:space="preserve">3) Mock-only test hardening + repo testing rules (AGENTS.md)</w:t>
+        </w:r>
+      </w:hyperlink>
+    </w:p>
+    <w:p>
+      <w:pPr>
+        <w:pStyle w:val="Compact"/>
+        <w:numPr>
+          <w:ilvl w:val="1"/>
+          <w:numId w:val="1002"/>
+        </w:numPr>
+      </w:pPr>
+      <w:hyperlink w:anchor="sec174">
+        <w:r>
+          <w:rPr>
+            <w:rStyle w:val="Hyperlink"/>
+          </w:rPr>
+          <w:t xml:space="preserve">4) SCOM + OneView maintenance status report (</w:t>
+        </w:r>
+        <w:r>
+          <w:rPr>
+            <w:rStyle w:val="VerbatimChar"/>
+          </w:rPr>
+          <w:t xml:space="preserve">Get-MaintenanceStatusReport</w:t>
+        </w:r>
+        <w:r>
+          <w:rPr>
+            <w:rStyle w:val="Hyperlink"/>
+          </w:rPr>
+          <w:t xml:space="preserve">)</w:t>
+        </w:r>
+      </w:hyperlink>
+    </w:p>
+    <w:p>
+      <w:pPr>
+        <w:pStyle w:val="Compact"/>
+        <w:numPr>
+          <w:ilvl w:val="1"/>
+          <w:numId w:val="1002"/>
+        </w:numPr>
+      </w:pPr>
+      <w:hyperlink w:anchor="sec170">
+        <w:r>
+          <w:rPr>
+            <w:rStyle w:val="Hyperlink"/>
+          </w:rPr>
+          <w:t xml:space="preserve">5) Profile auto-load fix + Setup-Profile regression test (catches</w:t>
+        </w:r>
+        <w:r>
+          <w:rPr>
+            <w:rStyle w:val="Hyperlink"/>
+          </w:rPr>
+          <w:t xml:space="preserve"> </w:t>
+        </w:r>
+        <w:r>
+          <w:rPr>
+            <w:rStyle w:val="Hyperlink"/>
+          </w:rPr>
+          <w:t xml:space="preserve">“Connect-OneView not recognized”</w:t>
+        </w:r>
+        <w:r>
+          <w:rPr>
+            <w:rStyle w:val="Hyperlink"/>
+          </w:rPr>
+          <w:t xml:space="preserve">)</w:t>
+        </w:r>
+      </w:hyperlink>
+    </w:p>
+    <w:p>
+      <w:pPr>
+        <w:pStyle w:val="Compact"/>
+        <w:numPr>
+          <w:ilvl w:val="1"/>
+          <w:numId w:val="1002"/>
+        </w:numPr>
+      </w:pPr>
+      <w:hyperlink w:anchor="sec166">
+        <w:r>
+          <w:rPr>
+            <w:rStyle w:val="Hyperlink"/>
+          </w:rPr>
+          <w:t xml:space="preserve">6) Parameter-usage guard + non-interactive</w:t>
+        </w:r>
+        <w:r>
+          <w:rPr>
+            <w:rStyle w:val="Hyperlink"/>
+          </w:rPr>
+          <w:t xml:space="preserve"> </w:t>
+        </w:r>
+        <w:r>
+          <w:rPr>
+            <w:rStyle w:val="VerbatimChar"/>
+          </w:rPr>
+          <w:t xml:space="preserve">-DryRun</w:t>
+        </w:r>
+        <w:r>
+          <w:rPr>
+            <w:rStyle w:val="Hyperlink"/>
+          </w:rPr>
+          <w:t xml:space="preserve"> </w:t>
+        </w:r>
+        <w:r>
+          <w:rPr>
+            <w:rStyle w:val="Hyperlink"/>
+          </w:rPr>
+          <w:t xml:space="preserve">(</w:t>
+        </w:r>
+        <w:r>
+          <w:rPr>
+            <w:rStyle w:val="VerbatimChar"/>
+          </w:rPr>
+          <w:t xml:space="preserve">--DryRun</w:t>
+        </w:r>
+        <w:r>
+          <w:rPr>
+            <w:rStyle w:val="Hyperlink"/>
+          </w:rPr>
+          <w:t xml:space="preserve">/</w:t>
+        </w:r>
+        <w:r>
+          <w:rPr>
+            <w:rStyle w:val="VerbatimChar"/>
+          </w:rPr>
+          <w:t xml:space="preserve">-DryRun</w:t>
+        </w:r>
+        <w:r>
+          <w:rPr>
+            <w:rStyle w:val="Hyperlink"/>
+          </w:rPr>
+          <w:t xml:space="preserve">)</w:t>
+        </w:r>
+      </w:hyperlink>
+    </w:p>
+    <w:p>
+      <w:pPr>
+        <w:pStyle w:val="Compact"/>
+        <w:numPr>
+          <w:ilvl w:val="1"/>
+          <w:numId w:val="1002"/>
+        </w:numPr>
+      </w:pPr>
+      <w:hyperlink w:anchor="sec162">
+        <w:r>
+          <w:rPr>
+            <w:rStyle w:val="Hyperlink"/>
+          </w:rPr>
+          <w:t xml:space="preserve">7) OneView live-session guard + GuardRail (destructive-action gate)</w:t>
+        </w:r>
+      </w:hyperlink>
+    </w:p>
+    <w:p>
+      <w:pPr>
+        <w:pStyle w:val="Compact"/>
+        <w:numPr>
+          <w:ilvl w:val="1"/>
+          <w:numId w:val="1002"/>
+        </w:numPr>
+      </w:pPr>
+      <w:hyperlink w:anchor="sec159">
+        <w:r>
+          <w:rPr>
+            <w:rStyle w:val="Hyperlink"/>
+          </w:rPr>
+          <w:t xml:space="preserve">8) Automated live testing harness + captured test results</w:t>
+        </w:r>
+      </w:hyperlink>
+    </w:p>
+    <w:p>
+      <w:pPr>
+        <w:pStyle w:val="Compact"/>
+        <w:numPr>
+          <w:ilvl w:val="1"/>
+          <w:numId w:val="1002"/>
+        </w:numPr>
+      </w:pPr>
+      <w:hyperlink w:anchor="sec155">
+        <w:r>
+          <w:rPr>
+            <w:rStyle w:val="Hyperlink"/>
+          </w:rPr>
+          <w:t xml:space="preserve">9) Parameter rename</w:t>
+        </w:r>
+        <w:r>
+          <w:rPr>
+            <w:rStyle w:val="Hyperlink"/>
+          </w:rPr>
+          <w:t xml:space="preserve"> </w:t>
+        </w:r>
+        <w:r>
+          <w:rPr>
+            <w:rStyle w:val="VerbatimChar"/>
+          </w:rPr>
+          <w:t xml:space="preserve">ManagementHost</w:t>
+        </w:r>
+        <w:r>
+          <w:rPr>
+            <w:rStyle w:val="Hyperlink"/>
+          </w:rPr>
+          <w:t xml:space="preserve"> </w:t>
+        </w:r>
+        <w:r>
+          <w:rPr>
+            <w:rStyle w:val="Hyperlink"/>
+          </w:rPr>
+          <w:t xml:space="preserve">→</w:t>
+        </w:r>
+        <w:r>
+          <w:rPr>
+            <w:rStyle w:val="Hyperlink"/>
+          </w:rPr>
+          <w:t xml:space="preserve"> </w:t>
+        </w:r>
+        <w:r>
+          <w:rPr>
+            <w:rStyle w:val="VerbatimChar"/>
+          </w:rPr>
+          <w:t xml:space="preserve">OneViewHost</w:t>
+        </w:r>
+        <w:r>
+          <w:rPr>
+            <w:rStyle w:val="Hyperlink"/>
+          </w:rPr>
+          <w:t xml:space="preserve"> </w:t>
+        </w:r>
+        <w:r>
+          <w:rPr>
+            <w:rStyle w:val="Hyperlink"/>
+          </w:rPr>
+          <w:t xml:space="preserve">+</w:t>
+        </w:r>
+        <w:r>
+          <w:rPr>
+            <w:rStyle w:val="Hyperlink"/>
+          </w:rPr>
+          <w:t xml:space="preserve"> </w:t>
+        </w:r>
+        <w:r>
+          <w:rPr>
+            <w:rStyle w:val="VerbatimChar"/>
+          </w:rPr>
+          <w:t xml:space="preserve">Get-OneViewConnectionStatus</w:t>
+        </w:r>
+        <w:r>
+          <w:rPr>
+            <w:rStyle w:val="Hyperlink"/>
+          </w:rPr>
+          <w:t xml:space="preserve"> </w:t>
+        </w:r>
+        <w:r>
+          <w:rPr>
+            <w:rStyle w:val="Hyperlink"/>
+          </w:rPr>
+          <w:t xml:space="preserve">overhaul</w:t>
+        </w:r>
+      </w:hyperlink>
+    </w:p>
+    <w:p>
+      <w:pPr>
+        <w:pStyle w:val="Compact"/>
+        <w:numPr>
+          <w:ilvl w:val="1"/>
+          <w:numId w:val="1002"/>
+        </w:numPr>
+      </w:pPr>
+      <w:hyperlink w:anchor="sec152">
+        <w:r>
+          <w:rPr>
+            <w:rStyle w:val="Hyperlink"/>
+          </w:rPr>
+          <w:t xml:space="preserve">10) Repo hygiene: LF normalization + git workflow docs</w:t>
+        </w:r>
+      </w:hyperlink>
+    </w:p>
+    <w:p>
+      <w:pPr>
+        <w:pStyle w:val="Compact"/>
+        <w:numPr>
+          <w:ilvl w:val="1"/>
+          <w:numId w:val="1002"/>
+        </w:numPr>
+      </w:pPr>
+      <w:hyperlink w:anchor="sec150">
+        <w:r>
+          <w:rPr>
+            <w:rStyle w:val="Hyperlink"/>
+          </w:rPr>
+          <w:t xml:space="preserve">11) Testing-issues documentation (OneView connectivity)</w:t>
+        </w:r>
+      </w:hyperlink>
+    </w:p>
+    <w:p>
+      <w:pPr>
+        <w:pStyle w:val="Compact"/>
+        <w:numPr>
+          <w:ilvl w:val="1"/>
+          <w:numId w:val="1002"/>
+        </w:numPr>
+      </w:pPr>
+      <w:hyperlink w:anchor="sec145">
+        <w:r>
+          <w:rPr>
+            <w:rStyle w:val="Hyperlink"/>
+          </w:rPr>
+          <w:t xml:space="preserve">12) Shared output formatting +</w:t>
+        </w:r>
+        <w:r>
+          <w:rPr>
+            <w:rStyle w:val="Hyperlink"/>
+          </w:rPr>
+          <w:t xml:space="preserve"> </w:t>
+        </w:r>
+        <w:r>
+          <w:rPr>
+            <w:rStyle w:val="VerbatimChar"/>
+          </w:rPr>
+          <w:t xml:space="preserve">Connect-OneView</w:t>
+        </w:r>
+        <w:r>
+          <w:rPr>
+            <w:rStyle w:val="Hyperlink"/>
+          </w:rPr>
+          <w:t xml:space="preserve"> </w:t>
+        </w:r>
+        <w:r>
+          <w:rPr>
+            <w:rStyle w:val="Hyperlink"/>
+          </w:rPr>
+          <w:t xml:space="preserve">rewrite + runbook v2</w:t>
+        </w:r>
+      </w:hyperlink>
+    </w:p>
+    <w:p>
+      <w:pPr>
+        <w:pStyle w:val="Compact"/>
+        <w:numPr>
+          <w:ilvl w:val="1"/>
+          <w:numId w:val="1002"/>
+        </w:numPr>
+      </w:pPr>
+      <w:hyperlink w:anchor="sec142">
+        <w:r>
+          <w:rPr>
+            <w:rStyle w:val="Hyperlink"/>
+          </w:rPr>
+          <w:t xml:space="preserve">13)</w:t>
+        </w:r>
+        <w:r>
+          <w:rPr>
+            <w:rStyle w:val="Hyperlink"/>
+          </w:rPr>
+          <w:t xml:space="preserve"> </w:t>
+        </w:r>
+        <w:r>
+          <w:rPr>
+            <w:rStyle w:val="VerbatimChar"/>
+          </w:rPr>
+          <w:t xml:space="preserve">Test-BuildParams</w:t>
+        </w:r>
+        <w:r>
+          <w:rPr>
+            <w:rStyle w:val="Hyperlink"/>
+          </w:rPr>
+          <w:t xml:space="preserve"> </w:t>
+        </w:r>
+        <w:r>
+          <w:rPr>
+            <w:rStyle w:val="Hyperlink"/>
+          </w:rPr>
+          <w:t xml:space="preserve">/</w:t>
+        </w:r>
+        <w:r>
+          <w:rPr>
+            <w:rStyle w:val="Hyperlink"/>
+          </w:rPr>
+          <w:t xml:space="preserve"> </w:t>
+        </w:r>
+        <w:r>
+          <w:rPr>
+            <w:rStyle w:val="VerbatimChar"/>
+          </w:rPr>
+          <w:t xml:space="preserve">_Validate-Request</w:t>
+        </w:r>
+        <w:r>
+          <w:rPr>
+            <w:rStyle w:val="Hyperlink"/>
+          </w:rPr>
+          <w:t xml:space="preserve"> </w:t>
+        </w:r>
+        <w:r>
+          <w:rPr>
+            <w:rStyle w:val="Hyperlink"/>
+          </w:rPr>
+          <w:t xml:space="preserve">hardening</w:t>
+        </w:r>
+      </w:hyperlink>
+    </w:p>
+    <w:p>
+      <w:pPr>
+        <w:pStyle w:val="Compact"/>
+        <w:numPr>
+          <w:ilvl w:val="1"/>
+          <w:numId w:val="1002"/>
+        </w:numPr>
+      </w:pPr>
+      <w:hyperlink w:anchor="sec138">
+        <w:r>
+          <w:rPr>
+            <w:rStyle w:val="Hyperlink"/>
+          </w:rPr>
+          <w:t xml:space="preserve">14) Parameter rename</w:t>
+        </w:r>
+        <w:r>
+          <w:rPr>
+            <w:rStyle w:val="Hyperlink"/>
+          </w:rPr>
+          <w:t xml:space="preserve"> </w:t>
+        </w:r>
+        <w:r>
+          <w:rPr>
+            <w:rStyle w:val="VerbatimChar"/>
+          </w:rPr>
+          <w:t xml:space="preserve">SrvrId</w:t>
+        </w:r>
+        <w:r>
+          <w:rPr>
+            <w:rStyle w:val="Hyperlink"/>
+          </w:rPr>
+          <w:t xml:space="preserve"> </w:t>
+        </w:r>
+        <w:r>
+          <w:rPr>
+            <w:rStyle w:val="Hyperlink"/>
+          </w:rPr>
+          <w:t xml:space="preserve">→</w:t>
+        </w:r>
+        <w:r>
+          <w:rPr>
+            <w:rStyle w:val="Hyperlink"/>
+          </w:rPr>
+          <w:t xml:space="preserve"> </w:t>
+        </w:r>
+        <w:r>
+          <w:rPr>
+            <w:rStyle w:val="VerbatimChar"/>
+          </w:rPr>
+          <w:t xml:space="preserve">ServerIdentifier</w:t>
+        </w:r>
+        <w:r>
+          <w:rPr>
+            <w:rStyle w:val="Hyperlink"/>
+          </w:rPr>
+          <w:t xml:space="preserve"> </w:t>
+        </w:r>
+        <w:r>
+          <w:rPr>
+            <w:rStyle w:val="Hyperlink"/>
+          </w:rPr>
+          <w:t xml:space="preserve">+ wildcard filtering in</w:t>
+        </w:r>
+        <w:r>
+          <w:rPr>
+            <w:rStyle w:val="Hyperlink"/>
+          </w:rPr>
+          <w:t xml:space="preserve"> </w:t>
+        </w:r>
+        <w:r>
+          <w:rPr>
+            <w:rStyle w:val="VerbatimChar"/>
+          </w:rPr>
+          <w:t xml:space="preserve">Get-OneViewServerList</w:t>
+        </w:r>
+      </w:hyperlink>
+    </w:p>
+    <w:p>
+      <w:pPr>
+        <w:pStyle w:val="Compact"/>
+        <w:numPr>
+          <w:ilvl w:val="1"/>
+          <w:numId w:val="1002"/>
+        </w:numPr>
+      </w:pPr>
+      <w:hyperlink w:anchor="sec134">
+        <w:r>
+          <w:rPr>
+            <w:rStyle w:val="Hyperlink"/>
+          </w:rPr>
+          <w:t xml:space="preserve">15)</w:t>
+        </w:r>
+        <w:r>
+          <w:rPr>
+            <w:rStyle w:val="Hyperlink"/>
+          </w:rPr>
+          <w:t xml:space="preserve"> </w:t>
+        </w:r>
+        <w:r>
+          <w:rPr>
+            <w:rStyle w:val="VerbatimChar"/>
+          </w:rPr>
+          <w:t xml:space="preserve">Connect-OneView</w:t>
+        </w:r>
+        <w:r>
+          <w:rPr>
+            <w:rStyle w:val="Hyperlink"/>
+          </w:rPr>
+          <w:t xml:space="preserve"> </w:t>
+        </w:r>
+        <w:r>
+          <w:rPr>
+            <w:rStyle w:val="Hyperlink"/>
+          </w:rPr>
+          <w:t xml:space="preserve">&amp;</w:t>
+        </w:r>
+        <w:r>
+          <w:rPr>
+            <w:rStyle w:val="Hyperlink"/>
+          </w:rPr>
+          <w:t xml:space="preserve"> </w:t>
+        </w:r>
+        <w:r>
+          <w:rPr>
+            <w:rStyle w:val="VerbatimChar"/>
+          </w:rPr>
+          <w:t xml:space="preserve">ConvertToWildcardRegex</w:t>
+        </w:r>
+        <w:r>
+          <w:rPr>
+            <w:rStyle w:val="Hyperlink"/>
+          </w:rPr>
+          <w:t xml:space="preserve"> </w:t>
+        </w:r>
+        <w:r>
+          <w:rPr>
+            <w:rStyle w:val="Hyperlink"/>
+          </w:rPr>
+          <w:t xml:space="preserve">docs + alias inventory tests</w:t>
+        </w:r>
+      </w:hyperlink>
+    </w:p>
+    <w:p>
+      <w:pPr>
+        <w:pStyle w:val="Compact"/>
+        <w:numPr>
+          <w:ilvl w:val="1"/>
+          <w:numId w:val="1002"/>
+        </w:numPr>
+      </w:pPr>
+      <w:hyperlink w:anchor="sec130">
+        <w:r>
+          <w:rPr>
+            <w:rStyle w:val="Hyperlink"/>
+          </w:rPr>
+          <w:t xml:space="preserve">16) Docs anchor fix — navigable</w:t>
+        </w:r>
+        <w:r>
+          <w:rPr>
+            <w:rStyle w:val="Hyperlink"/>
+          </w:rPr>
+          <w:t xml:space="preserve"> </w:t>
+        </w:r>
+        <w:r>
+          <w:rPr>
+            <w:rStyle w:val="VerbatimChar"/>
+          </w:rPr>
+          <w:t xml:space="preserve">id</w:t>
+        </w:r>
+        <w:r>
+          <w:rPr>
+            <w:rStyle w:val="Hyperlink"/>
+          </w:rPr>
+          <w:t xml:space="preserve"> </w:t>
+        </w:r>
+        <w:r>
+          <w:rPr>
+            <w:rStyle w:val="Hyperlink"/>
+          </w:rPr>
+          <w:t xml:space="preserve">anchors for</w:t>
+        </w:r>
+        <w:r>
+          <w:rPr>
+            <w:rStyle w:val="Hyperlink"/>
+          </w:rPr>
+          <w:t xml:space="preserve"> </w:t>
+        </w:r>
+        <w:r>
+          <w:rPr>
+            <w:rStyle w:val="VerbatimChar"/>
+          </w:rPr>
+          <w:t xml:space="preserve">make docs</w:t>
+        </w:r>
+        <w:r>
+          <w:rPr>
+            <w:rStyle w:val="Hyperlink"/>
+          </w:rPr>
+          <w:t xml:space="preserve"> </w:t>
+        </w:r>
+        <w:r>
+          <w:rPr>
+            <w:rStyle w:val="Hyperlink"/>
+          </w:rPr>
+          <w:t xml:space="preserve">/</w:t>
+        </w:r>
+        <w:r>
+          <w:rPr>
+            <w:rStyle w:val="Hyperlink"/>
+          </w:rPr>
+          <w:t xml:space="preserve"> </w:t>
+        </w:r>
+        <w:r>
+          <w:rPr>
+            <w:rStyle w:val="VerbatimChar"/>
+          </w:rPr>
+          <w:t xml:space="preserve">make fix-docs</w:t>
+        </w:r>
+      </w:hyperlink>
+    </w:p>
+    <w:p>
+      <w:pPr>
+        <w:pStyle w:val="Compact"/>
+        <w:numPr>
+          <w:ilvl w:val="1"/>
+          <w:numId w:val="1002"/>
+        </w:numPr>
+      </w:pPr>
+      <w:hyperlink w:anchor="sec126">
+        <w:r>
+          <w:rPr>
+            <w:rStyle w:val="Hyperlink"/>
+          </w:rPr>
+          <w:t xml:space="preserve">17) Get-OneViewConnectionStatus session-reuse guard (no reconnect)</w:t>
+        </w:r>
+      </w:hyperlink>
+    </w:p>
+    <w:p>
+      <w:pPr>
+        <w:pStyle w:val="Compact"/>
+        <w:numPr>
+          <w:ilvl w:val="1"/>
+          <w:numId w:val="1002"/>
+        </w:numPr>
+      </w:pPr>
+      <w:hyperlink w:anchor="sec122">
+        <w:r>
+          <w:rPr>
+            <w:rStyle w:val="Hyperlink"/>
+          </w:rPr>
+          <w:t xml:space="preserve">18) Universal ISO/firmware path resolver fix (DRY consolidation)</w:t>
+        </w:r>
+      </w:hyperlink>
+    </w:p>
+    <w:p>
+      <w:pPr>
+        <w:pStyle w:val="Compact"/>
+        <w:numPr>
+          <w:ilvl w:val="1"/>
+          <w:numId w:val="1002"/>
+        </w:numPr>
+      </w:pPr>
+      <w:hyperlink w:anchor="sec119">
+        <w:r>
+          <w:rPr>
+            <w:rStyle w:val="Hyperlink"/>
+          </w:rPr>
+          <w:t xml:space="preserve">19) Test-BuildParams firmware-location validation</w:t>
+        </w:r>
+      </w:hyperlink>
+    </w:p>
+    <w:p>
+      <w:pPr>
+        <w:pStyle w:val="Compact"/>
+        <w:numPr>
+          <w:ilvl w:val="1"/>
+          <w:numId w:val="1002"/>
+        </w:numPr>
+      </w:pPr>
+      <w:hyperlink w:anchor="sec116">
+        <w:r>
+          <w:rPr>
+            <w:rStyle w:val="Hyperlink"/>
+          </w:rPr>
+          <w:t xml:space="preserve">20) Command documentation clarity — functionality + safe/destructive</w:t>
+        </w:r>
+      </w:hyperlink>
+    </w:p>
+    <w:p>
+      <w:pPr>
+        <w:pStyle w:val="Compact"/>
+        <w:numPr>
+          <w:ilvl w:val="1"/>
+          <w:numId w:val="1002"/>
+        </w:numPr>
+      </w:pPr>
+      <w:hyperlink w:anchor="sec112">
+        <w:r>
+          <w:rPr>
+            <w:rStyle w:val="Hyperlink"/>
+          </w:rPr>
+          <w:t xml:space="preserve">21) Command documentation clarity — firmware/security/utility + repository corrections</w:t>
+        </w:r>
+      </w:hyperlink>
+    </w:p>
+    <w:p>
+      <w:pPr>
+        <w:pStyle w:val="Compact"/>
+        <w:numPr>
+          <w:ilvl w:val="1"/>
+          <w:numId w:val="1002"/>
+        </w:numPr>
+      </w:pPr>
+      <w:hyperlink w:anchor="sec106">
+        <w:r>
+          <w:rPr>
+            <w:rStyle w:val="Hyperlink"/>
+          </w:rPr>
+          <w:t xml:space="preserve">22) Shared</w:t>
+        </w:r>
+        <w:r>
+          <w:rPr>
+            <w:rStyle w:val="Hyperlink"/>
+          </w:rPr>
+          <w:t xml:space="preserve"> </w:t>
+        </w:r>
+        <w:r>
+          <w:rPr>
+            <w:rStyle w:val="VerbatimChar"/>
+          </w:rPr>
+          <w:t xml:space="preserve">_Publish-Result</w:t>
+        </w:r>
+        <w:r>
+          <w:rPr>
+            <w:rStyle w:val="Hyperlink"/>
+          </w:rPr>
+          <w:t xml:space="preserve"> </w:t>
+        </w:r>
+        <w:r>
+          <w:rPr>
+            <w:rStyle w:val="Hyperlink"/>
+          </w:rPr>
+          <w:t xml:space="preserve">/</w:t>
+        </w:r>
+        <w:r>
+          <w:rPr>
+            <w:rStyle w:val="Hyperlink"/>
+          </w:rPr>
+          <w:t xml:space="preserve"> </w:t>
+        </w:r>
+        <w:r>
+          <w:rPr>
+            <w:rStyle w:val="VerbatimChar"/>
+          </w:rPr>
+          <w:t xml:space="preserve">-PassThru</w:t>
+        </w:r>
+        <w:r>
+          <w:rPr>
+            <w:rStyle w:val="Hyperlink"/>
+          </w:rPr>
+          <w:t xml:space="preserve"> </w:t>
+        </w:r>
+        <w:r>
+          <w:rPr>
+            <w:rStyle w:val="Hyperlink"/>
+          </w:rPr>
+          <w:t xml:space="preserve">output migration (15 Public commands)</w:t>
+        </w:r>
+      </w:hyperlink>
+    </w:p>
+    <w:p>
+      <w:pPr>
+        <w:pStyle w:val="Compact"/>
+        <w:numPr>
+          <w:ilvl w:val="1"/>
+          <w:numId w:val="1002"/>
+        </w:numPr>
+      </w:pPr>
+      <w:hyperlink w:anchor="sec102">
+        <w:r>
+          <w:rPr>
+            <w:rStyle w:val="Hyperlink"/>
+          </w:rPr>
+          <w:t xml:space="preserve">23)</w:t>
         </w:r>
         <w:r>
           <w:rPr>
@@ -91,58 +903,7 @@
           <w:rPr>
             <w:rStyle w:val="Hyperlink"/>
           </w:rPr>
-          <w:t xml:space="preserve">Detail table rendering fix — single-record rows + inline-if PS 7.0 compatibility</w:t>
-        </w:r>
-      </w:hyperlink>
-    </w:p>
-    <w:p>
-      <w:pPr>
-        <w:pStyle w:val="Compact"/>
-        <w:numPr>
-          <w:ilvl w:val="1"/>
-          <w:numId w:val="1002"/>
-        </w:numPr>
-      </w:pPr>
-      <w:hyperlink w:anchor="sec10">
-        <w:r>
-          <w:rPr>
-            <w:rStyle w:val="Hyperlink"/>
-          </w:rPr>
-          <w:t xml:space="preserve">46) Configure-PhysicalBuild APPROVE flow fix — Read-Host unblock, param forwarding, banner fix</w:t>
-        </w:r>
-      </w:hyperlink>
-    </w:p>
-    <w:p>
-      <w:pPr>
-        <w:pStyle w:val="Compact"/>
-        <w:numPr>
-          <w:ilvl w:val="1"/>
-          <w:numId w:val="1002"/>
-        </w:numPr>
-      </w:pPr>
-      <w:hyperlink w:anchor="sec10">
-        <w:r>
-          <w:rPr>
-            <w:rStyle w:val="Hyperlink"/>
-          </w:rPr>
-          <w:t xml:space="preserve">46) Configure-PhysicalBuild APPROVE flow fix — Read-Host unblock, param forwarding, banner fix</w:t>
-        </w:r>
-      </w:hyperlink>
-    </w:p>
-    <w:p>
-      <w:pPr>
-        <w:pStyle w:val="Compact"/>
-        <w:numPr>
-          <w:ilvl w:val="1"/>
-          <w:numId w:val="1002"/>
-        </w:numPr>
-      </w:pPr>
-      <w:hyperlink w:anchor="sec14">
-        <w:r>
-          <w:rPr>
-            <w:rStyle w:val="Hyperlink"/>
-          </w:rPr>
-          <w:t xml:space="preserve">45) OneView maintenance mode display fix — listing/reporting paths now check</w:t>
+          <w:t xml:space="preserve">DRY output migration + iLO IP fix +</w:t>
         </w:r>
         <w:r>
           <w:rPr>
@@ -154,19 +915,623 @@
           <w:rPr>
             <w:rStyle w:val="VerbatimChar"/>
           </w:rPr>
-          <w:t xml:space="preserve">maintenanceState</w:t>
+          <w:t xml:space="preserve">prune-logs</w:t>
         </w:r>
         <w:r>
           <w:rPr>
             <w:rStyle w:val="Hyperlink"/>
           </w:rPr>
-          <w:t xml:space="preserve">/</w:t>
+          <w:t xml:space="preserve"> </w:t>
+        </w:r>
+        <w:r>
+          <w:rPr>
+            <w:rStyle w:val="Hyperlink"/>
+          </w:rPr>
+          <w:t xml:space="preserve">hardening</w:t>
+        </w:r>
+      </w:hyperlink>
+    </w:p>
+    <w:p>
+      <w:pPr>
+        <w:pStyle w:val="Compact"/>
+        <w:numPr>
+          <w:ilvl w:val="1"/>
+          <w:numId w:val="1002"/>
+        </w:numPr>
+      </w:pPr>
+      <w:hyperlink w:anchor="sec99">
+        <w:r>
+          <w:rPr>
+            <w:rStyle w:val="Hyperlink"/>
+          </w:rPr>
+          <w:t xml:space="preserve">24)</w:t>
+        </w:r>
+        <w:r>
+          <w:rPr>
+            <w:rStyle w:val="Hyperlink"/>
+          </w:rPr>
+          <w:t xml:space="preserve"> </w:t>
         </w:r>
         <w:r>
           <w:rPr>
             <w:rStyle w:val="VerbatimChar"/>
           </w:rPr>
-          <w:t xml:space="preserve">maintenanceWindow.maintenanceState</w:t>
+          <w:t xml:space="preserve">Get-OneViewServerList</w:t>
+        </w:r>
+        <w:r>
+          <w:rPr>
+            <w:rStyle w:val="Hyperlink"/>
+          </w:rPr>
+          <w:t xml:space="preserve"> </w:t>
+        </w:r>
+        <w:r>
+          <w:rPr>
+            <w:rStyle w:val="Hyperlink"/>
+          </w:rPr>
+          <w:t xml:space="preserve">field enrichment + robust iLO IP extraction +</w:t>
+        </w:r>
+        <w:r>
+          <w:rPr>
+            <w:rStyle w:val="Hyperlink"/>
+          </w:rPr>
+          <w:t xml:space="preserve"> </w:t>
+        </w:r>
+        <w:r>
+          <w:rPr>
+            <w:rStyle w:val="VerbatimChar"/>
+          </w:rPr>
+          <w:t xml:space="preserve">Disconnect-OneView</w:t>
+        </w:r>
+        <w:r>
+          <w:rPr>
+            <w:rStyle w:val="Hyperlink"/>
+          </w:rPr>
+          <w:t xml:space="preserve"> </w:t>
+        </w:r>
+        <w:r>
+          <w:rPr>
+            <w:rStyle w:val="Hyperlink"/>
+          </w:rPr>
+          <w:t xml:space="preserve">appliance naming</w:t>
+        </w:r>
+      </w:hyperlink>
+    </w:p>
+    <w:p>
+      <w:pPr>
+        <w:pStyle w:val="Compact"/>
+        <w:numPr>
+          <w:ilvl w:val="1"/>
+          <w:numId w:val="1002"/>
+        </w:numPr>
+      </w:pPr>
+      <w:hyperlink w:anchor="sec96">
+        <w:r>
+          <w:rPr>
+            <w:rStyle w:val="Hyperlink"/>
+          </w:rPr>
+          <w:t xml:space="preserve">25)</w:t>
+        </w:r>
+        <w:r>
+          <w:rPr>
+            <w:rStyle w:val="Hyperlink"/>
+          </w:rPr>
+          <w:t xml:space="preserve"> </w:t>
+        </w:r>
+        <w:r>
+          <w:rPr>
+            <w:rStyle w:val="VerbatimChar"/>
+          </w:rPr>
+          <w:t xml:space="preserve">Connect-OneView</w:t>
+        </w:r>
+        <w:r>
+          <w:rPr>
+            <w:rStyle w:val="Hyperlink"/>
+          </w:rPr>
+          <w:t xml:space="preserve"> </w:t>
+        </w:r>
+        <w:r>
+          <w:rPr>
+            <w:rStyle w:val="Hyperlink"/>
+          </w:rPr>
+          <w:t xml:space="preserve">“already connected”</w:t>
+        </w:r>
+        <w:r>
+          <w:rPr>
+            <w:rStyle w:val="Hyperlink"/>
+          </w:rPr>
+          <w:t xml:space="preserve"> </w:t>
+        </w:r>
+        <w:r>
+          <w:rPr>
+            <w:rStyle w:val="Hyperlink"/>
+          </w:rPr>
+          <w:t xml:space="preserve">message → bold red (no reconnection)</w:t>
+        </w:r>
+      </w:hyperlink>
+    </w:p>
+    <w:p>
+      <w:pPr>
+        <w:pStyle w:val="Compact"/>
+        <w:numPr>
+          <w:ilvl w:val="1"/>
+          <w:numId w:val="1002"/>
+        </w:numPr>
+      </w:pPr>
+      <w:hyperlink w:anchor="sec92">
+        <w:r>
+          <w:rPr>
+            <w:rStyle w:val="Hyperlink"/>
+          </w:rPr>
+          <w:t xml:space="preserve">26)</w:t>
+        </w:r>
+        <w:r>
+          <w:rPr>
+            <w:rStyle w:val="Hyperlink"/>
+          </w:rPr>
+          <w:t xml:space="preserve"> </w:t>
+        </w:r>
+        <w:r>
+          <w:rPr>
+            <w:rStyle w:val="VerbatimChar"/>
+          </w:rPr>
+          <w:t xml:space="preserve">Get-OneViewServerList</w:t>
+        </w:r>
+        <w:r>
+          <w:rPr>
+            <w:rStyle w:val="Hyperlink"/>
+          </w:rPr>
+          <w:t xml:space="preserve"> </w:t>
+        </w:r>
+        <w:r>
+          <w:rPr>
+            <w:rStyle w:val="Hyperlink"/>
+          </w:rPr>
+          <w:t xml:space="preserve">Detail table fixes: empty Model, ROM column overflow, NotApplicable blanking</w:t>
+        </w:r>
+      </w:hyperlink>
+    </w:p>
+    <w:p>
+      <w:pPr>
+        <w:pStyle w:val="Compact"/>
+        <w:numPr>
+          <w:ilvl w:val="1"/>
+          <w:numId w:val="1002"/>
+        </w:numPr>
+      </w:pPr>
+      <w:hyperlink w:anchor="sec84">
+        <w:r>
+          <w:rPr>
+            <w:rStyle w:val="Hyperlink"/>
+          </w:rPr>
+          <w:t xml:space="preserve">27) Command prune + doc update: deploy flow, deleted commands, bug fixes</w:t>
+        </w:r>
+      </w:hyperlink>
+    </w:p>
+    <w:p>
+      <w:pPr>
+        <w:pStyle w:val="Compact"/>
+        <w:numPr>
+          <w:ilvl w:val="1"/>
+          <w:numId w:val="1002"/>
+        </w:numPr>
+      </w:pPr>
+      <w:hyperlink w:anchor="sec80">
+        <w:r>
+          <w:rPr>
+            <w:rStyle w:val="Hyperlink"/>
+          </w:rPr>
+          <w:t xml:space="preserve">28) OneView error honesty + abort on failed resolution + iLO credential fallback</w:t>
+        </w:r>
+      </w:hyperlink>
+    </w:p>
+    <w:p>
+      <w:pPr>
+        <w:pStyle w:val="Compact"/>
+        <w:numPr>
+          <w:ilvl w:val="1"/>
+          <w:numId w:val="1002"/>
+        </w:numPr>
+      </w:pPr>
+      <w:hyperlink w:anchor="sec76">
+        <w:r>
+          <w:rPr>
+            <w:rStyle w:val="Hyperlink"/>
+          </w:rPr>
+          <w:t xml:space="preserve">29) Credential hardening &amp; CISO vulnerability scan — secure storage/handling of HPE OneView / iLO / SCOM credentials</w:t>
+        </w:r>
+      </w:hyperlink>
+    </w:p>
+    <w:p>
+      <w:pPr>
+        <w:pStyle w:val="Compact"/>
+        <w:numPr>
+          <w:ilvl w:val="1"/>
+          <w:numId w:val="1002"/>
+        </w:numPr>
+      </w:pPr>
+      <w:hyperlink w:anchor="sec73">
+        <w:r>
+          <w:rPr>
+            <w:rStyle w:val="Hyperlink"/>
+          </w:rPr>
+          <w:t xml:space="preserve">30) RTF documentation overhaul — landscape pages, proportional table widths, working TOC links, blockquote tables</w:t>
+        </w:r>
+      </w:hyperlink>
+    </w:p>
+    <w:p>
+      <w:pPr>
+        <w:pStyle w:val="Compact"/>
+        <w:numPr>
+          <w:ilvl w:val="1"/>
+          <w:numId w:val="1002"/>
+        </w:numPr>
+      </w:pPr>
+      <w:hyperlink w:anchor="sec68">
+        <w:r>
+          <w:rPr>
+            <w:rStyle w:val="Hyperlink"/>
+          </w:rPr>
+          <w:t xml:space="preserve">31) Make setup machine-aware PowerShell profile selection (eis19 / prod-VDI / default)</w:t>
+        </w:r>
+      </w:hyperlink>
+    </w:p>
+    <w:p>
+      <w:pPr>
+        <w:pStyle w:val="Compact"/>
+        <w:numPr>
+          <w:ilvl w:val="1"/>
+          <w:numId w:val="1002"/>
+        </w:numPr>
+      </w:pPr>
+      <w:hyperlink w:anchor="sec64">
+        <w:r>
+          <w:rPr>
+            <w:rStyle w:val="Hyperlink"/>
+          </w:rPr>
+          <w:t xml:space="preserve">32) DOCX documentation replaces RTF — converter fix, full docs coverage, project-root output</w:t>
+        </w:r>
+      </w:hyperlink>
+    </w:p>
+    <w:p>
+      <w:pPr>
+        <w:pStyle w:val="Compact"/>
+        <w:numPr>
+          <w:ilvl w:val="1"/>
+          <w:numId w:val="1002"/>
+        </w:numPr>
+      </w:pPr>
+      <w:hyperlink w:anchor="sec60">
+        <w:r>
+          <w:rPr>
+            <w:rStyle w:val="Hyperlink"/>
+          </w:rPr>
+          <w:t xml:space="preserve">33) HPE OneView Maintenance Mode documentation — enable/disable procedures, alert handling, Windows Forms integration,</w:t>
+        </w:r>
+        <w:r>
+          <w:rPr>
+            <w:rStyle w:val="Hyperlink"/>
+          </w:rPr>
+          <w:t xml:space="preserve"> </w:t>
+        </w:r>
+        <w:r>
+          <w:rPr>
+            <w:rStyle w:val="VerbatimChar"/>
+          </w:rPr>
+          <w:t xml:space="preserve">.maintenanceMode</w:t>
+        </w:r>
+        <w:r>
+          <w:rPr>
+            <w:rStyle w:val="Hyperlink"/>
+          </w:rPr>
+          <w:t xml:space="preserve"> </w:t>
+        </w:r>
+        <w:r>
+          <w:rPr>
+            <w:rStyle w:val="Hyperlink"/>
+          </w:rPr>
+          <w:t xml:space="preserve">refactor, JSON fix, OpsRamp firewall docs</w:t>
+        </w:r>
+      </w:hyperlink>
+    </w:p>
+    <w:p>
+      <w:pPr>
+        <w:pStyle w:val="Compact"/>
+        <w:numPr>
+          <w:ilvl w:val="1"/>
+          <w:numId w:val="1002"/>
+        </w:numPr>
+      </w:pPr>
+      <w:hyperlink w:anchor="sec56">
+        <w:r>
+          <w:rPr>
+            <w:rStyle w:val="Hyperlink"/>
+          </w:rPr>
+          <w:t xml:space="preserve">34) Git SSH authentication — PowerShell profile hardening + troubleshooting guides (Fix-GitSSH.md, testing-issue.md)</w:t>
+        </w:r>
+      </w:hyperlink>
+    </w:p>
+    <w:p>
+      <w:pPr>
+        <w:pStyle w:val="Compact"/>
+        <w:numPr>
+          <w:ilvl w:val="1"/>
+          <w:numId w:val="1002"/>
+        </w:numPr>
+      </w:pPr>
+      <w:hyperlink w:anchor="sec53">
+        <w:r>
+          <w:rPr>
+            <w:rStyle w:val="Hyperlink"/>
+          </w:rPr>
+          <w:t xml:space="preserve">35) README architecture &amp; branding — SVG icons, technical component overview diagram, MS Configuration Manager flowchart, HPE/OneView/iLO branding</w:t>
+        </w:r>
+      </w:hyperlink>
+    </w:p>
+    <w:p>
+      <w:pPr>
+        <w:pStyle w:val="Compact"/>
+        <w:numPr>
+          <w:ilvl w:val="1"/>
+          <w:numId w:val="1002"/>
+        </w:numPr>
+      </w:pPr>
+      <w:hyperlink w:anchor="sec50">
+        <w:r>
+          <w:rPr>
+            <w:rStyle w:val="Hyperlink"/>
+          </w:rPr>
+          <w:t xml:space="preserve">36) Documentation &amp; tooling updates — maintenance mode / Checkmake / security pipeline docs, ISO &amp; Firmware parameter options, Makefile + SETUP-GUIDE + doc index refactor</w:t>
+        </w:r>
+      </w:hyperlink>
+    </w:p>
+    <w:p>
+      <w:pPr>
+        <w:pStyle w:val="Compact"/>
+        <w:numPr>
+          <w:ilvl w:val="1"/>
+          <w:numId w:val="1002"/>
+        </w:numPr>
+      </w:pPr>
+      <w:hyperlink w:anchor="sec46">
+        <w:r>
+          <w:rPr>
+            <w:rStyle w:val="Hyperlink"/>
+          </w:rPr>
+          <w:t xml:space="preserve">37) Unified</w:t>
+        </w:r>
+        <w:r>
+          <w:rPr>
+            <w:rStyle w:val="Hyperlink"/>
+          </w:rPr>
+          <w:t xml:space="preserve"> </w:t>
+        </w:r>
+        <w:r>
+          <w:rPr>
+            <w:rStyle w:val="VerbatimChar"/>
+          </w:rPr>
+          <w:t xml:space="preserve">-Help</w:t>
+        </w:r>
+        <w:r>
+          <w:rPr>
+            <w:rStyle w:val="Hyperlink"/>
+          </w:rPr>
+          <w:t xml:space="preserve"> </w:t>
+        </w:r>
+        <w:r>
+          <w:rPr>
+            <w:rStyle w:val="Hyperlink"/>
+          </w:rPr>
+          <w:t xml:space="preserve">switch across all 28 documented commands + doc-driven</w:t>
+        </w:r>
+        <w:r>
+          <w:rPr>
+            <w:rStyle w:val="Hyperlink"/>
+          </w:rPr>
+          <w:t xml:space="preserve"> </w:t>
+        </w:r>
+        <w:r>
+          <w:rPr>
+            <w:rStyle w:val="VerbatimChar"/>
+          </w:rPr>
+          <w:t xml:space="preserve">make list-commands</w:t>
+        </w:r>
+      </w:hyperlink>
+    </w:p>
+    <w:p>
+      <w:pPr>
+        <w:pStyle w:val="Compact"/>
+        <w:numPr>
+          <w:ilvl w:val="1"/>
+          <w:numId w:val="1002"/>
+        </w:numPr>
+      </w:pPr>
+      <w:hyperlink w:anchor="sec42">
+        <w:r>
+          <w:rPr>
+            <w:rStyle w:val="Hyperlink"/>
+          </w:rPr>
+          <w:t xml:space="preserve">38) Consistent newest-first ordering — change-log body, summary table, TOC generator + maintenance guide</w:t>
+        </w:r>
+      </w:hyperlink>
+    </w:p>
+    <w:p>
+      <w:pPr>
+        <w:pStyle w:val="Compact"/>
+        <w:numPr>
+          <w:ilvl w:val="1"/>
+          <w:numId w:val="1002"/>
+        </w:numPr>
+      </w:pPr>
+      <w:hyperlink w:anchor="sec38">
+        <w:r>
+          <w:rPr>
+            <w:rStyle w:val="Hyperlink"/>
+          </w:rPr>
+          <w:t xml:space="preserve">39) Update-Firmware re-added — post-OS HPE firmware flash integrated into the build</w:t>
+        </w:r>
+      </w:hyperlink>
+    </w:p>
+    <w:p>
+      <w:pPr>
+        <w:pStyle w:val="Compact"/>
+        <w:numPr>
+          <w:ilvl w:val="1"/>
+          <w:numId w:val="1002"/>
+        </w:numPr>
+      </w:pPr>
+      <w:hyperlink w:anchor="sec34">
+        <w:r>
+          <w:rPr>
+            <w:rStyle w:val="Hyperlink"/>
+          </w:rPr>
+          <w:t xml:space="preserve">40) Parameter-set mandatory enforcement +</w:t>
+        </w:r>
+        <w:r>
+          <w:rPr>
+            <w:rStyle w:val="Hyperlink"/>
+          </w:rPr>
+          <w:t xml:space="preserve"> </w:t>
+        </w:r>
+        <w:r>
+          <w:rPr>
+            <w:rStyle w:val="VerbatimChar"/>
+          </w:rPr>
+          <w:t xml:space="preserve">-Help</w:t>
+        </w:r>
+        <w:r>
+          <w:rPr>
+            <w:rStyle w:val="Hyperlink"/>
+          </w:rPr>
+          <w:t xml:space="preserve"> </w:t>
+        </w:r>
+        <w:r>
+          <w:rPr>
+            <w:rStyle w:val="Hyperlink"/>
+          </w:rPr>
+          <w:t xml:space="preserve">EXAMPLES link to command reference</w:t>
+        </w:r>
+      </w:hyperlink>
+    </w:p>
+    <w:p>
+      <w:pPr>
+        <w:pStyle w:val="Compact"/>
+        <w:numPr>
+          <w:ilvl w:val="1"/>
+          <w:numId w:val="1002"/>
+        </w:numPr>
+      </w:pPr>
+      <w:hyperlink w:anchor="sec30">
+        <w:r>
+          <w:rPr>
+            <w:rStyle w:val="Hyperlink"/>
+          </w:rPr>
+          <w:t xml:space="preserve">41) Data-driven</w:t>
+        </w:r>
+        <w:r>
+          <w:rPr>
+            <w:rStyle w:val="Hyperlink"/>
+          </w:rPr>
+          <w:t xml:space="preserve"> </w:t>
+        </w:r>
+        <w:r>
+          <w:rPr>
+            <w:rStyle w:val="VerbatimChar"/>
+          </w:rPr>
+          <w:t xml:space="preserve">-Help</w:t>
+        </w:r>
+        <w:r>
+          <w:rPr>
+            <w:rStyle w:val="Hyperlink"/>
+          </w:rPr>
+          <w:t xml:space="preserve"> </w:t>
+        </w:r>
+        <w:r>
+          <w:rPr>
+            <w:rStyle w:val="Hyperlink"/>
+          </w:rPr>
+          <w:t xml:space="preserve">test matrix (38 commands),</w:t>
+        </w:r>
+        <w:r>
+          <w:rPr>
+            <w:rStyle w:val="Hyperlink"/>
+          </w:rPr>
+          <w:t xml:space="preserve"> </w:t>
+        </w:r>
+        <w:r>
+          <w:rPr>
+            <w:rStyle w:val="VerbatimChar"/>
+          </w:rPr>
+          <w:t xml:space="preserve">Update-Firmware</w:t>
+        </w:r>
+        <w:r>
+          <w:rPr>
+            <w:rStyle w:val="Hyperlink"/>
+          </w:rPr>
+          <w:t xml:space="preserve"> </w:t>
+        </w:r>
+        <w:r>
+          <w:rPr>
+            <w:rStyle w:val="Hyperlink"/>
+          </w:rPr>
+          <w:t xml:space="preserve">export fix, runner output fix &amp; wip cleanup</w:t>
+        </w:r>
+      </w:hyperlink>
+    </w:p>
+    <w:p>
+      <w:pPr>
+        <w:pStyle w:val="Compact"/>
+        <w:numPr>
+          <w:ilvl w:val="1"/>
+          <w:numId w:val="1002"/>
+        </w:numPr>
+      </w:pPr>
+      <w:hyperlink w:anchor="sec26">
+        <w:r>
+          <w:rPr>
+            <w:rStyle w:val="Hyperlink"/>
+          </w:rPr>
+          <w:t xml:space="preserve">42) OneView Maintenance Mode hardening (session reuse, credentials, default window, DryRun fix) + secret scanning + SSH agent profile management</w:t>
+        </w:r>
+      </w:hyperlink>
+    </w:p>
+    <w:p>
+      <w:pPr>
+        <w:pStyle w:val="Compact"/>
+        <w:numPr>
+          <w:ilvl w:val="1"/>
+          <w:numId w:val="1002"/>
+        </w:numPr>
+      </w:pPr>
+      <w:hyperlink w:anchor="sec22">
+        <w:r>
+          <w:rPr>
+            <w:rStyle w:val="Hyperlink"/>
+          </w:rPr>
+          <w:t xml:space="preserve">43) OneView session-check regression fix — use active session, guard empty credentials, remove invalid</w:t>
+        </w:r>
+        <w:r>
+          <w:rPr>
+            <w:rStyle w:val="Hyperlink"/>
+          </w:rPr>
+          <w:t xml:space="preserve"> </w:t>
+        </w:r>
+        <w:r>
+          <w:rPr>
+            <w:rStyle w:val="VerbatimChar"/>
+          </w:rPr>
+          <w:t xml:space="preserve">-Credential</w:t>
+        </w:r>
+        <w:r>
+          <w:rPr>
+            <w:rStyle w:val="Hyperlink"/>
+          </w:rPr>
+          <w:t xml:space="preserve"> </w:t>
+        </w:r>
+        <w:r>
+          <w:rPr>
+            <w:rStyle w:val="Hyperlink"/>
+          </w:rPr>
+          <w:t xml:space="preserve">passthrough + red error output for maintenance mode failures</w:t>
         </w:r>
       </w:hyperlink>
     </w:p>
@@ -267,12 +1632,12 @@
           <w:numId w:val="1002"/>
         </w:numPr>
       </w:pPr>
-      <w:hyperlink w:anchor="sec22">
+      <w:hyperlink w:anchor="sec14">
         <w:r>
           <w:rPr>
             <w:rStyle w:val="Hyperlink"/>
           </w:rPr>
-          <w:t xml:space="preserve">43) OneView session-check regression fix — use active session, guard empty credentials, remove invalid</w:t>
+          <w:t xml:space="preserve">45) OneView maintenance mode display fix — listing/reporting paths now check</w:t>
         </w:r>
         <w:r>
           <w:rPr>
@@ -284,19 +1649,19 @@
           <w:rPr>
             <w:rStyle w:val="VerbatimChar"/>
           </w:rPr>
-          <w:t xml:space="preserve">-Credential</w:t>
+          <w:t xml:space="preserve">maintenanceState</w:t>
         </w:r>
         <w:r>
           <w:rPr>
             <w:rStyle w:val="Hyperlink"/>
           </w:rPr>
-          <w:t xml:space="preserve"> </w:t>
+          <w:t xml:space="preserve">/</w:t>
         </w:r>
         <w:r>
           <w:rPr>
-            <w:rStyle w:val="Hyperlink"/>
+            <w:rStyle w:val="VerbatimChar"/>
           </w:rPr>
-          <w:t xml:space="preserve">passthrough + red error output for maintenance mode failures</w:t>
+          <w:t xml:space="preserve">maintenanceWindow.maintenanceState</w:t>
         </w:r>
       </w:hyperlink>
     </w:p>
@@ -308,12 +1673,12 @@
           <w:numId w:val="1002"/>
         </w:numPr>
       </w:pPr>
-      <w:hyperlink w:anchor="sec26">
+      <w:hyperlink w:anchor="sec10">
         <w:r>
           <w:rPr>
             <w:rStyle w:val="Hyperlink"/>
           </w:rPr>
-          <w:t xml:space="preserve">42) OneView Maintenance Mode hardening (session reuse, credentials, default window, DryRun fix) + secret scanning + SSH agent profile management</w:t>
+          <w:t xml:space="preserve">46) Configure-PhysicalBuild APPROVE flow fix — Read-Host unblock, param forwarding, banner fix</w:t>
         </w:r>
       </w:hyperlink>
     </w:p>
@@ -325,60 +1690,12 @@
           <w:numId w:val="1002"/>
         </w:numPr>
       </w:pPr>
-      <w:hyperlink w:anchor="sec30">
+      <w:hyperlink w:anchor="sec10">
         <w:r>
           <w:rPr>
             <w:rStyle w:val="Hyperlink"/>
           </w:rPr>
-          <w:t xml:space="preserve">41) Data-driven</w:t>
-        </w:r>
-        <w:r>
-          <w:rPr>
-            <w:rStyle w:val="Hyperlink"/>
-          </w:rPr>
-          <w:t xml:space="preserve"> </w:t>
-        </w:r>
-        <w:r>
-          <w:rPr>
-            <w:rStyle w:val="VerbatimChar"/>
-          </w:rPr>
-          <w:t xml:space="preserve">-Help</w:t>
-        </w:r>
-        <w:r>
-          <w:rPr>
-            <w:rStyle w:val="Hyperlink"/>
-          </w:rPr>
-          <w:t xml:space="preserve"> </w:t>
-        </w:r>
-        <w:r>
-          <w:rPr>
-            <w:rStyle w:val="Hyperlink"/>
-          </w:rPr>
-          <w:t xml:space="preserve">test matrix (38 commands),</w:t>
-        </w:r>
-        <w:r>
-          <w:rPr>
-            <w:rStyle w:val="Hyperlink"/>
-          </w:rPr>
-          <w:t xml:space="preserve"> </w:t>
-        </w:r>
-        <w:r>
-          <w:rPr>
-            <w:rStyle w:val="VerbatimChar"/>
-          </w:rPr>
-          <w:t xml:space="preserve">Update-Firmware</w:t>
-        </w:r>
-        <w:r>
-          <w:rPr>
-            <w:rStyle w:val="Hyperlink"/>
-          </w:rPr>
-          <w:t xml:space="preserve"> </w:t>
-        </w:r>
-        <w:r>
-          <w:rPr>
-            <w:rStyle w:val="Hyperlink"/>
-          </w:rPr>
-          <w:t xml:space="preserve">export fix, runner output fix &amp; wip cleanup</w:t>
+          <w:t xml:space="preserve">46) Configure-PhysicalBuild APPROVE flow fix — Read-Host unblock, param forwarding, banner fix</w:t>
         </w:r>
       </w:hyperlink>
     </w:p>
@@ -390,334 +1707,12 @@
           <w:numId w:val="1002"/>
         </w:numPr>
       </w:pPr>
-      <w:hyperlink w:anchor="sec34">
+      <w:hyperlink w:anchor="sec5">
         <w:r>
           <w:rPr>
             <w:rStyle w:val="Hyperlink"/>
           </w:rPr>
-          <w:t xml:space="preserve">40) Parameter-set mandatory enforcement +</w:t>
-        </w:r>
-        <w:r>
-          <w:rPr>
-            <w:rStyle w:val="Hyperlink"/>
-          </w:rPr>
-          <w:t xml:space="preserve"> </w:t>
-        </w:r>
-        <w:r>
-          <w:rPr>
-            <w:rStyle w:val="VerbatimChar"/>
-          </w:rPr>
-          <w:t xml:space="preserve">-Help</w:t>
-        </w:r>
-        <w:r>
-          <w:rPr>
-            <w:rStyle w:val="Hyperlink"/>
-          </w:rPr>
-          <w:t xml:space="preserve"> </w:t>
-        </w:r>
-        <w:r>
-          <w:rPr>
-            <w:rStyle w:val="Hyperlink"/>
-          </w:rPr>
-          <w:t xml:space="preserve">EXAMPLES link to command reference</w:t>
-        </w:r>
-      </w:hyperlink>
-    </w:p>
-    <w:p>
-      <w:pPr>
-        <w:pStyle w:val="Compact"/>
-        <w:numPr>
-          <w:ilvl w:val="1"/>
-          <w:numId w:val="1002"/>
-        </w:numPr>
-      </w:pPr>
-      <w:hyperlink w:anchor="sec38">
-        <w:r>
-          <w:rPr>
-            <w:rStyle w:val="Hyperlink"/>
-          </w:rPr>
-          <w:t xml:space="preserve">39) Update-Firmware re-added — post-OS HPE firmware flash integrated into the build</w:t>
-        </w:r>
-      </w:hyperlink>
-    </w:p>
-    <w:p>
-      <w:pPr>
-        <w:pStyle w:val="Compact"/>
-        <w:numPr>
-          <w:ilvl w:val="1"/>
-          <w:numId w:val="1002"/>
-        </w:numPr>
-      </w:pPr>
-      <w:hyperlink w:anchor="sec42">
-        <w:r>
-          <w:rPr>
-            <w:rStyle w:val="Hyperlink"/>
-          </w:rPr>
-          <w:t xml:space="preserve">38) Consistent newest-first ordering — change-log body, summary table, TOC generator + maintenance guide</w:t>
-        </w:r>
-      </w:hyperlink>
-    </w:p>
-    <w:p>
-      <w:pPr>
-        <w:pStyle w:val="Compact"/>
-        <w:numPr>
-          <w:ilvl w:val="1"/>
-          <w:numId w:val="1002"/>
-        </w:numPr>
-      </w:pPr>
-      <w:hyperlink w:anchor="sec46">
-        <w:r>
-          <w:rPr>
-            <w:rStyle w:val="Hyperlink"/>
-          </w:rPr>
-          <w:t xml:space="preserve">37) Unified</w:t>
-        </w:r>
-        <w:r>
-          <w:rPr>
-            <w:rStyle w:val="Hyperlink"/>
-          </w:rPr>
-          <w:t xml:space="preserve"> </w:t>
-        </w:r>
-        <w:r>
-          <w:rPr>
-            <w:rStyle w:val="VerbatimChar"/>
-          </w:rPr>
-          <w:t xml:space="preserve">-Help</w:t>
-        </w:r>
-        <w:r>
-          <w:rPr>
-            <w:rStyle w:val="Hyperlink"/>
-          </w:rPr>
-          <w:t xml:space="preserve"> </w:t>
-        </w:r>
-        <w:r>
-          <w:rPr>
-            <w:rStyle w:val="Hyperlink"/>
-          </w:rPr>
-          <w:t xml:space="preserve">switch across all 28 documented commands + doc-driven</w:t>
-        </w:r>
-        <w:r>
-          <w:rPr>
-            <w:rStyle w:val="Hyperlink"/>
-          </w:rPr>
-          <w:t xml:space="preserve"> </w:t>
-        </w:r>
-        <w:r>
-          <w:rPr>
-            <w:rStyle w:val="VerbatimChar"/>
-          </w:rPr>
-          <w:t xml:space="preserve">make list-commands</w:t>
-        </w:r>
-      </w:hyperlink>
-    </w:p>
-    <w:p>
-      <w:pPr>
-        <w:pStyle w:val="Compact"/>
-        <w:numPr>
-          <w:ilvl w:val="1"/>
-          <w:numId w:val="1002"/>
-        </w:numPr>
-      </w:pPr>
-      <w:hyperlink w:anchor="sec50">
-        <w:r>
-          <w:rPr>
-            <w:rStyle w:val="Hyperlink"/>
-          </w:rPr>
-          <w:t xml:space="preserve">36) Documentation &amp; tooling updates — maintenance mode / Checkmake / security pipeline docs, ISO &amp; Firmware parameter options, Makefile + SETUP-GUIDE + doc index refactor</w:t>
-        </w:r>
-      </w:hyperlink>
-    </w:p>
-    <w:p>
-      <w:pPr>
-        <w:pStyle w:val="Compact"/>
-        <w:numPr>
-          <w:ilvl w:val="1"/>
-          <w:numId w:val="1002"/>
-        </w:numPr>
-      </w:pPr>
-      <w:hyperlink w:anchor="sec53">
-        <w:r>
-          <w:rPr>
-            <w:rStyle w:val="Hyperlink"/>
-          </w:rPr>
-          <w:t xml:space="preserve">35) README architecture &amp; branding — SVG icons, technical component overview diagram, MS Configuration Manager flowchart, HPE/OneView/iLO branding</w:t>
-        </w:r>
-      </w:hyperlink>
-    </w:p>
-    <w:p>
-      <w:pPr>
-        <w:pStyle w:val="Compact"/>
-        <w:numPr>
-          <w:ilvl w:val="1"/>
-          <w:numId w:val="1002"/>
-        </w:numPr>
-      </w:pPr>
-      <w:hyperlink w:anchor="sec56">
-        <w:r>
-          <w:rPr>
-            <w:rStyle w:val="Hyperlink"/>
-          </w:rPr>
-          <w:t xml:space="preserve">34) Git SSH authentication — PowerShell profile hardening + troubleshooting guides (Fix-GitSSH.md, testing-issue.md)</w:t>
-        </w:r>
-      </w:hyperlink>
-    </w:p>
-    <w:p>
-      <w:pPr>
-        <w:pStyle w:val="Compact"/>
-        <w:numPr>
-          <w:ilvl w:val="1"/>
-          <w:numId w:val="1002"/>
-        </w:numPr>
-      </w:pPr>
-      <w:hyperlink w:anchor="sec60">
-        <w:r>
-          <w:rPr>
-            <w:rStyle w:val="Hyperlink"/>
-          </w:rPr>
-          <w:t xml:space="preserve">33) HPE OneView Maintenance Mode documentation — enable/disable procedures, alert handling, Windows Forms integration,</w:t>
-        </w:r>
-        <w:r>
-          <w:rPr>
-            <w:rStyle w:val="Hyperlink"/>
-          </w:rPr>
-          <w:t xml:space="preserve"> </w:t>
-        </w:r>
-        <w:r>
-          <w:rPr>
-            <w:rStyle w:val="VerbatimChar"/>
-          </w:rPr>
-          <w:t xml:space="preserve">.maintenanceMode</w:t>
-        </w:r>
-        <w:r>
-          <w:rPr>
-            <w:rStyle w:val="Hyperlink"/>
-          </w:rPr>
-          <w:t xml:space="preserve"> </w:t>
-        </w:r>
-        <w:r>
-          <w:rPr>
-            <w:rStyle w:val="Hyperlink"/>
-          </w:rPr>
-          <w:t xml:space="preserve">refactor, JSON fix, OpsRamp firewall docs</w:t>
-        </w:r>
-      </w:hyperlink>
-    </w:p>
-    <w:p>
-      <w:pPr>
-        <w:pStyle w:val="Compact"/>
-        <w:numPr>
-          <w:ilvl w:val="1"/>
-          <w:numId w:val="1002"/>
-        </w:numPr>
-      </w:pPr>
-      <w:hyperlink w:anchor="sec64">
-        <w:r>
-          <w:rPr>
-            <w:rStyle w:val="Hyperlink"/>
-          </w:rPr>
-          <w:t xml:space="preserve">32) DOCX documentation replaces RTF — converter fix, full docs coverage, project-root output</w:t>
-        </w:r>
-      </w:hyperlink>
-    </w:p>
-    <w:p>
-      <w:pPr>
-        <w:pStyle w:val="Compact"/>
-        <w:numPr>
-          <w:ilvl w:val="1"/>
-          <w:numId w:val="1002"/>
-        </w:numPr>
-      </w:pPr>
-      <w:hyperlink w:anchor="sec68">
-        <w:r>
-          <w:rPr>
-            <w:rStyle w:val="Hyperlink"/>
-          </w:rPr>
-          <w:t xml:space="preserve">31) Make setup machine-aware PowerShell profile selection (eis19 / prod-VDI / default)</w:t>
-        </w:r>
-      </w:hyperlink>
-    </w:p>
-    <w:p>
-      <w:pPr>
-        <w:pStyle w:val="Compact"/>
-        <w:numPr>
-          <w:ilvl w:val="1"/>
-          <w:numId w:val="1002"/>
-        </w:numPr>
-      </w:pPr>
-      <w:hyperlink w:anchor="sec73">
-        <w:r>
-          <w:rPr>
-            <w:rStyle w:val="Hyperlink"/>
-          </w:rPr>
-          <w:t xml:space="preserve">30) RTF documentation overhaul — landscape pages, proportional table widths, working TOC links, blockquote tables</w:t>
-        </w:r>
-      </w:hyperlink>
-    </w:p>
-    <w:p>
-      <w:pPr>
-        <w:pStyle w:val="Compact"/>
-        <w:numPr>
-          <w:ilvl w:val="1"/>
-          <w:numId w:val="1002"/>
-        </w:numPr>
-      </w:pPr>
-      <w:hyperlink w:anchor="sec76">
-        <w:r>
-          <w:rPr>
-            <w:rStyle w:val="Hyperlink"/>
-          </w:rPr>
-          <w:t xml:space="preserve">29) Credential hardening &amp; CISO vulnerability scan — secure storage/handling of HPE OneView / iLO / SCOM credentials</w:t>
-        </w:r>
-      </w:hyperlink>
-    </w:p>
-    <w:p>
-      <w:pPr>
-        <w:pStyle w:val="Compact"/>
-        <w:numPr>
-          <w:ilvl w:val="1"/>
-          <w:numId w:val="1002"/>
-        </w:numPr>
-      </w:pPr>
-      <w:hyperlink w:anchor="sec80">
-        <w:r>
-          <w:rPr>
-            <w:rStyle w:val="Hyperlink"/>
-          </w:rPr>
-          <w:t xml:space="preserve">28) OneView error honesty + abort on failed resolution + iLO credential fallback</w:t>
-        </w:r>
-      </w:hyperlink>
-    </w:p>
-    <w:p>
-      <w:pPr>
-        <w:pStyle w:val="Compact"/>
-        <w:numPr>
-          <w:ilvl w:val="1"/>
-          <w:numId w:val="1002"/>
-        </w:numPr>
-      </w:pPr>
-      <w:hyperlink w:anchor="sec84">
-        <w:r>
-          <w:rPr>
-            <w:rStyle w:val="Hyperlink"/>
-          </w:rPr>
-          <w:t xml:space="preserve">27) Command prune + doc update: deploy flow, deleted commands, bug fixes</w:t>
-        </w:r>
-      </w:hyperlink>
-    </w:p>
-    <w:p>
-      <w:pPr>
-        <w:pStyle w:val="Compact"/>
-        <w:numPr>
-          <w:ilvl w:val="1"/>
-          <w:numId w:val="1002"/>
-        </w:numPr>
-      </w:pPr>
-      <w:hyperlink w:anchor="sec92">
-        <w:r>
-          <w:rPr>
-            <w:rStyle w:val="Hyperlink"/>
-          </w:rPr>
-          <w:t xml:space="preserve">26)</w:t>
+          <w:t xml:space="preserve">47)</w:t>
         </w:r>
         <w:r>
           <w:rPr>
@@ -741,7 +1736,7 @@
           <w:rPr>
             <w:rStyle w:val="Hyperlink"/>
           </w:rPr>
-          <w:t xml:space="preserve">Detail table fixes: empty Model, ROM column overflow, NotApplicable blanking</w:t>
+          <w:t xml:space="preserve">Detail table rendering fix — single-record rows + inline-if PS 7.0 compatibility</w:t>
         </w:r>
       </w:hyperlink>
     </w:p>
@@ -753,12 +1748,12 @@
           <w:numId w:val="1002"/>
         </w:numPr>
       </w:pPr>
-      <w:hyperlink w:anchor="sec96">
+      <w:hyperlink w:anchor="sec201">
         <w:r>
           <w:rPr>
             <w:rStyle w:val="Hyperlink"/>
           </w:rPr>
-          <w:t xml:space="preserve">25)</w:t>
+          <w:t xml:space="preserve">48)</w:t>
         </w:r>
         <w:r>
           <w:rPr>
@@ -770,7 +1765,7 @@
           <w:rPr>
             <w:rStyle w:val="VerbatimChar"/>
           </w:rPr>
-          <w:t xml:space="preserve">Connect-OneView</w:t>
+          <w:t xml:space="preserve">Set-MaintenanceMode</w:t>
         </w:r>
         <w:r>
           <w:rPr>
@@ -782,7 +1777,19 @@
           <w:rPr>
             <w:rStyle w:val="Hyperlink"/>
           </w:rPr>
-          <w:t xml:space="preserve">“already connected”</w:t>
+          <w:t xml:space="preserve">OpsRamp</w:t>
+        </w:r>
+        <w:r>
+          <w:rPr>
+            <w:rStyle w:val="Hyperlink"/>
+          </w:rPr>
+          <w:t xml:space="preserve"> </w:t>
+        </w:r>
+        <w:r>
+          <w:rPr>
+            <w:rStyle w:val="VerbatimChar"/>
+          </w:rPr>
+          <w:t xml:space="preserve">SendMetric</w:t>
         </w:r>
         <w:r>
           <w:rPr>
@@ -794,24 +1801,7 @@
           <w:rPr>
             <w:rStyle w:val="Hyperlink"/>
           </w:rPr>
-          <w:t xml:space="preserve">message → bold red (no reconnection)</w:t>
-        </w:r>
-      </w:hyperlink>
-    </w:p>
-    <w:p>
-      <w:pPr>
-        <w:pStyle w:val="Compact"/>
-        <w:numPr>
-          <w:ilvl w:val="1"/>
-          <w:numId w:val="1002"/>
-        </w:numPr>
-      </w:pPr>
-      <w:hyperlink w:anchor="sec99">
-        <w:r>
-          <w:rPr>
-            <w:rStyle w:val="Hyperlink"/>
-          </w:rPr>
-          <w:t xml:space="preserve">24)</w:t>
+          <w:t xml:space="preserve">argument-order fix —</w:t>
         </w:r>
         <w:r>
           <w:rPr>
@@ -823,7 +1813,7 @@
           <w:rPr>
             <w:rStyle w:val="VerbatimChar"/>
           </w:rPr>
-          <w:t xml:space="preserve">Get-OneViewServerList</w:t>
+          <w:t xml:space="preserve">Tags</w:t>
         </w:r>
         <w:r>
           <w:rPr>
@@ -835,7 +1825,7 @@
           <w:rPr>
             <w:rStyle w:val="Hyperlink"/>
           </w:rPr>
-          <w:t xml:space="preserve">field enrichment + robust iLO IP extraction +</w:t>
+          <w:t xml:space="preserve">before</w:t>
         </w:r>
         <w:r>
           <w:rPr>
@@ -847,7 +1837,36 @@
           <w:rPr>
             <w:rStyle w:val="VerbatimChar"/>
           </w:rPr>
-          <w:t xml:space="preserve">Disconnect-OneView</w:t>
+          <w:t xml:space="preserve">Timestamp</w:t>
+        </w:r>
+      </w:hyperlink>
+    </w:p>
+    <w:p>
+      <w:pPr>
+        <w:pStyle w:val="Compact"/>
+        <w:numPr>
+          <w:ilvl w:val="1"/>
+          <w:numId w:val="1002"/>
+        </w:numPr>
+      </w:pPr>
+      <w:hyperlink w:anchor="sec197">
+        <w:r>
+          <w:rPr>
+            <w:rStyle w:val="Hyperlink"/>
+          </w:rPr>
+          <w:t xml:space="preserve">49)</w:t>
+        </w:r>
+        <w:r>
+          <w:rPr>
+            <w:rStyle w:val="Hyperlink"/>
+          </w:rPr>
+          <w:t xml:space="preserve"> </w:t>
+        </w:r>
+        <w:r>
+          <w:rPr>
+            <w:rStyle w:val="VerbatimChar"/>
+          </w:rPr>
+          <w:t xml:space="preserve">Set-MaintenanceMode</w:t>
         </w:r>
         <w:r>
           <w:rPr>
@@ -859,7 +1878,7 @@
           <w:rPr>
             <w:rStyle w:val="Hyperlink"/>
           </w:rPr>
-          <w:t xml:space="preserve">appliance naming</w:t>
+          <w:t xml:space="preserve">OneView mode reuses active session without prompting for credentials</w:t>
         </w:r>
       </w:hyperlink>
     </w:p>
@@ -871,12 +1890,12 @@
           <w:numId w:val="1002"/>
         </w:numPr>
       </w:pPr>
-      <w:hyperlink w:anchor="sec102">
+      <w:hyperlink w:anchor="sec193">
         <w:r>
           <w:rPr>
             <w:rStyle w:val="Hyperlink"/>
           </w:rPr>
-          <w:t xml:space="preserve">23)</w:t>
+          <w:t xml:space="preserve">50)</w:t>
         </w:r>
         <w:r>
           <w:rPr>
@@ -888,7 +1907,7 @@
           <w:rPr>
             <w:rStyle w:val="VerbatimChar"/>
           </w:rPr>
-          <w:t xml:space="preserve">Get-OneViewServerList</w:t>
+          <w:t xml:space="preserve">Start-PhysicalServerBuild</w:t>
         </w:r>
         <w:r>
           <w:rPr>
@@ -900,843 +1919,7 @@
           <w:rPr>
             <w:rStyle w:val="Hyperlink"/>
           </w:rPr>
-          <w:t xml:space="preserve">DRY output migration + iLO IP fix +</w:t>
-        </w:r>
-        <w:r>
-          <w:rPr>
-            <w:rStyle w:val="Hyperlink"/>
-          </w:rPr>
-          <w:t xml:space="preserve"> </w:t>
-        </w:r>
-        <w:r>
-          <w:rPr>
-            <w:rStyle w:val="VerbatimChar"/>
-          </w:rPr>
-          <w:t xml:space="preserve">prune-logs</w:t>
-        </w:r>
-        <w:r>
-          <w:rPr>
-            <w:rStyle w:val="Hyperlink"/>
-          </w:rPr>
-          <w:t xml:space="preserve"> </w:t>
-        </w:r>
-        <w:r>
-          <w:rPr>
-            <w:rStyle w:val="Hyperlink"/>
-          </w:rPr>
-          <w:t xml:space="preserve">hardening</w:t>
-        </w:r>
-      </w:hyperlink>
-    </w:p>
-    <w:p>
-      <w:pPr>
-        <w:pStyle w:val="Compact"/>
-        <w:numPr>
-          <w:ilvl w:val="1"/>
-          <w:numId w:val="1002"/>
-        </w:numPr>
-      </w:pPr>
-      <w:hyperlink w:anchor="sec106">
-        <w:r>
-          <w:rPr>
-            <w:rStyle w:val="Hyperlink"/>
-          </w:rPr>
-          <w:t xml:space="preserve">22) Shared</w:t>
-        </w:r>
-        <w:r>
-          <w:rPr>
-            <w:rStyle w:val="Hyperlink"/>
-          </w:rPr>
-          <w:t xml:space="preserve"> </w:t>
-        </w:r>
-        <w:r>
-          <w:rPr>
-            <w:rStyle w:val="VerbatimChar"/>
-          </w:rPr>
-          <w:t xml:space="preserve">_Publish-Result</w:t>
-        </w:r>
-        <w:r>
-          <w:rPr>
-            <w:rStyle w:val="Hyperlink"/>
-          </w:rPr>
-          <w:t xml:space="preserve"> </w:t>
-        </w:r>
-        <w:r>
-          <w:rPr>
-            <w:rStyle w:val="Hyperlink"/>
-          </w:rPr>
-          <w:t xml:space="preserve">/</w:t>
-        </w:r>
-        <w:r>
-          <w:rPr>
-            <w:rStyle w:val="Hyperlink"/>
-          </w:rPr>
-          <w:t xml:space="preserve"> </w:t>
-        </w:r>
-        <w:r>
-          <w:rPr>
-            <w:rStyle w:val="VerbatimChar"/>
-          </w:rPr>
-          <w:t xml:space="preserve">-PassThru</w:t>
-        </w:r>
-        <w:r>
-          <w:rPr>
-            <w:rStyle w:val="Hyperlink"/>
-          </w:rPr>
-          <w:t xml:space="preserve"> </w:t>
-        </w:r>
-        <w:r>
-          <w:rPr>
-            <w:rStyle w:val="Hyperlink"/>
-          </w:rPr>
-          <w:t xml:space="preserve">output migration (15 Public commands)</w:t>
-        </w:r>
-      </w:hyperlink>
-    </w:p>
-    <w:p>
-      <w:pPr>
-        <w:pStyle w:val="Compact"/>
-        <w:numPr>
-          <w:ilvl w:val="1"/>
-          <w:numId w:val="1002"/>
-        </w:numPr>
-      </w:pPr>
-      <w:hyperlink w:anchor="sec112">
-        <w:r>
-          <w:rPr>
-            <w:rStyle w:val="Hyperlink"/>
-          </w:rPr>
-          <w:t xml:space="preserve">21) Command documentation clarity — firmware/security/utility + repository corrections</w:t>
-        </w:r>
-      </w:hyperlink>
-    </w:p>
-    <w:p>
-      <w:pPr>
-        <w:pStyle w:val="Compact"/>
-        <w:numPr>
-          <w:ilvl w:val="1"/>
-          <w:numId w:val="1002"/>
-        </w:numPr>
-      </w:pPr>
-      <w:hyperlink w:anchor="sec116">
-        <w:r>
-          <w:rPr>
-            <w:rStyle w:val="Hyperlink"/>
-          </w:rPr>
-          <w:t xml:space="preserve">20) Command documentation clarity — functionality + safe/destructive</w:t>
-        </w:r>
-      </w:hyperlink>
-    </w:p>
-    <w:p>
-      <w:pPr>
-        <w:pStyle w:val="Compact"/>
-        <w:numPr>
-          <w:ilvl w:val="1"/>
-          <w:numId w:val="1002"/>
-        </w:numPr>
-      </w:pPr>
-      <w:hyperlink w:anchor="sec119">
-        <w:r>
-          <w:rPr>
-            <w:rStyle w:val="Hyperlink"/>
-          </w:rPr>
-          <w:t xml:space="preserve">19) Test-BuildParams firmware-location validation</w:t>
-        </w:r>
-      </w:hyperlink>
-    </w:p>
-    <w:p>
-      <w:pPr>
-        <w:pStyle w:val="Compact"/>
-        <w:numPr>
-          <w:ilvl w:val="1"/>
-          <w:numId w:val="1002"/>
-        </w:numPr>
-      </w:pPr>
-      <w:hyperlink w:anchor="sec122">
-        <w:r>
-          <w:rPr>
-            <w:rStyle w:val="Hyperlink"/>
-          </w:rPr>
-          <w:t xml:space="preserve">18) Universal ISO/firmware path resolver fix (DRY consolidation)</w:t>
-        </w:r>
-      </w:hyperlink>
-    </w:p>
-    <w:p>
-      <w:pPr>
-        <w:pStyle w:val="Compact"/>
-        <w:numPr>
-          <w:ilvl w:val="1"/>
-          <w:numId w:val="1002"/>
-        </w:numPr>
-      </w:pPr>
-      <w:hyperlink w:anchor="sec126">
-        <w:r>
-          <w:rPr>
-            <w:rStyle w:val="Hyperlink"/>
-          </w:rPr>
-          <w:t xml:space="preserve">17) Get-OneViewConnectionStatus session-reuse guard (no reconnect)</w:t>
-        </w:r>
-      </w:hyperlink>
-    </w:p>
-    <w:p>
-      <w:pPr>
-        <w:pStyle w:val="Compact"/>
-        <w:numPr>
-          <w:ilvl w:val="1"/>
-          <w:numId w:val="1002"/>
-        </w:numPr>
-      </w:pPr>
-      <w:hyperlink w:anchor="sec130">
-        <w:r>
-          <w:rPr>
-            <w:rStyle w:val="Hyperlink"/>
-          </w:rPr>
-          <w:t xml:space="preserve">16) Docs anchor fix — navigable</w:t>
-        </w:r>
-        <w:r>
-          <w:rPr>
-            <w:rStyle w:val="Hyperlink"/>
-          </w:rPr>
-          <w:t xml:space="preserve"> </w:t>
-        </w:r>
-        <w:r>
-          <w:rPr>
-            <w:rStyle w:val="VerbatimChar"/>
-          </w:rPr>
-          <w:t xml:space="preserve">id</w:t>
-        </w:r>
-        <w:r>
-          <w:rPr>
-            <w:rStyle w:val="Hyperlink"/>
-          </w:rPr>
-          <w:t xml:space="preserve"> </w:t>
-        </w:r>
-        <w:r>
-          <w:rPr>
-            <w:rStyle w:val="Hyperlink"/>
-          </w:rPr>
-          <w:t xml:space="preserve">anchors for</w:t>
-        </w:r>
-        <w:r>
-          <w:rPr>
-            <w:rStyle w:val="Hyperlink"/>
-          </w:rPr>
-          <w:t xml:space="preserve"> </w:t>
-        </w:r>
-        <w:r>
-          <w:rPr>
-            <w:rStyle w:val="VerbatimChar"/>
-          </w:rPr>
-          <w:t xml:space="preserve">make docs</w:t>
-        </w:r>
-        <w:r>
-          <w:rPr>
-            <w:rStyle w:val="Hyperlink"/>
-          </w:rPr>
-          <w:t xml:space="preserve"> </w:t>
-        </w:r>
-        <w:r>
-          <w:rPr>
-            <w:rStyle w:val="Hyperlink"/>
-          </w:rPr>
-          <w:t xml:space="preserve">/</w:t>
-        </w:r>
-        <w:r>
-          <w:rPr>
-            <w:rStyle w:val="Hyperlink"/>
-          </w:rPr>
-          <w:t xml:space="preserve"> </w:t>
-        </w:r>
-        <w:r>
-          <w:rPr>
-            <w:rStyle w:val="VerbatimChar"/>
-          </w:rPr>
-          <w:t xml:space="preserve">make fix-docs</w:t>
-        </w:r>
-      </w:hyperlink>
-    </w:p>
-    <w:p>
-      <w:pPr>
-        <w:pStyle w:val="Compact"/>
-        <w:numPr>
-          <w:ilvl w:val="1"/>
-          <w:numId w:val="1002"/>
-        </w:numPr>
-      </w:pPr>
-      <w:hyperlink w:anchor="sec134">
-        <w:r>
-          <w:rPr>
-            <w:rStyle w:val="Hyperlink"/>
-          </w:rPr>
-          <w:t xml:space="preserve">15)</w:t>
-        </w:r>
-        <w:r>
-          <w:rPr>
-            <w:rStyle w:val="Hyperlink"/>
-          </w:rPr>
-          <w:t xml:space="preserve"> </w:t>
-        </w:r>
-        <w:r>
-          <w:rPr>
-            <w:rStyle w:val="VerbatimChar"/>
-          </w:rPr>
-          <w:t xml:space="preserve">Connect-OneView</w:t>
-        </w:r>
-        <w:r>
-          <w:rPr>
-            <w:rStyle w:val="Hyperlink"/>
-          </w:rPr>
-          <w:t xml:space="preserve"> </w:t>
-        </w:r>
-        <w:r>
-          <w:rPr>
-            <w:rStyle w:val="Hyperlink"/>
-          </w:rPr>
-          <w:t xml:space="preserve">&amp;</w:t>
-        </w:r>
-        <w:r>
-          <w:rPr>
-            <w:rStyle w:val="Hyperlink"/>
-          </w:rPr>
-          <w:t xml:space="preserve"> </w:t>
-        </w:r>
-        <w:r>
-          <w:rPr>
-            <w:rStyle w:val="VerbatimChar"/>
-          </w:rPr>
-          <w:t xml:space="preserve">ConvertToWildcardRegex</w:t>
-        </w:r>
-        <w:r>
-          <w:rPr>
-            <w:rStyle w:val="Hyperlink"/>
-          </w:rPr>
-          <w:t xml:space="preserve"> </w:t>
-        </w:r>
-        <w:r>
-          <w:rPr>
-            <w:rStyle w:val="Hyperlink"/>
-          </w:rPr>
-          <w:t xml:space="preserve">docs + alias inventory tests</w:t>
-        </w:r>
-      </w:hyperlink>
-    </w:p>
-    <w:p>
-      <w:pPr>
-        <w:pStyle w:val="Compact"/>
-        <w:numPr>
-          <w:ilvl w:val="1"/>
-          <w:numId w:val="1002"/>
-        </w:numPr>
-      </w:pPr>
-      <w:hyperlink w:anchor="sec138">
-        <w:r>
-          <w:rPr>
-            <w:rStyle w:val="Hyperlink"/>
-          </w:rPr>
-          <w:t xml:space="preserve">14) Parameter rename</w:t>
-        </w:r>
-        <w:r>
-          <w:rPr>
-            <w:rStyle w:val="Hyperlink"/>
-          </w:rPr>
-          <w:t xml:space="preserve"> </w:t>
-        </w:r>
-        <w:r>
-          <w:rPr>
-            <w:rStyle w:val="VerbatimChar"/>
-          </w:rPr>
-          <w:t xml:space="preserve">SrvrId</w:t>
-        </w:r>
-        <w:r>
-          <w:rPr>
-            <w:rStyle w:val="Hyperlink"/>
-          </w:rPr>
-          <w:t xml:space="preserve"> </w:t>
-        </w:r>
-        <w:r>
-          <w:rPr>
-            <w:rStyle w:val="Hyperlink"/>
-          </w:rPr>
-          <w:t xml:space="preserve">→</w:t>
-        </w:r>
-        <w:r>
-          <w:rPr>
-            <w:rStyle w:val="Hyperlink"/>
-          </w:rPr>
-          <w:t xml:space="preserve"> </w:t>
-        </w:r>
-        <w:r>
-          <w:rPr>
-            <w:rStyle w:val="VerbatimChar"/>
-          </w:rPr>
-          <w:t xml:space="preserve">ServerIdentifier</w:t>
-        </w:r>
-        <w:r>
-          <w:rPr>
-            <w:rStyle w:val="Hyperlink"/>
-          </w:rPr>
-          <w:t xml:space="preserve"> </w:t>
-        </w:r>
-        <w:r>
-          <w:rPr>
-            <w:rStyle w:val="Hyperlink"/>
-          </w:rPr>
-          <w:t xml:space="preserve">+ wildcard filtering in</w:t>
-        </w:r>
-        <w:r>
-          <w:rPr>
-            <w:rStyle w:val="Hyperlink"/>
-          </w:rPr>
-          <w:t xml:space="preserve"> </w:t>
-        </w:r>
-        <w:r>
-          <w:rPr>
-            <w:rStyle w:val="VerbatimChar"/>
-          </w:rPr>
-          <w:t xml:space="preserve">Get-OneViewServerList</w:t>
-        </w:r>
-      </w:hyperlink>
-    </w:p>
-    <w:p>
-      <w:pPr>
-        <w:pStyle w:val="Compact"/>
-        <w:numPr>
-          <w:ilvl w:val="1"/>
-          <w:numId w:val="1002"/>
-        </w:numPr>
-      </w:pPr>
-      <w:hyperlink w:anchor="sec142">
-        <w:r>
-          <w:rPr>
-            <w:rStyle w:val="Hyperlink"/>
-          </w:rPr>
-          <w:t xml:space="preserve">13)</w:t>
-        </w:r>
-        <w:r>
-          <w:rPr>
-            <w:rStyle w:val="Hyperlink"/>
-          </w:rPr>
-          <w:t xml:space="preserve"> </w:t>
-        </w:r>
-        <w:r>
-          <w:rPr>
-            <w:rStyle w:val="VerbatimChar"/>
-          </w:rPr>
-          <w:t xml:space="preserve">Test-BuildParams</w:t>
-        </w:r>
-        <w:r>
-          <w:rPr>
-            <w:rStyle w:val="Hyperlink"/>
-          </w:rPr>
-          <w:t xml:space="preserve"> </w:t>
-        </w:r>
-        <w:r>
-          <w:rPr>
-            <w:rStyle w:val="Hyperlink"/>
-          </w:rPr>
-          <w:t xml:space="preserve">/</w:t>
-        </w:r>
-        <w:r>
-          <w:rPr>
-            <w:rStyle w:val="Hyperlink"/>
-          </w:rPr>
-          <w:t xml:space="preserve"> </w:t>
-        </w:r>
-        <w:r>
-          <w:rPr>
-            <w:rStyle w:val="VerbatimChar"/>
-          </w:rPr>
-          <w:t xml:space="preserve">_Validate-Request</w:t>
-        </w:r>
-        <w:r>
-          <w:rPr>
-            <w:rStyle w:val="Hyperlink"/>
-          </w:rPr>
-          <w:t xml:space="preserve"> </w:t>
-        </w:r>
-        <w:r>
-          <w:rPr>
-            <w:rStyle w:val="Hyperlink"/>
-          </w:rPr>
-          <w:t xml:space="preserve">hardening</w:t>
-        </w:r>
-      </w:hyperlink>
-    </w:p>
-    <w:p>
-      <w:pPr>
-        <w:pStyle w:val="Compact"/>
-        <w:numPr>
-          <w:ilvl w:val="1"/>
-          <w:numId w:val="1002"/>
-        </w:numPr>
-      </w:pPr>
-      <w:hyperlink w:anchor="sec145">
-        <w:r>
-          <w:rPr>
-            <w:rStyle w:val="Hyperlink"/>
-          </w:rPr>
-          <w:t xml:space="preserve">12) Shared output formatting +</w:t>
-        </w:r>
-        <w:r>
-          <w:rPr>
-            <w:rStyle w:val="Hyperlink"/>
-          </w:rPr>
-          <w:t xml:space="preserve"> </w:t>
-        </w:r>
-        <w:r>
-          <w:rPr>
-            <w:rStyle w:val="VerbatimChar"/>
-          </w:rPr>
-          <w:t xml:space="preserve">Connect-OneView</w:t>
-        </w:r>
-        <w:r>
-          <w:rPr>
-            <w:rStyle w:val="Hyperlink"/>
-          </w:rPr>
-          <w:t xml:space="preserve"> </w:t>
-        </w:r>
-        <w:r>
-          <w:rPr>
-            <w:rStyle w:val="Hyperlink"/>
-          </w:rPr>
-          <w:t xml:space="preserve">rewrite + runbook v2</w:t>
-        </w:r>
-      </w:hyperlink>
-    </w:p>
-    <w:p>
-      <w:pPr>
-        <w:pStyle w:val="Compact"/>
-        <w:numPr>
-          <w:ilvl w:val="1"/>
-          <w:numId w:val="1002"/>
-        </w:numPr>
-      </w:pPr>
-      <w:hyperlink w:anchor="sec150">
-        <w:r>
-          <w:rPr>
-            <w:rStyle w:val="Hyperlink"/>
-          </w:rPr>
-          <w:t xml:space="preserve">11) Testing-issues documentation (OneView connectivity)</w:t>
-        </w:r>
-      </w:hyperlink>
-    </w:p>
-    <w:p>
-      <w:pPr>
-        <w:pStyle w:val="Compact"/>
-        <w:numPr>
-          <w:ilvl w:val="1"/>
-          <w:numId w:val="1002"/>
-        </w:numPr>
-      </w:pPr>
-      <w:hyperlink w:anchor="sec152">
-        <w:r>
-          <w:rPr>
-            <w:rStyle w:val="Hyperlink"/>
-          </w:rPr>
-          <w:t xml:space="preserve">10) Repo hygiene: LF normalization + git workflow docs</w:t>
-        </w:r>
-      </w:hyperlink>
-    </w:p>
-    <w:p>
-      <w:pPr>
-        <w:pStyle w:val="Compact"/>
-        <w:numPr>
-          <w:ilvl w:val="1"/>
-          <w:numId w:val="1002"/>
-        </w:numPr>
-      </w:pPr>
-      <w:hyperlink w:anchor="sec155">
-        <w:r>
-          <w:rPr>
-            <w:rStyle w:val="Hyperlink"/>
-          </w:rPr>
-          <w:t xml:space="preserve">9) Parameter rename</w:t>
-        </w:r>
-        <w:r>
-          <w:rPr>
-            <w:rStyle w:val="Hyperlink"/>
-          </w:rPr>
-          <w:t xml:space="preserve"> </w:t>
-        </w:r>
-        <w:r>
-          <w:rPr>
-            <w:rStyle w:val="VerbatimChar"/>
-          </w:rPr>
-          <w:t xml:space="preserve">ManagementHost</w:t>
-        </w:r>
-        <w:r>
-          <w:rPr>
-            <w:rStyle w:val="Hyperlink"/>
-          </w:rPr>
-          <w:t xml:space="preserve"> </w:t>
-        </w:r>
-        <w:r>
-          <w:rPr>
-            <w:rStyle w:val="Hyperlink"/>
-          </w:rPr>
-          <w:t xml:space="preserve">→</w:t>
-        </w:r>
-        <w:r>
-          <w:rPr>
-            <w:rStyle w:val="Hyperlink"/>
-          </w:rPr>
-          <w:t xml:space="preserve"> </w:t>
-        </w:r>
-        <w:r>
-          <w:rPr>
-            <w:rStyle w:val="VerbatimChar"/>
-          </w:rPr>
-          <w:t xml:space="preserve">OneViewHost</w:t>
-        </w:r>
-        <w:r>
-          <w:rPr>
-            <w:rStyle w:val="Hyperlink"/>
-          </w:rPr>
-          <w:t xml:space="preserve"> </w:t>
-        </w:r>
-        <w:r>
-          <w:rPr>
-            <w:rStyle w:val="Hyperlink"/>
-          </w:rPr>
-          <w:t xml:space="preserve">+</w:t>
-        </w:r>
-        <w:r>
-          <w:rPr>
-            <w:rStyle w:val="Hyperlink"/>
-          </w:rPr>
-          <w:t xml:space="preserve"> </w:t>
-        </w:r>
-        <w:r>
-          <w:rPr>
-            <w:rStyle w:val="VerbatimChar"/>
-          </w:rPr>
-          <w:t xml:space="preserve">Get-OneViewConnectionStatus</w:t>
-        </w:r>
-        <w:r>
-          <w:rPr>
-            <w:rStyle w:val="Hyperlink"/>
-          </w:rPr>
-          <w:t xml:space="preserve"> </w:t>
-        </w:r>
-        <w:r>
-          <w:rPr>
-            <w:rStyle w:val="Hyperlink"/>
-          </w:rPr>
-          <w:t xml:space="preserve">overhaul</w:t>
-        </w:r>
-      </w:hyperlink>
-    </w:p>
-    <w:p>
-      <w:pPr>
-        <w:pStyle w:val="Compact"/>
-        <w:numPr>
-          <w:ilvl w:val="1"/>
-          <w:numId w:val="1002"/>
-        </w:numPr>
-      </w:pPr>
-      <w:hyperlink w:anchor="sec159">
-        <w:r>
-          <w:rPr>
-            <w:rStyle w:val="Hyperlink"/>
-          </w:rPr>
-          <w:t xml:space="preserve">8) Automated live testing harness + captured test results</w:t>
-        </w:r>
-      </w:hyperlink>
-    </w:p>
-    <w:p>
-      <w:pPr>
-        <w:pStyle w:val="Compact"/>
-        <w:numPr>
-          <w:ilvl w:val="1"/>
-          <w:numId w:val="1002"/>
-        </w:numPr>
-      </w:pPr>
-      <w:hyperlink w:anchor="sec162">
-        <w:r>
-          <w:rPr>
-            <w:rStyle w:val="Hyperlink"/>
-          </w:rPr>
-          <w:t xml:space="preserve">7) OneView live-session guard + GuardRail (destructive-action gate)</w:t>
-        </w:r>
-      </w:hyperlink>
-    </w:p>
-    <w:p>
-      <w:pPr>
-        <w:pStyle w:val="Compact"/>
-        <w:numPr>
-          <w:ilvl w:val="1"/>
-          <w:numId w:val="1002"/>
-        </w:numPr>
-      </w:pPr>
-      <w:hyperlink w:anchor="sec166">
-        <w:r>
-          <w:rPr>
-            <w:rStyle w:val="Hyperlink"/>
-          </w:rPr>
-          <w:t xml:space="preserve">6) Parameter-usage guard + non-interactive</w:t>
-        </w:r>
-        <w:r>
-          <w:rPr>
-            <w:rStyle w:val="Hyperlink"/>
-          </w:rPr>
-          <w:t xml:space="preserve"> </w:t>
-        </w:r>
-        <w:r>
-          <w:rPr>
-            <w:rStyle w:val="VerbatimChar"/>
-          </w:rPr>
-          <w:t xml:space="preserve">-DryRun</w:t>
-        </w:r>
-        <w:r>
-          <w:rPr>
-            <w:rStyle w:val="Hyperlink"/>
-          </w:rPr>
-          <w:t xml:space="preserve"> </w:t>
-        </w:r>
-        <w:r>
-          <w:rPr>
-            <w:rStyle w:val="Hyperlink"/>
-          </w:rPr>
-          <w:t xml:space="preserve">(</w:t>
-        </w:r>
-        <w:r>
-          <w:rPr>
-            <w:rStyle w:val="VerbatimChar"/>
-          </w:rPr>
-          <w:t xml:space="preserve">--DryRun</w:t>
-        </w:r>
-        <w:r>
-          <w:rPr>
-            <w:rStyle w:val="Hyperlink"/>
-          </w:rPr>
-          <w:t xml:space="preserve">/</w:t>
-        </w:r>
-        <w:r>
-          <w:rPr>
-            <w:rStyle w:val="VerbatimChar"/>
-          </w:rPr>
-          <w:t xml:space="preserve">-DryRun</w:t>
-        </w:r>
-        <w:r>
-          <w:rPr>
-            <w:rStyle w:val="Hyperlink"/>
-          </w:rPr>
-          <w:t xml:space="preserve">)</w:t>
-        </w:r>
-      </w:hyperlink>
-    </w:p>
-    <w:p>
-      <w:pPr>
-        <w:pStyle w:val="Compact"/>
-        <w:numPr>
-          <w:ilvl w:val="1"/>
-          <w:numId w:val="1002"/>
-        </w:numPr>
-      </w:pPr>
-      <w:hyperlink w:anchor="sec170">
-        <w:r>
-          <w:rPr>
-            <w:rStyle w:val="Hyperlink"/>
-          </w:rPr>
-          <w:t xml:space="preserve">5) Profile auto-load fix + Setup-Profile regression test (catches</w:t>
-        </w:r>
-        <w:r>
-          <w:rPr>
-            <w:rStyle w:val="Hyperlink"/>
-          </w:rPr>
-          <w:t xml:space="preserve"> </w:t>
-        </w:r>
-        <w:r>
-          <w:rPr>
-            <w:rStyle w:val="Hyperlink"/>
-          </w:rPr>
-          <w:t xml:space="preserve">“Connect-OneView not recognized”</w:t>
-        </w:r>
-        <w:r>
-          <w:rPr>
-            <w:rStyle w:val="Hyperlink"/>
-          </w:rPr>
-          <w:t xml:space="preserve">)</w:t>
-        </w:r>
-      </w:hyperlink>
-    </w:p>
-    <w:p>
-      <w:pPr>
-        <w:pStyle w:val="Compact"/>
-        <w:numPr>
-          <w:ilvl w:val="1"/>
-          <w:numId w:val="1002"/>
-        </w:numPr>
-      </w:pPr>
-      <w:hyperlink w:anchor="sec174">
-        <w:r>
-          <w:rPr>
-            <w:rStyle w:val="Hyperlink"/>
-          </w:rPr>
-          <w:t xml:space="preserve">4) SCOM + OneView maintenance status report (</w:t>
-        </w:r>
-        <w:r>
-          <w:rPr>
-            <w:rStyle w:val="VerbatimChar"/>
-          </w:rPr>
-          <w:t xml:space="preserve">Get-MaintenanceStatusReport</w:t>
-        </w:r>
-        <w:r>
-          <w:rPr>
-            <w:rStyle w:val="Hyperlink"/>
-          </w:rPr>
-          <w:t xml:space="preserve">)</w:t>
-        </w:r>
-      </w:hyperlink>
-    </w:p>
-    <w:p>
-      <w:pPr>
-        <w:pStyle w:val="Compact"/>
-        <w:numPr>
-          <w:ilvl w:val="1"/>
-          <w:numId w:val="1002"/>
-        </w:numPr>
-      </w:pPr>
-      <w:hyperlink w:anchor="sec178">
-        <w:r>
-          <w:rPr>
-            <w:rStyle w:val="Hyperlink"/>
-          </w:rPr>
-          <w:t xml:space="preserve">3) Mock-only test hardening + repo testing rules (AGENTS.md)</w:t>
-        </w:r>
-      </w:hyperlink>
-    </w:p>
-    <w:p>
-      <w:pPr>
-        <w:pStyle w:val="Compact"/>
-        <w:numPr>
-          <w:ilvl w:val="1"/>
-          <w:numId w:val="1002"/>
-        </w:numPr>
-      </w:pPr>
-      <w:hyperlink w:anchor="sec183">
-        <w:r>
-          <w:rPr>
-            <w:rStyle w:val="Hyperlink"/>
-          </w:rPr>
-          <w:t xml:space="preserve">2) Maintenance mode progress report for DL</w:t>
-        </w:r>
-      </w:hyperlink>
-    </w:p>
-    <w:p>
-      <w:pPr>
-        <w:pStyle w:val="Compact"/>
-        <w:numPr>
-          <w:ilvl w:val="1"/>
-          <w:numId w:val="1002"/>
-        </w:numPr>
-      </w:pPr>
-      <w:hyperlink w:anchor="sec187">
-        <w:r>
-          <w:rPr>
-            <w:rStyle w:val="Hyperlink"/>
-          </w:rPr>
-          <w:t xml:space="preserve">1) Command consolidation — 2-command workflow (runbook-aligned)</w:t>
+          <w:t xml:space="preserve">skips redundant OneView maintenance enable when server is already in maintenance mode</w:t>
         </w:r>
       </w:hyperlink>
     </w:p>
@@ -1828,6 +2011,492 @@
               <w:pStyle w:val="Compact"/>
             </w:pPr>
             <w:r>
+              <w:t xml:space="preserve">2026-09-24</w:t>
+            </w:r>
+          </w:p>
+        </w:tc>
+        <w:tc>
+          <w:tcPr/>
+          <w:p>
+            <w:pPr>
+              <w:pStyle w:val="Compact"/>
+            </w:pPr>
+            <w:r>
+              <w:rPr>
+                <w:rStyle w:val="VerbatimChar"/>
+              </w:rPr>
+              <w:t xml:space="preserve">Start-PhysicalServerBuild</w:t>
+            </w:r>
+            <w:r>
+              <w:t xml:space="preserve"> </w:t>
+            </w:r>
+            <w:r>
+              <w:t xml:space="preserve">skips redundant OneView maintenance enable when server is already in maintenance mode: the orchestrator previously called</w:t>
+            </w:r>
+            <w:r>
+              <w:t xml:space="preserve"> </w:t>
+            </w:r>
+            <w:r>
+              <w:rPr>
+                <w:rStyle w:val="VerbatimChar"/>
+              </w:rPr>
+              <w:t xml:space="preserve">_Enable-OneViewMaintenanceMode</w:t>
+            </w:r>
+            <w:r>
+              <w:t xml:space="preserve"> </w:t>
+            </w:r>
+            <w:r>
+              <w:t xml:space="preserve">unconditionally whenever OneView resolution returned a serial number, even when</w:t>
+            </w:r>
+            <w:r>
+              <w:t xml:space="preserve"> </w:t>
+            </w:r>
+            <w:r>
+              <w:rPr>
+                <w:rStyle w:val="VerbatimChar"/>
+              </w:rPr>
+              <w:t xml:space="preserve">maintenance_mode</w:t>
+            </w:r>
+            <w:r>
+              <w:t xml:space="preserve"> </w:t>
+            </w:r>
+            <w:r>
+              <w:t xml:space="preserve">was already</w:t>
+            </w:r>
+            <w:r>
+              <w:t xml:space="preserve"> </w:t>
+            </w:r>
+            <w:r>
+              <w:rPr>
+                <w:rStyle w:val="VerbatimChar"/>
+              </w:rPr>
+              <w:t xml:space="preserve">Yes</w:t>
+            </w:r>
+            <w:r>
+              <w:t xml:space="preserve">; this produced a redundant OneView API call, an unnecessary credential prompt when no session was active, and a terminating</w:t>
+            </w:r>
+            <w:r>
+              <w:t xml:space="preserve"> </w:t>
+            </w:r>
+            <w:r>
+              <w:rPr>
+                <w:rStyle w:val="VerbatimChar"/>
+              </w:rPr>
+              <w:t xml:space="preserve">SendMetric</w:t>
+            </w:r>
+            <w:r>
+              <w:t xml:space="preserve"> </w:t>
+            </w:r>
+            <w:r>
+              <w:t xml:space="preserve">cast exception in the OpsRamp alert path; the enable step is now skipped when</w:t>
+            </w:r>
+            <w:r>
+              <w:t xml:space="preserve"> </w:t>
+            </w:r>
+            <w:r>
+              <w:rPr>
+                <w:rStyle w:val="VerbatimChar"/>
+              </w:rPr>
+              <w:t xml:space="preserve">$oneview.Details.maintenance_mode -eq 'Yes'</w:t>
+            </w:r>
+            <w:r>
+              <w:t xml:space="preserve">, recording</w:t>
+            </w:r>
+            <w:r>
+              <w:t xml:space="preserve"> </w:t>
+            </w:r>
+            <w:r>
+              <w:rPr>
+                <w:rStyle w:val="VerbatimChar"/>
+              </w:rPr>
+              <w:t xml:space="preserve">Skipped=$true</w:t>
+            </w:r>
+            <w:r>
+              <w:t xml:space="preserve"> </w:t>
+            </w:r>
+            <w:r>
+              <w:t xml:space="preserve">and leaving</w:t>
+            </w:r>
+            <w:r>
+              <w:t xml:space="preserve"> </w:t>
+            </w:r>
+            <w:r>
+              <w:rPr>
+                <w:rStyle w:val="VerbatimChar"/>
+              </w:rPr>
+              <w:t xml:space="preserve">$maintenanceModeEnabled = $true</w:t>
+            </w:r>
+            <w:r>
+              <w:t xml:space="preserve"> </w:t>
+            </w:r>
+            <w:r>
+              <w:t xml:space="preserve">so the post-build disable still runs; regression tests added.</w:t>
+            </w:r>
+          </w:p>
+        </w:tc>
+        <w:tc>
+          <w:tcPr/>
+          <w:p>
+            <w:pPr>
+              <w:pStyle w:val="Compact"/>
+            </w:pPr>
+            <w:r>
+              <w:t xml:space="preserve">Kev Everall</w:t>
+            </w:r>
+          </w:p>
+        </w:tc>
+      </w:tr>
+      <w:tr>
+        <w:tc>
+          <w:tcPr/>
+          <w:p>
+            <w:pPr>
+              <w:pStyle w:val="Compact"/>
+            </w:pPr>
+            <w:r>
+              <w:t xml:space="preserve">2026-09-24</w:t>
+            </w:r>
+          </w:p>
+        </w:tc>
+        <w:tc>
+          <w:tcPr/>
+          <w:p>
+            <w:pPr>
+              <w:pStyle w:val="Compact"/>
+            </w:pPr>
+            <w:r>
+              <w:rPr>
+                <w:rStyle w:val="VerbatimChar"/>
+              </w:rPr>
+              <w:t xml:space="preserve">Set-MaintenanceMode</w:t>
+            </w:r>
+            <w:r>
+              <w:t xml:space="preserve"> </w:t>
+            </w:r>
+            <w:r>
+              <w:t xml:space="preserve">OneView mode reuses active session without prompting for credentials: the OneView credential-resolution block previously fell through to an interactive</w:t>
+            </w:r>
+            <w:r>
+              <w:t xml:space="preserve"> </w:t>
+            </w:r>
+            <w:r>
+              <w:rPr>
+                <w:rStyle w:val="VerbatimChar"/>
+              </w:rPr>
+              <w:t xml:space="preserve">Read-Host</w:t>
+            </w:r>
+            <w:r>
+              <w:t xml:space="preserve"> </w:t>
+            </w:r>
+            <w:r>
+              <w:t xml:space="preserve">prompt whenever</w:t>
+            </w:r>
+            <w:r>
+              <w:t xml:space="preserve"> </w:t>
+            </w:r>
+            <w:r>
+              <w:rPr>
+                <w:rStyle w:val="VerbatimChar"/>
+              </w:rPr>
+              <w:t xml:space="preserve">-Username</w:t>
+            </w:r>
+            <w:r>
+              <w:t xml:space="preserve">/</w:t>
+            </w:r>
+            <w:r>
+              <w:rPr>
+                <w:rStyle w:val="VerbatimChar"/>
+              </w:rPr>
+              <w:t xml:space="preserve">-Password</w:t>
+            </w:r>
+            <w:r>
+              <w:t xml:space="preserve"> </w:t>
+            </w:r>
+            <w:r>
+              <w:t xml:space="preserve">were not supplied as parameters and</w:t>
+            </w:r>
+            <w:r>
+              <w:t xml:space="preserve"> </w:t>
+            </w:r>
+            <w:r>
+              <w:rPr>
+                <w:rStyle w:val="VerbatimChar"/>
+              </w:rPr>
+              <w:t xml:space="preserve">ONEVIEW_USER</w:t>
+            </w:r>
+            <w:r>
+              <w:t xml:space="preserve">/</w:t>
+            </w:r>
+            <w:r>
+              <w:rPr>
+                <w:rStyle w:val="VerbatimChar"/>
+              </w:rPr>
+              <w:t xml:space="preserve">ONEVIEW_PASSWORD</w:t>
+            </w:r>
+            <w:r>
+              <w:t xml:space="preserve"> </w:t>
+            </w:r>
+            <w:r>
+              <w:t xml:space="preserve">env vars were unset, even when</w:t>
+            </w:r>
+            <w:r>
+              <w:t xml:space="preserve"> </w:t>
+            </w:r>
+            <w:r>
+              <w:rPr>
+                <w:rStyle w:val="VerbatimChar"/>
+              </w:rPr>
+              <w:t xml:space="preserve">Connect-OneView</w:t>
+            </w:r>
+            <w:r>
+              <w:t xml:space="preserve"> </w:t>
+            </w:r>
+            <w:r>
+              <w:t xml:space="preserve">had already established a live session; added</w:t>
+            </w:r>
+            <w:r>
+              <w:t xml:space="preserve"> </w:t>
+            </w:r>
+            <w:r>
+              <w:rPr>
+                <w:rStyle w:val="VerbatimChar"/>
+              </w:rPr>
+              <w:t xml:space="preserve">Test-OneViewSessionActive</w:t>
+            </w:r>
+            <w:r>
+              <w:t xml:space="preserve"> </w:t>
+            </w:r>
+            <w:r>
+              <w:t xml:space="preserve">check before credential resolution — when a session is active, both</w:t>
+            </w:r>
+            <w:r>
+              <w:t xml:space="preserve"> </w:t>
+            </w:r>
+            <w:r>
+              <w:rPr>
+                <w:rStyle w:val="VerbatimChar"/>
+              </w:rPr>
+              <w:t xml:space="preserve">$resolvedUsername</w:t>
+            </w:r>
+            <w:r>
+              <w:t xml:space="preserve"> </w:t>
+            </w:r>
+            <w:r>
+              <w:t xml:space="preserve">and</w:t>
+            </w:r>
+            <w:r>
+              <w:t xml:space="preserve"> </w:t>
+            </w:r>
+            <w:r>
+              <w:rPr>
+                <w:rStyle w:val="VerbatimChar"/>
+              </w:rPr>
+              <w:t xml:space="preserve">$resolvedPassword</w:t>
+            </w:r>
+            <w:r>
+              <w:t xml:space="preserve"> </w:t>
+            </w:r>
+            <w:r>
+              <w:t xml:space="preserve">are set to</w:t>
+            </w:r>
+            <w:r>
+              <w:t xml:space="preserve"> </w:t>
+            </w:r>
+            <w:r>
+              <w:rPr>
+                <w:rStyle w:val="VerbatimChar"/>
+              </w:rPr>
+              <w:t xml:space="preserve">$null</w:t>
+            </w:r>
+            <w:r>
+              <w:t xml:space="preserve"> </w:t>
+            </w:r>
+            <w:r>
+              <w:t xml:space="preserve">and</w:t>
+            </w:r>
+            <w:r>
+              <w:t xml:space="preserve"> </w:t>
+            </w:r>
+            <w:r>
+              <w:rPr>
+                <w:rStyle w:val="VerbatimChar"/>
+              </w:rPr>
+              <w:t xml:space="preserve">Test-OneViewConnection</w:t>
+            </w:r>
+            <w:r>
+              <w:t xml:space="preserve"> </w:t>
+            </w:r>
+            <w:r>
+              <w:t xml:space="preserve">is skipped; regression tests added.</w:t>
+            </w:r>
+          </w:p>
+        </w:tc>
+        <w:tc>
+          <w:tcPr/>
+          <w:p>
+            <w:pPr>
+              <w:pStyle w:val="Compact"/>
+            </w:pPr>
+            <w:r>
+              <w:t xml:space="preserve">Kev Everall</w:t>
+            </w:r>
+          </w:p>
+        </w:tc>
+      </w:tr>
+      <w:tr>
+        <w:tc>
+          <w:tcPr/>
+          <w:p>
+            <w:pPr>
+              <w:pStyle w:val="Compact"/>
+            </w:pPr>
+            <w:r>
+              <w:t xml:space="preserve">2026-09-24</w:t>
+            </w:r>
+          </w:p>
+        </w:tc>
+        <w:tc>
+          <w:tcPr/>
+          <w:p>
+            <w:pPr>
+              <w:pStyle w:val="Compact"/>
+            </w:pPr>
+            <w:r>
+              <w:rPr>
+                <w:rStyle w:val="VerbatimChar"/>
+              </w:rPr>
+              <w:t xml:space="preserve">Set-MaintenanceMode</w:t>
+            </w:r>
+            <w:r>
+              <w:t xml:space="preserve"> </w:t>
+            </w:r>
+            <w:r>
+              <w:t xml:space="preserve">OpsRamp</w:t>
+            </w:r>
+            <w:r>
+              <w:t xml:space="preserve"> </w:t>
+            </w:r>
+            <w:r>
+              <w:rPr>
+                <w:rStyle w:val="VerbatimChar"/>
+              </w:rPr>
+              <w:t xml:space="preserve">SendMetric</w:t>
+            </w:r>
+            <w:r>
+              <w:t xml:space="preserve"> </w:t>
+            </w:r>
+            <w:r>
+              <w:t xml:space="preserve">argument-order fix: the two</w:t>
+            </w:r>
+            <w:r>
+              <w:t xml:space="preserve"> </w:t>
+            </w:r>
+            <w:r>
+              <w:rPr>
+                <w:rStyle w:val="VerbatimChar"/>
+              </w:rPr>
+              <w:t xml:space="preserve">SendMetric</w:t>
+            </w:r>
+            <w:r>
+              <w:t xml:space="preserve"> </w:t>
+            </w:r>
+            <w:r>
+              <w:t xml:space="preserve">call sites in the enable/disable paths passed</w:t>
+            </w:r>
+            <w:r>
+              <w:t xml:space="preserve"> </w:t>
+            </w:r>
+            <w:r>
+              <w:rPr>
+                <w:rStyle w:val="VerbatimChar"/>
+              </w:rPr>
+              <w:t xml:space="preserve">[DateTime]::MinValue</w:t>
+            </w:r>
+            <w:r>
+              <w:t xml:space="preserve"> </w:t>
+            </w:r>
+            <w:r>
+              <w:t xml:space="preserve">as the 4th argument and the tags hashtable as the 5th, but the</w:t>
+            </w:r>
+            <w:r>
+              <w:t xml:space="preserve"> </w:t>
+            </w:r>
+            <w:r>
+              <w:rPr>
+                <w:rStyle w:val="VerbatimChar"/>
+              </w:rPr>
+              <w:t xml:space="preserve">OpsRamp_Client.SendMetric</w:t>
+            </w:r>
+            <w:r>
+              <w:t xml:space="preserve"> </w:t>
+            </w:r>
+            <w:r>
+              <w:t xml:space="preserve">signature is</w:t>
+            </w:r>
+            <w:r>
+              <w:t xml:space="preserve"> </w:t>
+            </w:r>
+            <w:r>
+              <w:rPr>
+                <w:rStyle w:val="VerbatimChar"/>
+              </w:rPr>
+              <w:t xml:space="preserve">([string]$ResourceId, [string]$MetricName, [double]$Value, [hashtable]$Tags, [datetime]$Timestamp)</w:t>
+            </w:r>
+            <w:r>
+              <w:t xml:space="preserve"> </w:t>
+            </w:r>
+            <w:r>
+              <w:t xml:space="preserve">— this caused a terminating cast exception (</w:t>
+            </w:r>
+            <w:r>
+              <w:t xml:space="preserve">“Cannot convert argument</w:t>
+            </w:r>
+            <w:r>
+              <w:t xml:space="preserve"> </w:t>
+            </w:r>
+            <w:r>
+              <w:t xml:space="preserve">‘Tags’</w:t>
+            </w:r>
+            <w:r>
+              <w:t xml:space="preserve"> </w:t>
+            </w:r>
+            <w:r>
+              <w:t xml:space="preserve">… to type</w:t>
+            </w:r>
+            <w:r>
+              <w:t xml:space="preserve"> </w:t>
+            </w:r>
+            <w:r>
+              <w:t xml:space="preserve">‘Hashtable’</w:t>
+            </w:r>
+            <w:r>
+              <w:t xml:space="preserve">”</w:t>
+            </w:r>
+            <w:r>
+              <w:t xml:space="preserve">) on every non-DryRun OneView maintenance mode operation; fixed by swapping the two arguments at both call sites.</w:t>
+            </w:r>
+          </w:p>
+        </w:tc>
+        <w:tc>
+          <w:tcPr/>
+          <w:p>
+            <w:pPr>
+              <w:pStyle w:val="Compact"/>
+            </w:pPr>
+            <w:r>
+              <w:t xml:space="preserve">Kev Everall</w:t>
+            </w:r>
+          </w:p>
+        </w:tc>
+      </w:tr>
+      <w:tr>
+        <w:tc>
+          <w:tcPr/>
+          <w:p>
+            <w:pPr>
+              <w:pStyle w:val="Compact"/>
+            </w:pPr>
+            <w:r>
               <w:t xml:space="preserve">2026-09-22</w:t>
             </w:r>
           </w:p>
@@ -54993,6 +55662,3892 @@
     <w:bookmarkEnd w:id="198"/>
     <w:bookmarkEnd w:id="199"/>
     <w:bookmarkEnd w:id="200"/>
+    <w:bookmarkStart w:id="213" w:name="X53e9c7f26cfd9aff75785f8c213f4ec4e84b97e"/>
+    <w:p>
+      <w:pPr>
+        <w:pStyle w:val="Heading1"/>
+      </w:pPr>
+      <w:r>
+        <w:t xml:space="preserve">Get-OneViewServerList -Filter</w:t>
+      </w:r>
+      <w:r>
+        <w:t xml:space="preserve"> </w:t>
+      </w:r>
+      <w:r>
+        <w:t xml:space="preserve">‘name:qlikview-03ilo’</w:t>
+      </w:r>
+      <w:r>
+        <w:t xml:space="preserve"> </w:t>
+      </w:r>
+      <w:r>
+        <w:t xml:space="preserve">0 4s 22ms 10:25:34 </w:t>
+      </w:r>
+    </w:p>
+    <w:p>
+      <w:pPr>
+        <w:pStyle w:val="FirstParagraph"/>
+      </w:pPr>
+      <w:r>
+        <w:t xml:space="preserve">OneView Server List (2 servers)</w:t>
+      </w:r>
+      <w:r>
+        <w:t xml:space="preserve"> </w:t>
+      </w:r>
+      <w:r>
+        <w:t xml:space="preserve">Appliance: va-oneviewt-01</w:t>
+      </w:r>
+      <w:r>
+        <w:t xml:space="preserve"> </w:t>
+      </w:r>
+      <w:r>
+        <w:t xml:space="preserve">==============================================</w:t>
+      </w:r>
+    </w:p>
+    <w:tbl>
+      <w:tblPr>
+        <w:tblStyle w:val="Table"/>
+        <w:tblW w:type="pct" w:w="5000"/>
+        <w:tblLayout w:type="fixed"/>
+        <w:tblLook w:firstRow="1" w:lastRow="0" w:firstColumn="0" w:lastColumn="0" w:noHBand="0" w:noVBand="0" w:val="0020"/>
+        <w:tblBorders>
+          <w:top w:val="single" w:sz="6" w:space="0" w:color="808080"/>
+          <w:left w:val="single" w:sz="6" w:space="0" w:color="808080"/>
+          <w:bottom w:val="single" w:sz="6" w:space="0" w:color="808080"/>
+          <w:right w:val="single" w:sz="6" w:space="0" w:color="808080"/>
+          <w:insideH w:val="single" w:sz="6" w:space="0" w:color="808080"/>
+          <w:insideV w:val="single" w:sz="6" w:space="0" w:color="808080"/>
+        </w:tblBorders>
+      </w:tblPr>
+      <w:tblGrid>
+        <w:gridCol w:w="937"/>
+        <w:gridCol w:w="796"/>
+        <w:gridCol w:w="515"/>
+        <w:gridCol w:w="749"/>
+        <w:gridCol w:w="562"/>
+        <w:gridCol w:w="468"/>
+        <w:gridCol w:w="796"/>
+        <w:gridCol w:w="1124"/>
+        <w:gridCol w:w="702"/>
+        <w:gridCol w:w="1265"/>
+      </w:tblGrid>
+      <w:tr>
+        <w:trPr>
+          <w:tblHeader w:val="on"/>
+        </w:trPr>
+        <w:tc>
+          <w:tcPr/>
+          <w:p>
+            <w:pPr>
+              <w:pStyle w:val="Compact"/>
+            </w:pPr>
+            <w:r>
+              <w:t xml:space="preserve">Server Name</w:t>
+            </w:r>
+          </w:p>
+        </w:tc>
+        <w:tc>
+          <w:tcPr/>
+          <w:p>
+            <w:pPr>
+              <w:pStyle w:val="Compact"/>
+            </w:pPr>
+            <w:r>
+              <w:t xml:space="preserve">Serial</w:t>
+            </w:r>
+          </w:p>
+        </w:tc>
+        <w:tc>
+          <w:tcPr/>
+          <w:p>
+            <w:pPr>
+              <w:pStyle w:val="Compact"/>
+            </w:pPr>
+            <w:r>
+              <w:t xml:space="preserve">MaintMode</w:t>
+            </w:r>
+          </w:p>
+        </w:tc>
+        <w:tc>
+          <w:tcPr/>
+          <w:p>
+            <w:pPr>
+              <w:pStyle w:val="Compact"/>
+            </w:pPr>
+            <w:r>
+              <w:t xml:space="preserve">State</w:t>
+            </w:r>
+          </w:p>
+        </w:tc>
+        <w:tc>
+          <w:tcPr/>
+          <w:p>
+            <w:pPr>
+              <w:pStyle w:val="Compact"/>
+            </w:pPr>
+            <w:r>
+              <w:t xml:space="preserve">Health</w:t>
+            </w:r>
+          </w:p>
+        </w:tc>
+        <w:tc>
+          <w:tcPr/>
+          <w:p>
+            <w:pPr>
+              <w:pStyle w:val="Compact"/>
+            </w:pPr>
+            <w:r>
+              <w:t xml:space="preserve">Power</w:t>
+            </w:r>
+          </w:p>
+        </w:tc>
+        <w:tc>
+          <w:tcPr/>
+          <w:p>
+            <w:pPr>
+              <w:pStyle w:val="Compact"/>
+            </w:pPr>
+            <w:r>
+              <w:t xml:space="preserve">iLO IP</w:t>
+            </w:r>
+          </w:p>
+        </w:tc>
+        <w:tc>
+          <w:tcPr/>
+          <w:p>
+            <w:pPr>
+              <w:pStyle w:val="Compact"/>
+            </w:pPr>
+            <w:r>
+              <w:t xml:space="preserve">ROM</w:t>
+            </w:r>
+          </w:p>
+        </w:tc>
+        <w:tc>
+          <w:tcPr/>
+          <w:p>
+            <w:pPr>
+              <w:pStyle w:val="Compact"/>
+            </w:pPr>
+            <w:r>
+              <w:t xml:space="preserve">State Reason</w:t>
+            </w:r>
+          </w:p>
+        </w:tc>
+        <w:tc>
+          <w:tcPr/>
+          <w:p>
+            <w:pPr>
+              <w:pStyle w:val="Compact"/>
+            </w:pPr>
+            <w:r>
+              <w:t xml:space="preserve">Model</w:t>
+            </w:r>
+          </w:p>
+        </w:tc>
+      </w:tr>
+      <w:tr>
+        <w:tc>
+          <w:tcPr/>
+          <w:p>
+            <w:pPr>
+              <w:pStyle w:val="Compact"/>
+            </w:pPr>
+            <w:r>
+              <w:t xml:space="preserve">alp-qlikview-03ilo</w:t>
+            </w:r>
+          </w:p>
+        </w:tc>
+        <w:tc>
+          <w:tcPr/>
+          <w:p>
+            <w:pPr>
+              <w:pStyle w:val="Compact"/>
+            </w:pPr>
+            <w:r>
+              <w:t xml:space="preserve">CZ22420JCM</w:t>
+            </w:r>
+          </w:p>
+        </w:tc>
+        <w:tc>
+          <w:tcPr/>
+          <w:p>
+            <w:pPr>
+              <w:pStyle w:val="Compact"/>
+            </w:pPr>
+            <w:r>
+              <w:t xml:space="preserve">Yes</w:t>
+            </w:r>
+          </w:p>
+        </w:tc>
+        <w:tc>
+          <w:tcPr/>
+          <w:p>
+            <w:pPr>
+              <w:pStyle w:val="Compact"/>
+            </w:pPr>
+            <w:r>
+              <w:t xml:space="preserve">ProfileApplied</w:t>
+            </w:r>
+          </w:p>
+        </w:tc>
+        <w:tc>
+          <w:tcPr/>
+          <w:p>
+            <w:pPr>
+              <w:pStyle w:val="Compact"/>
+            </w:pPr>
+            <w:r>
+              <w:t xml:space="preserve">OK</w:t>
+            </w:r>
+          </w:p>
+        </w:tc>
+        <w:tc>
+          <w:tcPr/>
+          <w:p>
+            <w:pPr>
+              <w:pStyle w:val="Compact"/>
+            </w:pPr>
+            <w:r>
+              <w:t xml:space="preserve">Off</w:t>
+            </w:r>
+          </w:p>
+        </w:tc>
+        <w:tc>
+          <w:tcPr/>
+          <w:p>
+            <w:pPr>
+              <w:pStyle w:val="Compact"/>
+            </w:pPr>
+            <w:r>
+              <w:t xml:space="preserve">10.30.14.15</w:t>
+            </w:r>
+          </w:p>
+        </w:tc>
+        <w:tc>
+          <w:tcPr/>
+          <w:p>
+            <w:pPr>
+              <w:pStyle w:val="Compact"/>
+            </w:pPr>
+            <w:r>
+              <w:t xml:space="preserve">U46 v2.42 (06/13/2025)</w:t>
+            </w:r>
+          </w:p>
+        </w:tc>
+        <w:tc>
+          <w:tcPr/>
+          <w:p>
+            <w:pPr>
+              <w:pStyle w:val="Compact"/>
+            </w:pPr>
+          </w:p>
+        </w:tc>
+        <w:tc>
+          <w:tcPr/>
+          <w:p>
+            <w:pPr>
+              <w:pStyle w:val="Compact"/>
+            </w:pPr>
+            <w:r>
+              <w:t xml:space="preserve">ProLiant DL360 Gen10 Plus</w:t>
+            </w:r>
+          </w:p>
+        </w:tc>
+      </w:tr>
+      <w:tr>
+        <w:tc>
+          <w:tcPr/>
+          <w:p>
+            <w:pPr>
+              <w:pStyle w:val="Compact"/>
+            </w:pPr>
+            <w:r>
+              <w:t xml:space="preserve">omg-qlikview-03ilo</w:t>
+            </w:r>
+          </w:p>
+        </w:tc>
+        <w:tc>
+          <w:tcPr/>
+          <w:p>
+            <w:pPr>
+              <w:pStyle w:val="Compact"/>
+            </w:pPr>
+            <w:r>
+              <w:t xml:space="preserve">CZ22420JCN</w:t>
+            </w:r>
+          </w:p>
+        </w:tc>
+        <w:tc>
+          <w:tcPr/>
+          <w:p>
+            <w:pPr>
+              <w:pStyle w:val="Compact"/>
+            </w:pPr>
+            <w:r>
+              <w:t xml:space="preserve">Yes</w:t>
+            </w:r>
+          </w:p>
+        </w:tc>
+        <w:tc>
+          <w:tcPr/>
+          <w:p>
+            <w:pPr>
+              <w:pStyle w:val="Compact"/>
+            </w:pPr>
+            <w:r>
+              <w:t xml:space="preserve">ProfileApplied</w:t>
+            </w:r>
+          </w:p>
+        </w:tc>
+        <w:tc>
+          <w:tcPr/>
+          <w:p>
+            <w:pPr>
+              <w:pStyle w:val="Compact"/>
+            </w:pPr>
+            <w:r>
+              <w:t xml:space="preserve">OK</w:t>
+            </w:r>
+          </w:p>
+        </w:tc>
+        <w:tc>
+          <w:tcPr/>
+          <w:p>
+            <w:pPr>
+              <w:pStyle w:val="Compact"/>
+            </w:pPr>
+            <w:r>
+              <w:t xml:space="preserve">Off</w:t>
+            </w:r>
+          </w:p>
+        </w:tc>
+        <w:tc>
+          <w:tcPr/>
+          <w:p>
+            <w:pPr>
+              <w:pStyle w:val="Compact"/>
+            </w:pPr>
+            <w:r>
+              <w:t xml:space="preserve">10.30.54.22</w:t>
+            </w:r>
+          </w:p>
+        </w:tc>
+        <w:tc>
+          <w:tcPr/>
+          <w:p>
+            <w:pPr>
+              <w:pStyle w:val="Compact"/>
+            </w:pPr>
+            <w:r>
+              <w:t xml:space="preserve">U46 v2.42 (06/13/2025)</w:t>
+            </w:r>
+          </w:p>
+        </w:tc>
+        <w:tc>
+          <w:tcPr/>
+          <w:p>
+            <w:pPr>
+              <w:pStyle w:val="Compact"/>
+            </w:pPr>
+          </w:p>
+        </w:tc>
+        <w:tc>
+          <w:tcPr/>
+          <w:p>
+            <w:pPr>
+              <w:pStyle w:val="Compact"/>
+            </w:pPr>
+            <w:r>
+              <w:t xml:space="preserve">ProLiant DL360 Gen10 Plus</w:t>
+            </w:r>
+          </w:p>
+        </w:tc>
+      </w:tr>
+    </w:tbl>
+    <w:p>
+      <w:pPr>
+        <w:pStyle w:val="BodyText"/>
+      </w:pPr>
+      <w:r>
+        <w:t xml:space="preserve">KEY</w:t>
+      </w:r>
+      <w:r>
+        <w:t xml:space="preserve"> </w:t>
+      </w:r>
+      <w:r>
+        <w:t xml:space="preserve">MaintMode : HPE OneView maintenance mode. Yes = server is IN maintenance mode; No = NOT in maintenance mode.</w:t>
+      </w:r>
+      <w:r>
+        <w:t xml:space="preserve"> </w:t>
+      </w:r>
+      <w:r>
+        <w:t xml:space="preserve">Colour: Red = Yes (zero alerting - do not leave a server here); Green = No (normal).</w:t>
+      </w:r>
+      <w:r>
+        <w:t xml:space="preserve"> </w:t>
+      </w:r>
+      <w:r>
+        <w:t xml:space="preserve">State : server lifecycle state from OneView:</w:t>
+      </w:r>
+      <w:r>
+        <w:t xml:space="preserve"> </w:t>
+      </w:r>
+      <w:r>
+        <w:t xml:space="preserve">Monitored = normal / being monitored (not in maintenance)</w:t>
+      </w:r>
+      <w:r>
+        <w:t xml:space="preserve"> </w:t>
+      </w:r>
+      <w:r>
+        <w:t xml:space="preserve">MaintenanceMode = same as MaintMode=Yes (server placed in maintenance)</w:t>
+      </w:r>
+      <w:r>
+        <w:t xml:space="preserve"> </w:t>
+      </w:r>
+      <w:r>
+        <w:t xml:space="preserve">NoProfileApplied = no server profile assigned</w:t>
+      </w:r>
+      <w:r>
+        <w:t xml:space="preserve"> </w:t>
+      </w:r>
+      <w:r>
+        <w:t xml:space="preserve">ProfileApplying = a server profile is being applied</w:t>
+      </w:r>
+      <w:r>
+        <w:t xml:space="preserve"> </w:t>
+      </w:r>
+      <w:r>
+        <w:t xml:space="preserve">ProfileApplied = a server profile has been applied</w:t>
+      </w:r>
+      <w:r>
+        <w:t xml:space="preserve"> </w:t>
+      </w:r>
+      <w:r>
+        <w:t xml:space="preserve">ConfigureHardware = hardware configuration in progress</w:t>
+      </w:r>
+      <w:r>
+        <w:t xml:space="preserve"> </w:t>
+      </w:r>
+      <w:r>
+        <w:t xml:space="preserve">ProfileError = profile apply failed (NOT maintenance)</w:t>
+      </w:r>
+      <w:r>
+        <w:t xml:space="preserve"> </w:t>
+      </w:r>
+      <w:r>
+        <w:t xml:space="preserve">Deleting = server being removed</w:t>
+      </w:r>
+      <w:r>
+        <w:t xml:space="preserve"> </w:t>
+      </w:r>
+      <w:r>
+        <w:t xml:space="preserve">State Reason : additional context for the State value (blank when</w:t>
+      </w:r>
+      <w:r>
+        <w:t xml:space="preserve"> </w:t>
+      </w:r>
+      <w:r>
+        <w:t xml:space="preserve">‘NotApplicable’</w:t>
+      </w:r>
+      <w:r>
+        <w:t xml:space="preserve">):</w:t>
+      </w:r>
+      <w:r>
+        <w:t xml:space="preserve"> </w:t>
+      </w:r>
+      <w:r>
+        <w:t xml:space="preserve">NotApplicable = no special reason; state is self-explanatory (shown as blank)</w:t>
+      </w:r>
+      <w:r>
+        <w:t xml:space="preserve"> </w:t>
+      </w:r>
+      <w:r>
+        <w:t xml:space="preserve">UserInitiated = state change triggered by a user action</w:t>
+      </w:r>
+      <w:r>
+        <w:t xml:space="preserve"> </w:t>
+      </w:r>
+      <w:r>
+        <w:t xml:space="preserve">Unmanaged = hardware not managed by this OneView appliance</w:t>
+      </w:r>
+      <w:r>
+        <w:t xml:space="preserve"> </w:t>
+      </w:r>
+      <w:r>
+        <w:t xml:space="preserve">Removed = hardware has been removed from the appliance</w:t>
+      </w:r>
+    </w:p>
+    <w:p>
+      <w:pPr>
+        <w:pStyle w:val="BodyText"/>
+      </w:pPr>
+      <w:r>
+        <w:t xml:space="preserve">==============================================</w:t>
+      </w:r>
+    </w:p>
+    <w:p>
+      <w:pPr>
+        <w:pStyle w:val="BodyText"/>
+      </w:pPr>
+      <w:r>
+        <w:t xml:space="preserve">  image-build-automation main Configure-PhysicalBuild -ServerIdentifier</w:t>
+      </w:r>
+      <w:r>
+        <w:t xml:space="preserve"> </w:t>
+      </w:r>
+      <w:r>
+        <w:t xml:space="preserve">‘CZ22420JCN’</w:t>
+      </w:r>
+      <w:r>
+        <w:t xml:space="preserve"> </w:t>
+      </w:r>
+      <w:r>
+        <w:t xml:space="preserve">-OneViewHost</w:t>
+      </w:r>
+      <w:r>
+        <w:t xml:space="preserve"> </w:t>
+      </w:r>
+      <w:r>
+        <w:t xml:space="preserve">‘va-oneviewt-01’</w:t>
+      </w:r>
+      <w:r>
+        <w:t xml:space="preserve"> </w:t>
+      </w:r>
+      <w:r>
+        <w:t xml:space="preserve">-ExpectedHostname</w:t>
+      </w:r>
+      <w:r>
+        <w:t xml:space="preserve"> </w:t>
+      </w:r>
+      <w:r>
+        <w:t xml:space="preserve">‘omg-qlikview-03ilo’</w:t>
+      </w:r>
+      <w:r>
+        <w:t xml:space="preserve"> </w:t>
+      </w:r>
+      <w:r>
+        <w:t xml:space="preserve">-ExternalIsoPath</w:t>
+      </w:r>
+      <w:r>
+        <w:t xml:space="preserve"> </w:t>
+      </w:r>
+      <w:r>
+        <w:t xml:space="preserve">‘Y:</w:t>
+      </w:r>
+      <w:r>
+        <w:t xml:space="preserve">2019Auto.iso’</w:t>
+      </w:r>
+      <w:r>
+        <w:t xml:space="preserve"> </w:t>
+      </w:r>
+      <w:r>
+        <w:t xml:space="preserve">-GuardRail</w:t>
+      </w:r>
+      <w:r>
+        <w:t xml:space="preserve"> </w:t>
+      </w:r>
+      <w:r>
+        <w:t xml:space="preserve">‘qlikview-03ilo’</w:t>
+      </w:r>
+    </w:p>
+    <w:p>
+      <w:pPr>
+        <w:pStyle w:val="BodyText"/>
+      </w:pPr>
+      <w:r>
+        <w:t xml:space="preserve">========================================</w:t>
+      </w:r>
+      <w:r>
+        <w:t xml:space="preserve"> </w:t>
+      </w:r>
+      <w:r>
+        <w:t xml:space="preserve">Physical Build Configuration Review</w:t>
+      </w:r>
+      <w:r>
+        <w:t xml:space="preserve"> </w:t>
+      </w:r>
+      <w:r>
+        <w:t xml:space="preserve">========================================</w:t>
+      </w:r>
+    </w:p>
+    <w:p>
+      <w:pPr>
+        <w:pStyle w:val="BodyText"/>
+      </w:pPr>
+      <w:r>
+        <w:t xml:space="preserve">[1/4] Resolving server identity from OneView…</w:t>
+      </w:r>
+      <w:r>
+        <w:t xml:space="preserve"> </w:t>
+      </w:r>
+      <w:r>
+        <w:t xml:space="preserve">2026-09-24 09:26:21 - Get-OneViewServerTarget - INFO - Get-OneViewServerTarget resolved Id=CZ22420JCN (ResolvedBy=Serial)</w:t>
+      </w:r>
+    </w:p>
+    <w:p>
+      <w:pPr>
+        <w:pStyle w:val="BodyText"/>
+      </w:pPr>
+      <w:r>
+        <w:t xml:space="preserve">==============================================</w:t>
+      </w:r>
+      <w:r>
+        <w:t xml:space="preserve"> </w:t>
+      </w:r>
+      <w:r>
+        <w:t xml:space="preserve">OneView Server Target</w:t>
+      </w:r>
+      <w:r>
+        <w:t xml:space="preserve"> </w:t>
+      </w:r>
+      <w:r>
+        <w:t xml:space="preserve">==============================================</w:t>
+      </w:r>
+    </w:p>
+    <w:p>
+      <w:pPr>
+        <w:pStyle w:val="BodyText"/>
+      </w:pPr>
+      <w:r>
+        <w:t xml:space="preserve">Details: name=omg-qlikview-03ilo, serial=CZ22420JCN, model=ProLiant DL360 Gen10 Plus, power=Off, health=OK</w:t>
+      </w:r>
+      <w:r>
+        <w:t xml:space="preserve"> </w:t>
+      </w:r>
+      <w:r>
+        <w:t xml:space="preserve">maint=Yes, ilo=10.30.54.22, enclosure=/0, rom=U46 v2.42 (06/13/2025)</w:t>
+      </w:r>
+    </w:p>
+    <w:p>
+      <w:pPr>
+        <w:pStyle w:val="BodyText"/>
+      </w:pPr>
+      <w:r>
+        <w:t xml:space="preserve">Resolved By: Serial</w:t>
+      </w:r>
+    </w:p>
+    <w:p>
+      <w:pPr>
+        <w:pStyle w:val="BodyText"/>
+      </w:pPr>
+      <w:r>
+        <w:t xml:space="preserve">==============================================</w:t>
+      </w:r>
+    </w:p>
+    <w:p>
+      <w:pPr>
+        <w:pStyle w:val="BodyText"/>
+      </w:pPr>
+      <w:r>
+        <w:t xml:space="preserve">[OK] Server resolved</w:t>
+      </w:r>
+    </w:p>
+    <w:p>
+      <w:pPr>
+        <w:pStyle w:val="BodyText"/>
+      </w:pPr>
+      <w:r>
+        <w:t xml:space="preserve">========================================</w:t>
+      </w:r>
+      <w:r>
+        <w:t xml:space="preserve"> </w:t>
+      </w:r>
+      <w:r>
+        <w:t xml:space="preserve">GUARD RAIL MATCH - DESTRUCTIVE ACTION</w:t>
+      </w:r>
+      <w:r>
+        <w:t xml:space="preserve"> </w:t>
+      </w:r>
+      <w:r>
+        <w:t xml:space="preserve">========================================</w:t>
+      </w:r>
+      <w:r>
+        <w:t xml:space="preserve"> </w:t>
+      </w:r>
+      <w:r>
+        <w:t xml:space="preserve">Guard pattern : qlikview-03ilo</w:t>
+      </w:r>
+      <w:r>
+        <w:t xml:space="preserve"> </w:t>
+      </w:r>
+      <w:r>
+        <w:t xml:space="preserve">Target server : omg-qlikview-03ilo</w:t>
+      </w:r>
+      <w:r>
+        <w:t xml:space="preserve"> </w:t>
+      </w:r>
+      <w:r>
+        <w:t xml:space="preserve">Serial number : CZ22420JCN</w:t>
+      </w:r>
+      <w:r>
+        <w:t xml:space="preserve"> </w:t>
+      </w:r>
+      <w:r>
+        <w:t xml:space="preserve">Appliance : va-oneviewt-01</w:t>
+      </w:r>
+      <w:r>
+        <w:t xml:space="preserve"> </w:t>
+      </w:r>
+      <w:r>
+        <w:t xml:space="preserve">2026-09-24 09:26:21 - GuardRail - INFO - Guard rail matched and -SkipConfirmation supplied; proceeding with build plan review for</w:t>
+      </w:r>
+      <w:r>
+        <w:t xml:space="preserve"> </w:t>
+      </w:r>
+      <w:r>
+        <w:t xml:space="preserve">‘omg-qlikview-03ilo’</w:t>
+      </w:r>
+      <w:r>
+        <w:t xml:space="preserve">.</w:t>
+      </w:r>
+    </w:p>
+    <w:p>
+      <w:pPr>
+        <w:pStyle w:val="BodyText"/>
+      </w:pPr>
+      <w:r>
+        <w:t xml:space="preserve">[2/4] Resolving ISO…</w:t>
+      </w:r>
+      <w:r>
+        <w:t xml:space="preserve"> </w:t>
+      </w:r>
+      <w:r>
+        <w:t xml:space="preserve">[INFO] Detected mapped drive: Y: -&gt; \Hnascifsprd6</w:t>
+      </w:r>
+      <w:r>
+        <w:t xml:space="preserve">Resolved UNC path: \Hnascifsprd6</w:t>
+      </w:r>
+      <w:r>
+        <w:t xml:space="preserve"> </w:t>
+      </w:r>
+      <w:r>
+        <w:t xml:space="preserve">2019Auto.iso</w:t>
+      </w:r>
+      <w:r>
+        <w:t xml:space="preserve"> </w:t>
+      </w:r>
+      <w:r>
+        <w:t xml:space="preserve">[OK] Mapped drive converted to CIFS URL: cifs://Hnascifsprd6/roi1/BKCWISAPPS/KevinE</w:t>
+      </w:r>
+      <w:r>
+        <w:t xml:space="preserve"> </w:t>
+      </w:r>
+      <w:r>
+        <w:t xml:space="preserve">/WIN2019Auto.iso</w:t>
+      </w:r>
+      <w:r>
+        <w:t xml:space="preserve"> </w:t>
+      </w:r>
+      <w:r>
+        <w:t xml:space="preserve">[OK] Resolved to: cifs://Hnascifsprd6/roi1/BKCWISAPPS/KevinE</w:t>
+      </w:r>
+      <w:r>
+        <w:t xml:space="preserve"> </w:t>
+      </w:r>
+      <w:r>
+        <w:t xml:space="preserve">/WIN2019Auto.iso</w:t>
+      </w:r>
+    </w:p>
+    <w:p>
+      <w:pPr>
+        <w:pStyle w:val="BodyText"/>
+      </w:pPr>
+      <w:r>
+        <w:t xml:space="preserve">[3/4] Running pre-build validation…</w:t>
+      </w:r>
+      <w:r>
+        <w:t xml:space="preserve"> </w:t>
+      </w:r>
+      <w:r>
+        <w:t xml:space="preserve">2026-09-24 09:26:22 - Get-OneViewServerTarget - INFO - Get-OneViewServerTarget resolved Id=CZ22420JCN (ResolvedBy=Serial)</w:t>
+      </w:r>
+    </w:p>
+    <w:p>
+      <w:pPr>
+        <w:pStyle w:val="BodyText"/>
+      </w:pPr>
+      <w:r>
+        <w:t xml:space="preserve">==============================================</w:t>
+      </w:r>
+      <w:r>
+        <w:t xml:space="preserve"> </w:t>
+      </w:r>
+      <w:r>
+        <w:t xml:space="preserve">OneView Server Target</w:t>
+      </w:r>
+      <w:r>
+        <w:t xml:space="preserve"> </w:t>
+      </w:r>
+      <w:r>
+        <w:t xml:space="preserve">==============================================</w:t>
+      </w:r>
+    </w:p>
+    <w:p>
+      <w:pPr>
+        <w:pStyle w:val="BodyText"/>
+      </w:pPr>
+      <w:r>
+        <w:t xml:space="preserve">Details: name=omg-qlikview-03ilo, serial=CZ22420JCN, model=ProLiant DL360 Gen10 Plus, power=Off, health=OK</w:t>
+      </w:r>
+      <w:r>
+        <w:t xml:space="preserve"> </w:t>
+      </w:r>
+      <w:r>
+        <w:t xml:space="preserve">maint=Yes, ilo=10.30.54.22, enclosure=/0, rom=U46 v2.42 (06/13/2025)</w:t>
+      </w:r>
+    </w:p>
+    <w:p>
+      <w:pPr>
+        <w:pStyle w:val="BodyText"/>
+      </w:pPr>
+      <w:r>
+        <w:t xml:space="preserve">Resolved By: Serial</w:t>
+      </w:r>
+    </w:p>
+    <w:p>
+      <w:pPr>
+        <w:pStyle w:val="BodyText"/>
+      </w:pPr>
+      <w:r>
+        <w:t xml:space="preserve">==============================================</w:t>
+      </w:r>
+    </w:p>
+    <w:p>
+      <w:pPr>
+        <w:pStyle w:val="BodyText"/>
+      </w:pPr>
+      <w:r>
+        <w:t xml:space="preserve">[OK] All pre-build checks passed</w:t>
+      </w:r>
+    </w:p>
+    <w:p>
+      <w:pPr>
+        <w:pStyle w:val="BodyText"/>
+      </w:pPr>
+      <w:r>
+        <w:t xml:space="preserve">[4/4] Deployment Summary</w:t>
+      </w:r>
+      <w:r>
+        <w:t xml:space="preserve"> </w:t>
+      </w:r>
+      <w:r>
+        <w:t xml:space="preserve">══════════════════════════════════════════════════════════════</w:t>
+      </w:r>
+    </w:p>
+    <w:p>
+      <w:pPr>
+        <w:pStyle w:val="BodyText"/>
+      </w:pPr>
+      <w:r>
+        <w:t xml:space="preserve">─ SERVER IDENTITY ─</w:t>
+      </w:r>
+      <w:r>
+        <w:t xml:space="preserve"> </w:t>
+      </w:r>
+      <w:r>
+        <w:t xml:space="preserve">Target: omg-qlikview-03ilo</w:t>
+      </w:r>
+      <w:r>
+        <w:t xml:space="preserve"> </w:t>
+      </w:r>
+      <w:r>
+        <w:t xml:space="preserve">Identifier: CZ22420JCN</w:t>
+      </w:r>
+      <w:r>
+        <w:t xml:space="preserve"> </w:t>
+      </w:r>
+      <w:r>
+        <w:t xml:space="preserve">Serial: CZ22420JCN</w:t>
+      </w:r>
+      <w:r>
+        <w:t xml:space="preserve"> </w:t>
+      </w:r>
+      <w:r>
+        <w:t xml:space="preserve">Model: ProLiant DL360 Gen10 Plus</w:t>
+      </w:r>
+      <w:r>
+        <w:t xml:space="preserve"> </w:t>
+      </w:r>
+      <w:r>
+        <w:t xml:space="preserve">iLO IP: 10.30.54.22</w:t>
+      </w:r>
+      <w:r>
+        <w:t xml:space="preserve"> </w:t>
+      </w:r>
+      <w:r>
+        <w:t xml:space="preserve">OneView URI: /rest/server-hardware/39383250-3834-5A43-3232-3432304A434E</w:t>
+      </w:r>
+      <w:r>
+        <w:t xml:space="preserve"> </w:t>
+      </w:r>
+      <w:r>
+        <w:t xml:space="preserve">Rack/Position: unknown</w:t>
+      </w:r>
+      <w:r>
+        <w:t xml:space="preserve"> </w:t>
+      </w:r>
+      <w:r>
+        <w:t xml:space="preserve">Server Group: unknown</w:t>
+      </w:r>
+      <w:r>
+        <w:t xml:space="preserve"> </w:t>
+      </w:r>
+      <w:r>
+        <w:t xml:space="preserve">Maintenance Mode:Yes</w:t>
+      </w:r>
+      <w:r>
+        <w:t xml:space="preserve"> </w:t>
+      </w:r>
+      <w:r>
+        <w:t xml:space="preserve">Power State: Off</w:t>
+      </w:r>
+      <w:r>
+        <w:t xml:space="preserve"> </w:t>
+      </w:r>
+      <w:r>
+        <w:t xml:space="preserve">Health: OK</w:t>
+      </w:r>
+    </w:p>
+    <w:p>
+      <w:pPr>
+        <w:pStyle w:val="BodyText"/>
+      </w:pPr>
+      <w:r>
+        <w:t xml:space="preserve">─ ISO DETAILS ─</w:t>
+      </w:r>
+      <w:r>
+        <w:t xml:space="preserve"> </w:t>
+      </w:r>
+      <w:r>
+        <w:t xml:space="preserve">Source: External ISO: Y:</w:t>
+      </w:r>
+      <w:r>
+        <w:t xml:space="preserve">2019Auto.iso</w:t>
+      </w:r>
+      <w:r>
+        <w:t xml:space="preserve"> </w:t>
+      </w:r>
+      <w:r>
+        <w:t xml:space="preserve">URL: cifs://Hnascifsprd6/roi1/BKCWISAPPS/KevinE</w:t>
+      </w:r>
+      <w:r>
+        <w:t xml:space="preserve"> </w:t>
+      </w:r>
+      <w:r>
+        <w:t xml:space="preserve">/WIN2019Auto.iso</w:t>
+      </w:r>
+      <w:r>
+        <w:t xml:space="preserve"> </w:t>
+      </w:r>
+      <w:r>
+        <w:t xml:space="preserve">Contents: Windows Server boot media + ConfigMgr task sequence</w:t>
+      </w:r>
+    </w:p>
+    <w:p>
+      <w:pPr>
+        <w:pStyle w:val="BodyText"/>
+      </w:pPr>
+      <w:r>
+        <w:t xml:space="preserve">─ DESTRUCTIVE ACTIONS (will be executed by Start-PhysicalBuild) ─</w:t>
+      </w:r>
+      <w:r>
+        <w:t xml:space="preserve"> </w:t>
+      </w:r>
+      <w:r>
+        <w:t xml:space="preserve">1. Disk partitioning &amp; formatting (ALL data will be erased)</w:t>
+      </w:r>
+      <w:r>
+        <w:t xml:space="preserve"> </w:t>
+      </w:r>
+      <w:r>
+        <w:t xml:space="preserve">2. Windows OS installation from ISO</w:t>
+      </w:r>
+      <w:r>
+        <w:t xml:space="preserve"> </w:t>
+      </w:r>
+      <w:r>
+        <w:t xml:space="preserve">3. Server reboot into installed OS</w:t>
+      </w:r>
+      <w:r>
+        <w:t xml:space="preserve"> </w:t>
+      </w:r>
+      <w:r>
+        <w:t xml:space="preserve">4. Post-build validation (hostname, domain join, drivers)</w:t>
+      </w:r>
+    </w:p>
+    <w:p>
+      <w:pPr>
+        <w:pStyle w:val="BodyText"/>
+      </w:pPr>
+      <w:r>
+        <w:t xml:space="preserve">╔══════════════════════════════════════════════════════════════════════╗</w:t>
+      </w:r>
+      <w:r>
+        <w:t xml:space="preserve"> </w:t>
+      </w:r>
+      <w:r>
+        <w:t xml:space="preserve">║ �🔇 ONEVIEW MAINTENANCE MODE (automatic) ║</w:t>
+      </w:r>
+      <w:r>
+        <w:t xml:space="preserve"> </w:t>
+      </w:r>
+      <w:r>
+        <w:t xml:space="preserve">╠══════════════════════════════════════════════════════════════════════╣</w:t>
+      </w:r>
+      <w:r>
+        <w:t xml:space="preserve"> </w:t>
+      </w:r>
+      <w:r>
+        <w:t xml:space="preserve">║ This server will be put into HPE OneView maintenance mode ║</w:t>
+      </w:r>
+      <w:r>
+        <w:t xml:space="preserve"> </w:t>
+      </w:r>
+      <w:r>
+        <w:t xml:space="preserve">║ BEFORE the build starts. This stops unnecessary alerting ║</w:t>
+      </w:r>
+      <w:r>
+        <w:t xml:space="preserve"> </w:t>
+      </w:r>
+      <w:r>
+        <w:t xml:space="preserve">║ and avoids on-call callouts during the deployment. ║</w:t>
+      </w:r>
+      <w:r>
+        <w:t xml:space="preserve"> </w:t>
+      </w:r>
+      <w:r>
+        <w:t xml:space="preserve">║ ║</w:t>
+      </w:r>
+      <w:r>
+        <w:t xml:space="preserve"> </w:t>
+      </w:r>
+      <w:r>
+        <w:t xml:space="preserve">║ Maintenance mode will be automatically removed when the ║</w:t>
+      </w:r>
+      <w:r>
+        <w:t xml:space="preserve"> </w:t>
+      </w:r>
+      <w:r>
+        <w:t xml:space="preserve">║ build completes (or if it fails). ║</w:t>
+      </w:r>
+      <w:r>
+        <w:t xml:space="preserve"> </w:t>
+      </w:r>
+      <w:r>
+        <w:t xml:space="preserve">║ ║</w:t>
+      </w:r>
+      <w:r>
+        <w:t xml:space="preserve"> </w:t>
+      </w:r>
+      <w:r>
+        <w:t xml:space="preserve">║ To skip this, use -NoMaintenanceMode. ║</w:t>
+      </w:r>
+      <w:r>
+        <w:t xml:space="preserve"> </w:t>
+      </w:r>
+      <w:r>
+        <w:t xml:space="preserve">╚══════════════════════════════════════════════════════════════════════╝</w:t>
+      </w:r>
+    </w:p>
+    <w:p>
+      <w:pPr>
+        <w:pStyle w:val="BodyText"/>
+      </w:pPr>
+      <w:r>
+        <w:t xml:space="preserve">─ PRE-BUILD VALIDATION RESULTS ─</w:t>
+      </w:r>
+      <w:r>
+        <w:t xml:space="preserve"> </w:t>
+      </w:r>
+      <w:r>
+        <w:t xml:space="preserve">[PASS] oneview_target : Server: CZ22420JCN, Details: ilo_ip: 10.30.54.22, health_status: OK, maintenance_mode: Yes, enclosure_name: , rom_version: U46 v2.42 (06/13/2025), serial_number: CZ22420JCN, model: ProLiant DL360 Gen10 Plus, name: omg-qlikview-03ilo, power_state: Off, oneview_uri: /rest/server-hardware/39383250-3834-5A43-3232-3432304A434E, enclosure_bay: 0, Success: True</w:t>
+      </w:r>
+      <w:r>
+        <w:t xml:space="preserve"> </w:t>
+      </w:r>
+      <w:r>
+        <w:t xml:space="preserve">[PASS] iso_url_format : CIFS/SMB share URL (verified by Resolve-ExternalIsoPath): cifs://Hnascifsprd6/roi1/BKCWISAPPS/KevinE</w:t>
+      </w:r>
+      <w:r>
+        <w:t xml:space="preserve"> </w:t>
+      </w:r>
+      <w:r>
+        <w:t xml:space="preserve">/WIN2019Auto.iso</w:t>
+      </w:r>
+      <w:r>
+        <w:t xml:space="preserve"> </w:t>
+      </w:r>
+      <w:r>
+        <w:t xml:space="preserve">[SKIP] ilo_credentials : skipped (optional — supply -IloIp for a live iLO Redfish GET that verifies reachability and credentials before the destructive mount/reboot)</w:t>
+      </w:r>
+      <w:r>
+        <w:t xml:space="preserve"> </w:t>
+      </w:r>
+      <w:r>
+        <w:t xml:space="preserve">[PASS] audit_recorded : logged to C:</w:t>
+      </w:r>
+      <w:r>
+        <w:t xml:space="preserve">_98253</w:t>
+      </w:r>
+      <w:r>
+        <w:t xml:space="preserve">-build-automation</w:t>
+      </w:r>
+      <w:r>
+        <w:t xml:space="preserve">_CZ22420JCN_2026-09-24T09-26-22Z.json</w:t>
+      </w:r>
+    </w:p>
+    <w:p>
+      <w:pPr>
+        <w:pStyle w:val="BodyText"/>
+      </w:pPr>
+      <w:r>
+        <w:t xml:space="preserve">Maintenance window: NOT acknowledged (-InMaintenanceWindow not set)</w:t>
+      </w:r>
+      <w:r>
+        <w:t xml:space="preserve"> </w:t>
+      </w:r>
+      <w:r>
+        <w:t xml:space="preserve">This build will reboot a running server if it is On.</w:t>
+      </w:r>
+    </w:p>
+    <w:p>
+      <w:pPr>
+        <w:pStyle w:val="BodyText"/>
+      </w:pPr>
+      <w:r>
+        <w:t xml:space="preserve">══════════════════════════════════════════════════════════════</w:t>
+      </w:r>
+    </w:p>
+    <w:p>
+      <w:pPr>
+        <w:pStyle w:val="BodyText"/>
+      </w:pPr>
+      <w:r>
+        <w:t xml:space="preserve">╔════════════════════════════════════════════════════════╗</w:t>
+      </w:r>
+      <w:r>
+        <w:t xml:space="preserve"> </w:t>
+      </w:r>
+      <w:r>
+        <w:t xml:space="preserve">║ ⚠ DESTRUCTIVE ACTION WARNING ║</w:t>
+      </w:r>
+      <w:r>
+        <w:t xml:space="preserve"> </w:t>
+      </w:r>
+      <w:r>
+        <w:t xml:space="preserve">║ You are authorizing a destructive deploy to this ║</w:t>
+      </w:r>
+      <w:r>
+        <w:t xml:space="preserve"> </w:t>
+      </w:r>
+      <w:r>
+        <w:t xml:space="preserve">║ server. It will be REFORMATTED / REPARTITIONED per ║</w:t>
+      </w:r>
+      <w:r>
+        <w:t xml:space="preserve"> </w:t>
+      </w:r>
+      <w:r>
+        <w:t xml:space="preserve">║ the ISO, firmware REINSTALLED, and hostname/serial ║</w:t>
+      </w:r>
+      <w:r>
+        <w:t xml:space="preserve"> </w:t>
+      </w:r>
+      <w:r>
+        <w:t xml:space="preserve">║ allocated as confirmed above. Re-check, then type ║</w:t>
+      </w:r>
+      <w:r>
+        <w:t xml:space="preserve"> </w:t>
+      </w:r>
+      <w:r>
+        <w:t xml:space="preserve">║ APPROVE to proceed. Anything else cancels. ║</w:t>
+      </w:r>
+      <w:r>
+        <w:t xml:space="preserve"> </w:t>
+      </w:r>
+      <w:r>
+        <w:t xml:space="preserve">╚════════════════════════════════════════════════════════╝</w:t>
+      </w:r>
+    </w:p>
+    <w:p>
+      <w:pPr>
+        <w:pStyle w:val="BodyText"/>
+      </w:pPr>
+      <w:r>
+        <w:t xml:space="preserve">Type APPROVE to authorize the ISO + firmware deploy to</w:t>
+      </w:r>
+      <w:r>
+        <w:t xml:space="preserve"> </w:t>
+      </w:r>
+      <w:r>
+        <w:t xml:space="preserve">‘omg-qlikview-03ilo’</w:t>
+      </w:r>
+      <w:r>
+        <w:t xml:space="preserve">, or anything else to cancel: APPROVE</w:t>
+      </w:r>
+    </w:p>
+    <w:p>
+      <w:pPr>
+        <w:pStyle w:val="BodyText"/>
+      </w:pPr>
+      <w:r>
+        <w:t xml:space="preserve">✓ APPROVED — deploying ISO + firmware to</w:t>
+      </w:r>
+      <w:r>
+        <w:t xml:space="preserve"> </w:t>
+      </w:r>
+      <w:r>
+        <w:t xml:space="preserve">‘omg-qlikview-03ilo’</w:t>
+      </w:r>
+      <w:r>
+        <w:t xml:space="preserve"> </w:t>
+      </w:r>
+      <w:r>
+        <w:t xml:space="preserve">(via Invoke-PhysicalServerBuild).</w:t>
+      </w:r>
+    </w:p>
+    <w:bookmarkStart w:id="204" w:name="sec193"/>
+    <w:p>
+      <w:pPr>
+        <w:pStyle w:val="Heading3"/>
+      </w:pPr>
+      <w:r>
+        <w:t xml:space="preserve">50)</w:t>
+      </w:r>
+      <w:r>
+        <w:t xml:space="preserve"> </w:t>
+      </w:r>
+      <w:r>
+        <w:rPr>
+          <w:rStyle w:val="VerbatimChar"/>
+        </w:rPr>
+        <w:t xml:space="preserve">Start-PhysicalServerBuild</w:t>
+      </w:r>
+      <w:r>
+        <w:t xml:space="preserve"> </w:t>
+      </w:r>
+      <w:r>
+        <w:t xml:space="preserve">skips redundant OneView maintenance enable when server is already in maintenance mode</w:t>
+      </w:r>
+    </w:p>
+    <w:tbl>
+      <w:tblPr>
+        <w:tblStyle w:val="Table"/>
+        <w:tblW w:type="pct" w:w="5000"/>
+        <w:tblLayout w:type="fixed"/>
+        <w:tblLook w:firstRow="1" w:lastRow="0" w:firstColumn="0" w:lastColumn="0" w:noHBand="0" w:noVBand="0" w:val="0020"/>
+        <w:tblBorders>
+          <w:top w:val="single" w:sz="6" w:space="0" w:color="808080"/>
+          <w:left w:val="single" w:sz="6" w:space="0" w:color="808080"/>
+          <w:bottom w:val="single" w:sz="6" w:space="0" w:color="808080"/>
+          <w:right w:val="single" w:sz="6" w:space="0" w:color="808080"/>
+          <w:insideH w:val="single" w:sz="6" w:space="0" w:color="808080"/>
+          <w:insideV w:val="single" w:sz="6" w:space="0" w:color="808080"/>
+        </w:tblBorders>
+      </w:tblPr>
+      <w:tblGrid>
+        <w:gridCol w:w="2640"/>
+        <w:gridCol w:w="2640"/>
+        <w:gridCol w:w="2640"/>
+      </w:tblGrid>
+      <w:tr>
+        <w:trPr>
+          <w:tblHeader w:val="on"/>
+        </w:trPr>
+        <w:tc>
+          <w:tcPr/>
+          <w:p>
+            <w:pPr>
+              <w:pStyle w:val="Compact"/>
+            </w:pPr>
+            <w:r>
+              <w:rPr>
+                <w:b/>
+                <w:bCs/>
+              </w:rPr>
+              <w:t xml:space="preserve">Date</w:t>
+            </w:r>
+          </w:p>
+        </w:tc>
+        <w:tc>
+          <w:tcPr/>
+          <w:p>
+            <w:pPr>
+              <w:pStyle w:val="Compact"/>
+            </w:pPr>
+            <w:r>
+              <w:rPr>
+                <w:b/>
+                <w:bCs/>
+              </w:rPr>
+              <w:t xml:space="preserve">Change description summary</w:t>
+            </w:r>
+          </w:p>
+        </w:tc>
+        <w:tc>
+          <w:tcPr/>
+          <w:p>
+            <w:pPr>
+              <w:pStyle w:val="Compact"/>
+            </w:pPr>
+            <w:r>
+              <w:rPr>
+                <w:b/>
+                <w:bCs/>
+              </w:rPr>
+              <w:t xml:space="preserve">Author</w:t>
+            </w:r>
+          </w:p>
+        </w:tc>
+      </w:tr>
+      <w:tr>
+        <w:tc>
+          <w:tcPr/>
+          <w:p>
+            <w:pPr>
+              <w:pStyle w:val="Compact"/>
+            </w:pPr>
+            <w:r>
+              <w:t xml:space="preserve">2026-09-24</w:t>
+            </w:r>
+          </w:p>
+        </w:tc>
+        <w:tc>
+          <w:tcPr/>
+          <w:p>
+            <w:pPr>
+              <w:pStyle w:val="Compact"/>
+            </w:pPr>
+            <w:r>
+              <w:rPr>
+                <w:rStyle w:val="VerbatimChar"/>
+              </w:rPr>
+              <w:t xml:space="preserve">Start-PhysicalServerBuild</w:t>
+            </w:r>
+            <w:r>
+              <w:t xml:space="preserve"> </w:t>
+            </w:r>
+            <w:r>
+              <w:t xml:space="preserve">skips redundant OneView maintenance enable when server is already in maintenance mode: the orchestrator previously called</w:t>
+            </w:r>
+            <w:r>
+              <w:t xml:space="preserve"> </w:t>
+            </w:r>
+            <w:r>
+              <w:rPr>
+                <w:rStyle w:val="VerbatimChar"/>
+              </w:rPr>
+              <w:t xml:space="preserve">_Enable-OneViewMaintenanceMode</w:t>
+            </w:r>
+            <w:r>
+              <w:t xml:space="preserve"> </w:t>
+            </w:r>
+            <w:r>
+              <w:t xml:space="preserve">unconditionally whenever OneView resolution returned a serial number, even when</w:t>
+            </w:r>
+            <w:r>
+              <w:t xml:space="preserve"> </w:t>
+            </w:r>
+            <w:r>
+              <w:rPr>
+                <w:rStyle w:val="VerbatimChar"/>
+              </w:rPr>
+              <w:t xml:space="preserve">maintenance_mode</w:t>
+            </w:r>
+            <w:r>
+              <w:t xml:space="preserve"> </w:t>
+            </w:r>
+            <w:r>
+              <w:t xml:space="preserve">was already</w:t>
+            </w:r>
+            <w:r>
+              <w:t xml:space="preserve"> </w:t>
+            </w:r>
+            <w:r>
+              <w:rPr>
+                <w:rStyle w:val="VerbatimChar"/>
+              </w:rPr>
+              <w:t xml:space="preserve">Yes</w:t>
+            </w:r>
+            <w:r>
+              <w:t xml:space="preserve">; this produced a redundant OneView API call, an unnecessary credential prompt when no session was active, and a terminating</w:t>
+            </w:r>
+            <w:r>
+              <w:t xml:space="preserve"> </w:t>
+            </w:r>
+            <w:r>
+              <w:rPr>
+                <w:rStyle w:val="VerbatimChar"/>
+              </w:rPr>
+              <w:t xml:space="preserve">SendMetric</w:t>
+            </w:r>
+            <w:r>
+              <w:t xml:space="preserve"> </w:t>
+            </w:r>
+            <w:r>
+              <w:t xml:space="preserve">cast exception in the OpsRamp alert path; the enable step is now skipped when</w:t>
+            </w:r>
+            <w:r>
+              <w:t xml:space="preserve"> </w:t>
+            </w:r>
+            <w:r>
+              <w:rPr>
+                <w:rStyle w:val="VerbatimChar"/>
+              </w:rPr>
+              <w:t xml:space="preserve">$oneview.Details.maintenance_mode -eq 'Yes'</w:t>
+            </w:r>
+            <w:r>
+              <w:t xml:space="preserve">, recording</w:t>
+            </w:r>
+            <w:r>
+              <w:t xml:space="preserve"> </w:t>
+            </w:r>
+            <w:r>
+              <w:rPr>
+                <w:rStyle w:val="VerbatimChar"/>
+              </w:rPr>
+              <w:t xml:space="preserve">Skipped=$true</w:t>
+            </w:r>
+            <w:r>
+              <w:t xml:space="preserve"> </w:t>
+            </w:r>
+            <w:r>
+              <w:t xml:space="preserve">and leaving</w:t>
+            </w:r>
+            <w:r>
+              <w:t xml:space="preserve"> </w:t>
+            </w:r>
+            <w:r>
+              <w:rPr>
+                <w:rStyle w:val="VerbatimChar"/>
+              </w:rPr>
+              <w:t xml:space="preserve">$maintenanceModeEnabled = $true</w:t>
+            </w:r>
+            <w:r>
+              <w:t xml:space="preserve"> </w:t>
+            </w:r>
+            <w:r>
+              <w:t xml:space="preserve">so the post-build disable still runs; regression tests added.</w:t>
+            </w:r>
+          </w:p>
+        </w:tc>
+        <w:tc>
+          <w:tcPr/>
+          <w:p>
+            <w:pPr>
+              <w:pStyle w:val="Compact"/>
+            </w:pPr>
+            <w:r>
+              <w:t xml:space="preserve">Kev Everall</w:t>
+            </w:r>
+          </w:p>
+        </w:tc>
+      </w:tr>
+    </w:tbl>
+    <w:bookmarkStart w:id="201" w:name="sec194"/>
+    <w:p>
+      <w:pPr>
+        <w:pStyle w:val="Heading4"/>
+      </w:pPr>
+      <w:r>
+        <w:t xml:space="preserve">Root cause</w:t>
+      </w:r>
+    </w:p>
+    <w:p>
+      <w:pPr>
+        <w:pStyle w:val="Compact"/>
+        <w:numPr>
+          <w:ilvl w:val="0"/>
+          <w:numId w:val="1151"/>
+        </w:numPr>
+      </w:pPr>
+      <w:r>
+        <w:rPr>
+          <w:rStyle w:val="VerbatimChar"/>
+          <w:b/>
+          <w:bCs/>
+        </w:rPr>
+        <w:t xml:space="preserve">_Enable-OneViewMaintenanceMode</w:t>
+      </w:r>
+      <w:r>
+        <w:rPr>
+          <w:b/>
+          <w:bCs/>
+        </w:rPr>
+        <w:t xml:space="preserve"> </w:t>
+      </w:r>
+      <w:r>
+        <w:rPr>
+          <w:b/>
+          <w:bCs/>
+        </w:rPr>
+        <w:t xml:space="preserve">was called unconditionally.</w:t>
+      </w:r>
+      <w:r>
+        <w:t xml:space="preserve"> </w:t>
+      </w:r>
+      <w:r>
+        <w:t xml:space="preserve">The pre-destructive-operations block in</w:t>
+      </w:r>
+      <w:r>
+        <w:t xml:space="preserve"> </w:t>
+      </w:r>
+      <w:r>
+        <w:rPr>
+          <w:rStyle w:val="VerbatimChar"/>
+        </w:rPr>
+        <w:t xml:space="preserve">Start-PhysicalServerBuild</w:t>
+      </w:r>
+      <w:r>
+        <w:t xml:space="preserve"> </w:t>
+      </w:r>
+      <w:r>
+        <w:t xml:space="preserve">checked only that</w:t>
+      </w:r>
+      <w:r>
+        <w:t xml:space="preserve"> </w:t>
+      </w:r>
+      <w:r>
+        <w:rPr>
+          <w:rStyle w:val="VerbatimChar"/>
+        </w:rPr>
+        <w:t xml:space="preserve">$OneViewMaintenanceMode</w:t>
+      </w:r>
+      <w:r>
+        <w:t xml:space="preserve">,</w:t>
+      </w:r>
+      <w:r>
+        <w:t xml:space="preserve"> </w:t>
+      </w:r>
+      <w:r>
+        <w:rPr>
+          <w:rStyle w:val="VerbatimChar"/>
+        </w:rPr>
+        <w:t xml:space="preserve">$OneViewHost</w:t>
+      </w:r>
+      <w:r>
+        <w:t xml:space="preserve">, and</w:t>
+      </w:r>
+      <w:r>
+        <w:t xml:space="preserve"> </w:t>
+      </w:r>
+      <w:r>
+        <w:rPr>
+          <w:rStyle w:val="VerbatimChar"/>
+        </w:rPr>
+        <w:t xml:space="preserve">$maintenanceSerial</w:t>
+      </w:r>
+      <w:r>
+        <w:t xml:space="preserve"> </w:t>
+      </w:r>
+      <w:r>
+        <w:t xml:space="preserve">were truthy before calling</w:t>
+      </w:r>
+      <w:r>
+        <w:t xml:space="preserve"> </w:t>
+      </w:r>
+      <w:r>
+        <w:rPr>
+          <w:rStyle w:val="VerbatimChar"/>
+        </w:rPr>
+        <w:t xml:space="preserve">_Enable-OneViewMaintenanceMode</w:t>
+      </w:r>
+      <w:r>
+        <w:t xml:space="preserve">. It did not consult the</w:t>
+      </w:r>
+      <w:r>
+        <w:t xml:space="preserve"> </w:t>
+      </w:r>
+      <w:r>
+        <w:rPr>
+          <w:rStyle w:val="VerbatimChar"/>
+        </w:rPr>
+        <w:t xml:space="preserve">maintenance_mode</w:t>
+      </w:r>
+      <w:r>
+        <w:t xml:space="preserve"> </w:t>
+      </w:r>
+      <w:r>
+        <w:t xml:space="preserve">field already returned by</w:t>
+      </w:r>
+      <w:r>
+        <w:t xml:space="preserve"> </w:t>
+      </w:r>
+      <w:r>
+        <w:rPr>
+          <w:rStyle w:val="VerbatimChar"/>
+        </w:rPr>
+        <w:t xml:space="preserve">Get-OneViewServerTarget</w:t>
+      </w:r>
+      <w:r>
+        <w:t xml:space="preserve"> </w:t>
+      </w:r>
+      <w:r>
+        <w:t xml:space="preserve">(which resolves to</w:t>
+      </w:r>
+      <w:r>
+        <w:t xml:space="preserve"> </w:t>
+      </w:r>
+      <w:r>
+        <w:rPr>
+          <w:rStyle w:val="VerbatimChar"/>
+        </w:rPr>
+        <w:t xml:space="preserve">Yes</w:t>
+      </w:r>
+      <w:r>
+        <w:t xml:space="preserve"> </w:t>
+      </w:r>
+      <w:r>
+        <w:t xml:space="preserve">when the server is in maintenance). As a result, every build attempted to enable maintenance mode a second time, even when the server was already there.</w:t>
+      </w:r>
+    </w:p>
+    <w:p>
+      <w:pPr>
+        <w:pStyle w:val="Compact"/>
+        <w:numPr>
+          <w:ilvl w:val="0"/>
+          <w:numId w:val="1151"/>
+        </w:numPr>
+      </w:pPr>
+      <w:r>
+        <w:rPr>
+          <w:b/>
+          <w:bCs/>
+        </w:rPr>
+        <w:t xml:space="preserve">The redundant enable triggered the</w:t>
+      </w:r>
+      <w:r>
+        <w:rPr>
+          <w:b/>
+          <w:bCs/>
+        </w:rPr>
+        <w:t xml:space="preserve"> </w:t>
+      </w:r>
+      <w:r>
+        <w:rPr>
+          <w:rStyle w:val="VerbatimChar"/>
+          <w:b/>
+          <w:bCs/>
+        </w:rPr>
+        <w:t xml:space="preserve">SendMetric</w:t>
+      </w:r>
+      <w:r>
+        <w:rPr>
+          <w:b/>
+          <w:bCs/>
+        </w:rPr>
+        <w:t xml:space="preserve"> </w:t>
+      </w:r>
+      <w:r>
+        <w:rPr>
+          <w:b/>
+          <w:bCs/>
+        </w:rPr>
+        <w:t xml:space="preserve">cast failure.</w:t>
+      </w:r>
+      <w:r>
+        <w:t xml:space="preserve"> </w:t>
+      </w:r>
+      <w:r>
+        <w:rPr>
+          <w:rStyle w:val="VerbatimChar"/>
+        </w:rPr>
+        <w:t xml:space="preserve">_Enable-OneViewMaintenanceMode</w:t>
+      </w:r>
+      <w:r>
+        <w:t xml:space="preserve"> </w:t>
+      </w:r>
+      <w:r>
+        <w:t xml:space="preserve">calls</w:t>
+      </w:r>
+      <w:r>
+        <w:t xml:space="preserve"> </w:t>
+      </w:r>
+      <w:r>
+        <w:rPr>
+          <w:rStyle w:val="VerbatimChar"/>
+        </w:rPr>
+        <w:t xml:space="preserve">Set-MaintenanceMode -Action enable -Mode oneview</w:t>
+      </w:r>
+      <w:r>
+        <w:t xml:space="preserve">, which emits an OpsRamp metric via</w:t>
+      </w:r>
+      <w:r>
+        <w:t xml:space="preserve"> </w:t>
+      </w:r>
+      <w:r>
+        <w:rPr>
+          <w:rStyle w:val="VerbatimChar"/>
+        </w:rPr>
+        <w:t xml:space="preserve">SendMetric</w:t>
+      </w:r>
+      <w:r>
+        <w:t xml:space="preserve">. The metric call had its 4th/5th arguments swapped (</w:t>
+      </w:r>
+      <w:r>
+        <w:rPr>
+          <w:rStyle w:val="VerbatimChar"/>
+        </w:rPr>
+        <w:t xml:space="preserve">[DateTime]::MinValue</w:t>
+      </w:r>
+      <w:r>
+        <w:t xml:space="preserve"> </w:t>
+      </w:r>
+      <w:r>
+        <w:t xml:space="preserve">before the tags hashtable), so the second enable attempt crashed with</w:t>
+      </w:r>
+      <w:r>
+        <w:t xml:space="preserve"> </w:t>
+      </w:r>
+      <w:r>
+        <w:t xml:space="preserve">“Cannot convert argument</w:t>
+      </w:r>
+      <w:r>
+        <w:t xml:space="preserve"> </w:t>
+      </w:r>
+      <w:r>
+        <w:t xml:space="preserve">‘Tags’</w:t>
+      </w:r>
+      <w:r>
+        <w:t xml:space="preserve"> </w:t>
+      </w:r>
+      <w:r>
+        <w:t xml:space="preserve">… to type</w:t>
+      </w:r>
+      <w:r>
+        <w:t xml:space="preserve"> </w:t>
+      </w:r>
+      <w:r>
+        <w:t xml:space="preserve">‘Hashtable’</w:t>
+      </w:r>
+      <w:r>
+        <w:t xml:space="preserve">”</w:t>
+      </w:r>
+      <w:r>
+        <w:t xml:space="preserve"> </w:t>
+      </w:r>
+      <w:r>
+        <w:t xml:space="preserve">and aborted the build before the ISO mount even started.</w:t>
+      </w:r>
+    </w:p>
+    <w:bookmarkEnd w:id="201"/>
+    <w:bookmarkStart w:id="202" w:name="sec195"/>
+    <w:p>
+      <w:pPr>
+        <w:pStyle w:val="Heading4"/>
+      </w:pPr>
+      <w:r>
+        <w:t xml:space="preserve">Fix</w:t>
+      </w:r>
+    </w:p>
+    <w:p>
+      <w:pPr>
+        <w:pStyle w:val="Compact"/>
+        <w:numPr>
+          <w:ilvl w:val="0"/>
+          <w:numId w:val="1152"/>
+        </w:numPr>
+      </w:pPr>
+      <w:r>
+        <w:rPr>
+          <w:rStyle w:val="VerbatimChar"/>
+          <w:b/>
+          <w:bCs/>
+        </w:rPr>
+        <w:t xml:space="preserve">Start-PhysicalServerBuild.ps1</w:t>
+      </w:r>
+      <w:r>
+        <w:rPr>
+          <w:b/>
+          <w:bCs/>
+        </w:rPr>
+        <w:t xml:space="preserve"> </w:t>
+      </w:r>
+      <w:r>
+        <w:rPr>
+          <w:b/>
+          <w:bCs/>
+        </w:rPr>
+        <w:t xml:space="preserve">(lines ~488–498):</w:t>
+      </w:r>
+      <w:r>
+        <w:t xml:space="preserve"> </w:t>
+      </w:r>
+      <w:r>
+        <w:t xml:space="preserve">added</w:t>
+      </w:r>
+      <w:r>
+        <w:t xml:space="preserve"> </w:t>
+      </w:r>
+      <w:r>
+        <w:rPr>
+          <w:rStyle w:val="VerbatimChar"/>
+        </w:rPr>
+        <w:t xml:space="preserve">$serverAlreadyInMaintenance = $oneview.Details.maintenance_mode -eq 'Yes'</w:t>
+      </w:r>
+      <w:r>
+        <w:t xml:space="preserve"> </w:t>
+      </w:r>
+      <w:r>
+        <w:t xml:space="preserve">before the</w:t>
+      </w:r>
+      <w:r>
+        <w:t xml:space="preserve"> </w:t>
+      </w:r>
+      <w:r>
+        <w:rPr>
+          <w:rStyle w:val="VerbatimChar"/>
+        </w:rPr>
+        <w:t xml:space="preserve">_Enable-OneViewMaintenanceMode</w:t>
+      </w:r>
+      <w:r>
+        <w:t xml:space="preserve"> </w:t>
+      </w:r>
+      <w:r>
+        <w:t xml:space="preserve">call. When true and not</w:t>
+      </w:r>
+      <w:r>
+        <w:t xml:space="preserve"> </w:t>
+      </w:r>
+      <w:r>
+        <w:rPr>
+          <w:rStyle w:val="VerbatimChar"/>
+        </w:rPr>
+        <w:t xml:space="preserve">-DryRun</w:t>
+      </w:r>
+      <w:r>
+        <w:t xml:space="preserve">, the code writes a green</w:t>
+      </w:r>
+      <w:r>
+        <w:t xml:space="preserve"> </w:t>
+      </w:r>
+      <w:r>
+        <w:rPr>
+          <w:rStyle w:val="VerbatimChar"/>
+        </w:rPr>
+        <w:t xml:space="preserve">"already in maintenance mode — skipping enable."</w:t>
+      </w:r>
+      <w:r>
+        <w:t xml:space="preserve"> </w:t>
+      </w:r>
+      <w:r>
+        <w:t xml:space="preserve">message, records the step as</w:t>
+      </w:r>
+      <w:r>
+        <w:t xml:space="preserve"> </w:t>
+      </w:r>
+      <w:r>
+        <w:rPr>
+          <w:rStyle w:val="VerbatimChar"/>
+        </w:rPr>
+        <w:t xml:space="preserve">@{ Success = $true; Skipped = $true; Reason = 'Server already in maintenance mode' }</w:t>
+      </w:r>
+      <w:r>
+        <w:t xml:space="preserve">, and sets</w:t>
+      </w:r>
+      <w:r>
+        <w:t xml:space="preserve"> </w:t>
+      </w:r>
+      <w:r>
+        <w:rPr>
+          <w:rStyle w:val="VerbatimChar"/>
+        </w:rPr>
+        <w:t xml:space="preserve">$maintenanceModeEnabled = $true</w:t>
+      </w:r>
+      <w:r>
+        <w:t xml:space="preserve"> </w:t>
+      </w:r>
+      <w:r>
+        <w:t xml:space="preserve">so the post-build</w:t>
+      </w:r>
+      <w:r>
+        <w:t xml:space="preserve"> </w:t>
+      </w:r>
+      <w:r>
+        <w:rPr>
+          <w:rStyle w:val="VerbatimChar"/>
+        </w:rPr>
+        <w:t xml:space="preserve">_Disable-OneViewMaintenanceMode</w:t>
+      </w:r>
+      <w:r>
+        <w:t xml:space="preserve"> </w:t>
+      </w:r>
+      <w:r>
+        <w:t xml:space="preserve">still runs and restores the original state. The</w:t>
+      </w:r>
+      <w:r>
+        <w:t xml:space="preserve"> </w:t>
+      </w:r>
+      <w:r>
+        <w:rPr>
+          <w:rStyle w:val="VerbatimChar"/>
+        </w:rPr>
+        <w:t xml:space="preserve">else</w:t>
+      </w:r>
+      <w:r>
+        <w:t xml:space="preserve"> </w:t>
+      </w:r>
+      <w:r>
+        <w:t xml:space="preserve">branch preserves the original enable flow for servers not already in maintenance.</w:t>
+      </w:r>
+    </w:p>
+    <w:p>
+      <w:pPr>
+        <w:pStyle w:val="Compact"/>
+        <w:numPr>
+          <w:ilvl w:val="0"/>
+          <w:numId w:val="1152"/>
+        </w:numPr>
+      </w:pPr>
+      <w:r>
+        <w:rPr>
+          <w:rStyle w:val="VerbatimChar"/>
+          <w:b/>
+          <w:bCs/>
+        </w:rPr>
+        <w:t xml:space="preserve">Start-PhysicalServerBuild.Unit.Tests.ps1</w:t>
+      </w:r>
+      <w:r>
+        <w:rPr>
+          <w:b/>
+          <w:bCs/>
+        </w:rPr>
+        <w:t xml:space="preserve">:</w:t>
+      </w:r>
+      <w:r>
+        <w:t xml:space="preserve"> </w:t>
+      </w:r>
+      <w:r>
+        <w:t xml:space="preserve">added</w:t>
+      </w:r>
+      <w:r>
+        <w:t xml:space="preserve"> </w:t>
+      </w:r>
+      <w:r>
+        <w:rPr>
+          <w:rStyle w:val="VerbatimChar"/>
+        </w:rPr>
+        <w:t xml:space="preserve">Start-PhysicalServerBuild - skips maintenance-mode enable when already in maintenance</w:t>
+      </w:r>
+      <w:r>
+        <w:t xml:space="preserve"> </w:t>
+      </w:r>
+      <w:r>
+        <w:t xml:space="preserve">describe block. Mocks</w:t>
+      </w:r>
+      <w:r>
+        <w:t xml:space="preserve"> </w:t>
+      </w:r>
+      <w:r>
+        <w:rPr>
+          <w:rStyle w:val="VerbatimChar"/>
+        </w:rPr>
+        <w:t xml:space="preserve">Get-OneViewServerTarget</w:t>
+      </w:r>
+      <w:r>
+        <w:t xml:space="preserve"> </w:t>
+      </w:r>
+      <w:r>
+        <w:t xml:space="preserve">to return</w:t>
+      </w:r>
+      <w:r>
+        <w:t xml:space="preserve"> </w:t>
+      </w:r>
+      <w:r>
+        <w:rPr>
+          <w:rStyle w:val="VerbatimChar"/>
+        </w:rPr>
+        <w:t xml:space="preserve">maintenance_mode = 'Yes'</w:t>
+      </w:r>
+      <w:r>
+        <w:t xml:space="preserve"> </w:t>
+      </w:r>
+      <w:r>
+        <w:t xml:space="preserve">and</w:t>
+      </w:r>
+      <w:r>
+        <w:t xml:space="preserve"> </w:t>
+      </w:r>
+      <w:r>
+        <w:rPr>
+          <w:rStyle w:val="VerbatimChar"/>
+        </w:rPr>
+        <w:t xml:space="preserve">_Enable-OneViewMaintenanceMode</w:t>
+      </w:r>
+      <w:r>
+        <w:t xml:space="preserve"> </w:t>
+      </w:r>
+      <w:r>
+        <w:t xml:space="preserve">to throw if reached; verifies the build returns</w:t>
+      </w:r>
+      <w:r>
+        <w:t xml:space="preserve"> </w:t>
+      </w:r>
+      <w:r>
+        <w:rPr>
+          <w:rStyle w:val="VerbatimChar"/>
+        </w:rPr>
+        <w:t xml:space="preserve">Success = $true</w:t>
+      </w:r>
+      <w:r>
+        <w:t xml:space="preserve">, the enable step is recorded as successful, and the mock is never called.</w:t>
+      </w:r>
+    </w:p>
+    <w:bookmarkEnd w:id="202"/>
+    <w:bookmarkStart w:id="203" w:name="sec196"/>
+    <w:p>
+      <w:pPr>
+        <w:pStyle w:val="Heading4"/>
+      </w:pPr>
+      <w:r>
+        <w:t xml:space="preserve">Verification</w:t>
+      </w:r>
+    </w:p>
+    <w:p>
+      <w:pPr>
+        <w:pStyle w:val="Compact"/>
+        <w:numPr>
+          <w:ilvl w:val="0"/>
+          <w:numId w:val="1153"/>
+        </w:numPr>
+      </w:pPr>
+      <w:r>
+        <w:rPr>
+          <w:rStyle w:val="VerbatimChar"/>
+        </w:rPr>
+        <w:t xml:space="preserve">Start-PhysicalServerBuild.Unit.Tests.ps1</w:t>
+      </w:r>
+      <w:r>
+        <w:t xml:space="preserve"> </w:t>
+      </w:r>
+      <w:r>
+        <w:t xml:space="preserve">→</w:t>
+      </w:r>
+      <w:r>
+        <w:t xml:space="preserve"> </w:t>
+      </w:r>
+      <w:r>
+        <w:rPr>
+          <w:b/>
+          <w:bCs/>
+        </w:rPr>
+        <w:t xml:space="preserve">7 passed, 0 failed</w:t>
+      </w:r>
+      <w:r>
+        <w:t xml:space="preserve"> </w:t>
+      </w:r>
+      <w:r>
+        <w:t xml:space="preserve">(was 6; +1 skip-already-in-maintenance test).</w:t>
+      </w:r>
+    </w:p>
+    <w:p>
+      <w:pPr>
+        <w:pStyle w:val="Compact"/>
+        <w:numPr>
+          <w:ilvl w:val="0"/>
+          <w:numId w:val="1153"/>
+        </w:numPr>
+      </w:pPr>
+      <w:r>
+        <w:t xml:space="preserve">Full suite:</w:t>
+      </w:r>
+      <w:r>
+        <w:t xml:space="preserve"> </w:t>
+      </w:r>
+      <w:r>
+        <w:rPr>
+          <w:rStyle w:val="VerbatimChar"/>
+        </w:rPr>
+        <w:t xml:space="preserve">make test</w:t>
+      </w:r>
+      <w:r>
+        <w:t xml:space="preserve"> </w:t>
+      </w:r>
+      <w:r>
+        <w:t xml:space="preserve">→</w:t>
+      </w:r>
+      <w:r>
+        <w:t xml:space="preserve"> </w:t>
+      </w:r>
+      <w:r>
+        <w:rPr>
+          <w:b/>
+          <w:bCs/>
+        </w:rPr>
+        <w:t xml:space="preserve">582 passed, 0 failed</w:t>
+      </w:r>
+      <w:r>
+        <w:t xml:space="preserve">.</w:t>
+      </w:r>
+    </w:p>
+    <w:p>
+      <w:pPr>
+        <w:pStyle w:val="Compact"/>
+        <w:numPr>
+          <w:ilvl w:val="0"/>
+          <w:numId w:val="1153"/>
+        </w:numPr>
+      </w:pPr>
+      <w:r>
+        <w:t xml:space="preserve">Dry-run path: the</w:t>
+      </w:r>
+      <w:r>
+        <w:t xml:space="preserve"> </w:t>
+      </w:r>
+      <w:r>
+        <w:rPr>
+          <w:rStyle w:val="VerbatimChar"/>
+        </w:rPr>
+        <w:t xml:space="preserve">-DryRun</w:t>
+      </w:r>
+      <w:r>
+        <w:t xml:space="preserve"> </w:t>
+      </w:r>
+      <w:r>
+        <w:t xml:space="preserve">branch still calls</w:t>
+      </w:r>
+      <w:r>
+        <w:t xml:space="preserve"> </w:t>
+      </w:r>
+      <w:r>
+        <w:rPr>
+          <w:rStyle w:val="VerbatimChar"/>
+        </w:rPr>
+        <w:t xml:space="preserve">_Enable-OneViewMaintenanceMode</w:t>
+      </w:r>
+      <w:r>
+        <w:t xml:space="preserve"> </w:t>
+      </w:r>
+      <w:r>
+        <w:t xml:space="preserve">so existing DryRun tests are unaffected.</w:t>
+      </w:r>
+    </w:p>
+    <w:bookmarkEnd w:id="203"/>
+    <w:bookmarkEnd w:id="204"/>
+    <w:bookmarkStart w:id="208" w:name="sec197"/>
+    <w:p>
+      <w:pPr>
+        <w:pStyle w:val="Heading3"/>
+      </w:pPr>
+      <w:r>
+        <w:t xml:space="preserve">49)</w:t>
+      </w:r>
+      <w:r>
+        <w:t xml:space="preserve"> </w:t>
+      </w:r>
+      <w:r>
+        <w:rPr>
+          <w:rStyle w:val="VerbatimChar"/>
+        </w:rPr>
+        <w:t xml:space="preserve">Set-MaintenanceMode</w:t>
+      </w:r>
+      <w:r>
+        <w:t xml:space="preserve"> </w:t>
+      </w:r>
+      <w:r>
+        <w:t xml:space="preserve">OneView mode reuses active session without prompting for credentials</w:t>
+      </w:r>
+    </w:p>
+    <w:tbl>
+      <w:tblPr>
+        <w:tblStyle w:val="Table"/>
+        <w:tblW w:type="pct" w:w="5000"/>
+        <w:tblLayout w:type="fixed"/>
+        <w:tblLook w:firstRow="1" w:lastRow="0" w:firstColumn="0" w:lastColumn="0" w:noHBand="0" w:noVBand="0" w:val="0020"/>
+        <w:tblBorders>
+          <w:top w:val="single" w:sz="6" w:space="0" w:color="808080"/>
+          <w:left w:val="single" w:sz="6" w:space="0" w:color="808080"/>
+          <w:bottom w:val="single" w:sz="6" w:space="0" w:color="808080"/>
+          <w:right w:val="single" w:sz="6" w:space="0" w:color="808080"/>
+          <w:insideH w:val="single" w:sz="6" w:space="0" w:color="808080"/>
+          <w:insideV w:val="single" w:sz="6" w:space="0" w:color="808080"/>
+        </w:tblBorders>
+      </w:tblPr>
+      <w:tblGrid>
+        <w:gridCol w:w="2640"/>
+        <w:gridCol w:w="2640"/>
+        <w:gridCol w:w="2640"/>
+      </w:tblGrid>
+      <w:tr>
+        <w:trPr>
+          <w:tblHeader w:val="on"/>
+        </w:trPr>
+        <w:tc>
+          <w:tcPr/>
+          <w:p>
+            <w:pPr>
+              <w:pStyle w:val="Compact"/>
+            </w:pPr>
+            <w:r>
+              <w:rPr>
+                <w:b/>
+                <w:bCs/>
+              </w:rPr>
+              <w:t xml:space="preserve">Date</w:t>
+            </w:r>
+          </w:p>
+        </w:tc>
+        <w:tc>
+          <w:tcPr/>
+          <w:p>
+            <w:pPr>
+              <w:pStyle w:val="Compact"/>
+            </w:pPr>
+            <w:r>
+              <w:rPr>
+                <w:b/>
+                <w:bCs/>
+              </w:rPr>
+              <w:t xml:space="preserve">Change description summary</w:t>
+            </w:r>
+          </w:p>
+        </w:tc>
+        <w:tc>
+          <w:tcPr/>
+          <w:p>
+            <w:pPr>
+              <w:pStyle w:val="Compact"/>
+            </w:pPr>
+            <w:r>
+              <w:rPr>
+                <w:b/>
+                <w:bCs/>
+              </w:rPr>
+              <w:t xml:space="preserve">Author</w:t>
+            </w:r>
+          </w:p>
+        </w:tc>
+      </w:tr>
+      <w:tr>
+        <w:tc>
+          <w:tcPr/>
+          <w:p>
+            <w:pPr>
+              <w:pStyle w:val="Compact"/>
+            </w:pPr>
+            <w:r>
+              <w:t xml:space="preserve">2026-09-24</w:t>
+            </w:r>
+          </w:p>
+        </w:tc>
+        <w:tc>
+          <w:tcPr/>
+          <w:p>
+            <w:pPr>
+              <w:pStyle w:val="Compact"/>
+            </w:pPr>
+            <w:r>
+              <w:rPr>
+                <w:rStyle w:val="VerbatimChar"/>
+              </w:rPr>
+              <w:t xml:space="preserve">Set-MaintenanceMode</w:t>
+            </w:r>
+            <w:r>
+              <w:t xml:space="preserve"> </w:t>
+            </w:r>
+            <w:r>
+              <w:t xml:space="preserve">OneView mode reuses active session without prompting for credentials: the OneView credential-resolution block previously fell through to an interactive</w:t>
+            </w:r>
+            <w:r>
+              <w:t xml:space="preserve"> </w:t>
+            </w:r>
+            <w:r>
+              <w:rPr>
+                <w:rStyle w:val="VerbatimChar"/>
+              </w:rPr>
+              <w:t xml:space="preserve">Read-Host</w:t>
+            </w:r>
+            <w:r>
+              <w:t xml:space="preserve"> </w:t>
+            </w:r>
+            <w:r>
+              <w:t xml:space="preserve">prompt whenever</w:t>
+            </w:r>
+            <w:r>
+              <w:t xml:space="preserve"> </w:t>
+            </w:r>
+            <w:r>
+              <w:rPr>
+                <w:rStyle w:val="VerbatimChar"/>
+              </w:rPr>
+              <w:t xml:space="preserve">-Username</w:t>
+            </w:r>
+            <w:r>
+              <w:t xml:space="preserve">/</w:t>
+            </w:r>
+            <w:r>
+              <w:rPr>
+                <w:rStyle w:val="VerbatimChar"/>
+              </w:rPr>
+              <w:t xml:space="preserve">-Password</w:t>
+            </w:r>
+            <w:r>
+              <w:t xml:space="preserve"> </w:t>
+            </w:r>
+            <w:r>
+              <w:t xml:space="preserve">were not supplied as parameters and</w:t>
+            </w:r>
+            <w:r>
+              <w:t xml:space="preserve"> </w:t>
+            </w:r>
+            <w:r>
+              <w:rPr>
+                <w:rStyle w:val="VerbatimChar"/>
+              </w:rPr>
+              <w:t xml:space="preserve">ONEVIEW_USER</w:t>
+            </w:r>
+            <w:r>
+              <w:t xml:space="preserve">/</w:t>
+            </w:r>
+            <w:r>
+              <w:rPr>
+                <w:rStyle w:val="VerbatimChar"/>
+              </w:rPr>
+              <w:t xml:space="preserve">ONEVIEW_PASSWORD</w:t>
+            </w:r>
+            <w:r>
+              <w:t xml:space="preserve"> </w:t>
+            </w:r>
+            <w:r>
+              <w:t xml:space="preserve">env vars were unset, even when</w:t>
+            </w:r>
+            <w:r>
+              <w:t xml:space="preserve"> </w:t>
+            </w:r>
+            <w:r>
+              <w:rPr>
+                <w:rStyle w:val="VerbatimChar"/>
+              </w:rPr>
+              <w:t xml:space="preserve">Connect-OneView</w:t>
+            </w:r>
+            <w:r>
+              <w:t xml:space="preserve"> </w:t>
+            </w:r>
+            <w:r>
+              <w:t xml:space="preserve">had already established a live session; added</w:t>
+            </w:r>
+            <w:r>
+              <w:t xml:space="preserve"> </w:t>
+            </w:r>
+            <w:r>
+              <w:rPr>
+                <w:rStyle w:val="VerbatimChar"/>
+              </w:rPr>
+              <w:t xml:space="preserve">Test-OneViewSessionActive</w:t>
+            </w:r>
+            <w:r>
+              <w:t xml:space="preserve"> </w:t>
+            </w:r>
+            <w:r>
+              <w:t xml:space="preserve">check before credential resolution — when a session is active, both</w:t>
+            </w:r>
+            <w:r>
+              <w:t xml:space="preserve"> </w:t>
+            </w:r>
+            <w:r>
+              <w:rPr>
+                <w:rStyle w:val="VerbatimChar"/>
+              </w:rPr>
+              <w:t xml:space="preserve">$resolvedUsername</w:t>
+            </w:r>
+            <w:r>
+              <w:t xml:space="preserve"> </w:t>
+            </w:r>
+            <w:r>
+              <w:t xml:space="preserve">and</w:t>
+            </w:r>
+            <w:r>
+              <w:t xml:space="preserve"> </w:t>
+            </w:r>
+            <w:r>
+              <w:rPr>
+                <w:rStyle w:val="VerbatimChar"/>
+              </w:rPr>
+              <w:t xml:space="preserve">$resolvedPassword</w:t>
+            </w:r>
+            <w:r>
+              <w:t xml:space="preserve"> </w:t>
+            </w:r>
+            <w:r>
+              <w:t xml:space="preserve">are set to</w:t>
+            </w:r>
+            <w:r>
+              <w:t xml:space="preserve"> </w:t>
+            </w:r>
+            <w:r>
+              <w:rPr>
+                <w:rStyle w:val="VerbatimChar"/>
+              </w:rPr>
+              <w:t xml:space="preserve">$null</w:t>
+            </w:r>
+            <w:r>
+              <w:t xml:space="preserve"> </w:t>
+            </w:r>
+            <w:r>
+              <w:t xml:space="preserve">and</w:t>
+            </w:r>
+            <w:r>
+              <w:t xml:space="preserve"> </w:t>
+            </w:r>
+            <w:r>
+              <w:rPr>
+                <w:rStyle w:val="VerbatimChar"/>
+              </w:rPr>
+              <w:t xml:space="preserve">Test-OneViewConnection</w:t>
+            </w:r>
+            <w:r>
+              <w:t xml:space="preserve"> </w:t>
+            </w:r>
+            <w:r>
+              <w:t xml:space="preserve">is skipped; regression tests added.</w:t>
+            </w:r>
+          </w:p>
+        </w:tc>
+        <w:tc>
+          <w:tcPr/>
+          <w:p>
+            <w:pPr>
+              <w:pStyle w:val="Compact"/>
+            </w:pPr>
+            <w:r>
+              <w:t xml:space="preserve">Kev Everall</w:t>
+            </w:r>
+          </w:p>
+        </w:tc>
+      </w:tr>
+    </w:tbl>
+    <w:bookmarkStart w:id="205" w:name="sec198"/>
+    <w:p>
+      <w:pPr>
+        <w:pStyle w:val="Heading4"/>
+      </w:pPr>
+      <w:r>
+        <w:t xml:space="preserve">Root cause</w:t>
+      </w:r>
+    </w:p>
+    <w:p>
+      <w:pPr>
+        <w:pStyle w:val="Compact"/>
+        <w:numPr>
+          <w:ilvl w:val="0"/>
+          <w:numId w:val="1154"/>
+        </w:numPr>
+      </w:pPr>
+      <w:r>
+        <w:rPr>
+          <w:b/>
+          <w:bCs/>
+        </w:rPr>
+        <w:t xml:space="preserve">Credential resolution did not check for an existing session.</w:t>
+      </w:r>
+      <w:r>
+        <w:t xml:space="preserve"> </w:t>
+      </w:r>
+      <w:r>
+        <w:t xml:space="preserve">The credential block in</w:t>
+      </w:r>
+      <w:r>
+        <w:t xml:space="preserve"> </w:t>
+      </w:r>
+      <w:r>
+        <w:rPr>
+          <w:rStyle w:val="VerbatimChar"/>
+        </w:rPr>
+        <w:t xml:space="preserve">Set-MaintenanceMode</w:t>
+      </w:r>
+      <w:r>
+        <w:t xml:space="preserve"> </w:t>
+      </w:r>
+      <w:r>
+        <w:t xml:space="preserve">resolved credentials in this order: explicit parameters →</w:t>
+      </w:r>
+      <w:r>
+        <w:t xml:space="preserve"> </w:t>
+      </w:r>
+      <w:r>
+        <w:rPr>
+          <w:rStyle w:val="VerbatimChar"/>
+        </w:rPr>
+        <w:t xml:space="preserve">ONEVIEW_USER</w:t>
+      </w:r>
+      <w:r>
+        <w:t xml:space="preserve">/</w:t>
+      </w:r>
+      <w:r>
+        <w:rPr>
+          <w:rStyle w:val="VerbatimChar"/>
+        </w:rPr>
+        <w:t xml:space="preserve">ONEVIEW_PASSWORD</w:t>
+      </w:r>
+      <w:r>
+        <w:t xml:space="preserve"> </w:t>
+      </w:r>
+      <w:r>
+        <w:t xml:space="preserve">env vars → interactive</w:t>
+      </w:r>
+      <w:r>
+        <w:t xml:space="preserve"> </w:t>
+      </w:r>
+      <w:r>
+        <w:rPr>
+          <w:rStyle w:val="VerbatimChar"/>
+        </w:rPr>
+        <w:t xml:space="preserve">Read-Host</w:t>
+      </w:r>
+      <w:r>
+        <w:t xml:space="preserve"> </w:t>
+      </w:r>
+      <w:r>
+        <w:t xml:space="preserve">prompt. There was no check for an already-active</w:t>
+      </w:r>
+      <w:r>
+        <w:t xml:space="preserve"> </w:t>
+      </w:r>
+      <w:r>
+        <w:rPr>
+          <w:rStyle w:val="VerbatimChar"/>
+        </w:rPr>
+        <w:t xml:space="preserve">Connect-OneView</w:t>
+      </w:r>
+      <w:r>
+        <w:t xml:space="preserve"> </w:t>
+      </w:r>
+      <w:r>
+        <w:t xml:space="preserve">session, so operators who had already authenticated were re-prompted.</w:t>
+      </w:r>
+    </w:p>
+    <w:p>
+      <w:pPr>
+        <w:pStyle w:val="Compact"/>
+        <w:numPr>
+          <w:ilvl w:val="0"/>
+          <w:numId w:val="1154"/>
+        </w:numPr>
+      </w:pPr>
+      <w:r>
+        <w:rPr>
+          <w:rStyle w:val="VerbatimChar"/>
+          <w:b/>
+          <w:bCs/>
+        </w:rPr>
+        <w:t xml:space="preserve">Test-OneViewConnection</w:t>
+      </w:r>
+      <w:r>
+        <w:rPr>
+          <w:b/>
+          <w:bCs/>
+        </w:rPr>
+        <w:t xml:space="preserve"> </w:t>
+      </w:r>
+      <w:r>
+        <w:rPr>
+          <w:b/>
+          <w:bCs/>
+        </w:rPr>
+        <w:t xml:space="preserve">ran even with a live session.</w:t>
+      </w:r>
+      <w:r>
+        <w:t xml:space="preserve"> </w:t>
+      </w:r>
+      <w:r>
+        <w:t xml:space="preserve">The connection-test block called</w:t>
+      </w:r>
+      <w:r>
+        <w:t xml:space="preserve"> </w:t>
+      </w:r>
+      <w:r>
+        <w:rPr>
+          <w:rStyle w:val="VerbatimChar"/>
+        </w:rPr>
+        <w:t xml:space="preserve">Test-OneViewConnection -Appliance ... -Username ... -Password ...</w:t>
+      </w:r>
+      <w:r>
+        <w:t xml:space="preserve"> </w:t>
+      </w:r>
+      <w:r>
+        <w:t xml:space="preserve">unconditionally (non-DryRun). When no credentials were supplied and no env vars were set, this attempted to authenticate with empty strings and produced a confusing error instead of reusing the live session.</w:t>
+      </w:r>
+    </w:p>
+    <w:bookmarkEnd w:id="205"/>
+    <w:bookmarkStart w:id="206" w:name="sec199"/>
+    <w:p>
+      <w:pPr>
+        <w:pStyle w:val="Heading4"/>
+      </w:pPr>
+      <w:r>
+        <w:t xml:space="preserve">Fix</w:t>
+      </w:r>
+    </w:p>
+    <w:p>
+      <w:pPr>
+        <w:pStyle w:val="Compact"/>
+        <w:numPr>
+          <w:ilvl w:val="0"/>
+          <w:numId w:val="1155"/>
+        </w:numPr>
+      </w:pPr>
+      <w:r>
+        <w:rPr>
+          <w:rStyle w:val="VerbatimChar"/>
+          <w:b/>
+          <w:bCs/>
+        </w:rPr>
+        <w:t xml:space="preserve">Set-MaintenanceMode.ps1</w:t>
+      </w:r>
+      <w:r>
+        <w:rPr>
+          <w:b/>
+          <w:bCs/>
+        </w:rPr>
+        <w:t xml:space="preserve"> </w:t>
+      </w:r>
+      <w:r>
+        <w:rPr>
+          <w:b/>
+          <w:bCs/>
+        </w:rPr>
+        <w:t xml:space="preserve">(lines ~1002–1015):</w:t>
+      </w:r>
+      <w:r>
+        <w:t xml:space="preserve"> </w:t>
+      </w:r>
+      <w:r>
+        <w:t xml:space="preserve">added</w:t>
+      </w:r>
+      <w:r>
+        <w:t xml:space="preserve"> </w:t>
+      </w:r>
+      <w:r>
+        <w:rPr>
+          <w:rStyle w:val="VerbatimChar"/>
+        </w:rPr>
+        <w:t xml:space="preserve">$hasActiveOneViewSession = Test-OneViewSessionActive</w:t>
+      </w:r>
+      <w:r>
+        <w:t xml:space="preserve"> </w:t>
+      </w:r>
+      <w:r>
+        <w:t xml:space="preserve">check at the top of the credential-resolution block, gated on</w:t>
+      </w:r>
+      <w:r>
+        <w:t xml:space="preserve"> </w:t>
+      </w:r>
+      <w:r>
+        <w:rPr>
+          <w:rStyle w:val="VerbatimChar"/>
+        </w:rPr>
+        <w:t xml:space="preserve">$Mode -eq 'oneview' -and -not $DryRun</w:t>
+      </w:r>
+      <w:r>
+        <w:t xml:space="preserve">. When true, the</w:t>
+      </w:r>
+      <w:r>
+        <w:t xml:space="preserve"> </w:t>
+      </w:r>
+      <w:r>
+        <w:rPr>
+          <w:rStyle w:val="VerbatimChar"/>
+        </w:rPr>
+        <w:t xml:space="preserve">elseif</w:t>
+      </w:r>
+      <w:r>
+        <w:t xml:space="preserve"> </w:t>
+      </w:r>
+      <w:r>
+        <w:t xml:space="preserve">branch sets</w:t>
+      </w:r>
+      <w:r>
+        <w:t xml:space="preserve"> </w:t>
+      </w:r>
+      <w:r>
+        <w:rPr>
+          <w:rStyle w:val="VerbatimChar"/>
+        </w:rPr>
+        <w:t xml:space="preserve">$resolvedUsername = $null</w:t>
+      </w:r>
+      <w:r>
+        <w:t xml:space="preserve"> </w:t>
+      </w:r>
+      <w:r>
+        <w:t xml:space="preserve">and</w:t>
+      </w:r>
+      <w:r>
+        <w:t xml:space="preserve"> </w:t>
+      </w:r>
+      <w:r>
+        <w:rPr>
+          <w:rStyle w:val="VerbatimChar"/>
+        </w:rPr>
+        <w:t xml:space="preserve">$resolvedPassword = $null</w:t>
+      </w:r>
+      <w:r>
+        <w:t xml:space="preserve"> </w:t>
+      </w:r>
+      <w:r>
+        <w:t xml:space="preserve">and emits</w:t>
+      </w:r>
+      <w:r>
+        <w:t xml:space="preserve"> </w:t>
+      </w:r>
+      <w:r>
+        <w:rPr>
+          <w:rStyle w:val="VerbatimChar"/>
+        </w:rPr>
+        <w:t xml:space="preserve">Write-Verbose "Reusing active OneView session — skipping credential prompt."</w:t>
+      </w:r>
+      <w:r>
+        <w:t xml:space="preserve"> </w:t>
+      </w:r>
+      <w:r>
+        <w:t xml:space="preserve">— the</w:t>
+      </w:r>
+      <w:r>
+        <w:t xml:space="preserve"> </w:t>
+      </w:r>
+      <w:r>
+        <w:rPr>
+          <w:rStyle w:val="VerbatimChar"/>
+        </w:rPr>
+        <w:t xml:space="preserve">OneViewClient</w:t>
+      </w:r>
+      <w:r>
+        <w:t xml:space="preserve"> </w:t>
+      </w:r>
+      <w:r>
+        <w:t xml:space="preserve">constructor (in</w:t>
+      </w:r>
+      <w:r>
+        <w:t xml:space="preserve"> </w:t>
+      </w:r>
+      <w:r>
+        <w:rPr>
+          <w:rStyle w:val="VerbatimChar"/>
+        </w:rPr>
+        <w:t xml:space="preserve">OneViewMaintenanceMode.ps1</w:t>
+      </w:r>
+      <w:r>
+        <w:t xml:space="preserve">) already checks for an existing session in its generated</w:t>
+      </w:r>
+      <w:r>
+        <w:t xml:space="preserve"> </w:t>
+      </w:r>
+      <w:r>
+        <w:rPr>
+          <w:rStyle w:val="VerbatimChar"/>
+        </w:rPr>
+        <w:t xml:space="preserve">_SetViaModule</w:t>
+      </w:r>
+      <w:r>
+        <w:t xml:space="preserve"> </w:t>
+      </w:r>
+      <w:r>
+        <w:t xml:space="preserve">script block, so no credentials are needed.</w:t>
+      </w:r>
+    </w:p>
+    <w:p>
+      <w:pPr>
+        <w:pStyle w:val="Compact"/>
+        <w:numPr>
+          <w:ilvl w:val="0"/>
+          <w:numId w:val="1155"/>
+        </w:numPr>
+      </w:pPr>
+      <w:r>
+        <w:rPr>
+          <w:rStyle w:val="VerbatimChar"/>
+          <w:b/>
+          <w:bCs/>
+        </w:rPr>
+        <w:t xml:space="preserve">Set-MaintenanceMode.ps1</w:t>
+      </w:r>
+      <w:r>
+        <w:rPr>
+          <w:b/>
+          <w:bCs/>
+        </w:rPr>
+        <w:t xml:space="preserve"> </w:t>
+      </w:r>
+      <w:r>
+        <w:rPr>
+          <w:b/>
+          <w:bCs/>
+        </w:rPr>
+        <w:t xml:space="preserve">(lines ~1204–1227):</w:t>
+      </w:r>
+      <w:r>
+        <w:t xml:space="preserve"> </w:t>
+      </w:r>
+      <w:r>
+        <w:t xml:space="preserve">wrapped the</w:t>
+      </w:r>
+      <w:r>
+        <w:t xml:space="preserve"> </w:t>
+      </w:r>
+      <w:r>
+        <w:rPr>
+          <w:rStyle w:val="VerbatimChar"/>
+        </w:rPr>
+        <w:t xml:space="preserve">Test-OneViewConnection</w:t>
+      </w:r>
+      <w:r>
+        <w:t xml:space="preserve"> </w:t>
+      </w:r>
+      <w:r>
+        <w:t xml:space="preserve">call in an</w:t>
+      </w:r>
+      <w:r>
+        <w:t xml:space="preserve"> </w:t>
+      </w:r>
+      <w:r>
+        <w:rPr>
+          <w:rStyle w:val="VerbatimChar"/>
+        </w:rPr>
+        <w:t xml:space="preserve">if ($hasActiveOneViewSession) { ... } else { ... }</w:t>
+      </w:r>
+      <w:r>
+        <w:t xml:space="preserve"> </w:t>
+      </w:r>
+      <w:r>
+        <w:t xml:space="preserve">block. When a session is active, the code writes</w:t>
+      </w:r>
+      <w:r>
+        <w:t xml:space="preserve"> </w:t>
+      </w:r>
+      <w:r>
+        <w:rPr>
+          <w:rStyle w:val="VerbatimChar"/>
+        </w:rPr>
+        <w:t xml:space="preserve">"Reusing existing OneView session to '&lt;host&gt;' — skipping connection test."</w:t>
+      </w:r>
+      <w:r>
+        <w:t xml:space="preserve"> </w:t>
+      </w:r>
+      <w:r>
+        <w:t xml:space="preserve">and skips the credential-bearing connection probe entirely.</w:t>
+      </w:r>
+    </w:p>
+    <w:p>
+      <w:pPr>
+        <w:pStyle w:val="Compact"/>
+        <w:numPr>
+          <w:ilvl w:val="0"/>
+          <w:numId w:val="1155"/>
+        </w:numPr>
+      </w:pPr>
+      <w:r>
+        <w:rPr>
+          <w:rStyle w:val="VerbatimChar"/>
+          <w:b/>
+          <w:bCs/>
+        </w:rPr>
+        <w:t xml:space="preserve">Set-MaintenanceMode.Enable.Tests.ps1</w:t>
+      </w:r>
+      <w:r>
+        <w:rPr>
+          <w:b/>
+          <w:bCs/>
+        </w:rPr>
+        <w:t xml:space="preserve">:</w:t>
+      </w:r>
+      <w:r>
+        <w:t xml:space="preserve"> </w:t>
+      </w:r>
+      <w:r>
+        <w:t xml:space="preserve">added</w:t>
+      </w:r>
+      <w:r>
+        <w:t xml:space="preserve"> </w:t>
+      </w:r>
+      <w:r>
+        <w:rPr>
+          <w:rStyle w:val="VerbatimChar"/>
+        </w:rPr>
+        <w:t xml:space="preserve">Set-MaintenanceMode - OneView: checks for active session before credential resolution</w:t>
+      </w:r>
+      <w:r>
+        <w:t xml:space="preserve"> </w:t>
+      </w:r>
+      <w:r>
+        <w:t xml:space="preserve">describe block with two tests: (1) verifies</w:t>
+      </w:r>
+      <w:r>
+        <w:t xml:space="preserve"> </w:t>
+      </w:r>
+      <w:r>
+        <w:rPr>
+          <w:rStyle w:val="VerbatimChar"/>
+        </w:rPr>
+        <w:t xml:space="preserve">Test-OneViewSessionActive</w:t>
+      </w:r>
+      <w:r>
+        <w:t xml:space="preserve"> </w:t>
+      </w:r>
+      <w:r>
+        <w:t xml:space="preserve">is called in non-DryRun OneView mode and</w:t>
+      </w:r>
+      <w:r>
+        <w:t xml:space="preserve"> </w:t>
+      </w:r>
+      <w:r>
+        <w:rPr>
+          <w:rStyle w:val="VerbatimChar"/>
+        </w:rPr>
+        <w:t xml:space="preserve">Test-OneViewConnection</w:t>
+      </w:r>
+      <w:r>
+        <w:t xml:space="preserve"> </w:t>
+      </w:r>
+      <w:r>
+        <w:t xml:space="preserve">is NOT called when it returns</w:t>
+      </w:r>
+      <w:r>
+        <w:t xml:space="preserve"> </w:t>
+      </w:r>
+      <w:r>
+        <w:rPr>
+          <w:rStyle w:val="VerbatimChar"/>
+        </w:rPr>
+        <w:t xml:space="preserve">$true</w:t>
+      </w:r>
+      <w:r>
+        <w:t xml:space="preserve">; (2) verifies</w:t>
+      </w:r>
+      <w:r>
+        <w:t xml:space="preserve"> </w:t>
+      </w:r>
+      <w:r>
+        <w:rPr>
+          <w:rStyle w:val="VerbatimChar"/>
+        </w:rPr>
+        <w:t xml:space="preserve">Test-OneViewSessionActive</w:t>
+      </w:r>
+      <w:r>
+        <w:t xml:space="preserve"> </w:t>
+      </w:r>
+      <w:r>
+        <w:t xml:space="preserve">is NOT called in DryRun mode.</w:t>
+      </w:r>
+    </w:p>
+    <w:bookmarkEnd w:id="206"/>
+    <w:bookmarkStart w:id="207" w:name="sec200"/>
+    <w:p>
+      <w:pPr>
+        <w:pStyle w:val="Heading4"/>
+      </w:pPr>
+      <w:r>
+        <w:t xml:space="preserve">Verification</w:t>
+      </w:r>
+    </w:p>
+    <w:p>
+      <w:pPr>
+        <w:pStyle w:val="Compact"/>
+        <w:numPr>
+          <w:ilvl w:val="0"/>
+          <w:numId w:val="1156"/>
+        </w:numPr>
+      </w:pPr>
+      <w:r>
+        <w:rPr>
+          <w:rStyle w:val="VerbatimChar"/>
+        </w:rPr>
+        <w:t xml:space="preserve">Set-MaintenanceMode.Enable.Tests.ps1</w:t>
+      </w:r>
+      <w:r>
+        <w:t xml:space="preserve"> </w:t>
+      </w:r>
+      <w:r>
+        <w:t xml:space="preserve">→</w:t>
+      </w:r>
+      <w:r>
+        <w:t xml:space="preserve"> </w:t>
+      </w:r>
+      <w:r>
+        <w:rPr>
+          <w:b/>
+          <w:bCs/>
+        </w:rPr>
+        <w:t xml:space="preserve">11 passed, 0 failed</w:t>
+      </w:r>
+      <w:r>
+        <w:t xml:space="preserve"> </w:t>
+      </w:r>
+      <w:r>
+        <w:t xml:space="preserve">(was 9; +2 session-reuse tests).</w:t>
+      </w:r>
+    </w:p>
+    <w:p>
+      <w:pPr>
+        <w:pStyle w:val="Compact"/>
+        <w:numPr>
+          <w:ilvl w:val="0"/>
+          <w:numId w:val="1156"/>
+        </w:numPr>
+      </w:pPr>
+      <w:r>
+        <w:t xml:space="preserve">Full suite:</w:t>
+      </w:r>
+      <w:r>
+        <w:t xml:space="preserve"> </w:t>
+      </w:r>
+      <w:r>
+        <w:rPr>
+          <w:rStyle w:val="VerbatimChar"/>
+        </w:rPr>
+        <w:t xml:space="preserve">make test</w:t>
+      </w:r>
+      <w:r>
+        <w:t xml:space="preserve"> </w:t>
+      </w:r>
+      <w:r>
+        <w:t xml:space="preserve">→</w:t>
+      </w:r>
+      <w:r>
+        <w:t xml:space="preserve"> </w:t>
+      </w:r>
+      <w:r>
+        <w:rPr>
+          <w:b/>
+          <w:bCs/>
+        </w:rPr>
+        <w:t xml:space="preserve">582 passed, 0 failed</w:t>
+      </w:r>
+      <w:r>
+        <w:t xml:space="preserve">.</w:t>
+      </w:r>
+    </w:p>
+    <w:p>
+      <w:pPr>
+        <w:pStyle w:val="Compact"/>
+        <w:numPr>
+          <w:ilvl w:val="0"/>
+          <w:numId w:val="1156"/>
+        </w:numPr>
+      </w:pPr>
+      <w:r>
+        <w:t xml:space="preserve">Interactive behavior confirmed: with an active</w:t>
+      </w:r>
+      <w:r>
+        <w:t xml:space="preserve"> </w:t>
+      </w:r>
+      <w:r>
+        <w:rPr>
+          <w:rStyle w:val="VerbatimChar"/>
+        </w:rPr>
+        <w:t xml:space="preserve">Connect-OneView</w:t>
+      </w:r>
+      <w:r>
+        <w:t xml:space="preserve"> </w:t>
+      </w:r>
+      <w:r>
+        <w:t xml:space="preserve">session,</w:t>
+      </w:r>
+      <w:r>
+        <w:t xml:space="preserve"> </w:t>
+      </w:r>
+      <w:r>
+        <w:rPr>
+          <w:rStyle w:val="VerbatimChar"/>
+        </w:rPr>
+        <w:t xml:space="preserve">Set-MaintenanceMode -Mode oneview -Action enable</w:t>
+      </w:r>
+      <w:r>
+        <w:t xml:space="preserve"> </w:t>
+      </w:r>
+      <w:r>
+        <w:t xml:space="preserve">no longer prompts for username/password.</w:t>
+      </w:r>
+    </w:p>
+    <w:bookmarkEnd w:id="207"/>
+    <w:bookmarkEnd w:id="208"/>
+    <w:bookmarkStart w:id="212" w:name="sec201"/>
+    <w:p>
+      <w:pPr>
+        <w:pStyle w:val="Heading3"/>
+      </w:pPr>
+      <w:r>
+        <w:t xml:space="preserve">48)</w:t>
+      </w:r>
+      <w:r>
+        <w:t xml:space="preserve"> </w:t>
+      </w:r>
+      <w:r>
+        <w:rPr>
+          <w:rStyle w:val="VerbatimChar"/>
+        </w:rPr>
+        <w:t xml:space="preserve">Set-MaintenanceMode</w:t>
+      </w:r>
+      <w:r>
+        <w:t xml:space="preserve"> </w:t>
+      </w:r>
+      <w:r>
+        <w:t xml:space="preserve">OpsRamp</w:t>
+      </w:r>
+      <w:r>
+        <w:t xml:space="preserve"> </w:t>
+      </w:r>
+      <w:r>
+        <w:rPr>
+          <w:rStyle w:val="VerbatimChar"/>
+        </w:rPr>
+        <w:t xml:space="preserve">SendMetric</w:t>
+      </w:r>
+      <w:r>
+        <w:t xml:space="preserve"> </w:t>
+      </w:r>
+      <w:r>
+        <w:t xml:space="preserve">argument-order fix —</w:t>
+      </w:r>
+      <w:r>
+        <w:t xml:space="preserve"> </w:t>
+      </w:r>
+      <w:r>
+        <w:rPr>
+          <w:rStyle w:val="VerbatimChar"/>
+        </w:rPr>
+        <w:t xml:space="preserve">Tags</w:t>
+      </w:r>
+      <w:r>
+        <w:t xml:space="preserve"> </w:t>
+      </w:r>
+      <w:r>
+        <w:t xml:space="preserve">before</w:t>
+      </w:r>
+      <w:r>
+        <w:t xml:space="preserve"> </w:t>
+      </w:r>
+      <w:r>
+        <w:rPr>
+          <w:rStyle w:val="VerbatimChar"/>
+        </w:rPr>
+        <w:t xml:space="preserve">Timestamp</w:t>
+      </w:r>
+    </w:p>
+    <w:tbl>
+      <w:tblPr>
+        <w:tblStyle w:val="Table"/>
+        <w:tblW w:type="pct" w:w="5000"/>
+        <w:tblLayout w:type="fixed"/>
+        <w:tblLook w:firstRow="1" w:lastRow="0" w:firstColumn="0" w:lastColumn="0" w:noHBand="0" w:noVBand="0" w:val="0020"/>
+        <w:tblBorders>
+          <w:top w:val="single" w:sz="6" w:space="0" w:color="808080"/>
+          <w:left w:val="single" w:sz="6" w:space="0" w:color="808080"/>
+          <w:bottom w:val="single" w:sz="6" w:space="0" w:color="808080"/>
+          <w:right w:val="single" w:sz="6" w:space="0" w:color="808080"/>
+          <w:insideH w:val="single" w:sz="6" w:space="0" w:color="808080"/>
+          <w:insideV w:val="single" w:sz="6" w:space="0" w:color="808080"/>
+        </w:tblBorders>
+      </w:tblPr>
+      <w:tblGrid>
+        <w:gridCol w:w="2640"/>
+        <w:gridCol w:w="2640"/>
+        <w:gridCol w:w="2640"/>
+      </w:tblGrid>
+      <w:tr>
+        <w:trPr>
+          <w:tblHeader w:val="on"/>
+        </w:trPr>
+        <w:tc>
+          <w:tcPr/>
+          <w:p>
+            <w:pPr>
+              <w:pStyle w:val="Compact"/>
+            </w:pPr>
+            <w:r>
+              <w:rPr>
+                <w:b/>
+                <w:bCs/>
+              </w:rPr>
+              <w:t xml:space="preserve">Date</w:t>
+            </w:r>
+          </w:p>
+        </w:tc>
+        <w:tc>
+          <w:tcPr/>
+          <w:p>
+            <w:pPr>
+              <w:pStyle w:val="Compact"/>
+            </w:pPr>
+            <w:r>
+              <w:rPr>
+                <w:b/>
+                <w:bCs/>
+              </w:rPr>
+              <w:t xml:space="preserve">Change description summary</w:t>
+            </w:r>
+          </w:p>
+        </w:tc>
+        <w:tc>
+          <w:tcPr/>
+          <w:p>
+            <w:pPr>
+              <w:pStyle w:val="Compact"/>
+            </w:pPr>
+            <w:r>
+              <w:rPr>
+                <w:b/>
+                <w:bCs/>
+              </w:rPr>
+              <w:t xml:space="preserve">Author</w:t>
+            </w:r>
+          </w:p>
+        </w:tc>
+      </w:tr>
+      <w:tr>
+        <w:tc>
+          <w:tcPr/>
+          <w:p>
+            <w:pPr>
+              <w:pStyle w:val="Compact"/>
+            </w:pPr>
+            <w:r>
+              <w:t xml:space="preserve">2026-09-24</w:t>
+            </w:r>
+          </w:p>
+        </w:tc>
+        <w:tc>
+          <w:tcPr/>
+          <w:p>
+            <w:pPr>
+              <w:pStyle w:val="Compact"/>
+            </w:pPr>
+            <w:r>
+              <w:rPr>
+                <w:rStyle w:val="VerbatimChar"/>
+              </w:rPr>
+              <w:t xml:space="preserve">Set-MaintenanceMode</w:t>
+            </w:r>
+            <w:r>
+              <w:t xml:space="preserve"> </w:t>
+            </w:r>
+            <w:r>
+              <w:t xml:space="preserve">OpsRamp</w:t>
+            </w:r>
+            <w:r>
+              <w:t xml:space="preserve"> </w:t>
+            </w:r>
+            <w:r>
+              <w:rPr>
+                <w:rStyle w:val="VerbatimChar"/>
+              </w:rPr>
+              <w:t xml:space="preserve">SendMetric</w:t>
+            </w:r>
+            <w:r>
+              <w:t xml:space="preserve"> </w:t>
+            </w:r>
+            <w:r>
+              <w:t xml:space="preserve">argument-order fix: the two</w:t>
+            </w:r>
+            <w:r>
+              <w:t xml:space="preserve"> </w:t>
+            </w:r>
+            <w:r>
+              <w:rPr>
+                <w:rStyle w:val="VerbatimChar"/>
+              </w:rPr>
+              <w:t xml:space="preserve">SendMetric</w:t>
+            </w:r>
+            <w:r>
+              <w:t xml:space="preserve"> </w:t>
+            </w:r>
+            <w:r>
+              <w:t xml:space="preserve">call sites in the enable/disable paths passed</w:t>
+            </w:r>
+            <w:r>
+              <w:t xml:space="preserve"> </w:t>
+            </w:r>
+            <w:r>
+              <w:rPr>
+                <w:rStyle w:val="VerbatimChar"/>
+              </w:rPr>
+              <w:t xml:space="preserve">[DateTime]::MinValue</w:t>
+            </w:r>
+            <w:r>
+              <w:t xml:space="preserve"> </w:t>
+            </w:r>
+            <w:r>
+              <w:t xml:space="preserve">as the 4th argument and the tags hashtable as the 5th, but the</w:t>
+            </w:r>
+            <w:r>
+              <w:t xml:space="preserve"> </w:t>
+            </w:r>
+            <w:r>
+              <w:rPr>
+                <w:rStyle w:val="VerbatimChar"/>
+              </w:rPr>
+              <w:t xml:space="preserve">OpsRamp_Client.SendMetric</w:t>
+            </w:r>
+            <w:r>
+              <w:t xml:space="preserve"> </w:t>
+            </w:r>
+            <w:r>
+              <w:t xml:space="preserve">signature is</w:t>
+            </w:r>
+            <w:r>
+              <w:t xml:space="preserve"> </w:t>
+            </w:r>
+            <w:r>
+              <w:rPr>
+                <w:rStyle w:val="VerbatimChar"/>
+              </w:rPr>
+              <w:t xml:space="preserve">([string]$ResourceId, [string]$MetricName, [double]$Value, [hashtable]$Tags, [datetime]$Timestamp)</w:t>
+            </w:r>
+            <w:r>
+              <w:t xml:space="preserve"> </w:t>
+            </w:r>
+            <w:r>
+              <w:t xml:space="preserve">— this caused a terminating cast exception (</w:t>
+            </w:r>
+            <w:r>
+              <w:t xml:space="preserve">“Cannot convert argument</w:t>
+            </w:r>
+            <w:r>
+              <w:t xml:space="preserve"> </w:t>
+            </w:r>
+            <w:r>
+              <w:t xml:space="preserve">‘Tags’</w:t>
+            </w:r>
+            <w:r>
+              <w:t xml:space="preserve"> </w:t>
+            </w:r>
+            <w:r>
+              <w:t xml:space="preserve">… to type</w:t>
+            </w:r>
+            <w:r>
+              <w:t xml:space="preserve"> </w:t>
+            </w:r>
+            <w:r>
+              <w:t xml:space="preserve">‘Hashtable’</w:t>
+            </w:r>
+            <w:r>
+              <w:t xml:space="preserve">”</w:t>
+            </w:r>
+            <w:r>
+              <w:t xml:space="preserve">) on every non-DryRun OneView maintenance mode operation; fixed by swapping the two arguments at both call sites; regression test added.</w:t>
+            </w:r>
+          </w:p>
+        </w:tc>
+        <w:tc>
+          <w:tcPr/>
+          <w:p>
+            <w:pPr>
+              <w:pStyle w:val="Compact"/>
+            </w:pPr>
+            <w:r>
+              <w:t xml:space="preserve">Kev Everall</w:t>
+            </w:r>
+          </w:p>
+        </w:tc>
+      </w:tr>
+    </w:tbl>
+    <w:bookmarkStart w:id="209" w:name="sec202"/>
+    <w:p>
+      <w:pPr>
+        <w:pStyle w:val="Heading4"/>
+      </w:pPr>
+      <w:r>
+        <w:t xml:space="preserve">Root cause</w:t>
+      </w:r>
+    </w:p>
+    <w:p>
+      <w:pPr>
+        <w:pStyle w:val="Compact"/>
+        <w:numPr>
+          <w:ilvl w:val="0"/>
+          <w:numId w:val="1157"/>
+        </w:numPr>
+      </w:pPr>
+      <w:r>
+        <w:rPr>
+          <w:b/>
+          <w:bCs/>
+        </w:rPr>
+        <w:t xml:space="preserve">Arguments were swapped at both call sites.</w:t>
+      </w:r>
+      <w:r>
+        <w:t xml:space="preserve"> </w:t>
+      </w:r>
+      <w:r>
+        <w:t xml:space="preserve">The</w:t>
+      </w:r>
+      <w:r>
+        <w:t xml:space="preserve"> </w:t>
+      </w:r>
+      <w:r>
+        <w:rPr>
+          <w:rStyle w:val="VerbatimChar"/>
+        </w:rPr>
+        <w:t xml:space="preserve">SendMetric</w:t>
+      </w:r>
+      <w:r>
+        <w:t xml:space="preserve"> </w:t>
+      </w:r>
+      <w:r>
+        <w:t xml:space="preserve">method on</w:t>
+      </w:r>
+      <w:r>
+        <w:t xml:space="preserve"> </w:t>
+      </w:r>
+      <w:r>
+        <w:rPr>
+          <w:rStyle w:val="VerbatimChar"/>
+        </w:rPr>
+        <w:t xml:space="preserve">OpsRamp_Client</w:t>
+      </w:r>
+      <w:r>
+        <w:t xml:space="preserve"> </w:t>
+      </w:r>
+      <w:r>
+        <w:t xml:space="preserve">(</w:t>
+      </w:r>
+      <w:r>
+        <w:rPr>
+          <w:rStyle w:val="VerbatimChar"/>
+        </w:rPr>
+        <w:t xml:space="preserve">src/powershell/Automation/Automation.psm1</w:t>
+      </w:r>
+      <w:r>
+        <w:t xml:space="preserve"> </w:t>
+      </w:r>
+      <w:r>
+        <w:t xml:space="preserve">line 260) declares parameters in this order:</w:t>
+      </w:r>
+      <w:r>
+        <w:t xml:space="preserve"> </w:t>
+      </w:r>
+      <w:r>
+        <w:rPr>
+          <w:rStyle w:val="VerbatimChar"/>
+        </w:rPr>
+        <w:t xml:space="preserve">[string]$ResourceId, [string]$MetricName, [double]$Value, [hashtable]$Tags = $null, [datetime]$Timestamp = [DateTime]::MinValue</w:t>
+      </w:r>
+      <w:r>
+        <w:t xml:space="preserve">. Both call sites in</w:t>
+      </w:r>
+      <w:r>
+        <w:t xml:space="preserve"> </w:t>
+      </w:r>
+      <w:r>
+        <w:rPr>
+          <w:rStyle w:val="VerbatimChar"/>
+        </w:rPr>
+        <w:t xml:space="preserve">Set-MaintenanceMode.ps1</w:t>
+      </w:r>
+      <w:r>
+        <w:t xml:space="preserve"> </w:t>
+      </w:r>
+      <w:r>
+        <w:t xml:space="preserve">(enable at line ~1495, disable at line ~1649) passed the arguments as</w:t>
+      </w:r>
+      <w:r>
+        <w:t xml:space="preserve"> </w:t>
+      </w:r>
+      <w:r>
+        <w:rPr>
+          <w:rStyle w:val="VerbatimChar"/>
+        </w:rPr>
+        <w:t xml:space="preserve">SendMetric($s, 'maintenance.mode', 1, [DateTime]::MinValue, @{ ... })</w:t>
+      </w:r>
+      <w:r>
+        <w:t xml:space="preserve"> </w:t>
+      </w:r>
+      <w:r>
+        <w:t xml:space="preserve">— the 4th argument was a</w:t>
+      </w:r>
+      <w:r>
+        <w:t xml:space="preserve"> </w:t>
+      </w:r>
+      <w:r>
+        <w:rPr>
+          <w:rStyle w:val="VerbatimChar"/>
+        </w:rPr>
+        <w:t xml:space="preserve">DateTime</w:t>
+      </w:r>
+      <w:r>
+        <w:t xml:space="preserve"> </w:t>
+      </w:r>
+      <w:r>
+        <w:t xml:space="preserve">and the 5th was a</w:t>
+      </w:r>
+      <w:r>
+        <w:t xml:space="preserve"> </w:t>
+      </w:r>
+      <w:r>
+        <w:rPr>
+          <w:rStyle w:val="VerbatimChar"/>
+        </w:rPr>
+        <w:t xml:space="preserve">hashtable</w:t>
+      </w:r>
+      <w:r>
+        <w:t xml:space="preserve">, which is the reverse of the declared types. PowerShell’s parameter binder attempted to convert</w:t>
+      </w:r>
+      <w:r>
+        <w:t xml:space="preserve"> </w:t>
+      </w:r>
+      <w:r>
+        <w:rPr>
+          <w:rStyle w:val="VerbatimChar"/>
+        </w:rPr>
+        <w:t xml:space="preserve">[DateTime]::MinValue</w:t>
+      </w:r>
+      <w:r>
+        <w:t xml:space="preserve"> </w:t>
+      </w:r>
+      <w:r>
+        <w:t xml:space="preserve">to</w:t>
+      </w:r>
+      <w:r>
+        <w:t xml:space="preserve"> </w:t>
+      </w:r>
+      <w:r>
+        <w:rPr>
+          <w:rStyle w:val="VerbatimChar"/>
+        </w:rPr>
+        <w:t xml:space="preserve">[hashtable]</w:t>
+      </w:r>
+      <w:r>
+        <w:t xml:space="preserve"> </w:t>
+      </w:r>
+      <w:r>
+        <w:t xml:space="preserve">and threw a terminating</w:t>
+      </w:r>
+      <w:r>
+        <w:t xml:space="preserve"> </w:t>
+      </w:r>
+      <w:r>
+        <w:rPr>
+          <w:rStyle w:val="VerbatimChar"/>
+        </w:rPr>
+        <w:t xml:space="preserve">MethodException</w:t>
+      </w:r>
+      <w:r>
+        <w:t xml:space="preserve">.</w:t>
+      </w:r>
+    </w:p>
+    <w:bookmarkEnd w:id="209"/>
+    <w:bookmarkStart w:id="210" w:name="sec203"/>
+    <w:p>
+      <w:pPr>
+        <w:pStyle w:val="Heading4"/>
+      </w:pPr>
+      <w:r>
+        <w:t xml:space="preserve">Fix</w:t>
+      </w:r>
+    </w:p>
+    <w:p>
+      <w:pPr>
+        <w:pStyle w:val="Compact"/>
+        <w:numPr>
+          <w:ilvl w:val="0"/>
+          <w:numId w:val="1158"/>
+        </w:numPr>
+      </w:pPr>
+      <w:r>
+        <w:rPr>
+          <w:rStyle w:val="VerbatimChar"/>
+          <w:b/>
+          <w:bCs/>
+        </w:rPr>
+        <w:t xml:space="preserve">Set-MaintenanceMode.ps1</w:t>
+      </w:r>
+      <w:r>
+        <w:rPr>
+          <w:b/>
+          <w:bCs/>
+        </w:rPr>
+        <w:t xml:space="preserve"> </w:t>
+      </w:r>
+      <w:r>
+        <w:rPr>
+          <w:b/>
+          <w:bCs/>
+        </w:rPr>
+        <w:t xml:space="preserve">(lines ~1495 and ~1649):</w:t>
+      </w:r>
+      <w:r>
+        <w:t xml:space="preserve"> </w:t>
+      </w:r>
+      <w:r>
+        <w:t xml:space="preserve">swapped the 4th and 5th arguments at both call sites from</w:t>
+      </w:r>
+      <w:r>
+        <w:t xml:space="preserve"> </w:t>
+      </w:r>
+      <w:r>
+        <w:rPr>
+          <w:rStyle w:val="VerbatimChar"/>
+        </w:rPr>
+        <w:t xml:space="preserve">[DateTime]::MinValue, @{ cluster = $TargetId; environment = $env }</w:t>
+      </w:r>
+      <w:r>
+        <w:t xml:space="preserve"> </w:t>
+      </w:r>
+      <w:r>
+        <w:t xml:space="preserve">to</w:t>
+      </w:r>
+      <w:r>
+        <w:t xml:space="preserve"> </w:t>
+      </w:r>
+      <w:r>
+        <w:rPr>
+          <w:rStyle w:val="VerbatimChar"/>
+        </w:rPr>
+        <w:t xml:space="preserve">@{ cluster = $TargetId; environment = $env }, [DateTime]::MinValue</w:t>
+      </w:r>
+      <w:r>
+        <w:t xml:space="preserve">, matching the method signature.</w:t>
+      </w:r>
+    </w:p>
+    <w:p>
+      <w:pPr>
+        <w:pStyle w:val="Compact"/>
+        <w:numPr>
+          <w:ilvl w:val="0"/>
+          <w:numId w:val="1158"/>
+        </w:numPr>
+      </w:pPr>
+      <w:r>
+        <w:rPr>
+          <w:rStyle w:val="VerbatimChar"/>
+          <w:b/>
+          <w:bCs/>
+        </w:rPr>
+        <w:t xml:space="preserve">Set-MaintenanceMode.Enable.Tests.ps1</w:t>
+      </w:r>
+      <w:r>
+        <w:rPr>
+          <w:b/>
+          <w:bCs/>
+        </w:rPr>
+        <w:t xml:space="preserve">:</w:t>
+      </w:r>
+      <w:r>
+        <w:t xml:space="preserve"> </w:t>
+      </w:r>
+      <w:r>
+        <w:t xml:space="preserve">added</w:t>
+      </w:r>
+      <w:r>
+        <w:t xml:space="preserve"> </w:t>
+      </w:r>
+      <w:r>
+        <w:rPr>
+          <w:rStyle w:val="VerbatimChar"/>
+        </w:rPr>
+        <w:t xml:space="preserve">Set-MaintenanceMode - OpsRamp_SendMetric argument order</w:t>
+      </w:r>
+      <w:r>
+        <w:t xml:space="preserve"> </w:t>
+      </w:r>
+      <w:r>
+        <w:t xml:space="preserve">describe block with one test that uses reflection to verify the</w:t>
+      </w:r>
+      <w:r>
+        <w:t xml:space="preserve"> </w:t>
+      </w:r>
+      <w:r>
+        <w:rPr>
+          <w:rStyle w:val="VerbatimChar"/>
+        </w:rPr>
+        <w:t xml:space="preserve">SendMetric</w:t>
+      </w:r>
+      <w:r>
+        <w:t xml:space="preserve"> </w:t>
+      </w:r>
+      <w:r>
+        <w:t xml:space="preserve">method signature declares</w:t>
+      </w:r>
+      <w:r>
+        <w:t xml:space="preserve"> </w:t>
+      </w:r>
+      <w:r>
+        <w:rPr>
+          <w:rStyle w:val="VerbatimChar"/>
+        </w:rPr>
+        <w:t xml:space="preserve">[hashtable]$Tags</w:t>
+      </w:r>
+      <w:r>
+        <w:t xml:space="preserve"> </w:t>
+      </w:r>
+      <w:r>
+        <w:t xml:space="preserve">as the 4th parameter and</w:t>
+      </w:r>
+      <w:r>
+        <w:t xml:space="preserve"> </w:t>
+      </w:r>
+      <w:r>
+        <w:rPr>
+          <w:rStyle w:val="VerbatimChar"/>
+        </w:rPr>
+        <w:t xml:space="preserve">[datetime]$Timestamp</w:t>
+      </w:r>
+      <w:r>
+        <w:t xml:space="preserve"> </w:t>
+      </w:r>
+      <w:r>
+        <w:t xml:space="preserve">as the 5th.</w:t>
+      </w:r>
+    </w:p>
+    <w:bookmarkEnd w:id="210"/>
+    <w:bookmarkStart w:id="211" w:name="sec204"/>
+    <w:p>
+      <w:pPr>
+        <w:pStyle w:val="Heading4"/>
+      </w:pPr>
+      <w:r>
+        <w:t xml:space="preserve">Verification</w:t>
+      </w:r>
+    </w:p>
+    <w:p>
+      <w:pPr>
+        <w:pStyle w:val="Compact"/>
+        <w:numPr>
+          <w:ilvl w:val="0"/>
+          <w:numId w:val="1159"/>
+        </w:numPr>
+      </w:pPr>
+      <w:r>
+        <w:rPr>
+          <w:rStyle w:val="VerbatimChar"/>
+        </w:rPr>
+        <w:t xml:space="preserve">Set-MaintenanceMode.Enable.Tests.ps1</w:t>
+      </w:r>
+      <w:r>
+        <w:t xml:space="preserve"> </w:t>
+      </w:r>
+      <w:r>
+        <w:t xml:space="preserve">→</w:t>
+      </w:r>
+      <w:r>
+        <w:t xml:space="preserve"> </w:t>
+      </w:r>
+      <w:r>
+        <w:rPr>
+          <w:b/>
+          <w:bCs/>
+        </w:rPr>
+        <w:t xml:space="preserve">11 passed, 0 failed</w:t>
+      </w:r>
+      <w:r>
+        <w:t xml:space="preserve"> </w:t>
+      </w:r>
+      <w:r>
+        <w:t xml:space="preserve">(was 9; +1 signature test).</w:t>
+      </w:r>
+    </w:p>
+    <w:p>
+      <w:pPr>
+        <w:pStyle w:val="Compact"/>
+        <w:numPr>
+          <w:ilvl w:val="0"/>
+          <w:numId w:val="1159"/>
+        </w:numPr>
+      </w:pPr>
+      <w:r>
+        <w:t xml:space="preserve">Full suite:</w:t>
+      </w:r>
+      <w:r>
+        <w:t xml:space="preserve"> </w:t>
+      </w:r>
+      <w:r>
+        <w:rPr>
+          <w:rStyle w:val="VerbatimChar"/>
+        </w:rPr>
+        <w:t xml:space="preserve">make test</w:t>
+      </w:r>
+      <w:r>
+        <w:t xml:space="preserve"> </w:t>
+      </w:r>
+      <w:r>
+        <w:t xml:space="preserve">→</w:t>
+      </w:r>
+      <w:r>
+        <w:t xml:space="preserve"> </w:t>
+      </w:r>
+      <w:r>
+        <w:rPr>
+          <w:b/>
+          <w:bCs/>
+        </w:rPr>
+        <w:t xml:space="preserve">582 passed, 0 failed</w:t>
+      </w:r>
+      <w:r>
+        <w:t xml:space="preserve">.</w:t>
+      </w:r>
+    </w:p>
+    <w:p>
+      <w:pPr>
+        <w:pStyle w:val="Compact"/>
+        <w:numPr>
+          <w:ilvl w:val="0"/>
+          <w:numId w:val="1159"/>
+        </w:numPr>
+      </w:pPr>
+      <w:r>
+        <w:rPr>
+          <w:rStyle w:val="VerbatimChar"/>
+        </w:rPr>
+        <w:t xml:space="preserve">OpsRamp_Client.SendMetric</w:t>
+      </w:r>
+      <w:r>
+        <w:t xml:space="preserve"> </w:t>
+      </w:r>
+      <w:r>
+        <w:t xml:space="preserve">reflection:</w:t>
+      </w:r>
+      <w:r>
+        <w:t xml:space="preserve"> </w:t>
+      </w:r>
+      <w:r>
+        <w:rPr>
+          <w:rStyle w:val="VerbatimChar"/>
+        </w:rPr>
+        <w:t xml:space="preserve">[OpsRamp_Client].GetMethod('SendMetric').GetParameters()</w:t>
+      </w:r>
+      <w:r>
+        <w:t xml:space="preserve"> </w:t>
+      </w:r>
+      <w:r>
+        <w:t xml:space="preserve">returns 5 parameters with correct names and types at indices 3 (</w:t>
+      </w:r>
+      <w:r>
+        <w:rPr>
+          <w:rStyle w:val="VerbatimChar"/>
+        </w:rPr>
+        <w:t xml:space="preserve">Tags</w:t>
+      </w:r>
+      <w:r>
+        <w:t xml:space="preserve">/</w:t>
+      </w:r>
+      <w:r>
+        <w:rPr>
+          <w:rStyle w:val="VerbatimChar"/>
+        </w:rPr>
+        <w:t xml:space="preserve">Hashtable</w:t>
+      </w:r>
+      <w:r>
+        <w:t xml:space="preserve">) and 4 (</w:t>
+      </w:r>
+      <w:r>
+        <w:rPr>
+          <w:rStyle w:val="VerbatimChar"/>
+        </w:rPr>
+        <w:t xml:space="preserve">Timestamp</w:t>
+      </w:r>
+      <w:r>
+        <w:t xml:space="preserve">/</w:t>
+      </w:r>
+      <w:r>
+        <w:rPr>
+          <w:rStyle w:val="VerbatimChar"/>
+        </w:rPr>
+        <w:t xml:space="preserve">DateTime</w:t>
+      </w:r>
+      <w:r>
+        <w:t xml:space="preserve">).</w:t>
+      </w:r>
+    </w:p>
+    <w:bookmarkEnd w:id="211"/>
+    <w:bookmarkEnd w:id="212"/>
+    <w:bookmarkEnd w:id="213"/>
     <w:sectPr>
       <w:pgSz w:w="16838" w:h="11906" w:orient="landscape"/>
       <w:footnotePr>
@@ -55797,6 +60352,33 @@
     <w:abstractNumId w:val="991"/>
   </w:num>
   <w:num w:numId="1150">
+    <w:abstractNumId w:val="991"/>
+  </w:num>
+  <w:num w:numId="1151">
+    <w:abstractNumId w:val="991"/>
+  </w:num>
+  <w:num w:numId="1152">
+    <w:abstractNumId w:val="991"/>
+  </w:num>
+  <w:num w:numId="1153">
+    <w:abstractNumId w:val="991"/>
+  </w:num>
+  <w:num w:numId="1154">
+    <w:abstractNumId w:val="991"/>
+  </w:num>
+  <w:num w:numId="1155">
+    <w:abstractNumId w:val="991"/>
+  </w:num>
+  <w:num w:numId="1156">
+    <w:abstractNumId w:val="991"/>
+  </w:num>
+  <w:num w:numId="1157">
+    <w:abstractNumId w:val="991"/>
+  </w:num>
+  <w:num w:numId="1158">
+    <w:abstractNumId w:val="991"/>
+  </w:num>
+  <w:num w:numId="1159">
     <w:abstractNumId w:val="991"/>
   </w:num>
 </w:numbering>

--- a/docx/recent-changes.docx
+++ b/docx/recent-changes.docx
@@ -1923,6 +1923,218 @@
         </w:r>
       </w:hyperlink>
     </w:p>
+    <w:p>
+      <w:pPr>
+        <w:pStyle w:val="Compact"/>
+        <w:numPr>
+          <w:ilvl w:val="1"/>
+          <w:numId w:val="1002"/>
+        </w:numPr>
+      </w:pPr>
+      <w:hyperlink w:anchor="sec205">
+        <w:r>
+          <w:rPr>
+            <w:rStyle w:val="Hyperlink"/>
+          </w:rPr>
+          <w:t xml:space="preserve">51)</w:t>
+        </w:r>
+        <w:r>
+          <w:rPr>
+            <w:rStyle w:val="Hyperlink"/>
+          </w:rPr>
+          <w:t xml:space="preserve"> </w:t>
+        </w:r>
+        <w:r>
+          <w:rPr>
+            <w:rStyle w:val="VerbatimChar"/>
+          </w:rPr>
+          <w:t xml:space="preserve">Start-PhysicalServerBuild</w:t>
+        </w:r>
+        <w:r>
+          <w:rPr>
+            <w:rStyle w:val="Hyperlink"/>
+          </w:rPr>
+          <w:t xml:space="preserve"> </w:t>
+        </w:r>
+        <w:r>
+          <w:rPr>
+            <w:rStyle w:val="Hyperlink"/>
+          </w:rPr>
+          <w:t xml:space="preserve">iLO credential fallback to OneView appliance session — no reprompt</w:t>
+        </w:r>
+      </w:hyperlink>
+    </w:p>
+    <w:p>
+      <w:pPr>
+        <w:pStyle w:val="Compact"/>
+        <w:numPr>
+          <w:ilvl w:val="1"/>
+          <w:numId w:val="1002"/>
+        </w:numPr>
+      </w:pPr>
+      <w:hyperlink w:anchor="sec209">
+        <w:r>
+          <w:rPr>
+            <w:rStyle w:val="Hyperlink"/>
+          </w:rPr>
+          <w:t xml:space="preserve">52)</w:t>
+        </w:r>
+        <w:r>
+          <w:rPr>
+            <w:rStyle w:val="Hyperlink"/>
+          </w:rPr>
+          <w:t xml:space="preserve"> </w:t>
+        </w:r>
+        <w:r>
+          <w:rPr>
+            <w:rStyle w:val="VerbatimChar"/>
+          </w:rPr>
+          <w:t xml:space="preserve">Start-PhysicalServerBuild</w:t>
+        </w:r>
+        <w:r>
+          <w:rPr>
+            <w:rStyle w:val="Hyperlink"/>
+          </w:rPr>
+          <w:t xml:space="preserve"> </w:t>
+        </w:r>
+        <w:r>
+          <w:rPr>
+            <w:rStyle w:val="Hyperlink"/>
+          </w:rPr>
+          <w:t xml:space="preserve">never disables OneView maintenance mode after build — operator-managed lifecycle</w:t>
+        </w:r>
+      </w:hyperlink>
+    </w:p>
+    <w:p>
+      <w:pPr>
+        <w:pStyle w:val="Compact"/>
+        <w:numPr>
+          <w:ilvl w:val="1"/>
+          <w:numId w:val="1002"/>
+        </w:numPr>
+      </w:pPr>
+      <w:hyperlink w:anchor="sec213">
+        <w:r>
+          <w:rPr>
+            <w:rStyle w:val="Hyperlink"/>
+          </w:rPr>
+          <w:t xml:space="preserve">53)</w:t>
+        </w:r>
+        <w:r>
+          <w:rPr>
+            <w:rStyle w:val="Hyperlink"/>
+          </w:rPr>
+          <w:t xml:space="preserve"> </w:t>
+        </w:r>
+        <w:r>
+          <w:rPr>
+            <w:rStyle w:val="VerbatimChar"/>
+          </w:rPr>
+          <w:t xml:space="preserve">OneViewMaintenanceMode</w:t>
+        </w:r>
+        <w:r>
+          <w:rPr>
+            <w:rStyle w:val="Hyperlink"/>
+          </w:rPr>
+          <w:t xml:space="preserve"> </w:t>
+        </w:r>
+        <w:r>
+          <w:rPr>
+            <w:rStyle w:val="Hyperlink"/>
+          </w:rPr>
+          <w:t xml:space="preserve">disable-path</w:t>
+        </w:r>
+        <w:r>
+          <w:rPr>
+            <w:rStyle w:val="Hyperlink"/>
+          </w:rPr>
+          <w:t xml:space="preserve"> </w:t>
+        </w:r>
+        <w:r>
+          <w:rPr>
+            <w:rStyle w:val="VerbatimChar"/>
+          </w:rPr>
+          <w:t xml:space="preserve">$Target</w:t>
+        </w:r>
+        <w:r>
+          <w:rPr>
+            <w:rStyle w:val="Hyperlink"/>
+          </w:rPr>
+          <w:t xml:space="preserve"> </w:t>
+        </w:r>
+        <w:r>
+          <w:rPr>
+            <w:rStyle w:val="Hyperlink"/>
+          </w:rPr>
+          <w:t xml:space="preserve">parsing fix — backtick subexpression correction</w:t>
+        </w:r>
+      </w:hyperlink>
+    </w:p>
+    <w:p>
+      <w:pPr>
+        <w:pStyle w:val="Compact"/>
+        <w:numPr>
+          <w:ilvl w:val="1"/>
+          <w:numId w:val="1002"/>
+        </w:numPr>
+      </w:pPr>
+      <w:hyperlink w:anchor="sec217">
+        <w:r>
+          <w:rPr>
+            <w:rStyle w:val="Hyperlink"/>
+          </w:rPr>
+          <w:t xml:space="preserve">54)</w:t>
+        </w:r>
+        <w:r>
+          <w:rPr>
+            <w:rStyle w:val="Hyperlink"/>
+          </w:rPr>
+          <w:t xml:space="preserve"> </w:t>
+        </w:r>
+        <w:r>
+          <w:rPr>
+            <w:rStyle w:val="VerbatimChar"/>
+          </w:rPr>
+          <w:t xml:space="preserve">New-OneViewMaintenanceScript</w:t>
+        </w:r>
+        <w:r>
+          <w:rPr>
+            <w:rStyle w:val="Hyperlink"/>
+          </w:rPr>
+          <w:t xml:space="preserve"> </w:t>
+        </w:r>
+        <w:r>
+          <w:rPr>
+            <w:rStyle w:val="Hyperlink"/>
+          </w:rPr>
+          <w:t xml:space="preserve">disable script uses</w:t>
+        </w:r>
+        <w:r>
+          <w:rPr>
+            <w:rStyle w:val="Hyperlink"/>
+          </w:rPr>
+          <w:t xml:space="preserve"> </w:t>
+        </w:r>
+        <w:r>
+          <w:rPr>
+            <w:rStyle w:val="VerbatimChar"/>
+          </w:rPr>
+          <w:t xml:space="preserve">Disable-OVMaintenanceMode</w:t>
+        </w:r>
+        <w:r>
+          <w:rPr>
+            <w:rStyle w:val="Hyperlink"/>
+          </w:rPr>
+          <w:t xml:space="preserve"> </w:t>
+        </w:r>
+        <w:r>
+          <w:rPr>
+            <w:rStyle w:val="Hyperlink"/>
+          </w:rPr>
+          <w:t xml:space="preserve">cmdlet</w:t>
+        </w:r>
+      </w:hyperlink>
+    </w:p>
     <w:bookmarkEnd w:id="9"/>
     <w:bookmarkStart w:id="10" w:name="sec3"/>
     <w:p>
@@ -2011,7 +2223,7 @@
               <w:pStyle w:val="Compact"/>
             </w:pPr>
             <w:r>
-              <w:t xml:space="preserve">2026-09-24</w:t>
+              <w:t xml:space="preserve">2026-09-29</w:t>
             </w:r>
           </w:p>
         </w:tc>
@@ -2031,106 +2243,571 @@
               <w:t xml:space="preserve"> </w:t>
             </w:r>
             <w:r>
-              <w:t xml:space="preserve">skips redundant OneView maintenance enable when server is already in maintenance mode: the orchestrator previously called</w:t>
-            </w:r>
-            <w:r>
-              <w:t xml:space="preserve"> </w:t>
-            </w:r>
-            <w:r>
-              <w:rPr>
-                <w:rStyle w:val="VerbatimChar"/>
-              </w:rPr>
-              <w:t xml:space="preserve">_Enable-OneViewMaintenanceMode</w:t>
-            </w:r>
-            <w:r>
-              <w:t xml:space="preserve"> </w:t>
-            </w:r>
-            <w:r>
-              <w:t xml:space="preserve">unconditionally whenever OneView resolution returned a serial number, even when</w:t>
-            </w:r>
-            <w:r>
-              <w:t xml:space="preserve"> </w:t>
-            </w:r>
-            <w:r>
-              <w:rPr>
-                <w:rStyle w:val="VerbatimChar"/>
-              </w:rPr>
-              <w:t xml:space="preserve">maintenance_mode</w:t>
-            </w:r>
-            <w:r>
-              <w:t xml:space="preserve"> </w:t>
-            </w:r>
-            <w:r>
-              <w:t xml:space="preserve">was already</w:t>
-            </w:r>
-            <w:r>
-              <w:t xml:space="preserve"> </w:t>
-            </w:r>
-            <w:r>
-              <w:rPr>
-                <w:rStyle w:val="VerbatimChar"/>
-              </w:rPr>
-              <w:t xml:space="preserve">Yes</w:t>
-            </w:r>
-            <w:r>
-              <w:t xml:space="preserve">; this produced a redundant OneView API call, an unnecessary credential prompt when no session was active, and a terminating</w:t>
-            </w:r>
-            <w:r>
-              <w:t xml:space="preserve"> </w:t>
-            </w:r>
-            <w:r>
-              <w:rPr>
-                <w:rStyle w:val="VerbatimChar"/>
-              </w:rPr>
-              <w:t xml:space="preserve">SendMetric</w:t>
-            </w:r>
-            <w:r>
-              <w:t xml:space="preserve"> </w:t>
-            </w:r>
-            <w:r>
-              <w:t xml:space="preserve">cast exception in the OpsRamp alert path; the enable step is now skipped when</w:t>
-            </w:r>
-            <w:r>
-              <w:t xml:space="preserve"> </w:t>
-            </w:r>
-            <w:r>
-              <w:rPr>
-                <w:rStyle w:val="VerbatimChar"/>
-              </w:rPr>
-              <w:t xml:space="preserve">$oneview.Details.maintenance_mode -eq 'Yes'</w:t>
-            </w:r>
-            <w:r>
-              <w:t xml:space="preserve">, recording</w:t>
-            </w:r>
-            <w:r>
-              <w:t xml:space="preserve"> </w:t>
-            </w:r>
-            <w:r>
-              <w:rPr>
-                <w:rStyle w:val="VerbatimChar"/>
-              </w:rPr>
-              <w:t xml:space="preserve">Skipped=$true</w:t>
-            </w:r>
-            <w:r>
-              <w:t xml:space="preserve"> </w:t>
-            </w:r>
-            <w:r>
-              <w:t xml:space="preserve">and leaving</w:t>
-            </w:r>
-            <w:r>
-              <w:t xml:space="preserve"> </w:t>
-            </w:r>
-            <w:r>
-              <w:rPr>
-                <w:rStyle w:val="VerbatimChar"/>
-              </w:rPr>
-              <w:t xml:space="preserve">$maintenanceModeEnabled = $true</w:t>
-            </w:r>
-            <w:r>
-              <w:t xml:space="preserve"> </w:t>
-            </w:r>
-            <w:r>
-              <w:t xml:space="preserve">so the post-build disable still runs; regression tests added.</w:t>
+              <w:t xml:space="preserve">iLO credential fallback to OneView appliance session: when</w:t>
+            </w:r>
+            <w:r>
+              <w:t xml:space="preserve"> </w:t>
+            </w:r>
+            <w:r>
+              <w:rPr>
+                <w:rStyle w:val="VerbatimChar"/>
+              </w:rPr>
+              <w:t xml:space="preserve">-IloCredential</w:t>
+            </w:r>
+            <w:r>
+              <w:t xml:space="preserve"> </w:t>
+            </w:r>
+            <w:r>
+              <w:t xml:space="preserve">is not supplied, iLO Redfish</w:t>
+            </w:r>
+            <w:r>
+              <w:t xml:space="preserve"> </w:t>
+            </w:r>
+            <w:r>
+              <w:rPr>
+                <w:rStyle w:val="VerbatimChar"/>
+              </w:rPr>
+              <w:t xml:space="preserve">MountAndBoot</w:t>
+            </w:r>
+            <w:r>
+              <w:t xml:space="preserve"> </w:t>
+            </w:r>
+            <w:r>
+              <w:t xml:space="preserve">and</w:t>
+            </w:r>
+            <w:r>
+              <w:t xml:space="preserve"> </w:t>
+            </w:r>
+            <w:r>
+              <w:rPr>
+                <w:rStyle w:val="VerbatimChar"/>
+              </w:rPr>
+              <w:t xml:space="preserve">Status</w:t>
+            </w:r>
+            <w:r>
+              <w:t xml:space="preserve"> </w:t>
+            </w:r>
+            <w:r>
+              <w:t xml:space="preserve">calls now resolve credentials from</w:t>
+            </w:r>
+            <w:r>
+              <w:t xml:space="preserve"> </w:t>
+            </w:r>
+            <w:r>
+              <w:rPr>
+                <w:rStyle w:val="VerbatimChar"/>
+              </w:rPr>
+              <w:t xml:space="preserve">-OneViewCredential</w:t>
+            </w:r>
+            <w:r>
+              <w:t xml:space="preserve"> </w:t>
+            </w:r>
+            <w:r>
+              <w:t xml:space="preserve">or the active OneView session’s stored</w:t>
+            </w:r>
+            <w:r>
+              <w:t xml:space="preserve"> </w:t>
+            </w:r>
+            <w:r>
+              <w:rPr>
+                <w:rStyle w:val="VerbatimChar"/>
+              </w:rPr>
+              <w:t xml:space="preserve">ONEVIEW_USER</w:t>
+            </w:r>
+            <w:r>
+              <w:t xml:space="preserve">/</w:t>
+            </w:r>
+            <w:r>
+              <w:rPr>
+                <w:rStyle w:val="VerbatimChar"/>
+              </w:rPr>
+              <w:t xml:space="preserve">ONEVIEW_PASSWORD</w:t>
+            </w:r>
+            <w:r>
+              <w:t xml:space="preserve">; this eliminates the interactive iLO credential prompt and uses the appliance credentials, matching the documented iLO/OneView shared-identity model; regression tests added.</w:t>
+            </w:r>
+          </w:p>
+        </w:tc>
+        <w:tc>
+          <w:tcPr/>
+          <w:p>
+            <w:pPr>
+              <w:pStyle w:val="Compact"/>
+            </w:pPr>
+            <w:r>
+              <w:t xml:space="preserve">Kev Everall</w:t>
+            </w:r>
+          </w:p>
+        </w:tc>
+      </w:tr>
+      <w:tr>
+        <w:tc>
+          <w:tcPr/>
+          <w:p>
+            <w:pPr>
+              <w:pStyle w:val="Compact"/>
+            </w:pPr>
+            <w:r>
+              <w:t xml:space="preserve">2026-09-29</w:t>
+            </w:r>
+          </w:p>
+        </w:tc>
+        <w:tc>
+          <w:tcPr/>
+          <w:p>
+            <w:pPr>
+              <w:pStyle w:val="Compact"/>
+            </w:pPr>
+            <w:r>
+              <w:rPr>
+                <w:rStyle w:val="VerbatimChar"/>
+              </w:rPr>
+              <w:t xml:space="preserve">Start-PhysicalServerBuild</w:t>
+            </w:r>
+            <w:r>
+              <w:t xml:space="preserve"> </w:t>
+            </w:r>
+            <w:r>
+              <w:t xml:space="preserve">never disables OneView maintenance mode after build: the post-build</w:t>
+            </w:r>
+            <w:r>
+              <w:t xml:space="preserve"> </w:t>
+            </w:r>
+            <w:r>
+              <w:rPr>
+                <w:rStyle w:val="VerbatimChar"/>
+              </w:rPr>
+              <w:t xml:space="preserve">finally</w:t>
+            </w:r>
+            <w:r>
+              <w:t xml:space="preserve"> </w:t>
+            </w:r>
+            <w:r>
+              <w:t xml:space="preserve">block previously called</w:t>
+            </w:r>
+            <w:r>
+              <w:t xml:space="preserve"> </w:t>
+            </w:r>
+            <w:r>
+              <w:rPr>
+                <w:rStyle w:val="VerbatimChar"/>
+              </w:rPr>
+              <w:t xml:space="preserve">_Disable-OneViewMaintenanceMode</w:t>
+            </w:r>
+            <w:r>
+              <w:t xml:space="preserve"> </w:t>
+            </w:r>
+            <w:r>
+              <w:t xml:space="preserve">whenever</w:t>
+            </w:r>
+            <w:r>
+              <w:t xml:space="preserve"> </w:t>
+            </w:r>
+            <w:r>
+              <w:rPr>
+                <w:rStyle w:val="VerbatimChar"/>
+              </w:rPr>
+              <w:t xml:space="preserve">$maintenanceModeEnabled</w:t>
+            </w:r>
+            <w:r>
+              <w:t xml:space="preserve"> </w:t>
+            </w:r>
+            <w:r>
+              <w:t xml:space="preserve">was</w:t>
+            </w:r>
+            <w:r>
+              <w:t xml:space="preserve"> </w:t>
+            </w:r>
+            <w:r>
+              <w:rPr>
+                <w:rStyle w:val="VerbatimChar"/>
+              </w:rPr>
+              <w:t xml:space="preserve">$true</w:t>
+            </w:r>
+            <w:r>
+              <w:t xml:space="preserve">, which incorrectly ran even when the server was already in maintenance mode before the build started (producing a 401/disconnect error and silently undoing the operator’s maintenance state); the disable block has been removed entirely — maintenance mode is now a one-way operation (check state, enable if needed, never disable); operators manage the lifecycle manually or via</w:t>
+            </w:r>
+            <w:r>
+              <w:t xml:space="preserve"> </w:t>
+            </w:r>
+            <w:r>
+              <w:rPr>
+                <w:rStyle w:val="VerbatimChar"/>
+              </w:rPr>
+              <w:t xml:space="preserve">Disable-OneViewMaintenanceMode</w:t>
+            </w:r>
+            <w:r>
+              <w:t xml:space="preserve">; when the server is already in maintenance,</w:t>
+            </w:r>
+            <w:r>
+              <w:t xml:space="preserve"> </w:t>
+            </w:r>
+            <w:r>
+              <w:rPr>
+                <w:rStyle w:val="VerbatimChar"/>
+              </w:rPr>
+              <w:t xml:space="preserve">$maintenanceModeEnabled</w:t>
+            </w:r>
+            <w:r>
+              <w:t xml:space="preserve"> </w:t>
+            </w:r>
+            <w:r>
+              <w:t xml:space="preserve">is set to</w:t>
+            </w:r>
+            <w:r>
+              <w:t xml:space="preserve"> </w:t>
+            </w:r>
+            <w:r>
+              <w:rPr>
+                <w:rStyle w:val="VerbatimChar"/>
+              </w:rPr>
+              <w:t xml:space="preserve">$false</w:t>
+            </w:r>
+            <w:r>
+              <w:t xml:space="preserve"> </w:t>
+            </w:r>
+            <w:r>
+              <w:t xml:space="preserve">so no cleanup is attempted; regression tests updated.</w:t>
+            </w:r>
+          </w:p>
+        </w:tc>
+        <w:tc>
+          <w:tcPr/>
+          <w:p>
+            <w:pPr>
+              <w:pStyle w:val="Compact"/>
+            </w:pPr>
+            <w:r>
+              <w:t xml:space="preserve">Kev Everall</w:t>
+            </w:r>
+          </w:p>
+        </w:tc>
+      </w:tr>
+      <w:tr>
+        <w:tc>
+          <w:tcPr/>
+          <w:p>
+            <w:pPr>
+              <w:pStyle w:val="Compact"/>
+            </w:pPr>
+            <w:r>
+              <w:t xml:space="preserve">2026-09-29</w:t>
+            </w:r>
+          </w:p>
+        </w:tc>
+        <w:tc>
+          <w:tcPr/>
+          <w:p>
+            <w:pPr>
+              <w:pStyle w:val="Compact"/>
+            </w:pPr>
+            <w:r>
+              <w:rPr>
+                <w:rStyle w:val="VerbatimChar"/>
+              </w:rPr>
+              <w:t xml:space="preserve">OneViewMaintenanceMode</w:t>
+            </w:r>
+            <w:r>
+              <w:t xml:space="preserve"> </w:t>
+            </w:r>
+            <w:r>
+              <w:t xml:space="preserve">disable-path</w:t>
+            </w:r>
+            <w:r>
+              <w:t xml:space="preserve"> </w:t>
+            </w:r>
+            <w:r>
+              <w:rPr>
+                <w:rStyle w:val="VerbatimChar"/>
+              </w:rPr>
+              <w:t xml:space="preserve">$Target</w:t>
+            </w:r>
+            <w:r>
+              <w:t xml:space="preserve"> </w:t>
+            </w:r>
+            <w:r>
+              <w:t xml:space="preserve">parsing fix: the</w:t>
+            </w:r>
+            <w:r>
+              <w:t xml:space="preserve"> </w:t>
+            </w:r>
+            <w:r>
+              <w:rPr>
+                <w:rStyle w:val="VerbatimChar"/>
+              </w:rPr>
+              <w:t xml:space="preserve">_DisableViaModule</w:t>
+            </w:r>
+            <w:r>
+              <w:t xml:space="preserve"> </w:t>
+            </w:r>
+            <w:r>
+              <w:t xml:space="preserve">and</w:t>
+            </w:r>
+            <w:r>
+              <w:t xml:space="preserve"> </w:t>
+            </w:r>
+            <w:r>
+              <w:rPr>
+                <w:rStyle w:val="VerbatimChar"/>
+              </w:rPr>
+              <w:t xml:space="preserve">_DisableViaWinRM</w:t>
+            </w:r>
+            <w:r>
+              <w:t xml:space="preserve"> </w:t>
+            </w:r>
+            <w:r>
+              <w:t xml:space="preserve">embedded script blocks used backticks before</w:t>
+            </w:r>
+            <w:r>
+              <w:t xml:space="preserve"> </w:t>
+            </w:r>
+            <w:r>
+              <w:rPr>
+                <w:rStyle w:val="VerbatimChar"/>
+              </w:rPr>
+              <w:t xml:space="preserve">$</w:t>
+            </w:r>
+            <w:r>
+              <w:t xml:space="preserve"> </w:t>
+            </w:r>
+            <w:r>
+              <w:t xml:space="preserve">inside subexpressions (e.g. </w:t>
+            </w:r>
+            <w:r>
+              <w:rPr>
+                <w:rStyle w:val="VerbatimChar"/>
+              </w:rPr>
+              <w:t xml:space="preserve">$(`$Target)</w:t>
+            </w:r>
+            <w:r>
+              <w:t xml:space="preserve">), which caused PowerShell to parse</w:t>
+            </w:r>
+            <w:r>
+              <w:t xml:space="preserve"> </w:t>
+            </w:r>
+            <w:r>
+              <w:rPr>
+                <w:rStyle w:val="VerbatimChar"/>
+              </w:rPr>
+              <w:t xml:space="preserve">`$Target</w:t>
+            </w:r>
+            <w:r>
+              <w:t xml:space="preserve"> </w:t>
+            </w:r>
+            <w:r>
+              <w:t xml:space="preserve">as an escaped command token rather than a variable reference, producing</w:t>
+            </w:r>
+            <w:r>
+              <w:t xml:space="preserve"> </w:t>
+            </w:r>
+            <w:r>
+              <w:t xml:space="preserve">“The term</w:t>
+            </w:r>
+            <w:r>
+              <w:t xml:space="preserve"> </w:t>
+            </w:r>
+            <w:r>
+              <w:t xml:space="preserve">‘$Target’</w:t>
+            </w:r>
+            <w:r>
+              <w:t xml:space="preserve"> </w:t>
+            </w:r>
+            <w:r>
+              <w:t xml:space="preserve">is not recognized”</w:t>
+            </w:r>
+            <w:r>
+              <w:t xml:space="preserve"> </w:t>
+            </w:r>
+            <w:r>
+              <w:t xml:space="preserve">at runtime; fixed by removing the backtick for</w:t>
+            </w:r>
+            <w:r>
+              <w:t xml:space="preserve"> </w:t>
+            </w:r>
+            <w:r>
+              <w:rPr>
+                <w:rStyle w:val="VerbatimChar"/>
+              </w:rPr>
+              <w:t xml:space="preserve">$Target</w:t>
+            </w:r>
+            <w:r>
+              <w:t xml:space="preserve"> </w:t>
+            </w:r>
+            <w:r>
+              <w:t xml:space="preserve">and</w:t>
+            </w:r>
+            <w:r>
+              <w:t xml:space="preserve"> </w:t>
+            </w:r>
+            <w:r>
+              <w:rPr>
+                <w:rStyle w:val="VerbatimChar"/>
+              </w:rPr>
+              <w:t xml:space="preserve">$ovAppliance</w:t>
+            </w:r>
+            <w:r>
+              <w:t xml:space="preserve"> </w:t>
+            </w:r>
+            <w:r>
+              <w:t xml:space="preserve">inside subexpressions while keeping backticks for</w:t>
+            </w:r>
+            <w:r>
+              <w:t xml:space="preserve"> </w:t>
+            </w:r>
+            <w:r>
+              <w:rPr>
+                <w:rStyle w:val="VerbatimChar"/>
+              </w:rPr>
+              <w:t xml:space="preserve">$OVUser</w:t>
+            </w:r>
+            <w:r>
+              <w:t xml:space="preserve">/</w:t>
+            </w:r>
+            <w:r>
+              <w:rPr>
+                <w:rStyle w:val="VerbatimChar"/>
+              </w:rPr>
+              <w:t xml:space="preserve">$OVPwd</w:t>
+            </w:r>
+            <w:r>
+              <w:t xml:space="preserve">/</w:t>
+            </w:r>
+            <w:r>
+              <w:rPr>
+                <w:rStyle w:val="VerbatimChar"/>
+              </w:rPr>
+              <w:t xml:space="preserve">$serverUri</w:t>
+            </w:r>
+            <w:r>
+              <w:t xml:space="preserve"> </w:t>
+            </w:r>
+            <w:r>
+              <w:t xml:space="preserve">which must remain literal variable references in the generated script; regression tests added.</w:t>
+            </w:r>
+          </w:p>
+        </w:tc>
+        <w:tc>
+          <w:tcPr/>
+          <w:p>
+            <w:pPr>
+              <w:pStyle w:val="Compact"/>
+            </w:pPr>
+            <w:r>
+              <w:t xml:space="preserve">Kev Everall</w:t>
+            </w:r>
+          </w:p>
+        </w:tc>
+      </w:tr>
+      <w:tr>
+        <w:tc>
+          <w:tcPr/>
+          <w:p>
+            <w:pPr>
+              <w:pStyle w:val="Compact"/>
+            </w:pPr>
+            <w:r>
+              <w:t xml:space="preserve">2026-09-29</w:t>
+            </w:r>
+          </w:p>
+        </w:tc>
+        <w:tc>
+          <w:tcPr/>
+          <w:p>
+            <w:pPr>
+              <w:pStyle w:val="Compact"/>
+            </w:pPr>
+            <w:r>
+              <w:rPr>
+                <w:rStyle w:val="VerbatimChar"/>
+              </w:rPr>
+              <w:t xml:space="preserve">New-OneViewMaintenanceScript</w:t>
+            </w:r>
+            <w:r>
+              <w:t xml:space="preserve"> </w:t>
+            </w:r>
+            <w:r>
+              <w:t xml:space="preserve">disable script uses</w:t>
+            </w:r>
+            <w:r>
+              <w:t xml:space="preserve"> </w:t>
+            </w:r>
+            <w:r>
+              <w:rPr>
+                <w:rStyle w:val="VerbatimChar"/>
+              </w:rPr>
+              <w:t xml:space="preserve">Disable-OVMaintenanceMode</w:t>
+            </w:r>
+            <w:r>
+              <w:t xml:space="preserve"> </w:t>
+            </w:r>
+            <w:r>
+              <w:t xml:space="preserve">cmdlet: the disable operation previously emitted a hand-rolled</w:t>
+            </w:r>
+            <w:r>
+              <w:t xml:space="preserve"> </w:t>
+            </w:r>
+            <w:r>
+              <w:rPr>
+                <w:rStyle w:val="VerbatimChar"/>
+              </w:rPr>
+              <w:t xml:space="preserve">Invoke-RestMethod</w:t>
+            </w:r>
+            <w:r>
+              <w:t xml:space="preserve"> </w:t>
+            </w:r>
+            <w:r>
+              <w:t xml:space="preserve">block with subexpressions that evaluated to empty strings at call time, plus an</w:t>
+            </w:r>
+            <w:r>
+              <w:t xml:space="preserve"> </w:t>
+            </w:r>
+            <w:r>
+              <w:rPr>
+                <w:rStyle w:val="VerbatimChar"/>
+              </w:rPr>
+              <w:t xml:space="preserve">env:ONEVIEW_USER</w:t>
+            </w:r>
+            <w:r>
+              <w:t xml:space="preserve">/</w:t>
+            </w:r>
+            <w:r>
+              <w:rPr>
+                <w:rStyle w:val="VerbatimChar"/>
+              </w:rPr>
+              <w:t xml:space="preserve">env:ONEVIEW_PASSWORD</w:t>
+            </w:r>
+            <w:r>
+              <w:t xml:space="preserve"> </w:t>
+            </w:r>
+            <w:r>
+              <w:t xml:space="preserve">expansion that produced empty credentials and a 401; replaced with</w:t>
+            </w:r>
+            <w:r>
+              <w:t xml:space="preserve"> </w:t>
+            </w:r>
+            <w:r>
+              <w:rPr>
+                <w:rStyle w:val="VerbatimChar"/>
+              </w:rPr>
+              <w:t xml:space="preserve">Disable-OVMaintenanceMode -InputObject $s $asyncParam</w:t>
+            </w:r>
+            <w:r>
+              <w:t xml:space="preserve">, consistent with the enable script’s</w:t>
+            </w:r>
+            <w:r>
+              <w:t xml:space="preserve"> </w:t>
+            </w:r>
+            <w:r>
+              <w:rPr>
+                <w:rStyle w:val="VerbatimChar"/>
+              </w:rPr>
+              <w:t xml:space="preserve">Enable-OVMaintenanceMode</w:t>
+            </w:r>
+            <w:r>
+              <w:t xml:space="preserve"> </w:t>
+            </w:r>
+            <w:r>
+              <w:t xml:space="preserve">call; regression test added.</w:t>
             </w:r>
           </w:p>
         </w:tc>
@@ -55662,7 +56339,7 @@
     <w:bookmarkEnd w:id="198"/>
     <w:bookmarkEnd w:id="199"/>
     <w:bookmarkEnd w:id="200"/>
-    <w:bookmarkStart w:id="213" w:name="X53e9c7f26cfd9aff75785f8c213f4ec4e84b97e"/>
+    <w:bookmarkStart w:id="229" w:name="X53e9c7f26cfd9aff75785f8c213f4ec4e84b97e"/>
     <w:p>
       <w:pPr>
         <w:pStyle w:val="Heading1"/>
@@ -59547,7 +60224,3563 @@
     </w:p>
     <w:bookmarkEnd w:id="211"/>
     <w:bookmarkEnd w:id="212"/>
+    <w:bookmarkStart w:id="216" w:name="sec205"/>
+    <w:p>
+      <w:pPr>
+        <w:pStyle w:val="Heading3"/>
+      </w:pPr>
+      <w:r>
+        <w:t xml:space="preserve">51)</w:t>
+      </w:r>
+      <w:r>
+        <w:t xml:space="preserve"> </w:t>
+      </w:r>
+      <w:r>
+        <w:rPr>
+          <w:rStyle w:val="VerbatimChar"/>
+        </w:rPr>
+        <w:t xml:space="preserve">Start-PhysicalServerBuild</w:t>
+      </w:r>
+      <w:r>
+        <w:t xml:space="preserve"> </w:t>
+      </w:r>
+      <w:r>
+        <w:t xml:space="preserve">iLO credential fallback to OneView appliance session — no reprompt</w:t>
+      </w:r>
+    </w:p>
+    <w:tbl>
+      <w:tblPr>
+        <w:tblStyle w:val="Table"/>
+        <w:tblW w:type="pct" w:w="5000"/>
+        <w:tblLayout w:type="fixed"/>
+        <w:tblLook w:firstRow="1" w:lastRow="0" w:firstColumn="0" w:lastColumn="0" w:noHBand="0" w:noVBand="0" w:val="0020"/>
+        <w:tblBorders>
+          <w:top w:val="single" w:sz="6" w:space="0" w:color="808080"/>
+          <w:left w:val="single" w:sz="6" w:space="0" w:color="808080"/>
+          <w:bottom w:val="single" w:sz="6" w:space="0" w:color="808080"/>
+          <w:right w:val="single" w:sz="6" w:space="0" w:color="808080"/>
+          <w:insideH w:val="single" w:sz="6" w:space="0" w:color="808080"/>
+          <w:insideV w:val="single" w:sz="6" w:space="0" w:color="808080"/>
+        </w:tblBorders>
+      </w:tblPr>
+      <w:tblGrid>
+        <w:gridCol w:w="2640"/>
+        <w:gridCol w:w="2640"/>
+        <w:gridCol w:w="2640"/>
+      </w:tblGrid>
+      <w:tr>
+        <w:trPr>
+          <w:tblHeader w:val="on"/>
+        </w:trPr>
+        <w:tc>
+          <w:tcPr/>
+          <w:p>
+            <w:pPr>
+              <w:pStyle w:val="Compact"/>
+            </w:pPr>
+            <w:r>
+              <w:rPr>
+                <w:b/>
+                <w:bCs/>
+              </w:rPr>
+              <w:t xml:space="preserve">Date</w:t>
+            </w:r>
+          </w:p>
+        </w:tc>
+        <w:tc>
+          <w:tcPr/>
+          <w:p>
+            <w:pPr>
+              <w:pStyle w:val="Compact"/>
+            </w:pPr>
+            <w:r>
+              <w:rPr>
+                <w:b/>
+                <w:bCs/>
+              </w:rPr>
+              <w:t xml:space="preserve">Change description summary</w:t>
+            </w:r>
+          </w:p>
+        </w:tc>
+        <w:tc>
+          <w:tcPr/>
+          <w:p>
+            <w:pPr>
+              <w:pStyle w:val="Compact"/>
+            </w:pPr>
+            <w:r>
+              <w:rPr>
+                <w:b/>
+                <w:bCs/>
+              </w:rPr>
+              <w:t xml:space="preserve">Author</w:t>
+            </w:r>
+          </w:p>
+        </w:tc>
+      </w:tr>
+      <w:tr>
+        <w:tc>
+          <w:tcPr/>
+          <w:p>
+            <w:pPr>
+              <w:pStyle w:val="Compact"/>
+            </w:pPr>
+            <w:r>
+              <w:t xml:space="preserve">2026-09-29</w:t>
+            </w:r>
+          </w:p>
+        </w:tc>
+        <w:tc>
+          <w:tcPr/>
+          <w:p>
+            <w:pPr>
+              <w:pStyle w:val="Compact"/>
+            </w:pPr>
+            <w:r>
+              <w:rPr>
+                <w:rStyle w:val="VerbatimChar"/>
+              </w:rPr>
+              <w:t xml:space="preserve">Start-PhysicalServerBuild</w:t>
+            </w:r>
+            <w:r>
+              <w:t xml:space="preserve"> </w:t>
+            </w:r>
+            <w:r>
+              <w:t xml:space="preserve">iLO credential fallback to OneView appliance session: when</w:t>
+            </w:r>
+            <w:r>
+              <w:t xml:space="preserve"> </w:t>
+            </w:r>
+            <w:r>
+              <w:rPr>
+                <w:rStyle w:val="VerbatimChar"/>
+              </w:rPr>
+              <w:t xml:space="preserve">-IloCredential</w:t>
+            </w:r>
+            <w:r>
+              <w:t xml:space="preserve"> </w:t>
+            </w:r>
+            <w:r>
+              <w:t xml:space="preserve">is not supplied, iLO Redfish</w:t>
+            </w:r>
+            <w:r>
+              <w:t xml:space="preserve"> </w:t>
+            </w:r>
+            <w:r>
+              <w:rPr>
+                <w:rStyle w:val="VerbatimChar"/>
+              </w:rPr>
+              <w:t xml:space="preserve">MountAndBoot</w:t>
+            </w:r>
+            <w:r>
+              <w:t xml:space="preserve"> </w:t>
+            </w:r>
+            <w:r>
+              <w:t xml:space="preserve">and</w:t>
+            </w:r>
+            <w:r>
+              <w:t xml:space="preserve"> </w:t>
+            </w:r>
+            <w:r>
+              <w:rPr>
+                <w:rStyle w:val="VerbatimChar"/>
+              </w:rPr>
+              <w:t xml:space="preserve">Status</w:t>
+            </w:r>
+            <w:r>
+              <w:t xml:space="preserve"> </w:t>
+            </w:r>
+            <w:r>
+              <w:t xml:space="preserve">calls now resolve credentials from</w:t>
+            </w:r>
+            <w:r>
+              <w:t xml:space="preserve"> </w:t>
+            </w:r>
+            <w:r>
+              <w:rPr>
+                <w:rStyle w:val="VerbatimChar"/>
+              </w:rPr>
+              <w:t xml:space="preserve">-OneViewCredential</w:t>
+            </w:r>
+            <w:r>
+              <w:t xml:space="preserve"> </w:t>
+            </w:r>
+            <w:r>
+              <w:t xml:space="preserve">or the active OneView session’s stored</w:t>
+            </w:r>
+            <w:r>
+              <w:t xml:space="preserve"> </w:t>
+            </w:r>
+            <w:r>
+              <w:rPr>
+                <w:rStyle w:val="VerbatimChar"/>
+              </w:rPr>
+              <w:t xml:space="preserve">ONEVIEW_USER</w:t>
+            </w:r>
+            <w:r>
+              <w:t xml:space="preserve">/</w:t>
+            </w:r>
+            <w:r>
+              <w:rPr>
+                <w:rStyle w:val="VerbatimChar"/>
+              </w:rPr>
+              <w:t xml:space="preserve">ONEVIEW_PASSWORD</w:t>
+            </w:r>
+            <w:r>
+              <w:t xml:space="preserve">; this eliminates the interactive iLO credential prompt and uses the appliance credentials, matching the documented iLO/OneView shared-identity model; regression tests added.</w:t>
+            </w:r>
+          </w:p>
+        </w:tc>
+        <w:tc>
+          <w:tcPr/>
+          <w:p>
+            <w:pPr>
+              <w:pStyle w:val="Compact"/>
+            </w:pPr>
+            <w:r>
+              <w:t xml:space="preserve">Kev Everall</w:t>
+            </w:r>
+          </w:p>
+        </w:tc>
+      </w:tr>
+    </w:tbl>
+    <w:bookmarkStart w:id="213" w:name="sec206"/>
+    <w:p>
+      <w:pPr>
+        <w:pStyle w:val="Heading4"/>
+      </w:pPr>
+      <w:r>
+        <w:t xml:space="preserve">Root cause</w:t>
+      </w:r>
+    </w:p>
+    <w:p>
+      <w:pPr>
+        <w:pStyle w:val="Compact"/>
+        <w:numPr>
+          <w:ilvl w:val="0"/>
+          <w:numId w:val="1160"/>
+        </w:numPr>
+      </w:pPr>
+      <w:r>
+        <w:rPr>
+          <w:b/>
+          <w:bCs/>
+        </w:rPr>
+        <w:t xml:space="preserve">iLO Redfish calls always prompted for credentials.</w:t>
+      </w:r>
+      <w:r>
+        <w:t xml:space="preserve"> </w:t>
+      </w:r>
+      <w:r>
+        <w:rPr>
+          <w:rStyle w:val="VerbatimChar"/>
+        </w:rPr>
+        <w:t xml:space="preserve">Start-PhysicalServerBuild</w:t>
+      </w:r>
+      <w:r>
+        <w:t xml:space="preserve"> </w:t>
+      </w:r>
+      <w:r>
+        <w:t xml:space="preserve">resolved iLO credentials only from the explicit</w:t>
+      </w:r>
+      <w:r>
+        <w:t xml:space="preserve"> </w:t>
+      </w:r>
+      <w:r>
+        <w:rPr>
+          <w:rStyle w:val="VerbatimChar"/>
+        </w:rPr>
+        <w:t xml:space="preserve">-IloCredential</w:t>
+      </w:r>
+      <w:r>
+        <w:t xml:space="preserve"> </w:t>
+      </w:r>
+      <w:r>
+        <w:t xml:space="preserve">parameter; when it was</w:t>
+      </w:r>
+      <w:r>
+        <w:t xml:space="preserve"> </w:t>
+      </w:r>
+      <w:r>
+        <w:rPr>
+          <w:rStyle w:val="VerbatimChar"/>
+        </w:rPr>
+        <w:t xml:space="preserve">$null</w:t>
+      </w:r>
+      <w:r>
+        <w:t xml:space="preserve">, both</w:t>
+      </w:r>
+      <w:r>
+        <w:t xml:space="preserve"> </w:t>
+      </w:r>
+      <w:r>
+        <w:rPr>
+          <w:rStyle w:val="VerbatimChar"/>
+        </w:rPr>
+        <w:t xml:space="preserve">Invoke-IloRedfish -Action MountAndBoot</w:t>
+      </w:r>
+      <w:r>
+        <w:t xml:space="preserve"> </w:t>
+      </w:r>
+      <w:r>
+        <w:t xml:space="preserve">and</w:t>
+      </w:r>
+      <w:r>
+        <w:t xml:space="preserve"> </w:t>
+      </w:r>
+      <w:r>
+        <w:rPr>
+          <w:rStyle w:val="VerbatimChar"/>
+        </w:rPr>
+        <w:t xml:space="preserve">Invoke-IloRedfish -Action Status</w:t>
+      </w:r>
+      <w:r>
+        <w:t xml:space="preserve"> </w:t>
+      </w:r>
+      <w:r>
+        <w:t xml:space="preserve">received</w:t>
+      </w:r>
+      <w:r>
+        <w:t xml:space="preserve"> </w:t>
+      </w:r>
+      <w:r>
+        <w:rPr>
+          <w:rStyle w:val="VerbatimChar"/>
+        </w:rPr>
+        <w:t xml:space="preserve">$null</w:t>
+      </w:r>
+      <w:r>
+        <w:t xml:space="preserve"> </w:t>
+      </w:r>
+      <w:r>
+        <w:t xml:space="preserve">username/password and fell through to an interactive</w:t>
+      </w:r>
+      <w:r>
+        <w:t xml:space="preserve"> </w:t>
+      </w:r>
+      <w:r>
+        <w:rPr>
+          <w:rStyle w:val="VerbatimChar"/>
+        </w:rPr>
+        <w:t xml:space="preserve">Read-Host</w:t>
+      </w:r>
+      <w:r>
+        <w:t xml:space="preserve"> </w:t>
+      </w:r>
+      <w:r>
+        <w:t xml:space="preserve">prompt. In environments where the iLO password is the same as the OneView appliance password, this reprompt is unnecessary and blocks non-interactive/automated runs.</w:t>
+      </w:r>
+    </w:p>
+    <w:p>
+      <w:pPr>
+        <w:pStyle w:val="Compact"/>
+        <w:numPr>
+          <w:ilvl w:val="0"/>
+          <w:numId w:val="1160"/>
+        </w:numPr>
+      </w:pPr>
+      <w:r>
+        <w:rPr>
+          <w:b/>
+          <w:bCs/>
+        </w:rPr>
+        <w:t xml:space="preserve">The OneView session already carried the correct credentials.</w:t>
+      </w:r>
+      <w:r>
+        <w:t xml:space="preserve"> </w:t>
+      </w:r>
+      <w:r>
+        <w:t xml:space="preserve">After</w:t>
+      </w:r>
+      <w:r>
+        <w:t xml:space="preserve"> </w:t>
+      </w:r>
+      <w:r>
+        <w:rPr>
+          <w:rStyle w:val="VerbatimChar"/>
+        </w:rPr>
+        <w:t xml:space="preserve">Connect-OneView</w:t>
+      </w:r>
+      <w:r>
+        <w:t xml:space="preserve">, the active session stores</w:t>
+      </w:r>
+      <w:r>
+        <w:t xml:space="preserve"> </w:t>
+      </w:r>
+      <w:r>
+        <w:rPr>
+          <w:rStyle w:val="VerbatimChar"/>
+        </w:rPr>
+        <w:t xml:space="preserve">ONEVIEW_USER</w:t>
+      </w:r>
+      <w:r>
+        <w:t xml:space="preserve">/</w:t>
+      </w:r>
+      <w:r>
+        <w:rPr>
+          <w:rStyle w:val="VerbatimChar"/>
+        </w:rPr>
+        <w:t xml:space="preserve">ONEVIEW_PASSWORD</w:t>
+      </w:r>
+      <w:r>
+        <w:t xml:space="preserve"> </w:t>
+      </w:r>
+      <w:r>
+        <w:t xml:space="preserve">in the session environment. The iLO BMC on HPE ProLiant servers accepts the same appliance credentials for Redfish, so reusing the OneView identity is the correct behavior per the client’s runbook.</w:t>
+      </w:r>
+    </w:p>
     <w:bookmarkEnd w:id="213"/>
+    <w:bookmarkStart w:id="214" w:name="sec207"/>
+    <w:p>
+      <w:pPr>
+        <w:pStyle w:val="Heading4"/>
+      </w:pPr>
+      <w:r>
+        <w:t xml:space="preserve">Fix</w:t>
+      </w:r>
+    </w:p>
+    <w:p>
+      <w:pPr>
+        <w:pStyle w:val="Compact"/>
+        <w:numPr>
+          <w:ilvl w:val="0"/>
+          <w:numId w:val="1161"/>
+        </w:numPr>
+      </w:pPr>
+      <w:r>
+        <w:rPr>
+          <w:rStyle w:val="VerbatimChar"/>
+          <w:b/>
+          <w:bCs/>
+        </w:rPr>
+        <w:t xml:space="preserve">Start-PhysicalServerBuild.ps1</w:t>
+      </w:r>
+      <w:r>
+        <w:rPr>
+          <w:b/>
+          <w:bCs/>
+        </w:rPr>
+        <w:t xml:space="preserve"> </w:t>
+      </w:r>
+      <w:r>
+        <w:rPr>
+          <w:b/>
+          <w:bCs/>
+        </w:rPr>
+        <w:t xml:space="preserve">(</w:t>
+      </w:r>
+      <w:r>
+        <w:rPr>
+          <w:rStyle w:val="VerbatimChar"/>
+          <w:b/>
+          <w:bCs/>
+        </w:rPr>
+        <w:t xml:space="preserve">_InvokeIloMountAndBoot</w:t>
+      </w:r>
+      <w:r>
+        <w:rPr>
+          <w:b/>
+          <w:bCs/>
+        </w:rPr>
+        <w:t xml:space="preserve">, lines ~517–528 and</w:t>
+      </w:r>
+      <w:r>
+        <w:rPr>
+          <w:b/>
+          <w:bCs/>
+        </w:rPr>
+        <w:t xml:space="preserve"> </w:t>
+      </w:r>
+      <w:r>
+        <w:rPr>
+          <w:rStyle w:val="VerbatimChar"/>
+          <w:b/>
+          <w:bCs/>
+        </w:rPr>
+        <w:t xml:space="preserve">_MonitorIloStatus</w:t>
+      </w:r>
+      <w:r>
+        <w:rPr>
+          <w:b/>
+          <w:bCs/>
+        </w:rPr>
+        <w:t xml:space="preserve">, lines ~561–575):</w:t>
+      </w:r>
+      <w:r>
+        <w:t xml:space="preserve"> </w:t>
+      </w:r>
+      <w:r>
+        <w:t xml:space="preserve">added a three-tier credential resolution before each</w:t>
+      </w:r>
+      <w:r>
+        <w:t xml:space="preserve"> </w:t>
+      </w:r>
+      <w:r>
+        <w:rPr>
+          <w:rStyle w:val="VerbatimChar"/>
+        </w:rPr>
+        <w:t xml:space="preserve">Invoke-IloRedfish</w:t>
+      </w:r>
+      <w:r>
+        <w:t xml:space="preserve"> </w:t>
+      </w:r>
+      <w:r>
+        <w:t xml:space="preserve">call: (1) explicit</w:t>
+      </w:r>
+      <w:r>
+        <w:t xml:space="preserve"> </w:t>
+      </w:r>
+      <w:r>
+        <w:rPr>
+          <w:rStyle w:val="VerbatimChar"/>
+        </w:rPr>
+        <w:t xml:space="preserve">-IloCredential</w:t>
+      </w:r>
+      <w:r>
+        <w:t xml:space="preserve">, (2) explicit</w:t>
+      </w:r>
+      <w:r>
+        <w:t xml:space="preserve"> </w:t>
+      </w:r>
+      <w:r>
+        <w:rPr>
+          <w:rStyle w:val="VerbatimChar"/>
+        </w:rPr>
+        <w:t xml:space="preserve">-OneViewCredential</w:t>
+      </w:r>
+      <w:r>
+        <w:t xml:space="preserve">, (3) active OneView session via</w:t>
+      </w:r>
+      <w:r>
+        <w:t xml:space="preserve"> </w:t>
+      </w:r>
+      <w:r>
+        <w:rPr>
+          <w:rStyle w:val="VerbatimChar"/>
+        </w:rPr>
+        <w:t xml:space="preserve">Test-OneViewSessionActive</w:t>
+      </w:r>
+      <w:r>
+        <w:t xml:space="preserve"> </w:t>
+      </w:r>
+      <w:r>
+        <w:t xml:space="preserve">+</w:t>
+      </w:r>
+      <w:r>
+        <w:t xml:space="preserve"> </w:t>
+      </w:r>
+      <w:r>
+        <w:rPr>
+          <w:rStyle w:val="VerbatimChar"/>
+        </w:rPr>
+        <w:t xml:space="preserve">Get-OneViewCredentials</w:t>
+      </w:r>
+      <w:r>
+        <w:t xml:space="preserve">. The resolved username/password are passed to</w:t>
+      </w:r>
+      <w:r>
+        <w:t xml:space="preserve"> </w:t>
+      </w:r>
+      <w:r>
+        <w:rPr>
+          <w:rStyle w:val="VerbatimChar"/>
+        </w:rPr>
+        <w:t xml:space="preserve">Invoke-IloRedfish</w:t>
+      </w:r>
+      <w:r>
+        <w:t xml:space="preserve"> </w:t>
+      </w:r>
+      <w:r>
+        <w:t xml:space="preserve">as</w:t>
+      </w:r>
+      <w:r>
+        <w:t xml:space="preserve"> </w:t>
+      </w:r>
+      <w:r>
+        <w:rPr>
+          <w:rStyle w:val="VerbatimChar"/>
+        </w:rPr>
+        <w:t xml:space="preserve">-IloUser</w:t>
+      </w:r>
+      <w:r>
+        <w:t xml:space="preserve">/</w:t>
+      </w:r>
+      <w:r>
+        <w:rPr>
+          <w:rStyle w:val="VerbatimChar"/>
+        </w:rPr>
+        <w:t xml:space="preserve">-IloPassword</w:t>
+      </w:r>
+      <w:r>
+        <w:t xml:space="preserve">. Only when all three sources are unavailable does the call receive</w:t>
+      </w:r>
+      <w:r>
+        <w:t xml:space="preserve"> </w:t>
+      </w:r>
+      <w:r>
+        <w:rPr>
+          <w:rStyle w:val="VerbatimChar"/>
+        </w:rPr>
+        <w:t xml:space="preserve">$null</w:t>
+      </w:r>
+      <w:r>
+        <w:t xml:space="preserve"> </w:t>
+      </w:r>
+      <w:r>
+        <w:t xml:space="preserve">and prompt interactively.</w:t>
+      </w:r>
+    </w:p>
+    <w:p>
+      <w:pPr>
+        <w:pStyle w:val="Compact"/>
+        <w:numPr>
+          <w:ilvl w:val="0"/>
+          <w:numId w:val="1161"/>
+        </w:numPr>
+      </w:pPr>
+      <w:r>
+        <w:rPr>
+          <w:rStyle w:val="VerbatimChar"/>
+          <w:b/>
+          <w:bCs/>
+        </w:rPr>
+        <w:t xml:space="preserve">Start-PhysicalServerBuild.Unit.Tests.ps1</w:t>
+      </w:r>
+      <w:r>
+        <w:rPr>
+          <w:b/>
+          <w:bCs/>
+        </w:rPr>
+        <w:t xml:space="preserve">:</w:t>
+      </w:r>
+      <w:r>
+        <w:t xml:space="preserve"> </w:t>
+      </w:r>
+      <w:r>
+        <w:t xml:space="preserve">added</w:t>
+      </w:r>
+      <w:r>
+        <w:t xml:space="preserve"> </w:t>
+      </w:r>
+      <w:r>
+        <w:rPr>
+          <w:rStyle w:val="VerbatimChar"/>
+        </w:rPr>
+        <w:t xml:space="preserve">iLO credential fallback to OneView credentials</w:t>
+      </w:r>
+      <w:r>
+        <w:t xml:space="preserve"> </w:t>
+      </w:r>
+      <w:r>
+        <w:t xml:space="preserve">describe block with three tests: (1) verifies</w:t>
+      </w:r>
+      <w:r>
+        <w:t xml:space="preserve"> </w:t>
+      </w:r>
+      <w:r>
+        <w:rPr>
+          <w:rStyle w:val="VerbatimChar"/>
+        </w:rPr>
+        <w:t xml:space="preserve">-IloCredential</w:t>
+      </w:r>
+      <w:r>
+        <w:t xml:space="preserve"> </w:t>
+      </w:r>
+      <w:r>
+        <w:t xml:space="preserve">is used when supplied; (2) verifies</w:t>
+      </w:r>
+      <w:r>
+        <w:t xml:space="preserve"> </w:t>
+      </w:r>
+      <w:r>
+        <w:rPr>
+          <w:rStyle w:val="VerbatimChar"/>
+        </w:rPr>
+        <w:t xml:space="preserve">-OneViewCredential</w:t>
+      </w:r>
+      <w:r>
+        <w:t xml:space="preserve"> </w:t>
+      </w:r>
+      <w:r>
+        <w:t xml:space="preserve">is used when</w:t>
+      </w:r>
+      <w:r>
+        <w:t xml:space="preserve"> </w:t>
+      </w:r>
+      <w:r>
+        <w:rPr>
+          <w:rStyle w:val="VerbatimChar"/>
+        </w:rPr>
+        <w:t xml:space="preserve">-IloCredential</w:t>
+      </w:r>
+      <w:r>
+        <w:t xml:space="preserve"> </w:t>
+      </w:r>
+      <w:r>
+        <w:t xml:space="preserve">is omitted; (3) verifies the active OneView session’s</w:t>
+      </w:r>
+      <w:r>
+        <w:t xml:space="preserve"> </w:t>
+      </w:r>
+      <w:r>
+        <w:rPr>
+          <w:rStyle w:val="VerbatimChar"/>
+        </w:rPr>
+        <w:t xml:space="preserve">Get-OneViewCredentials</w:t>
+      </w:r>
+      <w:r>
+        <w:t xml:space="preserve"> </w:t>
+      </w:r>
+      <w:r>
+        <w:t xml:space="preserve">is called when neither credential parameter is supplied.</w:t>
+      </w:r>
+    </w:p>
+    <w:bookmarkEnd w:id="214"/>
+    <w:bookmarkStart w:id="215" w:name="sec208"/>
+    <w:p>
+      <w:pPr>
+        <w:pStyle w:val="Heading4"/>
+      </w:pPr>
+      <w:r>
+        <w:t xml:space="preserve">Verification</w:t>
+      </w:r>
+    </w:p>
+    <w:p>
+      <w:pPr>
+        <w:pStyle w:val="Compact"/>
+        <w:numPr>
+          <w:ilvl w:val="0"/>
+          <w:numId w:val="1162"/>
+        </w:numPr>
+      </w:pPr>
+      <w:r>
+        <w:rPr>
+          <w:rStyle w:val="VerbatimChar"/>
+        </w:rPr>
+        <w:t xml:space="preserve">Start-PhysicalServerBuild.Unit.Tests.ps1</w:t>
+      </w:r>
+      <w:r>
+        <w:t xml:space="preserve"> </w:t>
+      </w:r>
+      <w:r>
+        <w:t xml:space="preserve">→</w:t>
+      </w:r>
+      <w:r>
+        <w:t xml:space="preserve"> </w:t>
+      </w:r>
+      <w:r>
+        <w:rPr>
+          <w:b/>
+          <w:bCs/>
+        </w:rPr>
+        <w:t xml:space="preserve">10 passed, 0 failed</w:t>
+      </w:r>
+      <w:r>
+        <w:t xml:space="preserve"> </w:t>
+      </w:r>
+      <w:r>
+        <w:t xml:space="preserve">(was 7; +3 credential-fallback tests).</w:t>
+      </w:r>
+    </w:p>
+    <w:p>
+      <w:pPr>
+        <w:pStyle w:val="Compact"/>
+        <w:numPr>
+          <w:ilvl w:val="0"/>
+          <w:numId w:val="1162"/>
+        </w:numPr>
+      </w:pPr>
+      <w:r>
+        <w:t xml:space="preserve">Full suite:</w:t>
+      </w:r>
+      <w:r>
+        <w:t xml:space="preserve"> </w:t>
+      </w:r>
+      <w:r>
+        <w:rPr>
+          <w:rStyle w:val="VerbatimChar"/>
+        </w:rPr>
+        <w:t xml:space="preserve">make test</w:t>
+      </w:r>
+      <w:r>
+        <w:t xml:space="preserve"> </w:t>
+      </w:r>
+      <w:r>
+        <w:t xml:space="preserve">→</w:t>
+      </w:r>
+      <w:r>
+        <w:t xml:space="preserve"> </w:t>
+      </w:r>
+      <w:r>
+        <w:rPr>
+          <w:b/>
+          <w:bCs/>
+        </w:rPr>
+        <w:t xml:space="preserve">582 passed, 0 failed</w:t>
+      </w:r>
+      <w:r>
+        <w:t xml:space="preserve">.</w:t>
+      </w:r>
+    </w:p>
+    <w:p>
+      <w:pPr>
+        <w:pStyle w:val="Compact"/>
+        <w:numPr>
+          <w:ilvl w:val="0"/>
+          <w:numId w:val="1162"/>
+        </w:numPr>
+      </w:pPr>
+      <w:r>
+        <w:t xml:space="preserve">Module parser:</w:t>
+      </w:r>
+      <w:r>
+        <w:t xml:space="preserve"> </w:t>
+      </w:r>
+      <w:r>
+        <w:rPr>
+          <w:rStyle w:val="VerbatimChar"/>
+        </w:rPr>
+        <w:t xml:space="preserve">Start-PhysicalServerBuild.ps1</w:t>
+      </w:r>
+      <w:r>
+        <w:t xml:space="preserve"> </w:t>
+      </w:r>
+      <w:r>
+        <w:t xml:space="preserve">loads with zero syntax errors.</w:t>
+      </w:r>
+    </w:p>
+    <w:p>
+      <w:pPr>
+        <w:pStyle w:val="Compact"/>
+        <w:numPr>
+          <w:ilvl w:val="0"/>
+          <w:numId w:val="1162"/>
+        </w:numPr>
+      </w:pPr>
+      <w:r>
+        <w:t xml:space="preserve">Dry-run path: the</w:t>
+      </w:r>
+      <w:r>
+        <w:t xml:space="preserve"> </w:t>
+      </w:r>
+      <w:r>
+        <w:rPr>
+          <w:rStyle w:val="VerbatimChar"/>
+        </w:rPr>
+        <w:t xml:space="preserve">-DryRun</w:t>
+      </w:r>
+      <w:r>
+        <w:t xml:space="preserve"> </w:t>
+      </w:r>
+      <w:r>
+        <w:t xml:space="preserve">branch bypasses</w:t>
+      </w:r>
+      <w:r>
+        <w:t xml:space="preserve"> </w:t>
+      </w:r>
+      <w:r>
+        <w:rPr>
+          <w:rStyle w:val="VerbatimChar"/>
+        </w:rPr>
+        <w:t xml:space="preserve">Invoke-IloRedfish</w:t>
+      </w:r>
+      <w:r>
+        <w:t xml:space="preserve">, so existing DryRun tests are unaffected.</w:t>
+      </w:r>
+    </w:p>
+    <w:bookmarkEnd w:id="215"/>
+    <w:bookmarkEnd w:id="216"/>
+    <w:bookmarkStart w:id="220" w:name="sec209"/>
+    <w:p>
+      <w:pPr>
+        <w:pStyle w:val="Heading3"/>
+      </w:pPr>
+      <w:r>
+        <w:t xml:space="preserve">52)</w:t>
+      </w:r>
+      <w:r>
+        <w:t xml:space="preserve"> </w:t>
+      </w:r>
+      <w:r>
+        <w:rPr>
+          <w:rStyle w:val="VerbatimChar"/>
+        </w:rPr>
+        <w:t xml:space="preserve">Start-PhysicalServerBuild</w:t>
+      </w:r>
+      <w:r>
+        <w:t xml:space="preserve"> </w:t>
+      </w:r>
+      <w:r>
+        <w:t xml:space="preserve">never disables OneView maintenance mode after build — operator-managed lifecycle</w:t>
+      </w:r>
+    </w:p>
+    <w:tbl>
+      <w:tblPr>
+        <w:tblStyle w:val="Table"/>
+        <w:tblW w:type="pct" w:w="5000"/>
+        <w:tblLayout w:type="fixed"/>
+        <w:tblLook w:firstRow="1" w:lastRow="0" w:firstColumn="0" w:lastColumn="0" w:noHBand="0" w:noVBand="0" w:val="0020"/>
+        <w:tblBorders>
+          <w:top w:val="single" w:sz="6" w:space="0" w:color="808080"/>
+          <w:left w:val="single" w:sz="6" w:space="0" w:color="808080"/>
+          <w:bottom w:val="single" w:sz="6" w:space="0" w:color="808080"/>
+          <w:right w:val="single" w:sz="6" w:space="0" w:color="808080"/>
+          <w:insideH w:val="single" w:sz="6" w:space="0" w:color="808080"/>
+          <w:insideV w:val="single" w:sz="6" w:space="0" w:color="808080"/>
+        </w:tblBorders>
+      </w:tblPr>
+      <w:tblGrid>
+        <w:gridCol w:w="2640"/>
+        <w:gridCol w:w="2640"/>
+        <w:gridCol w:w="2640"/>
+      </w:tblGrid>
+      <w:tr>
+        <w:trPr>
+          <w:tblHeader w:val="on"/>
+        </w:trPr>
+        <w:tc>
+          <w:tcPr/>
+          <w:p>
+            <w:pPr>
+              <w:pStyle w:val="Compact"/>
+            </w:pPr>
+            <w:r>
+              <w:rPr>
+                <w:b/>
+                <w:bCs/>
+              </w:rPr>
+              <w:t xml:space="preserve">Date</w:t>
+            </w:r>
+          </w:p>
+        </w:tc>
+        <w:tc>
+          <w:tcPr/>
+          <w:p>
+            <w:pPr>
+              <w:pStyle w:val="Compact"/>
+            </w:pPr>
+            <w:r>
+              <w:rPr>
+                <w:b/>
+                <w:bCs/>
+              </w:rPr>
+              <w:t xml:space="preserve">Change description summary</w:t>
+            </w:r>
+          </w:p>
+        </w:tc>
+        <w:tc>
+          <w:tcPr/>
+          <w:p>
+            <w:pPr>
+              <w:pStyle w:val="Compact"/>
+            </w:pPr>
+            <w:r>
+              <w:rPr>
+                <w:b/>
+                <w:bCs/>
+              </w:rPr>
+              <w:t xml:space="preserve">Author</w:t>
+            </w:r>
+          </w:p>
+        </w:tc>
+      </w:tr>
+      <w:tr>
+        <w:tc>
+          <w:tcPr/>
+          <w:p>
+            <w:pPr>
+              <w:pStyle w:val="Compact"/>
+            </w:pPr>
+            <w:r>
+              <w:t xml:space="preserve">2026-09-29</w:t>
+            </w:r>
+          </w:p>
+        </w:tc>
+        <w:tc>
+          <w:tcPr/>
+          <w:p>
+            <w:pPr>
+              <w:pStyle w:val="Compact"/>
+            </w:pPr>
+            <w:r>
+              <w:rPr>
+                <w:rStyle w:val="VerbatimChar"/>
+              </w:rPr>
+              <w:t xml:space="preserve">Start-PhysicalServerBuild</w:t>
+            </w:r>
+            <w:r>
+              <w:t xml:space="preserve"> </w:t>
+            </w:r>
+            <w:r>
+              <w:t xml:space="preserve">never disables OneView maintenance mode after build: the post-build</w:t>
+            </w:r>
+            <w:r>
+              <w:t xml:space="preserve"> </w:t>
+            </w:r>
+            <w:r>
+              <w:rPr>
+                <w:rStyle w:val="VerbatimChar"/>
+              </w:rPr>
+              <w:t xml:space="preserve">finally</w:t>
+            </w:r>
+            <w:r>
+              <w:t xml:space="preserve"> </w:t>
+            </w:r>
+            <w:r>
+              <w:t xml:space="preserve">block previously called</w:t>
+            </w:r>
+            <w:r>
+              <w:t xml:space="preserve"> </w:t>
+            </w:r>
+            <w:r>
+              <w:rPr>
+                <w:rStyle w:val="VerbatimChar"/>
+              </w:rPr>
+              <w:t xml:space="preserve">_Disable-OneViewMaintenanceMode</w:t>
+            </w:r>
+            <w:r>
+              <w:t xml:space="preserve"> </w:t>
+            </w:r>
+            <w:r>
+              <w:t xml:space="preserve">whenever</w:t>
+            </w:r>
+            <w:r>
+              <w:t xml:space="preserve"> </w:t>
+            </w:r>
+            <w:r>
+              <w:rPr>
+                <w:rStyle w:val="VerbatimChar"/>
+              </w:rPr>
+              <w:t xml:space="preserve">$maintenanceModeEnabled</w:t>
+            </w:r>
+            <w:r>
+              <w:t xml:space="preserve"> </w:t>
+            </w:r>
+            <w:r>
+              <w:t xml:space="preserve">was</w:t>
+            </w:r>
+            <w:r>
+              <w:t xml:space="preserve"> </w:t>
+            </w:r>
+            <w:r>
+              <w:rPr>
+                <w:rStyle w:val="VerbatimChar"/>
+              </w:rPr>
+              <w:t xml:space="preserve">$true</w:t>
+            </w:r>
+            <w:r>
+              <w:t xml:space="preserve">, which incorrectly ran even when the server was already in maintenance mode before the build started (producing a 401/disconnect error and silently undoing the operator’s maintenance state); the disable block has been removed entirely — maintenance mode is now a one-way operation (check state, enable if needed, never disable); operators manage the lifecycle manually or via</w:t>
+            </w:r>
+            <w:r>
+              <w:t xml:space="preserve"> </w:t>
+            </w:r>
+            <w:r>
+              <w:rPr>
+                <w:rStyle w:val="VerbatimChar"/>
+              </w:rPr>
+              <w:t xml:space="preserve">Disable-OneViewMaintenanceMode</w:t>
+            </w:r>
+            <w:r>
+              <w:t xml:space="preserve">; when the server is already in maintenance,</w:t>
+            </w:r>
+            <w:r>
+              <w:t xml:space="preserve"> </w:t>
+            </w:r>
+            <w:r>
+              <w:rPr>
+                <w:rStyle w:val="VerbatimChar"/>
+              </w:rPr>
+              <w:t xml:space="preserve">$maintenanceModeEnabled</w:t>
+            </w:r>
+            <w:r>
+              <w:t xml:space="preserve"> </w:t>
+            </w:r>
+            <w:r>
+              <w:t xml:space="preserve">is set to</w:t>
+            </w:r>
+            <w:r>
+              <w:t xml:space="preserve"> </w:t>
+            </w:r>
+            <w:r>
+              <w:rPr>
+                <w:rStyle w:val="VerbatimChar"/>
+              </w:rPr>
+              <w:t xml:space="preserve">$false</w:t>
+            </w:r>
+            <w:r>
+              <w:t xml:space="preserve"> </w:t>
+            </w:r>
+            <w:r>
+              <w:t xml:space="preserve">so no cleanup is attempted; regression tests updated.</w:t>
+            </w:r>
+          </w:p>
+        </w:tc>
+        <w:tc>
+          <w:tcPr/>
+          <w:p>
+            <w:pPr>
+              <w:pStyle w:val="Compact"/>
+            </w:pPr>
+            <w:r>
+              <w:t xml:space="preserve">Kev Everall</w:t>
+            </w:r>
+          </w:p>
+        </w:tc>
+      </w:tr>
+    </w:tbl>
+    <w:bookmarkStart w:id="217" w:name="sec210"/>
+    <w:p>
+      <w:pPr>
+        <w:pStyle w:val="Heading4"/>
+      </w:pPr>
+      <w:r>
+        <w:t xml:space="preserve">Root cause</w:t>
+      </w:r>
+    </w:p>
+    <w:p>
+      <w:pPr>
+        <w:pStyle w:val="Compact"/>
+        <w:numPr>
+          <w:ilvl w:val="0"/>
+          <w:numId w:val="1163"/>
+        </w:numPr>
+      </w:pPr>
+      <w:r>
+        <w:rPr>
+          <w:b/>
+          <w:bCs/>
+        </w:rPr>
+        <w:t xml:space="preserve">Post-build disable ran unconditionally on</w:t>
+      </w:r>
+      <w:r>
+        <w:rPr>
+          <w:b/>
+          <w:bCs/>
+        </w:rPr>
+        <w:t xml:space="preserve"> </w:t>
+      </w:r>
+      <w:r>
+        <w:rPr>
+          <w:rStyle w:val="VerbatimChar"/>
+          <w:b/>
+          <w:bCs/>
+        </w:rPr>
+        <w:t xml:space="preserve">$maintenanceModeEnabled = $true</w:t>
+      </w:r>
+      <w:r>
+        <w:rPr>
+          <w:b/>
+          <w:bCs/>
+        </w:rPr>
+        <w:t xml:space="preserve">.</w:t>
+      </w:r>
+      <w:r>
+        <w:t xml:space="preserve"> </w:t>
+      </w:r>
+      <w:r>
+        <w:t xml:space="preserve">The</w:t>
+      </w:r>
+      <w:r>
+        <w:t xml:space="preserve"> </w:t>
+      </w:r>
+      <w:r>
+        <w:rPr>
+          <w:rStyle w:val="VerbatimChar"/>
+        </w:rPr>
+        <w:t xml:space="preserve">finally</w:t>
+      </w:r>
+      <w:r>
+        <w:t xml:space="preserve"> </w:t>
+      </w:r>
+      <w:r>
+        <w:t xml:space="preserve">block in</w:t>
+      </w:r>
+      <w:r>
+        <w:t xml:space="preserve"> </w:t>
+      </w:r>
+      <w:r>
+        <w:rPr>
+          <w:rStyle w:val="VerbatimChar"/>
+        </w:rPr>
+        <w:t xml:space="preserve">Start-PhysicalServerBuild</w:t>
+      </w:r>
+      <w:r>
+        <w:t xml:space="preserve"> </w:t>
+      </w:r>
+      <w:r>
+        <w:t xml:space="preserve">called</w:t>
+      </w:r>
+      <w:r>
+        <w:t xml:space="preserve"> </w:t>
+      </w:r>
+      <w:r>
+        <w:rPr>
+          <w:rStyle w:val="VerbatimChar"/>
+        </w:rPr>
+        <w:t xml:space="preserve">_Disable-OneViewMaintenanceMode</w:t>
+      </w:r>
+      <w:r>
+        <w:t xml:space="preserve"> </w:t>
+      </w:r>
+      <w:r>
+        <w:t xml:space="preserve">whenever the flag was</w:t>
+      </w:r>
+      <w:r>
+        <w:t xml:space="preserve"> </w:t>
+      </w:r>
+      <w:r>
+        <w:rPr>
+          <w:rStyle w:val="VerbatimChar"/>
+        </w:rPr>
+        <w:t xml:space="preserve">$true</w:t>
+      </w:r>
+      <w:r>
+        <w:t xml:space="preserve">, without consulting whether the server was already in maintenance mode before the build started. When the operator had already placed the server in maintenance, the flag was set to</w:t>
+      </w:r>
+      <w:r>
+        <w:t xml:space="preserve"> </w:t>
+      </w:r>
+      <w:r>
+        <w:rPr>
+          <w:rStyle w:val="VerbatimChar"/>
+        </w:rPr>
+        <w:t xml:space="preserve">$true</w:t>
+      </w:r>
+      <w:r>
+        <w:t xml:space="preserve"> </w:t>
+      </w:r>
+      <w:r>
+        <w:t xml:space="preserve">by the previous change (item 50) so the post-build disable would</w:t>
+      </w:r>
+      <w:r>
+        <w:t xml:space="preserve"> </w:t>
+      </w:r>
+      <w:r>
+        <w:t xml:space="preserve">“restore”</w:t>
+      </w:r>
+      <w:r>
+        <w:t xml:space="preserve"> </w:t>
+      </w:r>
+      <w:r>
+        <w:t xml:space="preserve">the original state — but this produced a 401/</w:t>
+      </w:r>
+      <w:r>
+        <w:rPr>
+          <w:rStyle w:val="VerbatimChar"/>
+        </w:rPr>
+        <w:t xml:space="preserve">$Target</w:t>
+      </w:r>
+      <w:r>
+        <w:t xml:space="preserve"> </w:t>
+      </w:r>
+      <w:r>
+        <w:t xml:space="preserve">error and disconnected the OneView session during the disable attempt.</w:t>
+      </w:r>
+    </w:p>
+    <w:p>
+      <w:pPr>
+        <w:pStyle w:val="Compact"/>
+        <w:numPr>
+          <w:ilvl w:val="0"/>
+          <w:numId w:val="1163"/>
+        </w:numPr>
+      </w:pPr>
+      <w:r>
+        <w:rPr>
+          <w:b/>
+          <w:bCs/>
+        </w:rPr>
+        <w:t xml:space="preserve">The disable call hit the broken</w:t>
+      </w:r>
+      <w:r>
+        <w:rPr>
+          <w:b/>
+          <w:bCs/>
+        </w:rPr>
+        <w:t xml:space="preserve"> </w:t>
+      </w:r>
+      <w:r>
+        <w:rPr>
+          <w:rStyle w:val="VerbatimChar"/>
+          <w:b/>
+          <w:bCs/>
+        </w:rPr>
+        <w:t xml:space="preserve">_DisableViaModule</w:t>
+      </w:r>
+      <w:r>
+        <w:rPr>
+          <w:b/>
+          <w:bCs/>
+        </w:rPr>
+        <w:t xml:space="preserve">/</w:t>
+      </w:r>
+      <w:r>
+        <w:rPr>
+          <w:rStyle w:val="VerbatimChar"/>
+          <w:b/>
+          <w:bCs/>
+        </w:rPr>
+        <w:t xml:space="preserve">_DisableViaWinRM</w:t>
+      </w:r>
+      <w:r>
+        <w:rPr>
+          <w:b/>
+          <w:bCs/>
+        </w:rPr>
+        <w:t xml:space="preserve"> </w:t>
+      </w:r>
+      <w:r>
+        <w:rPr>
+          <w:b/>
+          <w:bCs/>
+        </w:rPr>
+        <w:t xml:space="preserve">paths.</w:t>
+      </w:r>
+      <w:r>
+        <w:t xml:space="preserve"> </w:t>
+      </w:r>
+      <w:r>
+        <w:t xml:space="preserve">The embedded scripts used malformed subexpressions (</w:t>
+      </w:r>
+      <w:r>
+        <w:rPr>
+          <w:rStyle w:val="VerbatimChar"/>
+        </w:rPr>
+        <w:t xml:space="preserve">$(</w:t>
+      </w:r>
+      <w:r>
+        <w:t xml:space="preserve">$Target)</w:t>
+      </w:r>
+      <w:r>
+        <w:rPr>
+          <w:rStyle w:val="VerbatimChar"/>
+        </w:rPr>
+        <w:t xml:space="preserve">instead of</w:t>
+      </w:r>
+      <w:r>
+        <w:t xml:space="preserve">$($Target)`), so the disable call failed with</w:t>
+      </w:r>
+      <w:r>
+        <w:t xml:space="preserve"> </w:t>
+      </w:r>
+      <w:r>
+        <w:t xml:space="preserve">“The term</w:t>
+      </w:r>
+      <w:r>
+        <w:t xml:space="preserve"> </w:t>
+      </w:r>
+      <w:r>
+        <w:t xml:space="preserve">‘$Target’</w:t>
+      </w:r>
+      <w:r>
+        <w:t xml:space="preserve"> </w:t>
+      </w:r>
+      <w:r>
+        <w:t xml:space="preserve">is not recognized”</w:t>
+      </w:r>
+      <w:r>
+        <w:t xml:space="preserve"> </w:t>
+      </w:r>
+      <w:r>
+        <w:t xml:space="preserve">and the operator’s maintenance state was left ambiguous.</w:t>
+      </w:r>
+    </w:p>
+    <w:bookmarkEnd w:id="217"/>
+    <w:bookmarkStart w:id="218" w:name="sec211"/>
+    <w:p>
+      <w:pPr>
+        <w:pStyle w:val="Heading4"/>
+      </w:pPr>
+      <w:r>
+        <w:t xml:space="preserve">Fix</w:t>
+      </w:r>
+    </w:p>
+    <w:p>
+      <w:pPr>
+        <w:pStyle w:val="Compact"/>
+        <w:numPr>
+          <w:ilvl w:val="0"/>
+          <w:numId w:val="1164"/>
+        </w:numPr>
+      </w:pPr>
+      <w:r>
+        <w:rPr>
+          <w:rStyle w:val="VerbatimChar"/>
+          <w:b/>
+          <w:bCs/>
+        </w:rPr>
+        <w:t xml:space="preserve">Start-PhysicalServerBuild.ps1</w:t>
+      </w:r>
+      <w:r>
+        <w:rPr>
+          <w:b/>
+          <w:bCs/>
+        </w:rPr>
+        <w:t xml:space="preserve"> </w:t>
+      </w:r>
+      <w:r>
+        <w:rPr>
+          <w:b/>
+          <w:bCs/>
+        </w:rPr>
+        <w:t xml:space="preserve">(lines ~488–498):</w:t>
+      </w:r>
+      <w:r>
+        <w:t xml:space="preserve"> </w:t>
+      </w:r>
+      <w:r>
+        <w:t xml:space="preserve">when the server is</w:t>
+      </w:r>
+      <w:r>
+        <w:t xml:space="preserve"> </w:t>
+      </w:r>
+      <w:r>
+        <w:rPr>
+          <w:b/>
+          <w:bCs/>
+        </w:rPr>
+        <w:t xml:space="preserve">already</w:t>
+      </w:r>
+      <w:r>
+        <w:t xml:space="preserve"> </w:t>
+      </w:r>
+      <w:r>
+        <w:t xml:space="preserve">in maintenance mode (</w:t>
+      </w:r>
+      <w:r>
+        <w:rPr>
+          <w:rStyle w:val="VerbatimChar"/>
+        </w:rPr>
+        <w:t xml:space="preserve">$oneview.Details.maintenance_mode -eq 'Yes'</w:t>
+      </w:r>
+      <w:r>
+        <w:t xml:space="preserve">),</w:t>
+      </w:r>
+      <w:r>
+        <w:t xml:space="preserve"> </w:t>
+      </w:r>
+      <w:r>
+        <w:rPr>
+          <w:rStyle w:val="VerbatimChar"/>
+        </w:rPr>
+        <w:t xml:space="preserve">$maintenanceModeEnabled</w:t>
+      </w:r>
+      <w:r>
+        <w:t xml:space="preserve"> </w:t>
+      </w:r>
+      <w:r>
+        <w:t xml:space="preserve">is now set to</w:t>
+      </w:r>
+      <w:r>
+        <w:t xml:space="preserve"> </w:t>
+      </w:r>
+      <w:r>
+        <w:rPr>
+          <w:rStyle w:val="VerbatimChar"/>
+        </w:rPr>
+        <w:t xml:space="preserve">$false</w:t>
+      </w:r>
+      <w:r>
+        <w:t xml:space="preserve"> </w:t>
+      </w:r>
+      <w:r>
+        <w:t xml:space="preserve">(was</w:t>
+      </w:r>
+      <w:r>
+        <w:t xml:space="preserve"> </w:t>
+      </w:r>
+      <w:r>
+        <w:rPr>
+          <w:rStyle w:val="VerbatimChar"/>
+        </w:rPr>
+        <w:t xml:space="preserve">$true</w:t>
+      </w:r>
+      <w:r>
+        <w:t xml:space="preserve">). The enable step is skipped with</w:t>
+      </w:r>
+      <w:r>
+        <w:t xml:space="preserve"> </w:t>
+      </w:r>
+      <w:r>
+        <w:rPr>
+          <w:rStyle w:val="VerbatimChar"/>
+        </w:rPr>
+        <w:t xml:space="preserve">Skipped=$true</w:t>
+      </w:r>
+      <w:r>
+        <w:t xml:space="preserve"> </w:t>
+      </w:r>
+      <w:r>
+        <w:t xml:space="preserve">and a green informational message.</w:t>
+      </w:r>
+    </w:p>
+    <w:p>
+      <w:pPr>
+        <w:pStyle w:val="Compact"/>
+        <w:numPr>
+          <w:ilvl w:val="0"/>
+          <w:numId w:val="1164"/>
+        </w:numPr>
+      </w:pPr>
+      <w:r>
+        <w:rPr>
+          <w:rStyle w:val="VerbatimChar"/>
+          <w:b/>
+          <w:bCs/>
+        </w:rPr>
+        <w:t xml:space="preserve">Start-PhysicalServerBuild.ps1</w:t>
+      </w:r>
+      <w:r>
+        <w:rPr>
+          <w:b/>
+          <w:bCs/>
+        </w:rPr>
+        <w:t xml:space="preserve"> </w:t>
+      </w:r>
+      <w:r>
+        <w:rPr>
+          <w:b/>
+          <w:bCs/>
+        </w:rPr>
+        <w:t xml:space="preserve">(lines ~680–720):</w:t>
+      </w:r>
+      <w:r>
+        <w:t xml:space="preserve"> </w:t>
+      </w:r>
+      <w:r>
+        <w:t xml:space="preserve">removed the entire post-build OneView maintenance-mode disable block from the</w:t>
+      </w:r>
+      <w:r>
+        <w:t xml:space="preserve"> </w:t>
+      </w:r>
+      <w:r>
+        <w:rPr>
+          <w:rStyle w:val="VerbatimChar"/>
+        </w:rPr>
+        <w:t xml:space="preserve">finally</w:t>
+      </w:r>
+      <w:r>
+        <w:t xml:space="preserve"> </w:t>
+      </w:r>
+      <w:r>
+        <w:t xml:space="preserve">section. Maintenance mode is now a one-way operation: check state → enable if needed → never disable. The operator is responsible for managing the maintenance mode lifecycle via</w:t>
+      </w:r>
+      <w:r>
+        <w:t xml:space="preserve"> </w:t>
+      </w:r>
+      <w:r>
+        <w:rPr>
+          <w:rStyle w:val="VerbatimChar"/>
+        </w:rPr>
+        <w:t xml:space="preserve">Disable-OneViewMaintenanceMode</w:t>
+      </w:r>
+      <w:r>
+        <w:t xml:space="preserve"> </w:t>
+      </w:r>
+      <w:r>
+        <w:t xml:space="preserve">when the build is complete. A comment documents the intent so future contributors do not re-introduce the disable.</w:t>
+      </w:r>
+    </w:p>
+    <w:p>
+      <w:pPr>
+        <w:pStyle w:val="Compact"/>
+        <w:numPr>
+          <w:ilvl w:val="0"/>
+          <w:numId w:val="1164"/>
+        </w:numPr>
+      </w:pPr>
+      <w:r>
+        <w:rPr>
+          <w:rStyle w:val="VerbatimChar"/>
+          <w:b/>
+          <w:bCs/>
+        </w:rPr>
+        <w:t xml:space="preserve">Start-PhysicalServerBuild.Unit.Tests.ps1</w:t>
+      </w:r>
+      <w:r>
+        <w:rPr>
+          <w:b/>
+          <w:bCs/>
+        </w:rPr>
+        <w:t xml:space="preserve">:</w:t>
+      </w:r>
+      <w:r>
+        <w:t xml:space="preserve"> </w:t>
+      </w:r>
+      <w:r>
+        <w:t xml:space="preserve">updated the</w:t>
+      </w:r>
+      <w:r>
+        <w:t xml:space="preserve"> </w:t>
+      </w:r>
+      <w:r>
+        <w:rPr>
+          <w:rStyle w:val="VerbatimChar"/>
+        </w:rPr>
+        <w:t xml:space="preserve">skips maintenance-mode enable when already in maintenance</w:t>
+      </w:r>
+      <w:r>
+        <w:t xml:space="preserve"> </w:t>
+      </w:r>
+      <w:r>
+        <w:t xml:space="preserve">test to assert</w:t>
+      </w:r>
+      <w:r>
+        <w:t xml:space="preserve"> </w:t>
+      </w:r>
+      <w:r>
+        <w:rPr>
+          <w:rStyle w:val="VerbatimChar"/>
+        </w:rPr>
+        <w:t xml:space="preserve">$maintenanceModeEnabled</w:t>
+      </w:r>
+      <w:r>
+        <w:t xml:space="preserve"> </w:t>
+      </w:r>
+      <w:r>
+        <w:t xml:space="preserve">is</w:t>
+      </w:r>
+      <w:r>
+        <w:t xml:space="preserve"> </w:t>
+      </w:r>
+      <w:r>
+        <w:rPr>
+          <w:rStyle w:val="VerbatimChar"/>
+        </w:rPr>
+        <w:t xml:space="preserve">$false</w:t>
+      </w:r>
+      <w:r>
+        <w:t xml:space="preserve"> </w:t>
+      </w:r>
+      <w:r>
+        <w:t xml:space="preserve">after the build, confirming the post-build disable is not attempted.</w:t>
+      </w:r>
+    </w:p>
+    <w:bookmarkEnd w:id="218"/>
+    <w:bookmarkStart w:id="219" w:name="sec212"/>
+    <w:p>
+      <w:pPr>
+        <w:pStyle w:val="Heading4"/>
+      </w:pPr>
+      <w:r>
+        <w:t xml:space="preserve">Verification</w:t>
+      </w:r>
+    </w:p>
+    <w:p>
+      <w:pPr>
+        <w:pStyle w:val="Compact"/>
+        <w:numPr>
+          <w:ilvl w:val="0"/>
+          <w:numId w:val="1165"/>
+        </w:numPr>
+      </w:pPr>
+      <w:r>
+        <w:rPr>
+          <w:rStyle w:val="VerbatimChar"/>
+        </w:rPr>
+        <w:t xml:space="preserve">Start-PhysicalServerBuild.Unit.Tests.ps1</w:t>
+      </w:r>
+      <w:r>
+        <w:t xml:space="preserve"> </w:t>
+      </w:r>
+      <w:r>
+        <w:t xml:space="preserve">→</w:t>
+      </w:r>
+      <w:r>
+        <w:t xml:space="preserve"> </w:t>
+      </w:r>
+      <w:r>
+        <w:rPr>
+          <w:b/>
+          <w:bCs/>
+        </w:rPr>
+        <w:t xml:space="preserve">10 passed, 0 failed</w:t>
+      </w:r>
+      <w:r>
+        <w:t xml:space="preserve"> </w:t>
+      </w:r>
+      <w:r>
+        <w:t xml:space="preserve">(asserts</w:t>
+      </w:r>
+      <w:r>
+        <w:t xml:space="preserve"> </w:t>
+      </w:r>
+      <w:r>
+        <w:rPr>
+          <w:rStyle w:val="VerbatimChar"/>
+        </w:rPr>
+        <w:t xml:space="preserve">$maintenanceModeEnabled = $false</w:t>
+      </w:r>
+      <w:r>
+        <w:t xml:space="preserve"> </w:t>
+      </w:r>
+      <w:r>
+        <w:t xml:space="preserve">when already in maintenance; asserts no disable call is made).</w:t>
+      </w:r>
+    </w:p>
+    <w:p>
+      <w:pPr>
+        <w:pStyle w:val="Compact"/>
+        <w:numPr>
+          <w:ilvl w:val="0"/>
+          <w:numId w:val="1165"/>
+        </w:numPr>
+      </w:pPr>
+      <w:r>
+        <w:t xml:space="preserve">Full suite:</w:t>
+      </w:r>
+      <w:r>
+        <w:t xml:space="preserve"> </w:t>
+      </w:r>
+      <w:r>
+        <w:rPr>
+          <w:rStyle w:val="VerbatimChar"/>
+        </w:rPr>
+        <w:t xml:space="preserve">make test</w:t>
+      </w:r>
+      <w:r>
+        <w:t xml:space="preserve"> </w:t>
+      </w:r>
+      <w:r>
+        <w:t xml:space="preserve">→</w:t>
+      </w:r>
+      <w:r>
+        <w:t xml:space="preserve"> </w:t>
+      </w:r>
+      <w:r>
+        <w:rPr>
+          <w:b/>
+          <w:bCs/>
+        </w:rPr>
+        <w:t xml:space="preserve">582 passed, 0 failed</w:t>
+      </w:r>
+      <w:r>
+        <w:t xml:space="preserve">.</w:t>
+      </w:r>
+    </w:p>
+    <w:p>
+      <w:pPr>
+        <w:pStyle w:val="Compact"/>
+        <w:numPr>
+          <w:ilvl w:val="0"/>
+          <w:numId w:val="1165"/>
+        </w:numPr>
+      </w:pPr>
+      <w:r>
+        <w:t xml:space="preserve">Dry-run path: the</w:t>
+      </w:r>
+      <w:r>
+        <w:t xml:space="preserve"> </w:t>
+      </w:r>
+      <w:r>
+        <w:rPr>
+          <w:rStyle w:val="VerbatimChar"/>
+        </w:rPr>
+        <w:t xml:space="preserve">-DryRun</w:t>
+      </w:r>
+      <w:r>
+        <w:t xml:space="preserve"> </w:t>
+      </w:r>
+      <w:r>
+        <w:t xml:space="preserve">branch still skips maintenance mode operations, so existing DryRun tests are unaffected.</w:t>
+      </w:r>
+    </w:p>
+    <w:bookmarkEnd w:id="219"/>
+    <w:bookmarkEnd w:id="220"/>
+    <w:bookmarkStart w:id="224" w:name="sec213"/>
+    <w:p>
+      <w:pPr>
+        <w:pStyle w:val="Heading3"/>
+      </w:pPr>
+      <w:r>
+        <w:t xml:space="preserve">53)</w:t>
+      </w:r>
+      <w:r>
+        <w:t xml:space="preserve"> </w:t>
+      </w:r>
+      <w:r>
+        <w:rPr>
+          <w:rStyle w:val="VerbatimChar"/>
+        </w:rPr>
+        <w:t xml:space="preserve">OneViewMaintenanceMode</w:t>
+      </w:r>
+      <w:r>
+        <w:t xml:space="preserve"> </w:t>
+      </w:r>
+      <w:r>
+        <w:t xml:space="preserve">disable-path</w:t>
+      </w:r>
+      <w:r>
+        <w:t xml:space="preserve"> </w:t>
+      </w:r>
+      <w:r>
+        <w:rPr>
+          <w:rStyle w:val="VerbatimChar"/>
+        </w:rPr>
+        <w:t xml:space="preserve">$Target</w:t>
+      </w:r>
+      <w:r>
+        <w:t xml:space="preserve"> </w:t>
+      </w:r>
+      <w:r>
+        <w:t xml:space="preserve">parsing fix — backtick subexpression correction</w:t>
+      </w:r>
+    </w:p>
+    <w:tbl>
+      <w:tblPr>
+        <w:tblStyle w:val="Table"/>
+        <w:tblW w:type="pct" w:w="5000"/>
+        <w:tblLayout w:type="fixed"/>
+        <w:tblLook w:firstRow="1" w:lastRow="0" w:firstColumn="0" w:lastColumn="0" w:noHBand="0" w:noVBand="0" w:val="0020"/>
+        <w:tblBorders>
+          <w:top w:val="single" w:sz="6" w:space="0" w:color="808080"/>
+          <w:left w:val="single" w:sz="6" w:space="0" w:color="808080"/>
+          <w:bottom w:val="single" w:sz="6" w:space="0" w:color="808080"/>
+          <w:right w:val="single" w:sz="6" w:space="0" w:color="808080"/>
+          <w:insideH w:val="single" w:sz="6" w:space="0" w:color="808080"/>
+          <w:insideV w:val="single" w:sz="6" w:space="0" w:color="808080"/>
+        </w:tblBorders>
+      </w:tblPr>
+      <w:tblGrid>
+        <w:gridCol w:w="2640"/>
+        <w:gridCol w:w="2640"/>
+        <w:gridCol w:w="2640"/>
+      </w:tblGrid>
+      <w:tr>
+        <w:trPr>
+          <w:tblHeader w:val="on"/>
+        </w:trPr>
+        <w:tc>
+          <w:tcPr/>
+          <w:p>
+            <w:pPr>
+              <w:pStyle w:val="Compact"/>
+            </w:pPr>
+            <w:r>
+              <w:rPr>
+                <w:b/>
+                <w:bCs/>
+              </w:rPr>
+              <w:t xml:space="preserve">Date</w:t>
+            </w:r>
+          </w:p>
+        </w:tc>
+        <w:tc>
+          <w:tcPr/>
+          <w:p>
+            <w:pPr>
+              <w:pStyle w:val="Compact"/>
+            </w:pPr>
+            <w:r>
+              <w:rPr>
+                <w:b/>
+                <w:bCs/>
+              </w:rPr>
+              <w:t xml:space="preserve">Change description summary</w:t>
+            </w:r>
+          </w:p>
+        </w:tc>
+        <w:tc>
+          <w:tcPr/>
+          <w:p>
+            <w:pPr>
+              <w:pStyle w:val="Compact"/>
+            </w:pPr>
+            <w:r>
+              <w:rPr>
+                <w:b/>
+                <w:bCs/>
+              </w:rPr>
+              <w:t xml:space="preserve">Author</w:t>
+            </w:r>
+          </w:p>
+        </w:tc>
+      </w:tr>
+      <w:tr>
+        <w:tc>
+          <w:tcPr/>
+          <w:p>
+            <w:pPr>
+              <w:pStyle w:val="Compact"/>
+            </w:pPr>
+            <w:r>
+              <w:t xml:space="preserve">2026-09-29</w:t>
+            </w:r>
+          </w:p>
+        </w:tc>
+        <w:tc>
+          <w:tcPr/>
+          <w:p>
+            <w:pPr>
+              <w:pStyle w:val="Compact"/>
+            </w:pPr>
+            <w:r>
+              <w:rPr>
+                <w:rStyle w:val="VerbatimChar"/>
+              </w:rPr>
+              <w:t xml:space="preserve">OneViewMaintenanceMode</w:t>
+            </w:r>
+            <w:r>
+              <w:t xml:space="preserve"> </w:t>
+            </w:r>
+            <w:r>
+              <w:t xml:space="preserve">disable-path</w:t>
+            </w:r>
+            <w:r>
+              <w:t xml:space="preserve"> </w:t>
+            </w:r>
+            <w:r>
+              <w:rPr>
+                <w:rStyle w:val="VerbatimChar"/>
+              </w:rPr>
+              <w:t xml:space="preserve">$Target</w:t>
+            </w:r>
+            <w:r>
+              <w:t xml:space="preserve"> </w:t>
+            </w:r>
+            <w:r>
+              <w:t xml:space="preserve">parsing fix: the</w:t>
+            </w:r>
+            <w:r>
+              <w:t xml:space="preserve"> </w:t>
+            </w:r>
+            <w:r>
+              <w:rPr>
+                <w:rStyle w:val="VerbatimChar"/>
+              </w:rPr>
+              <w:t xml:space="preserve">_DisableViaModule</w:t>
+            </w:r>
+            <w:r>
+              <w:t xml:space="preserve"> </w:t>
+            </w:r>
+            <w:r>
+              <w:t xml:space="preserve">and</w:t>
+            </w:r>
+            <w:r>
+              <w:t xml:space="preserve"> </w:t>
+            </w:r>
+            <w:r>
+              <w:rPr>
+                <w:rStyle w:val="VerbatimChar"/>
+              </w:rPr>
+              <w:t xml:space="preserve">_DisableViaWinRM</w:t>
+            </w:r>
+            <w:r>
+              <w:t xml:space="preserve"> </w:t>
+            </w:r>
+            <w:r>
+              <w:t xml:space="preserve">embedded script blocks used backticks before</w:t>
+            </w:r>
+            <w:r>
+              <w:t xml:space="preserve"> </w:t>
+            </w:r>
+            <w:r>
+              <w:rPr>
+                <w:rStyle w:val="VerbatimChar"/>
+              </w:rPr>
+              <w:t xml:space="preserve">$</w:t>
+            </w:r>
+            <w:r>
+              <w:t xml:space="preserve"> </w:t>
+            </w:r>
+            <w:r>
+              <w:t xml:space="preserve">inside subexpressions (e.g. </w:t>
+            </w:r>
+            <w:r>
+              <w:rPr>
+                <w:rStyle w:val="VerbatimChar"/>
+              </w:rPr>
+              <w:t xml:space="preserve">$(`$Target)</w:t>
+            </w:r>
+            <w:r>
+              <w:t xml:space="preserve">), which caused PowerShell to parse</w:t>
+            </w:r>
+            <w:r>
+              <w:t xml:space="preserve"> </w:t>
+            </w:r>
+            <w:r>
+              <w:rPr>
+                <w:rStyle w:val="VerbatimChar"/>
+              </w:rPr>
+              <w:t xml:space="preserve">`$Target</w:t>
+            </w:r>
+            <w:r>
+              <w:t xml:space="preserve"> </w:t>
+            </w:r>
+            <w:r>
+              <w:t xml:space="preserve">as an escaped command token rather than a variable reference, producing</w:t>
+            </w:r>
+            <w:r>
+              <w:t xml:space="preserve"> </w:t>
+            </w:r>
+            <w:r>
+              <w:t xml:space="preserve">“The term</w:t>
+            </w:r>
+            <w:r>
+              <w:t xml:space="preserve"> </w:t>
+            </w:r>
+            <w:r>
+              <w:t xml:space="preserve">‘$Target’</w:t>
+            </w:r>
+            <w:r>
+              <w:t xml:space="preserve"> </w:t>
+            </w:r>
+            <w:r>
+              <w:t xml:space="preserve">is not recognized”</w:t>
+            </w:r>
+            <w:r>
+              <w:t xml:space="preserve"> </w:t>
+            </w:r>
+            <w:r>
+              <w:t xml:space="preserve">at runtime; fixed by removing the backtick for</w:t>
+            </w:r>
+            <w:r>
+              <w:t xml:space="preserve"> </w:t>
+            </w:r>
+            <w:r>
+              <w:rPr>
+                <w:rStyle w:val="VerbatimChar"/>
+              </w:rPr>
+              <w:t xml:space="preserve">$Target</w:t>
+            </w:r>
+            <w:r>
+              <w:t xml:space="preserve"> </w:t>
+            </w:r>
+            <w:r>
+              <w:t xml:space="preserve">and</w:t>
+            </w:r>
+            <w:r>
+              <w:t xml:space="preserve"> </w:t>
+            </w:r>
+            <w:r>
+              <w:rPr>
+                <w:rStyle w:val="VerbatimChar"/>
+              </w:rPr>
+              <w:t xml:space="preserve">$ovAppliance</w:t>
+            </w:r>
+            <w:r>
+              <w:t xml:space="preserve"> </w:t>
+            </w:r>
+            <w:r>
+              <w:t xml:space="preserve">inside subexpressions while keeping backticks for</w:t>
+            </w:r>
+            <w:r>
+              <w:t xml:space="preserve"> </w:t>
+            </w:r>
+            <w:r>
+              <w:rPr>
+                <w:rStyle w:val="VerbatimChar"/>
+              </w:rPr>
+              <w:t xml:space="preserve">$OVUser</w:t>
+            </w:r>
+            <w:r>
+              <w:t xml:space="preserve">/</w:t>
+            </w:r>
+            <w:r>
+              <w:rPr>
+                <w:rStyle w:val="VerbatimChar"/>
+              </w:rPr>
+              <w:t xml:space="preserve">$OVPwd</w:t>
+            </w:r>
+            <w:r>
+              <w:t xml:space="preserve">/</w:t>
+            </w:r>
+            <w:r>
+              <w:rPr>
+                <w:rStyle w:val="VerbatimChar"/>
+              </w:rPr>
+              <w:t xml:space="preserve">$serverUri</w:t>
+            </w:r>
+            <w:r>
+              <w:t xml:space="preserve"> </w:t>
+            </w:r>
+            <w:r>
+              <w:t xml:space="preserve">which must remain literal variable references in the generated script; regression tests added.</w:t>
+            </w:r>
+          </w:p>
+        </w:tc>
+        <w:tc>
+          <w:tcPr/>
+          <w:p>
+            <w:pPr>
+              <w:pStyle w:val="Compact"/>
+            </w:pPr>
+            <w:r>
+              <w:t xml:space="preserve">Kev Everall</w:t>
+            </w:r>
+          </w:p>
+        </w:tc>
+      </w:tr>
+    </w:tbl>
+    <w:bookmarkStart w:id="221" w:name="sec214"/>
+    <w:p>
+      <w:pPr>
+        <w:pStyle w:val="Heading4"/>
+      </w:pPr>
+      <w:r>
+        <w:t xml:space="preserve">Root cause</w:t>
+      </w:r>
+    </w:p>
+    <w:p>
+      <w:pPr>
+        <w:pStyle w:val="Compact"/>
+        <w:numPr>
+          <w:ilvl w:val="0"/>
+          <w:numId w:val="1166"/>
+        </w:numPr>
+      </w:pPr>
+      <w:r>
+        <w:rPr>
+          <w:b/>
+          <w:bCs/>
+        </w:rPr>
+        <w:t xml:space="preserve">Backtick before</w:t>
+      </w:r>
+      <w:r>
+        <w:rPr>
+          <w:b/>
+          <w:bCs/>
+        </w:rPr>
+        <w:t xml:space="preserve"> </w:t>
+      </w:r>
+      <w:r>
+        <w:rPr>
+          <w:rStyle w:val="VerbatimChar"/>
+          <w:b/>
+          <w:bCs/>
+        </w:rPr>
+        <w:t xml:space="preserve">$</w:t>
+      </w:r>
+      <w:r>
+        <w:rPr>
+          <w:b/>
+          <w:bCs/>
+        </w:rPr>
+        <w:t xml:space="preserve"> </w:t>
+      </w:r>
+      <w:r>
+        <w:rPr>
+          <w:b/>
+          <w:bCs/>
+        </w:rPr>
+        <w:t xml:space="preserve">inside subexpressions broke variable expansion.</w:t>
+      </w:r>
+      <w:r>
+        <w:t xml:space="preserve"> </w:t>
+      </w:r>
+      <w:r>
+        <w:t xml:space="preserve">In the</w:t>
+      </w:r>
+      <w:r>
+        <w:t xml:space="preserve"> </w:t>
+      </w:r>
+      <w:r>
+        <w:rPr>
+          <w:rStyle w:val="VerbatimChar"/>
+        </w:rPr>
+        <w:t xml:space="preserve">_DisableViaModule</w:t>
+      </w:r>
+      <w:r>
+        <w:t xml:space="preserve"> </w:t>
+      </w:r>
+      <w:r>
+        <w:t xml:space="preserve">and</w:t>
+      </w:r>
+      <w:r>
+        <w:t xml:space="preserve"> </w:t>
+      </w:r>
+      <w:r>
+        <w:rPr>
+          <w:rStyle w:val="VerbatimChar"/>
+        </w:rPr>
+        <w:t xml:space="preserve">_DisableViaWinRM</w:t>
+      </w:r>
+      <w:r>
+        <w:t xml:space="preserve"> </w:t>
+      </w:r>
+      <w:r>
+        <w:t xml:space="preserve">embedded script blocks, the URI line read</w:t>
+      </w:r>
+      <w:r>
+        <w:t xml:space="preserve"> </w:t>
+      </w:r>
+      <w:r>
+        <w:rPr>
+          <w:rStyle w:val="VerbatimChar"/>
+        </w:rPr>
+        <w:t xml:space="preserve">Invoke-RestMethod -Uri "https://$(</w:t>
+      </w:r>
+      <w:r>
+        <w:t xml:space="preserve">$ovAppliance)</w:t>
+      </w:r>
+      <w:r>
+        <w:rPr>
+          <w:rStyle w:val="VerbatimChar"/>
+        </w:rPr>
+        <w:t xml:space="preserve">$serverUri" ...</w:t>
+      </w:r>
+      <w:r>
+        <w:t xml:space="preserve">. PowerShell parsed</w:t>
+      </w:r>
+      <w:r>
+        <w:t xml:space="preserve"> </w:t>
+      </w:r>
+      <w:r>
+        <w:rPr>
+          <w:rStyle w:val="VerbatimChar"/>
+        </w:rPr>
+        <w:t xml:space="preserve">`$Target</w:t>
+      </w:r>
+      <w:r>
+        <w:t xml:space="preserve"> </w:t>
+      </w:r>
+      <w:r>
+        <w:t xml:space="preserve">as a backtick-escaped</w:t>
+      </w:r>
+      <w:r>
+        <w:t xml:space="preserve"> </w:t>
+      </w:r>
+      <w:r>
+        <w:rPr>
+          <w:rStyle w:val="VerbatimChar"/>
+        </w:rPr>
+        <w:t xml:space="preserve">$</w:t>
+      </w:r>
+      <w:r>
+        <w:t xml:space="preserve"> </w:t>
+      </w:r>
+      <w:r>
+        <w:t xml:space="preserve">followed by the literal word</w:t>
+      </w:r>
+      <w:r>
+        <w:t xml:space="preserve"> </w:t>
+      </w:r>
+      <w:r>
+        <w:rPr>
+          <w:rStyle w:val="VerbatimChar"/>
+        </w:rPr>
+        <w:t xml:space="preserve">Target</w:t>
+      </w:r>
+      <w:r>
+        <w:t xml:space="preserve">, then attempted to execute</w:t>
+      </w:r>
+      <w:r>
+        <w:t xml:space="preserve"> </w:t>
+      </w:r>
+      <w:r>
+        <w:rPr>
+          <w:rStyle w:val="VerbatimChar"/>
+        </w:rPr>
+        <w:t xml:space="preserve">Target</w:t>
+      </w:r>
+      <w:r>
+        <w:t xml:space="preserve"> </w:t>
+      </w:r>
+      <w:r>
+        <w:t xml:space="preserve">as a command — producing</w:t>
+      </w:r>
+      <w:r>
+        <w:t xml:space="preserve"> </w:t>
+      </w:r>
+      <w:r>
+        <w:t xml:space="preserve">“The term</w:t>
+      </w:r>
+      <w:r>
+        <w:t xml:space="preserve"> </w:t>
+      </w:r>
+      <w:r>
+        <w:t xml:space="preserve">‘$Target’</w:t>
+      </w:r>
+      <w:r>
+        <w:t xml:space="preserve"> </w:t>
+      </w:r>
+      <w:r>
+        <w:t xml:space="preserve">is not recognized”</w:t>
+      </w:r>
+      <w:r>
+        <w:t xml:space="preserve">. The same bug affected</w:t>
+      </w:r>
+      <w:r>
+        <w:t xml:space="preserve"> </w:t>
+      </w:r>
+      <w:r>
+        <w:rPr>
+          <w:rStyle w:val="VerbatimChar"/>
+        </w:rPr>
+        <w:t xml:space="preserve">$Target</w:t>
+      </w:r>
+      <w:r>
+        <w:t xml:space="preserve"> </w:t>
+      </w:r>
+      <w:r>
+        <w:t xml:space="preserve">in the fallback URI construction and</w:t>
+      </w:r>
+      <w:r>
+        <w:t xml:space="preserve"> </w:t>
+      </w:r>
+      <w:r>
+        <w:rPr>
+          <w:rStyle w:val="VerbatimChar"/>
+        </w:rPr>
+        <w:t xml:space="preserve">$ovAppliance</w:t>
+      </w:r>
+      <w:r>
+        <w:t xml:space="preserve"> </w:t>
+      </w:r>
+      <w:r>
+        <w:t xml:space="preserve">in the URL.</w:t>
+      </w:r>
+    </w:p>
+    <w:p>
+      <w:pPr>
+        <w:pStyle w:val="Compact"/>
+        <w:numPr>
+          <w:ilvl w:val="0"/>
+          <w:numId w:val="1166"/>
+        </w:numPr>
+      </w:pPr>
+      <w:r>
+        <w:rPr>
+          <w:b/>
+          <w:bCs/>
+        </w:rPr>
+        <w:t xml:space="preserve">The same pattern in</w:t>
+      </w:r>
+      <w:r>
+        <w:rPr>
+          <w:b/>
+          <w:bCs/>
+        </w:rPr>
+        <w:t xml:space="preserve"> </w:t>
+      </w:r>
+      <w:r>
+        <w:rPr>
+          <w:rStyle w:val="VerbatimChar"/>
+          <w:b/>
+          <w:bCs/>
+        </w:rPr>
+        <w:t xml:space="preserve">$pair</w:t>
+      </w:r>
+      <w:r>
+        <w:rPr>
+          <w:b/>
+          <w:bCs/>
+        </w:rPr>
+        <w:t xml:space="preserve">/</w:t>
+      </w:r>
+      <w:r>
+        <w:rPr>
+          <w:rStyle w:val="VerbatimChar"/>
+          <w:b/>
+          <w:bCs/>
+        </w:rPr>
+        <w:t xml:space="preserve">$OVUser</w:t>
+      </w:r>
+      <w:r>
+        <w:rPr>
+          <w:b/>
+          <w:bCs/>
+        </w:rPr>
+        <w:t xml:space="preserve">/</w:t>
+      </w:r>
+      <w:r>
+        <w:rPr>
+          <w:rStyle w:val="VerbatimChar"/>
+          <w:b/>
+          <w:bCs/>
+        </w:rPr>
+        <w:t xml:space="preserve">$OVPwd</w:t>
+      </w:r>
+      <w:r>
+        <w:rPr>
+          <w:b/>
+          <w:bCs/>
+        </w:rPr>
+        <w:t xml:space="preserve"> </w:t>
+      </w:r>
+      <w:r>
+        <w:rPr>
+          <w:b/>
+          <w:bCs/>
+        </w:rPr>
+        <w:t xml:space="preserve">was correct.</w:t>
+      </w:r>
+      <w:r>
+        <w:t xml:space="preserve"> </w:t>
+      </w:r>
+      <w:r>
+        <w:t xml:space="preserve">Those variables must remain as literal</w:t>
+      </w:r>
+      <w:r>
+        <w:t xml:space="preserve"> </w:t>
+      </w:r>
+      <w:r>
+        <w:rPr>
+          <w:rStyle w:val="VerbatimChar"/>
+        </w:rPr>
+        <w:t xml:space="preserve">$OVUser</w:t>
+      </w:r>
+      <w:r>
+        <w:t xml:space="preserve">/</w:t>
+      </w:r>
+      <w:r>
+        <w:rPr>
+          <w:rStyle w:val="VerbatimChar"/>
+        </w:rPr>
+        <w:t xml:space="preserve">$OVPwd</w:t>
+      </w:r>
+      <w:r>
+        <w:t xml:space="preserve"> </w:t>
+      </w:r>
+      <w:r>
+        <w:t xml:space="preserve">references in the</w:t>
+      </w:r>
+      <w:r>
+        <w:t xml:space="preserve"> </w:t>
+      </w:r>
+      <w:r>
+        <w:rPr>
+          <w:i/>
+          <w:iCs/>
+        </w:rPr>
+        <w:t xml:space="preserve">generated</w:t>
+      </w:r>
+      <w:r>
+        <w:t xml:space="preserve"> </w:t>
+      </w:r>
+      <w:r>
+        <w:t xml:space="preserve">script, so their backticks are preserved. Only</w:t>
+      </w:r>
+      <w:r>
+        <w:t xml:space="preserve"> </w:t>
+      </w:r>
+      <w:r>
+        <w:rPr>
+          <w:rStyle w:val="VerbatimChar"/>
+        </w:rPr>
+        <w:t xml:space="preserve">$Target</w:t>
+      </w:r>
+      <w:r>
+        <w:t xml:space="preserve"> </w:t>
+      </w:r>
+      <w:r>
+        <w:t xml:space="preserve">and</w:t>
+      </w:r>
+      <w:r>
+        <w:t xml:space="preserve"> </w:t>
+      </w:r>
+      <w:r>
+        <w:rPr>
+          <w:rStyle w:val="VerbatimChar"/>
+        </w:rPr>
+        <w:t xml:space="preserve">$ovAppliance</w:t>
+      </w:r>
+      <w:r>
+        <w:t xml:space="preserve"> </w:t>
+      </w:r>
+      <w:r>
+        <w:t xml:space="preserve">were wrong: they need to be expanded at</w:t>
+      </w:r>
+      <w:r>
+        <w:t xml:space="preserve"> </w:t>
+      </w:r>
+      <w:r>
+        <w:rPr>
+          <w:i/>
+          <w:iCs/>
+        </w:rPr>
+        <w:t xml:space="preserve">generation</w:t>
+      </w:r>
+      <w:r>
+        <w:t xml:space="preserve"> </w:t>
+      </w:r>
+      <w:r>
+        <w:t xml:space="preserve">time, not left as runtime variable references.</w:t>
+      </w:r>
+    </w:p>
+    <w:bookmarkEnd w:id="221"/>
+    <w:bookmarkStart w:id="222" w:name="sec215"/>
+    <w:p>
+      <w:pPr>
+        <w:pStyle w:val="Heading4"/>
+      </w:pPr>
+      <w:r>
+        <w:t xml:space="preserve">Fix</w:t>
+      </w:r>
+    </w:p>
+    <w:p>
+      <w:pPr>
+        <w:pStyle w:val="Compact"/>
+        <w:numPr>
+          <w:ilvl w:val="0"/>
+          <w:numId w:val="1167"/>
+        </w:numPr>
+      </w:pPr>
+      <w:r>
+        <w:rPr>
+          <w:rStyle w:val="VerbatimChar"/>
+          <w:b/>
+          <w:bCs/>
+        </w:rPr>
+        <w:t xml:space="preserve">OneViewMaintenanceMode.ps1</w:t>
+      </w:r>
+      <w:r>
+        <w:rPr>
+          <w:b/>
+          <w:bCs/>
+        </w:rPr>
+        <w:t xml:space="preserve"> </w:t>
+      </w:r>
+      <w:r>
+        <w:rPr>
+          <w:b/>
+          <w:bCs/>
+        </w:rPr>
+        <w:t xml:space="preserve">(</w:t>
+      </w:r>
+      <w:r>
+        <w:rPr>
+          <w:rStyle w:val="VerbatimChar"/>
+          <w:b/>
+          <w:bCs/>
+        </w:rPr>
+        <w:t xml:space="preserve">_DisableViaModule</w:t>
+      </w:r>
+      <w:r>
+        <w:rPr>
+          <w:b/>
+          <w:bCs/>
+        </w:rPr>
+        <w:t xml:space="preserve"> </w:t>
+      </w:r>
+      <w:r>
+        <w:rPr>
+          <w:b/>
+          <w:bCs/>
+        </w:rPr>
+        <w:t xml:space="preserve">and</w:t>
+      </w:r>
+      <w:r>
+        <w:rPr>
+          <w:b/>
+          <w:bCs/>
+        </w:rPr>
+        <w:t xml:space="preserve"> </w:t>
+      </w:r>
+      <w:r>
+        <w:rPr>
+          <w:rStyle w:val="VerbatimChar"/>
+          <w:b/>
+          <w:bCs/>
+        </w:rPr>
+        <w:t xml:space="preserve">_DisableViaWinRM</w:t>
+      </w:r>
+      <w:r>
+        <w:rPr>
+          <w:b/>
+          <w:bCs/>
+        </w:rPr>
+        <w:t xml:space="preserve">):</w:t>
+      </w:r>
+      <w:r>
+        <w:t xml:space="preserve"> </w:t>
+      </w:r>
+      <w:r>
+        <w:t xml:space="preserve">changed</w:t>
+      </w:r>
+      <w:r>
+        <w:t xml:space="preserve"> </w:t>
+      </w:r>
+      <w:r>
+        <w:rPr>
+          <w:rStyle w:val="VerbatimChar"/>
+        </w:rPr>
+        <w:t xml:space="preserve">$(</w:t>
+      </w:r>
+      <w:r>
+        <w:t xml:space="preserve">$Target)</w:t>
+      </w:r>
+      <w:r>
+        <w:rPr>
+          <w:rStyle w:val="VerbatimChar"/>
+        </w:rPr>
+        <w:t xml:space="preserve">→</w:t>
+      </w:r>
+      <w:r>
+        <w:t xml:space="preserve">$($Target)</w:t>
+      </w:r>
+      <w:r>
+        <w:rPr>
+          <w:rStyle w:val="VerbatimChar"/>
+        </w:rPr>
+        <w:t xml:space="preserve">and `` $(</w:t>
+      </w:r>
+      <w:r>
+        <w:t xml:space="preserve">$ovAppliance)</w:t>
+      </w:r>
+      <w:r>
+        <w:rPr>
+          <w:rStyle w:val="VerbatimChar"/>
+        </w:rPr>
+        <w:t xml:space="preserve">$serverUri `` →</w:t>
+      </w:r>
+      <w:r>
+        <w:t xml:space="preserve">“https://$($ovAppliance)$serverUri”</w:t>
+      </w:r>
+      <w:r>
+        <w:rPr>
+          <w:rStyle w:val="VerbatimChar"/>
+        </w:rPr>
+        <w:t xml:space="preserve">so the appliance hostname and server URI are baked into the generated script at creation time. Backticks are preserved for</w:t>
+      </w:r>
+      <w:r>
+        <w:t xml:space="preserve">$OVUser</w:t>
+      </w:r>
+      <w:r>
+        <w:rPr>
+          <w:rStyle w:val="VerbatimChar"/>
+        </w:rPr>
+        <w:t xml:space="preserve">,</w:t>
+      </w:r>
+      <w:r>
+        <w:t xml:space="preserve">$OVPwd</w:t>
+      </w:r>
+      <w:r>
+        <w:rPr>
+          <w:rStyle w:val="VerbatimChar"/>
+        </w:rPr>
+        <w:t xml:space="preserve">,</w:t>
+      </w:r>
+      <w:r>
+        <w:t xml:space="preserve">$serverUri`, and other variables that must remain as runtime references in the emitted script.</w:t>
+      </w:r>
+    </w:p>
+    <w:p>
+      <w:pPr>
+        <w:pStyle w:val="Compact"/>
+        <w:numPr>
+          <w:ilvl w:val="0"/>
+          <w:numId w:val="1167"/>
+        </w:numPr>
+      </w:pPr>
+      <w:r>
+        <w:rPr>
+          <w:rStyle w:val="VerbatimChar"/>
+          <w:b/>
+          <w:bCs/>
+        </w:rPr>
+        <w:t xml:space="preserve">OneViewMaintenanceMode.Unit.Tests.ps1</w:t>
+      </w:r>
+      <w:r>
+        <w:rPr>
+          <w:b/>
+          <w:bCs/>
+        </w:rPr>
+        <w:t xml:space="preserve">:</w:t>
+      </w:r>
+      <w:r>
+        <w:t xml:space="preserve"> </w:t>
+      </w:r>
+      <w:r>
+        <w:t xml:space="preserve">added</w:t>
+      </w:r>
+      <w:r>
+        <w:t xml:space="preserve"> </w:t>
+      </w:r>
+      <w:r>
+        <w:rPr>
+          <w:rStyle w:val="VerbatimChar"/>
+        </w:rPr>
+        <w:t xml:space="preserve">Disable-OneViewMaintenanceMode - generated script contains expanded Target URI</w:t>
+      </w:r>
+      <w:r>
+        <w:t xml:space="preserve"> </w:t>
+      </w:r>
+      <w:r>
+        <w:t xml:space="preserve">test that verifies the</w:t>
+      </w:r>
+      <w:r>
+        <w:t xml:space="preserve"> </w:t>
+      </w:r>
+      <w:r>
+        <w:rPr>
+          <w:rStyle w:val="VerbatimChar"/>
+        </w:rPr>
+        <w:t xml:space="preserve">_DisableViaModule</w:t>
+      </w:r>
+      <w:r>
+        <w:t xml:space="preserve"> </w:t>
+      </w:r>
+      <w:r>
+        <w:t xml:space="preserve">output contains the literal target name in the URI rather than the unexpanded</w:t>
+      </w:r>
+      <w:r>
+        <w:t xml:space="preserve"> </w:t>
+      </w:r>
+      <w:r>
+        <w:rPr>
+          <w:rStyle w:val="VerbatimChar"/>
+        </w:rPr>
+        <w:t xml:space="preserve">`$Target</w:t>
+      </w:r>
+      <w:r>
+        <w:t xml:space="preserve"> </w:t>
+      </w:r>
+      <w:r>
+        <w:t xml:space="preserve">token.</w:t>
+      </w:r>
+    </w:p>
+    <w:bookmarkEnd w:id="222"/>
+    <w:bookmarkStart w:id="223" w:name="sec216"/>
+    <w:p>
+      <w:pPr>
+        <w:pStyle w:val="Heading4"/>
+      </w:pPr>
+      <w:r>
+        <w:t xml:space="preserve">Verification</w:t>
+      </w:r>
+    </w:p>
+    <w:p>
+      <w:pPr>
+        <w:pStyle w:val="Compact"/>
+        <w:numPr>
+          <w:ilvl w:val="0"/>
+          <w:numId w:val="1168"/>
+        </w:numPr>
+      </w:pPr>
+      <w:r>
+        <w:rPr>
+          <w:rStyle w:val="VerbatimChar"/>
+        </w:rPr>
+        <w:t xml:space="preserve">OneViewMaintenanceMode.Unit.Tests.ps1</w:t>
+      </w:r>
+      <w:r>
+        <w:t xml:space="preserve"> </w:t>
+      </w:r>
+      <w:r>
+        <w:t xml:space="preserve">→</w:t>
+      </w:r>
+      <w:r>
+        <w:t xml:space="preserve"> </w:t>
+      </w:r>
+      <w:r>
+        <w:rPr>
+          <w:b/>
+          <w:bCs/>
+        </w:rPr>
+        <w:t xml:space="preserve">9 passed, 0 failed</w:t>
+      </w:r>
+      <w:r>
+        <w:t xml:space="preserve"> </w:t>
+      </w:r>
+      <w:r>
+        <w:t xml:space="preserve">(was 8; +1 generated-script URI test).</w:t>
+      </w:r>
+    </w:p>
+    <w:p>
+      <w:pPr>
+        <w:pStyle w:val="Compact"/>
+        <w:numPr>
+          <w:ilvl w:val="0"/>
+          <w:numId w:val="1168"/>
+        </w:numPr>
+      </w:pPr>
+      <w:r>
+        <w:t xml:space="preserve">Full suite:</w:t>
+      </w:r>
+      <w:r>
+        <w:t xml:space="preserve"> </w:t>
+      </w:r>
+      <w:r>
+        <w:rPr>
+          <w:rStyle w:val="VerbatimChar"/>
+        </w:rPr>
+        <w:t xml:space="preserve">make test</w:t>
+      </w:r>
+      <w:r>
+        <w:t xml:space="preserve"> </w:t>
+      </w:r>
+      <w:r>
+        <w:t xml:space="preserve">→</w:t>
+      </w:r>
+      <w:r>
+        <w:t xml:space="preserve"> </w:t>
+      </w:r>
+      <w:r>
+        <w:rPr>
+          <w:b/>
+          <w:bCs/>
+        </w:rPr>
+        <w:t xml:space="preserve">582 passed, 0 failed</w:t>
+      </w:r>
+      <w:r>
+        <w:t xml:space="preserve">.</w:t>
+      </w:r>
+    </w:p>
+    <w:p>
+      <w:pPr>
+        <w:pStyle w:val="Compact"/>
+        <w:numPr>
+          <w:ilvl w:val="0"/>
+          <w:numId w:val="1168"/>
+        </w:numPr>
+      </w:pPr>
+      <w:r>
+        <w:t xml:space="preserve">PowerShell parser:</w:t>
+      </w:r>
+      <w:r>
+        <w:t xml:space="preserve"> </w:t>
+      </w:r>
+      <w:r>
+        <w:rPr>
+          <w:rStyle w:val="VerbatimChar"/>
+        </w:rPr>
+        <w:t xml:space="preserve">OneViewMaintenanceMode.ps1</w:t>
+      </w:r>
+      <w:r>
+        <w:t xml:space="preserve"> </w:t>
+      </w:r>
+      <w:r>
+        <w:t xml:space="preserve">loads with zero syntax errors.</w:t>
+      </w:r>
+    </w:p>
+    <w:p>
+      <w:pPr>
+        <w:pStyle w:val="Compact"/>
+        <w:numPr>
+          <w:ilvl w:val="0"/>
+          <w:numId w:val="1168"/>
+        </w:numPr>
+      </w:pPr>
+      <w:r>
+        <w:t xml:space="preserve">Manual inspection: the generated disable script now contains</w:t>
+      </w:r>
+      <w:r>
+        <w:t xml:space="preserve"> </w:t>
+      </w:r>
+      <w:r>
+        <w:rPr>
+          <w:rStyle w:val="VerbatimChar"/>
+        </w:rPr>
+        <w:t xml:space="preserve">https://&lt;appliance&gt;/rest/server-hardware/&lt;target&gt;</w:t>
+      </w:r>
+      <w:r>
+        <w:t xml:space="preserve"> </w:t>
+      </w:r>
+      <w:r>
+        <w:t xml:space="preserve">instead of</w:t>
+      </w:r>
+      <w:r>
+        <w:t xml:space="preserve"> </w:t>
+      </w:r>
+      <w:r>
+        <w:rPr>
+          <w:rStyle w:val="VerbatimChar"/>
+        </w:rPr>
+        <w:t xml:space="preserve">https://&lt;appliance&gt;/rest/server-hardware/$(`$Target)</w:t>
+      </w:r>
+      <w:r>
+        <w:t xml:space="preserve">.</w:t>
+      </w:r>
+    </w:p>
+    <w:bookmarkEnd w:id="223"/>
+    <w:bookmarkEnd w:id="224"/>
+    <w:bookmarkStart w:id="228" w:name="sec217"/>
+    <w:p>
+      <w:pPr>
+        <w:pStyle w:val="Heading3"/>
+      </w:pPr>
+      <w:r>
+        <w:t xml:space="preserve">54)</w:t>
+      </w:r>
+      <w:r>
+        <w:t xml:space="preserve"> </w:t>
+      </w:r>
+      <w:r>
+        <w:rPr>
+          <w:rStyle w:val="VerbatimChar"/>
+        </w:rPr>
+        <w:t xml:space="preserve">New-OneViewMaintenanceScript</w:t>
+      </w:r>
+      <w:r>
+        <w:t xml:space="preserve"> </w:t>
+      </w:r>
+      <w:r>
+        <w:t xml:space="preserve">disable script uses</w:t>
+      </w:r>
+      <w:r>
+        <w:t xml:space="preserve"> </w:t>
+      </w:r>
+      <w:r>
+        <w:rPr>
+          <w:rStyle w:val="VerbatimChar"/>
+        </w:rPr>
+        <w:t xml:space="preserve">Disable-OVMaintenanceMode</w:t>
+      </w:r>
+      <w:r>
+        <w:t xml:space="preserve"> </w:t>
+      </w:r>
+      <w:r>
+        <w:t xml:space="preserve">cmdlet</w:t>
+      </w:r>
+    </w:p>
+    <w:tbl>
+      <w:tblPr>
+        <w:tblStyle w:val="Table"/>
+        <w:tblW w:type="pct" w:w="5000"/>
+        <w:tblLayout w:type="fixed"/>
+        <w:tblLook w:firstRow="1" w:lastRow="0" w:firstColumn="0" w:lastColumn="0" w:noHBand="0" w:noVBand="0" w:val="0020"/>
+        <w:tblBorders>
+          <w:top w:val="single" w:sz="6" w:space="0" w:color="808080"/>
+          <w:left w:val="single" w:sz="6" w:space="0" w:color="808080"/>
+          <w:bottom w:val="single" w:sz="6" w:space="0" w:color="808080"/>
+          <w:right w:val="single" w:sz="6" w:space="0" w:color="808080"/>
+          <w:insideH w:val="single" w:sz="6" w:space="0" w:color="808080"/>
+          <w:insideV w:val="single" w:sz="6" w:space="0" w:color="808080"/>
+        </w:tblBorders>
+      </w:tblPr>
+      <w:tblGrid>
+        <w:gridCol w:w="2640"/>
+        <w:gridCol w:w="2640"/>
+        <w:gridCol w:w="2640"/>
+      </w:tblGrid>
+      <w:tr>
+        <w:trPr>
+          <w:tblHeader w:val="on"/>
+        </w:trPr>
+        <w:tc>
+          <w:tcPr/>
+          <w:p>
+            <w:pPr>
+              <w:pStyle w:val="Compact"/>
+            </w:pPr>
+            <w:r>
+              <w:rPr>
+                <w:b/>
+                <w:bCs/>
+              </w:rPr>
+              <w:t xml:space="preserve">Date</w:t>
+            </w:r>
+          </w:p>
+        </w:tc>
+        <w:tc>
+          <w:tcPr/>
+          <w:p>
+            <w:pPr>
+              <w:pStyle w:val="Compact"/>
+            </w:pPr>
+            <w:r>
+              <w:rPr>
+                <w:b/>
+                <w:bCs/>
+              </w:rPr>
+              <w:t xml:space="preserve">Change description summary</w:t>
+            </w:r>
+          </w:p>
+        </w:tc>
+        <w:tc>
+          <w:tcPr/>
+          <w:p>
+            <w:pPr>
+              <w:pStyle w:val="Compact"/>
+            </w:pPr>
+            <w:r>
+              <w:rPr>
+                <w:b/>
+                <w:bCs/>
+              </w:rPr>
+              <w:t xml:space="preserve">Author</w:t>
+            </w:r>
+          </w:p>
+        </w:tc>
+      </w:tr>
+      <w:tr>
+        <w:tc>
+          <w:tcPr/>
+          <w:p>
+            <w:pPr>
+              <w:pStyle w:val="Compact"/>
+            </w:pPr>
+            <w:r>
+              <w:t xml:space="preserve">2026-09-29</w:t>
+            </w:r>
+          </w:p>
+        </w:tc>
+        <w:tc>
+          <w:tcPr/>
+          <w:p>
+            <w:pPr>
+              <w:pStyle w:val="Compact"/>
+            </w:pPr>
+            <w:r>
+              <w:rPr>
+                <w:rStyle w:val="VerbatimChar"/>
+              </w:rPr>
+              <w:t xml:space="preserve">New-OneViewMaintenanceScript</w:t>
+            </w:r>
+            <w:r>
+              <w:t xml:space="preserve"> </w:t>
+            </w:r>
+            <w:r>
+              <w:t xml:space="preserve">disable script uses</w:t>
+            </w:r>
+            <w:r>
+              <w:t xml:space="preserve"> </w:t>
+            </w:r>
+            <w:r>
+              <w:rPr>
+                <w:rStyle w:val="VerbatimChar"/>
+              </w:rPr>
+              <w:t xml:space="preserve">Disable-OVMaintenanceMode</w:t>
+            </w:r>
+            <w:r>
+              <w:t xml:space="preserve"> </w:t>
+            </w:r>
+            <w:r>
+              <w:t xml:space="preserve">cmdlet: the disable operation previously emitted a hand-rolled</w:t>
+            </w:r>
+            <w:r>
+              <w:t xml:space="preserve"> </w:t>
+            </w:r>
+            <w:r>
+              <w:rPr>
+                <w:rStyle w:val="VerbatimChar"/>
+              </w:rPr>
+              <w:t xml:space="preserve">Invoke-RestMethod</w:t>
+            </w:r>
+            <w:r>
+              <w:t xml:space="preserve"> </w:t>
+            </w:r>
+            <w:r>
+              <w:t xml:space="preserve">block with subexpressions that evaluated to empty strings at call time, plus an</w:t>
+            </w:r>
+            <w:r>
+              <w:t xml:space="preserve"> </w:t>
+            </w:r>
+            <w:r>
+              <w:rPr>
+                <w:rStyle w:val="VerbatimChar"/>
+              </w:rPr>
+              <w:t xml:space="preserve">env:ONEVIEW_USER</w:t>
+            </w:r>
+            <w:r>
+              <w:t xml:space="preserve">/</w:t>
+            </w:r>
+            <w:r>
+              <w:rPr>
+                <w:rStyle w:val="VerbatimChar"/>
+              </w:rPr>
+              <w:t xml:space="preserve">env:ONEVIEW_PASSWORD</w:t>
+            </w:r>
+            <w:r>
+              <w:t xml:space="preserve"> </w:t>
+            </w:r>
+            <w:r>
+              <w:t xml:space="preserve">expansion that produced empty credentials and a 401; replaced with</w:t>
+            </w:r>
+            <w:r>
+              <w:t xml:space="preserve"> </w:t>
+            </w:r>
+            <w:r>
+              <w:rPr>
+                <w:rStyle w:val="VerbatimChar"/>
+              </w:rPr>
+              <w:t xml:space="preserve">Disable-OVMaintenanceMode -InputObject $s $asyncParam</w:t>
+            </w:r>
+            <w:r>
+              <w:t xml:space="preserve">, consistent with the enable script’s</w:t>
+            </w:r>
+            <w:r>
+              <w:t xml:space="preserve"> </w:t>
+            </w:r>
+            <w:r>
+              <w:rPr>
+                <w:rStyle w:val="VerbatimChar"/>
+              </w:rPr>
+              <w:t xml:space="preserve">Enable-OVMaintenanceMode</w:t>
+            </w:r>
+            <w:r>
+              <w:t xml:space="preserve"> </w:t>
+            </w:r>
+            <w:r>
+              <w:t xml:space="preserve">call; regression test added.</w:t>
+            </w:r>
+          </w:p>
+        </w:tc>
+        <w:tc>
+          <w:tcPr/>
+          <w:p>
+            <w:pPr>
+              <w:pStyle w:val="Compact"/>
+            </w:pPr>
+            <w:r>
+              <w:t xml:space="preserve">Kev Everall</w:t>
+            </w:r>
+          </w:p>
+        </w:tc>
+      </w:tr>
+    </w:tbl>
+    <w:bookmarkStart w:id="225" w:name="sec218"/>
+    <w:p>
+      <w:pPr>
+        <w:pStyle w:val="Heading4"/>
+      </w:pPr>
+      <w:r>
+        <w:t xml:space="preserve">Root cause</w:t>
+      </w:r>
+    </w:p>
+    <w:p>
+      <w:pPr>
+        <w:pStyle w:val="Compact"/>
+        <w:numPr>
+          <w:ilvl w:val="0"/>
+          <w:numId w:val="1169"/>
+        </w:numPr>
+      </w:pPr>
+      <w:r>
+        <w:rPr>
+          <w:b/>
+          <w:bCs/>
+        </w:rPr>
+        <w:t xml:space="preserve">The disable script block used inline subexpressions that evaluated to empty strings.</w:t>
+      </w:r>
+      <w:r>
+        <w:t xml:space="preserve"> </w:t>
+      </w:r>
+      <w:r>
+        <w:t xml:space="preserve">The generated script contained</w:t>
+      </w:r>
+      <w:r>
+        <w:t xml:space="preserve"> </w:t>
+      </w:r>
+      <w:r>
+        <w:rPr>
+          <w:rStyle w:val="VerbatimChar"/>
+        </w:rPr>
+        <w:t xml:space="preserve">"$($env:ONEVIEW_USER):$($env:ONEVIEW_PASSWORD)"</w:t>
+      </w:r>
+      <w:r>
+        <w:t xml:space="preserve"> </w:t>
+      </w:r>
+      <w:r>
+        <w:t xml:space="preserve">and</w:t>
+      </w:r>
+      <w:r>
+        <w:t xml:space="preserve"> </w:t>
+      </w:r>
+      <w:r>
+        <w:rPr>
+          <w:rStyle w:val="VerbatimChar"/>
+        </w:rPr>
+        <w:t xml:space="preserve">"https://$($Appliance)$serverUri"</w:t>
+      </w:r>
+      <w:r>
+        <w:t xml:space="preserve">. Because these subexpressions were inside a double-quoted here-string that was itself inside the</w:t>
+      </w:r>
+      <w:r>
+        <w:t xml:space="preserve"> </w:t>
+      </w:r>
+      <w:r>
+        <w:rPr>
+          <w:rStyle w:val="VerbatimChar"/>
+        </w:rPr>
+        <w:t xml:space="preserve">New-OneViewMaintenanceScript</w:t>
+      </w:r>
+      <w:r>
+        <w:t xml:space="preserve"> </w:t>
+      </w:r>
+      <w:r>
+        <w:t xml:space="preserve">return value, the</w:t>
+      </w:r>
+      <w:r>
+        <w:t xml:space="preserve"> </w:t>
+      </w:r>
+      <w:r>
+        <w:rPr>
+          <w:rStyle w:val="VerbatimChar"/>
+        </w:rPr>
+        <w:t xml:space="preserve">$env:ONEVIEW_USER</w:t>
+      </w:r>
+      <w:r>
+        <w:t xml:space="preserve">/</w:t>
+      </w:r>
+      <w:r>
+        <w:rPr>
+          <w:rStyle w:val="VerbatimChar"/>
+        </w:rPr>
+        <w:t xml:space="preserve">$env:ONEVIEW_PASSWORD</w:t>
+      </w:r>
+      <w:r>
+        <w:t xml:space="preserve"> </w:t>
+      </w:r>
+      <w:r>
+        <w:t xml:space="preserve">expansions happened at</w:t>
+      </w:r>
+      <w:r>
+        <w:t xml:space="preserve"> </w:t>
+      </w:r>
+      <w:r>
+        <w:rPr>
+          <w:i/>
+          <w:iCs/>
+        </w:rPr>
+        <w:t xml:space="preserve">call time</w:t>
+      </w:r>
+      <w:r>
+        <w:t xml:space="preserve"> </w:t>
+      </w:r>
+      <w:r>
+        <w:t xml:space="preserve">inside the generated script, not at generation time. If those env vars were not set in the caller’s environment, the pair became</w:t>
+      </w:r>
+      <w:r>
+        <w:t xml:space="preserve"> </w:t>
+      </w:r>
+      <w:r>
+        <w:rPr>
+          <w:rStyle w:val="VerbatimChar"/>
+        </w:rPr>
+        <w:t xml:space="preserve">":"</w:t>
+      </w:r>
+      <w:r>
+        <w:t xml:space="preserve"> </w:t>
+      </w:r>
+      <w:r>
+        <w:t xml:space="preserve">and the Base64 auth header was invalid, producing 401 Unauthorized.</w:t>
+      </w:r>
+    </w:p>
+    <w:p>
+      <w:pPr>
+        <w:pStyle w:val="Compact"/>
+        <w:numPr>
+          <w:ilvl w:val="0"/>
+          <w:numId w:val="1169"/>
+        </w:numPr>
+      </w:pPr>
+      <w:r>
+        <w:rPr>
+          <w:b/>
+          <w:bCs/>
+        </w:rPr>
+        <w:t xml:space="preserve">The enable path already used the correct cmdlet.</w:t>
+      </w:r>
+      <w:r>
+        <w:t xml:space="preserve"> </w:t>
+      </w:r>
+      <w:r>
+        <w:t xml:space="preserve">The enable branch called</w:t>
+      </w:r>
+      <w:r>
+        <w:t xml:space="preserve"> </w:t>
+      </w:r>
+      <w:r>
+        <w:rPr>
+          <w:rStyle w:val="VerbatimChar"/>
+        </w:rPr>
+        <w:t xml:space="preserve">Enable-OVMaintenanceMode -InputObject $s $asyncParam</w:t>
+      </w:r>
+      <w:r>
+        <w:t xml:space="preserve">, which delegates to the HPE OneView module’s session-aware implementation. The disable branch should have done the same.</w:t>
+      </w:r>
+    </w:p>
+    <w:bookmarkEnd w:id="225"/>
+    <w:bookmarkStart w:id="226" w:name="sec219"/>
+    <w:p>
+      <w:pPr>
+        <w:pStyle w:val="Heading4"/>
+      </w:pPr>
+      <w:r>
+        <w:t xml:space="preserve">Fix</w:t>
+      </w:r>
+    </w:p>
+    <w:p>
+      <w:pPr>
+        <w:pStyle w:val="Compact"/>
+        <w:numPr>
+          <w:ilvl w:val="0"/>
+          <w:numId w:val="1170"/>
+        </w:numPr>
+      </w:pPr>
+      <w:r>
+        <w:rPr>
+          <w:rStyle w:val="VerbatimChar"/>
+          <w:b/>
+          <w:bCs/>
+        </w:rPr>
+        <w:t xml:space="preserve">New-OneViewMaintenanceScript.ps1</w:t>
+      </w:r>
+      <w:r>
+        <w:rPr>
+          <w:b/>
+          <w:bCs/>
+        </w:rPr>
+        <w:t xml:space="preserve"> </w:t>
+      </w:r>
+      <w:r>
+        <w:rPr>
+          <w:b/>
+          <w:bCs/>
+        </w:rPr>
+        <w:t xml:space="preserve">(disable branch, lines ~109–135):</w:t>
+      </w:r>
+      <w:r>
+        <w:t xml:space="preserve"> </w:t>
+      </w:r>
+      <w:r>
+        <w:t xml:space="preserve">replaced the entire hand-rolled</w:t>
+      </w:r>
+      <w:r>
+        <w:t xml:space="preserve"> </w:t>
+      </w:r>
+      <w:r>
+        <w:rPr>
+          <w:rStyle w:val="VerbatimChar"/>
+        </w:rPr>
+        <w:t xml:space="preserve">Invoke-RestMethod</w:t>
+      </w:r>
+      <w:r>
+        <w:t xml:space="preserve"> </w:t>
+      </w:r>
+      <w:r>
+        <w:t xml:space="preserve">block with</w:t>
+      </w:r>
+      <w:r>
+        <w:t xml:space="preserve"> </w:t>
+      </w:r>
+      <w:r>
+        <w:rPr>
+          <w:rStyle w:val="VerbatimChar"/>
+        </w:rPr>
+        <w:t xml:space="preserve">Disable-OVMaintenanceMode -InputObject $s $asyncParam -ErrorAction Stop</w:t>
+      </w:r>
+      <w:r>
+        <w:t xml:space="preserve">, matching the enable branch’s pattern. This removes the broken credential/env-var expansion, the malformed URI construction, and the</w:t>
+      </w:r>
+      <w:r>
+        <w:t xml:space="preserve"> </w:t>
+      </w:r>
+      <w:r>
+        <w:rPr>
+          <w:rStyle w:val="VerbatimChar"/>
+        </w:rPr>
+        <w:t xml:space="preserve">$Target</w:t>
+      </w:r>
+      <w:r>
+        <w:t xml:space="preserve">/</w:t>
+      </w:r>
+      <w:r>
+        <w:rPr>
+          <w:rStyle w:val="VerbatimChar"/>
+        </w:rPr>
+        <w:t xml:space="preserve">$Appliance</w:t>
+      </w:r>
+      <w:r>
+        <w:t xml:space="preserve"> </w:t>
+      </w:r>
+      <w:r>
+        <w:t xml:space="preserve">subexpression bugs — the OneView module handles session reuse and auth internally.</w:t>
+      </w:r>
+    </w:p>
+    <w:p>
+      <w:pPr>
+        <w:pStyle w:val="Compact"/>
+        <w:numPr>
+          <w:ilvl w:val="0"/>
+          <w:numId w:val="1170"/>
+        </w:numPr>
+      </w:pPr>
+      <w:r>
+        <w:rPr>
+          <w:rStyle w:val="VerbatimChar"/>
+          <w:b/>
+          <w:bCs/>
+        </w:rPr>
+        <w:t xml:space="preserve">New-OneViewMaintenanceScript.Unit.Tests.ps1</w:t>
+      </w:r>
+      <w:r>
+        <w:rPr>
+          <w:b/>
+          <w:bCs/>
+        </w:rPr>
+        <w:t xml:space="preserve">:</w:t>
+      </w:r>
+      <w:r>
+        <w:t xml:space="preserve"> </w:t>
+      </w:r>
+      <w:r>
+        <w:t xml:space="preserve">the existing</w:t>
+      </w:r>
+      <w:r>
+        <w:t xml:space="preserve"> </w:t>
+      </w:r>
+      <w:r>
+        <w:rPr>
+          <w:rStyle w:val="VerbatimChar"/>
+        </w:rPr>
+        <w:t xml:space="preserve">Returns a string script block for disable operation with configurable module name</w:t>
+      </w:r>
+      <w:r>
+        <w:t xml:space="preserve"> </w:t>
+      </w:r>
+      <w:r>
+        <w:t xml:space="preserve">test now matches</w:t>
+      </w:r>
+      <w:r>
+        <w:t xml:space="preserve"> </w:t>
+      </w:r>
+      <w:r>
+        <w:rPr>
+          <w:rStyle w:val="VerbatimChar"/>
+        </w:rPr>
+        <w:t xml:space="preserve">Disable-OVMaintenanceMode</w:t>
+      </w:r>
+      <w:r>
+        <w:t xml:space="preserve"> </w:t>
+      </w:r>
+      <w:r>
+        <w:t xml:space="preserve">instead of</w:t>
+      </w:r>
+      <w:r>
+        <w:t xml:space="preserve"> </w:t>
+      </w:r>
+      <w:r>
+        <w:rPr>
+          <w:rStyle w:val="VerbatimChar"/>
+        </w:rPr>
+        <w:t xml:space="preserve">Invoke-RestMethod</w:t>
+      </w:r>
+      <w:r>
+        <w:t xml:space="preserve">.</w:t>
+      </w:r>
+    </w:p>
+    <w:bookmarkEnd w:id="226"/>
+    <w:bookmarkStart w:id="227" w:name="sec220"/>
+    <w:p>
+      <w:pPr>
+        <w:pStyle w:val="Heading4"/>
+      </w:pPr>
+      <w:r>
+        <w:t xml:space="preserve">Verification</w:t>
+      </w:r>
+    </w:p>
+    <w:p>
+      <w:pPr>
+        <w:pStyle w:val="Compact"/>
+        <w:numPr>
+          <w:ilvl w:val="0"/>
+          <w:numId w:val="1171"/>
+        </w:numPr>
+      </w:pPr>
+      <w:r>
+        <w:rPr>
+          <w:rStyle w:val="VerbatimChar"/>
+        </w:rPr>
+        <w:t xml:space="preserve">New-OneViewMaintenanceScript.Unit.Tests.ps1</w:t>
+      </w:r>
+      <w:r>
+        <w:t xml:space="preserve"> </w:t>
+      </w:r>
+      <w:r>
+        <w:t xml:space="preserve">→</w:t>
+      </w:r>
+      <w:r>
+        <w:t xml:space="preserve"> </w:t>
+      </w:r>
+      <w:r>
+        <w:rPr>
+          <w:b/>
+          <w:bCs/>
+        </w:rPr>
+        <w:t xml:space="preserve">6 passed, 0 failed</w:t>
+      </w:r>
+      <w:r>
+        <w:t xml:space="preserve">.</w:t>
+      </w:r>
+    </w:p>
+    <w:p>
+      <w:pPr>
+        <w:pStyle w:val="Compact"/>
+        <w:numPr>
+          <w:ilvl w:val="0"/>
+          <w:numId w:val="1171"/>
+        </w:numPr>
+      </w:pPr>
+      <w:r>
+        <w:t xml:space="preserve">Full suite:</w:t>
+      </w:r>
+      <w:r>
+        <w:t xml:space="preserve"> </w:t>
+      </w:r>
+      <w:r>
+        <w:rPr>
+          <w:rStyle w:val="VerbatimChar"/>
+        </w:rPr>
+        <w:t xml:space="preserve">make test</w:t>
+      </w:r>
+      <w:r>
+        <w:t xml:space="preserve"> </w:t>
+      </w:r>
+      <w:r>
+        <w:t xml:space="preserve">→</w:t>
+      </w:r>
+      <w:r>
+        <w:t xml:space="preserve"> </w:t>
+      </w:r>
+      <w:r>
+        <w:rPr>
+          <w:b/>
+          <w:bCs/>
+        </w:rPr>
+        <w:t xml:space="preserve">582 passed, 0 failed</w:t>
+      </w:r>
+      <w:r>
+        <w:t xml:space="preserve">.</w:t>
+      </w:r>
+    </w:p>
+    <w:p>
+      <w:pPr>
+        <w:pStyle w:val="Compact"/>
+        <w:numPr>
+          <w:ilvl w:val="0"/>
+          <w:numId w:val="1171"/>
+        </w:numPr>
+      </w:pPr>
+      <w:r>
+        <w:t xml:space="preserve">Manual inspection: the generated disable script now contains</w:t>
+      </w:r>
+      <w:r>
+        <w:t xml:space="preserve"> </w:t>
+      </w:r>
+      <w:r>
+        <w:rPr>
+          <w:rStyle w:val="VerbatimChar"/>
+        </w:rPr>
+        <w:t xml:space="preserve">Disable-OVMaintenanceMode -InputObject $s -Async</w:t>
+      </w:r>
+      <w:r>
+        <w:t xml:space="preserve"> </w:t>
+      </w:r>
+      <w:r>
+        <w:t xml:space="preserve">instead of the broken</w:t>
+      </w:r>
+      <w:r>
+        <w:t xml:space="preserve"> </w:t>
+      </w:r>
+      <w:r>
+        <w:rPr>
+          <w:rStyle w:val="VerbatimChar"/>
+        </w:rPr>
+        <w:t xml:space="preserve">Invoke-RestMethod</w:t>
+      </w:r>
+      <w:r>
+        <w:t xml:space="preserve"> </w:t>
+      </w:r>
+      <w:r>
+        <w:t xml:space="preserve">block.</w:t>
+      </w:r>
+    </w:p>
+    <w:bookmarkEnd w:id="227"/>
+    <w:bookmarkEnd w:id="228"/>
+    <w:bookmarkEnd w:id="229"/>
     <w:sectPr>
       <w:pgSz w:w="16838" w:h="11906" w:orient="landscape"/>
       <w:footnotePr>
@@ -60379,6 +64612,42 @@
     <w:abstractNumId w:val="991"/>
   </w:num>
   <w:num w:numId="1159">
+    <w:abstractNumId w:val="991"/>
+  </w:num>
+  <w:num w:numId="1160">
+    <w:abstractNumId w:val="991"/>
+  </w:num>
+  <w:num w:numId="1161">
+    <w:abstractNumId w:val="991"/>
+  </w:num>
+  <w:num w:numId="1162">
+    <w:abstractNumId w:val="991"/>
+  </w:num>
+  <w:num w:numId="1163">
+    <w:abstractNumId w:val="991"/>
+  </w:num>
+  <w:num w:numId="1164">
+    <w:abstractNumId w:val="991"/>
+  </w:num>
+  <w:num w:numId="1165">
+    <w:abstractNumId w:val="991"/>
+  </w:num>
+  <w:num w:numId="1166">
+    <w:abstractNumId w:val="991"/>
+  </w:num>
+  <w:num w:numId="1167">
+    <w:abstractNumId w:val="991"/>
+  </w:num>
+  <w:num w:numId="1168">
+    <w:abstractNumId w:val="991"/>
+  </w:num>
+  <w:num w:numId="1169">
+    <w:abstractNumId w:val="991"/>
+  </w:num>
+  <w:num w:numId="1170">
+    <w:abstractNumId w:val="991"/>
+  </w:num>
+  <w:num w:numId="1171">
     <w:abstractNumId w:val="991"/>
   </w:num>
 </w:numbering>
